--- a/docs/project_report.docx
+++ b/docs/project_report.docx
@@ -136,7 +136,7 @@
         <w:rPr>
           <w:color w:val="1A5276"/>
         </w:rPr>
-        <w:t>1. Introduction</w:t>
+        <w:t>Abstract</w:t>
       </w:r>
     </w:p>
     <w:p>
@@ -144,7 +144,7 @@
         <w:spacing w:after="120"/>
       </w:pPr>
       <w:r>
-        <w:t>Deep learning inference on edge devices demands low latency, low power, and deterministic execution — requirements that conventional software implementations on embedded processors cannot meet. Field-Programmable Gate Arrays (FPGAs) offer a compelling alternative: massively parallel fixed-function datapaths, on-chip memory bandwidth, and configurable precision.</w:t>
+        <w:t>This report presents the design and implementation of a real-time image classification accelerator based on the ShuffleNet V2 × 1.0 convolutional neural network, targeting the iWave ZU19EG Development Kit equipped with a Xilinx Zynq UltraScale+ MPSoC. The implementation consists of two parallel tracks: a hand-crafted RTL Verilog accelerator achieving timing closure at 100 MHz using a Q6.8 fixed-point datapath with on-chip BRAM weight storage, and four progressively optimized Vitis HLS C++ models targeting the same device for a quantitative comparison.</w:t>
       </w:r>
     </w:p>
     <w:p>
@@ -152,71 +152,7 @@
         <w:spacing w:after="120"/>
       </w:pPr>
       <w:r>
-        <w:t>This project delivers a fully custom RTL implementation of ShuffleNet V2 × 1.0, a state-of-the-art lightweight convolutional neural network for ImageNet classification, targeting the iWave ZU19EG Development Kit (Xilinx Zynq UltraScale+ MPSoC). The design achieves timing closure at 100 MHz using a Q6.8 fixed-point datapath, pipelined group execution, and on-chip BRAM weight storage.</w:t>
-      </w:r>
-    </w:p>
-    <w:p>
-      <w:pPr>
-        <w:spacing w:after="120"/>
-      </w:pPr>
-      <w:r>
-        <w:t>A parallel High-Level Synthesis (HLS) track using Vitis HLS provides a quantitative benchmark of the performance and efficiency gains achieved by the hand-optimized RTL implementation versus automated synthesis on the same target device.</w:t>
-      </w:r>
-    </w:p>
-    <w:p>
-      <w:pPr>
-        <w:pStyle w:val="Heading2"/>
-      </w:pPr>
-      <w:r>
-        <w:rPr>
-          <w:color w:val="1A5276"/>
-        </w:rPr>
-        <w:t>1.1 Objectives</w:t>
-      </w:r>
-    </w:p>
-    <w:p>
-      <w:pPr>
-        <w:pStyle w:val="ListBullet"/>
-        <w:spacing w:after="60"/>
-      </w:pPr>
-      <w:r>
-        <w:t>Implement the complete ShuffleNet V2 inference pipeline in hand-crafted RTL Verilog.</w:t>
-      </w:r>
-    </w:p>
-    <w:p>
-      <w:pPr>
-        <w:pStyle w:val="ListBullet"/>
-        <w:spacing w:after="60"/>
-      </w:pPr>
-      <w:r>
-        <w:t>Achieve timing closure at 100 MHz on the Zynq UltraScale+ ZU19EG.</w:t>
-      </w:r>
-    </w:p>
-    <w:p>
-      <w:pPr>
-        <w:pStyle w:val="ListBullet"/>
-        <w:spacing w:after="60"/>
-      </w:pPr>
-      <w:r>
-        <w:t>Minimize on-chip resource usage while meeting the ZU19EG DSP and BRAM budgets.</w:t>
-      </w:r>
-    </w:p>
-    <w:p>
-      <w:pPr>
-        <w:pStyle w:val="ListBullet"/>
-        <w:spacing w:after="60"/>
-      </w:pPr>
-      <w:r>
-        <w:t>Develop four progressively optimized HLS C++ models for RTL vs HLS comparison.</w:t>
-      </w:r>
-    </w:p>
-    <w:p>
-      <w:pPr>
-        <w:pStyle w:val="ListBullet"/>
-        <w:spacing w:after="60"/>
-      </w:pPr>
-      <w:r>
-        <w:t>Validate all RTL modules with self-checking Verilog testbenches (48 modules, all passing).</w:t>
+        <w:t>The RTL design uses 1,550 DSP48E2 slices (78.76%), 550.5 BRAM tiles (55.95%), and 68,299 LUTs (13.07%) on the ZU19EG. Timing is fully closed with a worst-case negative slack of +0.125 ns. All 48 synthesizable RTL modules are verified by self-contained Verilog testbenches that all pass without failures. The Q6.8 fixed-point Python model achieves approximately 71% Top-1 accuracy on 100 ImageNet validation images, confirming the numerical correctness of the quantization scheme.</w:t>
       </w:r>
     </w:p>
     <w:p>
@@ -232,80 +168,199 @@
         <w:rPr>
           <w:color w:val="1A5276"/>
         </w:rPr>
-        <w:t>2. Background and Related Work</w:t>
+        <w:t>Table of Contents</w:t>
       </w:r>
     </w:p>
     <w:p>
       <w:pPr>
-        <w:pStyle w:val="Heading2"/>
+        <w:spacing w:after="40"/>
       </w:pPr>
       <w:r>
-        <w:rPr>
-          <w:color w:val="1A5276"/>
-        </w:rPr>
-        <w:t>2.1 ShuffleNet V2 Architecture</w:t>
+        <w:t>1    Introduction</w:t>
       </w:r>
     </w:p>
     <w:p>
       <w:pPr>
-        <w:spacing w:after="120"/>
+        <w:spacing w:after="40"/>
       </w:pPr>
       <w:r>
-        <w:t>ShuffleNet V2 × 1.0 is a mobile-optimized CNN designed for efficient inference. The network processes 224×224 RGB images and produces a top-1 class index across 1,000 ImageNet categories. The architecture is organized into three main stages:</w:t>
+        <w:t>2    Background and Related Work</w:t>
       </w:r>
     </w:p>
     <w:p>
       <w:pPr>
-        <w:pStyle w:val="ListBullet"/>
-        <w:spacing w:after="60"/>
+        <w:spacing w:after="40"/>
       </w:pPr>
       <w:r>
-        <w:t>Stage 1 (Group 1): An initial 3×3 strided convolution followed by a 3×3 max pool, producing a 56×56×24 feature map.</w:t>
+        <w:t xml:space="preserve">  2.1    ShuffleNet V2 Network Architecture</w:t>
       </w:r>
     </w:p>
     <w:p>
       <w:pPr>
-        <w:pStyle w:val="ListBullet"/>
-        <w:spacing w:after="60"/>
+        <w:spacing w:after="40"/>
       </w:pPr>
       <w:r>
-        <w:t>Stage 2–4 (Group 2): Sixteen ShuffleNet V2 blocks, each consisting of a depthwise 3×3 convolution and a 1×1 pointwise convolution with channel shuffle.</w:t>
+        <w:t xml:space="preserve">  2.2    Fixed-Point Quantization</w:t>
       </w:r>
     </w:p>
     <w:p>
       <w:pPr>
-        <w:pStyle w:val="ListBullet"/>
-        <w:spacing w:after="60"/>
+        <w:spacing w:after="40"/>
       </w:pPr>
       <w:r>
-        <w:t>Stage 5 (Group 3): A final 1×1 convolution, global average pooling, and a fully connected classification layer producing 1,000 class scores.</w:t>
+        <w:t xml:space="preserve">  2.3    FPGA vs. Software Inference</w:t>
       </w:r>
     </w:p>
     <w:p>
       <w:pPr>
-        <w:pStyle w:val="Heading2"/>
+        <w:spacing w:after="40"/>
       </w:pPr>
       <w:r>
-        <w:rPr>
-          <w:color w:val="1A5276"/>
-        </w:rPr>
-        <w:t>2.2 Fixed-Point Quantization</w:t>
+        <w:t>3    System Architecture</w:t>
       </w:r>
     </w:p>
     <w:p>
       <w:pPr>
-        <w:spacing w:after="120"/>
+        <w:spacing w:after="40"/>
       </w:pPr>
       <w:r>
-        <w:t>All arithmetic uses the Q6.8 signed fixed-point format (15 bits: 1 sign, 6 integer, 8 fractional). Batch normalization parameters are folded into convolution weights offline using PyTorch, eliminating run-time normalization layers. Per-layer datapath widths are optimized to reduce resource usage while preserving accuracy.</w:t>
+        <w:t xml:space="preserve">  3.1    Processing System Interface</w:t>
       </w:r>
     </w:p>
     <w:p>
       <w:pPr>
-        <w:spacing w:after="120"/>
+        <w:spacing w:after="40"/>
       </w:pPr>
       <w:r>
-        <w:t>The Q6.8 model achieves approximately 71% Top-1 accuracy on 100 ImageNet validation images, verified against a bit-accurate Python simulation.</w:t>
+        <w:t xml:space="preserve">  3.2    Accelerator Top-Level</w:t>
+      </w:r>
+    </w:p>
+    <w:p>
+      <w:pPr>
+        <w:spacing w:after="40"/>
+      </w:pPr>
+      <w:r>
+        <w:t xml:space="preserve">  3.3    Memory Architecture</w:t>
+      </w:r>
+    </w:p>
+    <w:p>
+      <w:pPr>
+        <w:spacing w:after="40"/>
+      </w:pPr>
+      <w:r>
+        <w:t xml:space="preserve">  3.4    Pipelined Execution Model</w:t>
+      </w:r>
+    </w:p>
+    <w:p>
+      <w:pPr>
+        <w:spacing w:after="40"/>
+      </w:pPr>
+      <w:r>
+        <w:t>4    RTL Implementation</w:t>
+      </w:r>
+    </w:p>
+    <w:p>
+      <w:pPr>
+        <w:spacing w:after="40"/>
+      </w:pPr>
+      <w:r>
+        <w:t xml:space="preserve">  4.1    Common Arithmetic Primitives</w:t>
+      </w:r>
+    </w:p>
+    <w:p>
+      <w:pPr>
+        <w:spacing w:after="40"/>
+      </w:pPr>
+      <w:r>
+        <w:t xml:space="preserve">  4.2    Group 1 — 3×3 Convolution and Max Pooling</w:t>
+      </w:r>
+    </w:p>
+    <w:p>
+      <w:pPr>
+        <w:spacing w:after="40"/>
+      </w:pPr>
+      <w:r>
+        <w:t xml:space="preserve">  4.3    Group 2 — Depthwise and Pointwise Convolution</w:t>
+      </w:r>
+    </w:p>
+    <w:p>
+      <w:pPr>
+        <w:spacing w:after="40"/>
+      </w:pPr>
+      <w:r>
+        <w:t xml:space="preserve">  4.4    Group 3 — Pointwise Conv, Average Pool, and FC</w:t>
+      </w:r>
+    </w:p>
+    <w:p>
+      <w:pPr>
+        <w:spacing w:after="40"/>
+      </w:pPr>
+      <w:r>
+        <w:t xml:space="preserve">  4.5    Weight Storage and BN Folding</w:t>
+      </w:r>
+    </w:p>
+    <w:p>
+      <w:pPr>
+        <w:spacing w:after="40"/>
+      </w:pPr>
+      <w:r>
+        <w:t xml:space="preserve">  4.6    Split Synthesis Flow</w:t>
+      </w:r>
+    </w:p>
+    <w:p>
+      <w:pPr>
+        <w:spacing w:after="40"/>
+      </w:pPr>
+      <w:r>
+        <w:t>5    Verification</w:t>
+      </w:r>
+    </w:p>
+    <w:p>
+      <w:pPr>
+        <w:spacing w:after="40"/>
+      </w:pPr>
+      <w:r>
+        <w:t xml:space="preserve">  5.1    Unit-Level Testbenches</w:t>
+      </w:r>
+    </w:p>
+    <w:p>
+      <w:pPr>
+        <w:spacing w:after="40"/>
+      </w:pPr>
+      <w:r>
+        <w:t xml:space="preserve">  5.2    Software Model Verification</w:t>
+      </w:r>
+    </w:p>
+    <w:p>
+      <w:pPr>
+        <w:spacing w:after="40"/>
+      </w:pPr>
+      <w:r>
+        <w:t>6    HLS Reference Models</w:t>
+      </w:r>
+    </w:p>
+    <w:p>
+      <w:pPr>
+        <w:spacing w:after="40"/>
+      </w:pPr>
+      <w:r>
+        <w:t>7    Design Optimizations</w:t>
+      </w:r>
+    </w:p>
+    <w:p>
+      <w:pPr>
+        <w:spacing w:after="40"/>
+      </w:pPr>
+      <w:r>
+        <w:t>8    Implementation Results</w:t>
+      </w:r>
+    </w:p>
+    <w:p>
+      <w:pPr>
+        <w:spacing w:after="40"/>
+      </w:pPr>
+      <w:r>
+        <w:t>9    Conclusion</w:t>
       </w:r>
     </w:p>
     <w:p>
@@ -321,7 +376,7 @@
         <w:rPr>
           <w:color w:val="1A5276"/>
         </w:rPr>
-        <w:t>3. System Architecture</w:t>
+        <w:t>1. Introduction</w:t>
       </w:r>
     </w:p>
     <w:p>
@@ -329,18 +384,184 @@
         <w:spacing w:after="120"/>
       </w:pPr>
       <w:r>
-        <w:t>The accelerator is structured as a three-level hierarchy. At the board level, shufflenet_board_top integrates an MMCM clock generator and a 4-stage reset synchronizer. The accelerator communicates with the ARM Cortex-A53 Processing System via a 32 MB AXI4-Lite slave mapped at base address 0xA000_0000.</w:t>
+        <w:t>The proliferation of deep learning in computer vision has created strong demand for hardware accelerators capable of running convolutional neural network (CNN) inference at the network edge. Unlike cloud-based inference, edge deployment must satisfy strict constraints on latency, power consumption, and cost while operating without reliable network connectivity. Conventional embedded processors — including ARM Cortex-A class CPUs — cannot meet real-time latency targets for modern CNNs without dedicated hardware acceleration.</w:t>
       </w:r>
     </w:p>
     <w:p>
       <w:pPr>
+        <w:spacing w:after="120"/>
+      </w:pPr>
+      <w:r>
+        <w:t>Field-Programmable Gate Arrays (FPGAs) are well-suited to this domain. Their reconfigurable fabric enables massively parallel fixed-function datapaths that can be custom-tailored to the arithmetic structure of a specific neural network. Unlike GPUs, FPGAs offer deterministic execution, low power at moderate throughput, and the ability to exploit sparsity and reduced-precision arithmetic through custom datapath design.</w:t>
+      </w:r>
+    </w:p>
+    <w:p>
+      <w:pPr>
+        <w:spacing w:after="120"/>
+      </w:pPr>
+      <w:r>
+        <w:t>This project delivers two complementary implementations of ShuffleNet V2 × 1.0 targeting the iWave ZU19EG Development Kit (Xilinx Zynq UltraScale+ MPSoC, part xczu19eg-ffvc1760-1-i):</w:t>
+      </w:r>
+    </w:p>
+    <w:p>
+      <w:pPr>
+        <w:pStyle w:val="ListBullet"/>
+        <w:spacing w:after="60"/>
+      </w:pPr>
+      <w:r>
+        <w:t>An RTL track: a fully hand-crafted Verilog implementation with a Q6.8 fixed-point datapath, pipelined group execution, and all weights stored on-chip in Block RAM.</w:t>
+      </w:r>
+    </w:p>
+    <w:p>
+      <w:pPr>
+        <w:pStyle w:val="ListBullet"/>
+        <w:spacing w:after="60"/>
+      </w:pPr>
+      <w:r>
+        <w:t>An HLS track: four progressively optimized Vitis HLS C++ models targeting the same device, providing a quantitative benchmark of RTL efficiency versus automated synthesis.</w:t>
+      </w:r>
+    </w:p>
+    <w:p>
+      <w:pPr>
         <w:pStyle w:val="Heading2"/>
+      </w:pPr>
+      <w:r>
+        <w:rPr>
+          <w:color w:val="2E86C1"/>
+        </w:rPr>
+        <w:t>1.1 Contributions</w:t>
+      </w:r>
+    </w:p>
+    <w:p>
+      <w:pPr>
+        <w:spacing w:after="120"/>
+      </w:pPr>
+      <w:r>
+        <w:t>The primary contributions of this work are:</w:t>
+      </w:r>
+    </w:p>
+    <w:p>
+      <w:pPr>
+        <w:pStyle w:val="ListBullet"/>
+        <w:spacing w:after="60"/>
+      </w:pPr>
+      <w:r>
+        <w:t>A complete RTL implementation of ShuffleNet V2 × 1.0 that achieves timing closure at 100 MHz on the Zynq UltraScale+ ZU19EG.</w:t>
+      </w:r>
+    </w:p>
+    <w:p>
+      <w:pPr>
+        <w:pStyle w:val="ListBullet"/>
+        <w:spacing w:after="60"/>
+      </w:pPr>
+      <w:r>
+        <w:t>A per-layer fixed-point optimization framework that reduces datapath widths from a uniform 15-bit baseline to 8/10/12/9 bits per layer without accuracy degradation.</w:t>
+      </w:r>
+    </w:p>
+    <w:p>
+      <w:pPr>
+        <w:pStyle w:val="ListBullet"/>
+        <w:spacing w:after="60"/>
+      </w:pPr>
+      <w:r>
+        <w:t>A split out-of-context (OOC) synthesis methodology that reduces peak memory requirements from 34 GB to under 16 GB, enabling synthesis on commodity workstations.</w:t>
+      </w:r>
+    </w:p>
+    <w:p>
+      <w:pPr>
+        <w:pStyle w:val="ListBullet"/>
+        <w:spacing w:after="60"/>
+      </w:pPr>
+      <w:r>
+        <w:t>48 self-contained, self-checking Verilog testbenches covering every synthesizable RTL module in the design.</w:t>
+      </w:r>
+    </w:p>
+    <w:p>
+      <w:pPr>
+        <w:pStyle w:val="ListBullet"/>
+        <w:spacing w:after="60"/>
+      </w:pPr>
+      <w:r>
+        <w:t>A bit-accurate Q6.8 Python simulation model for offline accuracy verification of BN-folded fixed-point weights.</w:t>
+      </w:r>
+    </w:p>
+    <w:p>
+      <w:pPr>
+        <w:pStyle w:val="ListBullet"/>
+        <w:spacing w:after="60"/>
+      </w:pPr>
+      <w:r>
+        <w:t>Four Vitis HLS C++ reference models targeting the same ZU19EG device for a direct same-silicon RTL vs. HLS comparison.</w:t>
+      </w:r>
+    </w:p>
+    <w:p>
+      <w:pPr>
+        <w:pStyle w:val="Heading2"/>
+      </w:pPr>
+      <w:r>
+        <w:rPr>
+          <w:color w:val="2E86C1"/>
+        </w:rPr>
+        <w:t>1.2 Report Organization</w:t>
+      </w:r>
+    </w:p>
+    <w:p>
+      <w:pPr>
+        <w:spacing w:after="120"/>
+      </w:pPr>
+      <w:r>
+        <w:t>The remainder of this report is organized as follows. Section 2 provides background on the ShuffleNet V2 architecture and fixed-point quantization. Section 3 describes the overall system architecture. Section 4 details the RTL implementation of each processing group. Section 5 covers the verification methodology. Section 6 describes the HLS reference models. Section 7 summarizes the design optimizations. Section 8 presents the implementation results. Section 9 concludes with future work.</w:t>
+      </w:r>
+    </w:p>
+    <w:p>
+      <w:r>
+        <w:br w:type="page"/>
+      </w:r>
+    </w:p>
+    <w:p>
+      <w:pPr>
+        <w:pStyle w:val="Heading1"/>
       </w:pPr>
       <w:r>
         <w:rPr>
           <w:color w:val="1A5276"/>
         </w:rPr>
-        <w:t>3.1 Processing Groups</w:t>
+        <w:t>2. Background and Related Work</w:t>
+      </w:r>
+    </w:p>
+    <w:p>
+      <w:pPr>
+        <w:pStyle w:val="Heading2"/>
+      </w:pPr>
+      <w:r>
+        <w:rPr>
+          <w:color w:val="2E86C1"/>
+        </w:rPr>
+        <w:t>2.1 ShuffleNet V2 Network Architecture</w:t>
+      </w:r>
+    </w:p>
+    <w:p>
+      <w:pPr>
+        <w:spacing w:after="120"/>
+      </w:pPr>
+      <w:r>
+        <w:t>ShuffleNet V2 × 1.0 is a lightweight convolutional neural network architecture designed by Ma et al. (2018) for efficient mobile inference. It classifies 224×224 RGB images into one of 1,000 ImageNet categories. The architecture is structured around three computational stages, each consisting of stacked ShuffleNet V2 blocks.</w:t>
+      </w:r>
+    </w:p>
+    <w:p>
+      <w:pPr>
+        <w:spacing w:after="120"/>
+      </w:pPr>
+      <w:r>
+        <w:t>A ShuffleNet V2 block splits the input channels into two branches. The identity branch passes one half unchanged, while the feature branch applies a sequence of 1×1 pointwise convolution (PW), 3×3 depthwise convolution (DW), and another 1×1 pointwise convolution. The two branches are concatenated and their channels shuffled to mix information between them. This structure achieves a favorable balance between accuracy and computation cost by minimizing memory access cost and maximizing the ratio of floating-point operations to memory accesses.</w:t>
+      </w:r>
+    </w:p>
+    <w:p>
+      <w:pPr>
+        <w:spacing w:after="120"/>
+      </w:pPr>
+      <w:r>
+        <w:t>The three hardware processing groups map to the following network stages:</w:t>
       </w:r>
     </w:p>
     <w:tbl>
@@ -385,7 +606,7 @@
               <w:rPr>
                 <w:b/>
               </w:rPr>
-              <w:t>Function</w:t>
+              <w:t>Network Stage</w:t>
             </w:r>
           </w:p>
         </w:tc>
@@ -401,7 +622,7 @@
               <w:rPr>
                 <w:b/>
               </w:rPr>
-              <w:t>Input</w:t>
+              <w:t>Input Shape</w:t>
             </w:r>
           </w:p>
         </w:tc>
@@ -417,7 +638,7 @@
               <w:rPr>
                 <w:b/>
               </w:rPr>
-              <w:t>Output</w:t>
+              <w:t>Output Shape</w:t>
             </w:r>
           </w:p>
         </w:tc>
@@ -433,7 +654,7 @@
               <w:rPr>
                 <w:b/>
               </w:rPr>
-              <w:t>DSPs Used</w:t>
+              <w:t>Blocks</w:t>
             </w:r>
           </w:p>
         </w:tc>
@@ -455,7 +676,7 @@
           </w:tcPr>
           <w:p>
             <w:r>
-              <w:t>3×3 Conv + 3×3 MaxPool</w:t>
+              <w:t>Conv1 + MaxPool</w:t>
             </w:r>
           </w:p>
         </w:tc>
@@ -485,7 +706,7 @@
           </w:tcPr>
           <w:p>
             <w:r>
-              <w:t>216</w:t>
+              <w:t>1 conv + 1 pool</w:t>
             </w:r>
           </w:p>
         </w:tc>
@@ -507,7 +728,7 @@
           </w:tcPr>
           <w:p>
             <w:r>
-              <w:t>16 Shuffle Blocks (DW+PW)</w:t>
+              <w:t>Stage 2 (4 blocks)</w:t>
             </w:r>
           </w:p>
         </w:tc>
@@ -527,6 +748,110 @@
           </w:tcPr>
           <w:p>
             <w:r>
+              <w:t>28×28×116</w:t>
+            </w:r>
+          </w:p>
+        </w:tc>
+        <w:tc>
+          <w:tcPr>
+            <w:tcW w:type="dxa" w:w="1824"/>
+          </w:tcPr>
+          <w:p>
+            <w:r>
+              <w:t>4 shuffle blocks</w:t>
+            </w:r>
+          </w:p>
+        </w:tc>
+      </w:tr>
+      <w:tr>
+        <w:tc>
+          <w:tcPr>
+            <w:tcW w:type="dxa" w:w="1824"/>
+          </w:tcPr>
+          <w:p>
+            <w:r>
+              <w:t>Group 2</w:t>
+            </w:r>
+          </w:p>
+        </w:tc>
+        <w:tc>
+          <w:tcPr>
+            <w:tcW w:type="dxa" w:w="1824"/>
+          </w:tcPr>
+          <w:p>
+            <w:r>
+              <w:t>Stage 3 (8 blocks)</w:t>
+            </w:r>
+          </w:p>
+        </w:tc>
+        <w:tc>
+          <w:tcPr>
+            <w:tcW w:type="dxa" w:w="1824"/>
+          </w:tcPr>
+          <w:p>
+            <w:r>
+              <w:t>28×28×116</w:t>
+            </w:r>
+          </w:p>
+        </w:tc>
+        <w:tc>
+          <w:tcPr>
+            <w:tcW w:type="dxa" w:w="1824"/>
+          </w:tcPr>
+          <w:p>
+            <w:r>
+              <w:t>14×14×232</w:t>
+            </w:r>
+          </w:p>
+        </w:tc>
+        <w:tc>
+          <w:tcPr>
+            <w:tcW w:type="dxa" w:w="1824"/>
+          </w:tcPr>
+          <w:p>
+            <w:r>
+              <w:t>8 shuffle blocks</w:t>
+            </w:r>
+          </w:p>
+        </w:tc>
+      </w:tr>
+      <w:tr>
+        <w:tc>
+          <w:tcPr>
+            <w:tcW w:type="dxa" w:w="1824"/>
+          </w:tcPr>
+          <w:p>
+            <w:r>
+              <w:t>Group 2</w:t>
+            </w:r>
+          </w:p>
+        </w:tc>
+        <w:tc>
+          <w:tcPr>
+            <w:tcW w:type="dxa" w:w="1824"/>
+          </w:tcPr>
+          <w:p>
+            <w:r>
+              <w:t>Stage 4 (4 blocks)</w:t>
+            </w:r>
+          </w:p>
+        </w:tc>
+        <w:tc>
+          <w:tcPr>
+            <w:tcW w:type="dxa" w:w="1824"/>
+          </w:tcPr>
+          <w:p>
+            <w:r>
+              <w:t>14×14×232</w:t>
+            </w:r>
+          </w:p>
+        </w:tc>
+        <w:tc>
+          <w:tcPr>
+            <w:tcW w:type="dxa" w:w="1824"/>
+          </w:tcPr>
+          <w:p>
+            <w:r>
               <w:t>7×7×464</w:t>
             </w:r>
           </w:p>
@@ -537,7 +862,7 @@
           </w:tcPr>
           <w:p>
             <w:r>
-              <w:t>1,218</w:t>
+              <w:t>4 shuffle blocks</w:t>
             </w:r>
           </w:p>
         </w:tc>
@@ -559,7 +884,7 @@
           </w:tcPr>
           <w:p>
             <w:r>
-              <w:t>PW + AvgPool + FC + Argmax</w:t>
+              <w:t>Conv5 + AvgPool + FC</w:t>
             </w:r>
           </w:p>
         </w:tc>
@@ -579,7 +904,7 @@
           </w:tcPr>
           <w:p>
             <w:r>
-              <w:t>class_idx</w:t>
+              <w:t>1000 scores</w:t>
             </w:r>
           </w:p>
         </w:tc>
@@ -589,53 +914,7 @@
           </w:tcPr>
           <w:p>
             <w:r>
-              <w:t>464</w:t>
-            </w:r>
-          </w:p>
-        </w:tc>
-      </w:tr>
-      <w:tr>
-        <w:tc>
-          <w:tcPr>
-            <w:tcW w:type="dxa" w:w="1824"/>
-          </w:tcPr>
-          <w:p>
-            <w:r>
-              <w:t>**Total**</w:t>
-            </w:r>
-          </w:p>
-        </w:tc>
-        <w:tc>
-          <w:tcPr>
-            <w:tcW w:type="dxa" w:w="1824"/>
-          </w:tcPr>
-          <w:p>
-            <w:r/>
-          </w:p>
-        </w:tc>
-        <w:tc>
-          <w:tcPr>
-            <w:tcW w:type="dxa" w:w="1824"/>
-          </w:tcPr>
-          <w:p>
-            <w:r/>
-          </w:p>
-        </w:tc>
-        <w:tc>
-          <w:tcPr>
-            <w:tcW w:type="dxa" w:w="1824"/>
-          </w:tcPr>
-          <w:p>
-            <w:r/>
-          </w:p>
-        </w:tc>
-        <w:tc>
-          <w:tcPr>
-            <w:tcW w:type="dxa" w:w="1824"/>
-          </w:tcPr>
-          <w:p>
-            <w:r>
-              <w:t>**1,898**</w:t>
+              <w:t>1+1+1</w:t>
             </w:r>
           </w:p>
         </w:tc>
@@ -648,9 +927,9 @@
       </w:pPr>
       <w:r>
         <w:rPr>
-          <w:color w:val="1A5276"/>
+          <w:color w:val="2E86C1"/>
         </w:rPr>
-        <w:t>3.2 Pipelined Execution</w:t>
+        <w:t>2.2 Fixed-Point Quantization</w:t>
       </w:r>
     </w:p>
     <w:p>
@@ -658,18 +937,170 @@
         <w:spacing w:after="120"/>
       </w:pPr>
       <w:r>
-        <w:t>Groups execute in a pipelined fashion managed by a 5-state FSM (accelerator_ctrl). While Group 3 classifies image N, Group 1 loads and convokes image N+1, and Group 2 processes the shuffled feature maps from image N. This overlap hides the latency of individual groups.</w:t>
+        <w:t>Deploying CNNs on FPGAs requires replacing 32-bit floating-point arithmetic with fixed-point representation to reduce resource usage and increase throughput. This project uses a Q6.8 format (15-bit signed: 1 sign bit, 6 integer bits, 8 fractional bits) as the baseline, with per-layer width optimization applied across the pipeline.</w:t>
       </w:r>
     </w:p>
     <w:p>
       <w:pPr>
+        <w:spacing w:after="120"/>
+      </w:pPr>
+      <w:r>
+        <w:t>Batch normalization (BN) layers are folded into the preceding convolution weights offline before synthesis. For a convolution weight W and BN parameters (γ, β, μ, σ):</w:t>
+      </w:r>
+    </w:p>
+    <w:p>
+      <w:pPr>
+        <w:spacing w:after="120"/>
+      </w:pPr>
+      <w:r>
+        <w:t xml:space="preserve">    W_folded = γ × W / σ</w:t>
+      </w:r>
+    </w:p>
+    <w:p>
+      <w:pPr>
+        <w:spacing w:after="120"/>
+      </w:pPr>
+      <w:r>
+        <w:t xml:space="preserve">    b_folded = β − γ × μ / σ</w:t>
+      </w:r>
+    </w:p>
+    <w:p>
+      <w:pPr>
+        <w:spacing w:after="120"/>
+      </w:pPr>
+      <w:r>
+        <w:t>This eliminates all run-time normalization operations, replacing them with pre-computed folded weights stored in on-chip ROMs. The folding is performed in PyTorch using the torchvision pretrained ShuffleNet V2 × 1.0 checkpoint, and quantized to the appropriate fixed-point format for each layer.</w:t>
+      </w:r>
+    </w:p>
+    <w:p>
+      <w:pPr>
         <w:pStyle w:val="Heading2"/>
+      </w:pPr>
+      <w:r>
+        <w:rPr>
+          <w:color w:val="2E86C1"/>
+        </w:rPr>
+        <w:t>2.3 FPGA vs. Software Inference</w:t>
+      </w:r>
+    </w:p>
+    <w:p>
+      <w:pPr>
+        <w:spacing w:after="120"/>
+      </w:pPr>
+      <w:r>
+        <w:t>ARM Cortex-A53 software inference on a 224×224 ShuffleNet V2 image requires approximately 146 million floating-point multiply-accumulate operations. At typical NEON SIMD throughput of ~4 GFLOPS, this corresponds to roughly 36 ms per frame — already below the 30 fps threshold but consuming significant CPU resources that would otherwise serve the operating system and application logic.</w:t>
+      </w:r>
+    </w:p>
+    <w:p>
+      <w:pPr>
+        <w:spacing w:after="120"/>
+      </w:pPr>
+      <w:r>
+        <w:t>A custom FPGA implementation replaces floating-point operations with fixed-point integer arithmetic at a fraction of the silicon area, while enabling massive parallelism through dedicated datapaths that operate every clock cycle. The Zynq UltraScale+ architecture allows tight coupling between the ARM PS and the PL accelerator via high-bandwidth AXI4 interfaces, enabling the PS to offload inference entirely to the PL while remaining available for other tasks.</w:t>
+      </w:r>
+    </w:p>
+    <w:p>
+      <w:r>
+        <w:br w:type="page"/>
+      </w:r>
+    </w:p>
+    <w:p>
+      <w:pPr>
+        <w:pStyle w:val="Heading1"/>
       </w:pPr>
       <w:r>
         <w:rPr>
           <w:color w:val="1A5276"/>
         </w:rPr>
-        <w:t>3.3 Memory Architecture</w:t>
+        <w:t>3. System Architecture</w:t>
+      </w:r>
+    </w:p>
+    <w:p>
+      <w:pPr>
+        <w:spacing w:after="120"/>
+      </w:pPr>
+      <w:r>
+        <w:t>The complete system is structured as a three-level hierarchy: the board-level wrapper, the accelerator integration layer, and the individual processing groups. Figure 1 (system_diagram.png in /docs) shows the full block diagram.</w:t>
+      </w:r>
+    </w:p>
+    <w:p>
+      <w:pPr>
+        <w:pStyle w:val="Heading2"/>
+      </w:pPr>
+      <w:r>
+        <w:rPr>
+          <w:color w:val="2E86C1"/>
+        </w:rPr>
+        <w:t>3.1 Processing System Interface</w:t>
+      </w:r>
+    </w:p>
+    <w:p>
+      <w:pPr>
+        <w:spacing w:after="120"/>
+      </w:pPr>
+      <w:r>
+        <w:t>The ARM Cortex-A53 Processing System (PS) communicates with the PL accelerator through an AXI4-Lite interface provided by the Zynq UltraScale+ PS IP. The M_AXI_HPM0_FPD master port is configured for 32-bit data width at 100 MHz, routed through a SmartConnect IP to the AXI4-Lite slave at base address 0xA000_0000 with a 32 MB address aperture.</w:t>
+      </w:r>
+    </w:p>
+    <w:p>
+      <w:pPr>
+        <w:spacing w:after="120"/>
+      </w:pPr>
+      <w:r>
+        <w:t>The AXI4-Lite slave (axi_photo_mem_slave.v) partitions the address space into two regions based on bit 21 of the write address:</w:t>
+      </w:r>
+    </w:p>
+    <w:p>
+      <w:pPr>
+        <w:pStyle w:val="ListBullet"/>
+        <w:spacing w:after="60"/>
+      </w:pPr>
+      <w:r>
+        <w:t>Pixel write region (AWADDR[21] = 0): The PS writes all 224×224×3 = 150,528 pixels through this region. AWADDR[20] selects the ping-pong bank, AWADDR[19:18] selects the channel (R/G/B), and AWADDR[17:2] provides the 16-bit pixel index. The AXI data word [14:0] carries the Q6.8 formatted pixel value.</w:t>
+      </w:r>
+    </w:p>
+    <w:p>
+      <w:pPr>
+        <w:pStyle w:val="ListBullet"/>
+        <w:spacing w:after="60"/>
+      </w:pPr>
+      <w:r>
+        <w:t>Control and Status Register (AWADDR[21] = 1): A single 32-bit register. Writing WDATA[0]=1 asserts photo_ready and starts inference. Reading returns RDATA[0]=photo_ready, RDATA[1]=busy, RDATA[2]=classification_done, and RDATA[12:3]=class_idx[9:0].</w:t>
+      </w:r>
+    </w:p>
+    <w:p>
+      <w:pPr>
+        <w:spacing w:after="120"/>
+      </w:pPr>
+      <w:r>
+        <w:t>The inference flow from the PS perspective is: (1) write all pixels, (2) write CSR=0x1 to trigger inference, (3) poll CSR until busy==0 and classification_done==1, (4) read class_idx, (5) write CSR=0x0 to clear before the next image.</w:t>
+      </w:r>
+    </w:p>
+    <w:p>
+      <w:pPr>
+        <w:pStyle w:val="Heading2"/>
+      </w:pPr>
+      <w:r>
+        <w:rPr>
+          <w:color w:val="2E86C1"/>
+        </w:rPr>
+        <w:t>3.2 Accelerator Top-Level</w:t>
+      </w:r>
+    </w:p>
+    <w:p>
+      <w:pPr>
+        <w:spacing w:after="120"/>
+      </w:pPr>
+      <w:r>
+        <w:t>The shufflenet_board_top module serves as the board-level wrapper. It instantiates a Mixed-Mode Clock Manager (MMCM, MMCME4_BASE primitive) that takes the 100 MHz pl_clk0 from the PS and regenerates a phase-clean 100 MHz clock for all PL logic (VCO = 1000 MHz, CLKOUT0_DIVIDE_F = 10). A 4-stage reset synchronizer converts the asynchronous pl_resetn0 from the PS into a synchronous active-low reset for the MMCM output domain, preventing metastability.</w:t>
+      </w:r>
+    </w:p>
+    <w:p>
+      <w:pPr>
+        <w:spacing w:after="120"/>
+      </w:pPr>
+      <w:r>
+        <w:t>The accelerator_top module integrates the three processing groups, the extra_mem feature map buffer, and the accelerator_ctrl FSM. The accelerator_ctrl implements a 5-state pipelined execution model:</w:t>
       </w:r>
     </w:p>
     <w:tbl>
@@ -696,7 +1127,7 @@
               <w:rPr>
                 <w:b/>
               </w:rPr>
-              <w:t>Buffer</w:t>
+              <w:t>State</w:t>
             </w:r>
           </w:p>
         </w:tc>
@@ -712,7 +1143,7 @@
               <w:rPr>
                 <w:b/>
               </w:rPr>
-              <w:t>Purpose</w:t>
+              <w:t>Activity</w:t>
             </w:r>
           </w:p>
         </w:tc>
@@ -728,7 +1159,7 @@
               <w:rPr>
                 <w:b/>
               </w:rPr>
-              <w:t>Size</w:t>
+              <w:t>Description</w:t>
             </w:r>
           </w:p>
         </w:tc>
@@ -740,7 +1171,7 @@
           </w:tcPr>
           <w:p>
             <w:r>
-              <w:t>photo_mem</w:t>
+              <w:t>IDLE</w:t>
             </w:r>
           </w:p>
         </w:tc>
@@ -750,7 +1181,7 @@
           </w:tcPr>
           <w:p>
             <w:r>
-              <w:t>Ping-pong input image (3 channels)</w:t>
+              <w:t>Waiting</w:t>
             </w:r>
           </w:p>
         </w:tc>
@@ -760,7 +1191,7 @@
           </w:tcPr>
           <w:p>
             <w:r>
-              <w:t>3 × 50,176 × 8-bit</w:t>
+              <w:t>All groups idle, waiting for photo_ready</w:t>
             </w:r>
           </w:p>
         </w:tc>
@@ -772,7 +1203,7 @@
           </w:tcPr>
           <w:p>
             <w:r>
-              <w:t>maxpool_mem</w:t>
+              <w:t>G1</w:t>
             </w:r>
           </w:p>
         </w:tc>
@@ -782,7 +1213,7 @@
           </w:tcPr>
           <w:p>
             <w:r>
-              <w:t>G1 → G2 feature map link</w:t>
+              <w:t>G1 active</w:t>
             </w:r>
           </w:p>
         </w:tc>
@@ -792,7 +1223,7 @@
           </w:tcPr>
           <w:p>
             <w:r>
-              <w:t>24 × 3,136 × 10-bit</w:t>
+              <w:t>Group 1 processes image N</w:t>
             </w:r>
           </w:p>
         </w:tc>
@@ -804,7 +1235,7 @@
           </w:tcPr>
           <w:p>
             <w:r>
-              <w:t>extra_mem</w:t>
+              <w:t>G1+G2</w:t>
             </w:r>
           </w:p>
         </w:tc>
@@ -814,7 +1245,7 @@
           </w:tcPr>
           <w:p>
             <w:r>
-              <w:t>G2 → G3 feature map link</w:t>
+              <w:t>G1 and G2</w:t>
             </w:r>
           </w:p>
         </w:tc>
@@ -824,7 +1255,7 @@
           </w:tcPr>
           <w:p>
             <w:r>
-              <w:t>29 × 1,024 × 12-bit</w:t>
+              <w:t>G1 processes image N+1 while G2 processes image N</w:t>
             </w:r>
           </w:p>
         </w:tc>
@@ -836,7 +1267,7 @@
           </w:tcPr>
           <w:p>
             <w:r>
-              <w:t>Weight ROMs</w:t>
+              <w:t>G1+G2+G3</w:t>
             </w:r>
           </w:p>
         </w:tc>
@@ -846,7 +1277,7 @@
           </w:tcPr>
           <w:p>
             <w:r>
-              <w:t>All BN-folded weights and biases</w:t>
+              <w:t>All active</w:t>
             </w:r>
           </w:p>
         </w:tc>
@@ -856,7 +1287,39 @@
           </w:tcPr>
           <w:p>
             <w:r>
-              <w:t>On-chip BRAM</w:t>
+              <w:t>Full pipeline: G1, G2, G3 all active</w:t>
+            </w:r>
+          </w:p>
+        </w:tc>
+      </w:tr>
+      <w:tr>
+        <w:tc>
+          <w:tcPr>
+            <w:tcW w:type="dxa" w:w="3041"/>
+          </w:tcPr>
+          <w:p>
+            <w:r>
+              <w:t>G1+G3</w:t>
+            </w:r>
+          </w:p>
+        </w:tc>
+        <w:tc>
+          <w:tcPr>
+            <w:tcW w:type="dxa" w:w="3041"/>
+          </w:tcPr>
+          <w:p>
+            <w:r>
+              <w:t>G1 and G3</w:t>
+            </w:r>
+          </w:p>
+        </w:tc>
+        <w:tc>
+          <w:tcPr>
+            <w:tcW w:type="dxa" w:w="3041"/>
+          </w:tcPr>
+          <w:p>
+            <w:r>
+              <w:t>G2 complete; G1 loads image N+2, G3 classifies image N</w:t>
             </w:r>
           </w:p>
         </w:tc>
@@ -865,64 +1328,29 @@
     <w:p/>
     <w:p>
       <w:pPr>
-        <w:pStyle w:val="Heading2"/>
+        <w:spacing w:after="120"/>
       </w:pPr>
       <w:r>
-        <w:rPr>
-          <w:color w:val="1A5276"/>
-        </w:rPr>
-        <w:t>3.4 AXI4-Lite Interface</w:t>
+        <w:t>The ping_pong_sel signal toggles on each accepted image, directing each group to the appropriate memory bank. busy is asserted whenever Group 1 or Group 2 is active, indicating the PS may not safely overwrite photo_mem.</w:t>
       </w:r>
     </w:p>
     <w:p>
       <w:pPr>
-        <w:spacing w:after="120"/>
+        <w:pStyle w:val="Heading2"/>
       </w:pPr>
       <w:r>
-        <w:t>The AXI4-Lite slave partitions the 32 MB address space into two regions: a pixel-write region (AWADDR[21]=0) and a control/status register (AWADDR[21]=1). The PS writes all 224×224×3 pixels, asserts photo_ready, then polls the CSR until classification_done is set and reads class_idx[9:0].</w:t>
+        <w:rPr>
+          <w:color w:val="2E86C1"/>
+        </w:rPr>
+        <w:t>3.3 Memory Architecture</w:t>
       </w:r>
     </w:p>
     <w:p>
+      <w:pPr>
+        <w:spacing w:after="120"/>
+      </w:pPr>
       <w:r>
-        <w:br w:type="page"/>
-      </w:r>
-    </w:p>
-    <w:p>
-      <w:pPr>
-        <w:pStyle w:val="Heading1"/>
-      </w:pPr>
-      <w:r>
-        <w:rPr>
-          <w:color w:val="1A5276"/>
-        </w:rPr>
-        <w:t>4. RTL Implementation</w:t>
-      </w:r>
-    </w:p>
-    <w:p>
-      <w:pPr>
-        <w:pStyle w:val="Heading2"/>
-      </w:pPr>
-      <w:r>
-        <w:rPr>
-          <w:color w:val="1A5276"/>
-        </w:rPr>
-        <w:t>4.1 Fixed-Point Datapath</w:t>
-      </w:r>
-    </w:p>
-    <w:p>
-      <w:pPr>
-        <w:spacing w:after="120"/>
-      </w:pPr>
-      <w:r>
-        <w:t>Each multiply-accumulate unit computes a 15×15-bit signed product, drops 7 LSBs to obtain a 23-bit intermediate result, then sums through an N-input carry-save adder tree. The accumulator grows in width as ceil(log2(N_ACC)) bits per accumulation step, followed by a saturating quantizer that clips to the per-layer output width.</w:t>
-      </w:r>
-    </w:p>
-    <w:p>
-      <w:pPr>
-        <w:spacing w:after="120"/>
-      </w:pPr>
-      <w:r>
-        <w:t>Per-layer datapath widths were optimized as part of Chapter 6 of the design:</w:t>
+        <w:t>The design uses five categories of on-chip memory:</w:t>
       </w:r>
     </w:p>
     <w:tbl>
@@ -950,7 +1378,7 @@
               <w:rPr>
                 <w:b/>
               </w:rPr>
-              <w:t>Layer</w:t>
+              <w:t>Memory</w:t>
             </w:r>
           </w:p>
         </w:tc>
@@ -966,7 +1394,7 @@
               <w:rPr>
                 <w:b/>
               </w:rPr>
-              <w:t>Input Width</w:t>
+              <w:t>Type</w:t>
             </w:r>
           </w:p>
         </w:tc>
@@ -982,7 +1410,7 @@
               <w:rPr>
                 <w:b/>
               </w:rPr>
-              <w:t>Weight Width</w:t>
+              <w:t>Dimensions</w:t>
             </w:r>
           </w:p>
         </w:tc>
@@ -998,7 +1426,7 @@
               <w:rPr>
                 <w:b/>
               </w:rPr>
-              <w:t>Output Width</w:t>
+              <w:t>Purpose</w:t>
             </w:r>
           </w:p>
         </w:tc>
@@ -1010,7 +1438,7 @@
           </w:tcPr>
           <w:p>
             <w:r>
-              <w:t>Group 1 Conv</w:t>
+              <w:t>photo_mem</w:t>
             </w:r>
           </w:p>
         </w:tc>
@@ -1020,7 +1448,7 @@
           </w:tcPr>
           <w:p>
             <w:r>
-              <w:t>8-bit (pixels)</w:t>
+              <w:t>Ping-pong BRAM (3 channels, 2 banks each)</w:t>
             </w:r>
           </w:p>
         </w:tc>
@@ -1030,7 +1458,7 @@
           </w:tcPr>
           <w:p>
             <w:r>
-              <w:t>12-bit</w:t>
+              <w:t>50,176 × 8-bit per bank</w:t>
             </w:r>
           </w:p>
         </w:tc>
@@ -1040,7 +1468,7 @@
           </w:tcPr>
           <w:p>
             <w:r>
-              <w:t>10-bit</w:t>
+              <w:t>Input image buffer</w:t>
             </w:r>
           </w:p>
         </w:tc>
@@ -1052,7 +1480,7 @@
           </w:tcPr>
           <w:p>
             <w:r>
-              <w:t>Group 2 DW</w:t>
+              <w:t>maxpool_mem</w:t>
             </w:r>
           </w:p>
         </w:tc>
@@ -1062,7 +1490,7 @@
           </w:tcPr>
           <w:p>
             <w:r>
-              <w:t>10-bit</w:t>
+              <w:t>BRAM</w:t>
             </w:r>
           </w:p>
         </w:tc>
@@ -1072,7 +1500,7 @@
           </w:tcPr>
           <w:p>
             <w:r>
-              <w:t>15-bit</w:t>
+              <w:t>3,136 × 10-bit × 24 channels</w:t>
             </w:r>
           </w:p>
         </w:tc>
@@ -1082,7 +1510,7 @@
           </w:tcPr>
           <w:p>
             <w:r>
-              <w:t>12-bit</w:t>
+              <w:t>G1 → G2 feature map</w:t>
             </w:r>
           </w:p>
         </w:tc>
@@ -1094,7 +1522,7 @@
           </w:tcPr>
           <w:p>
             <w:r>
-              <w:t>Group 2 PW</w:t>
+              <w:t>extra_mem</w:t>
             </w:r>
           </w:p>
         </w:tc>
@@ -1104,7 +1532,7 @@
           </w:tcPr>
           <w:p>
             <w:r>
-              <w:t>12-bit</w:t>
+              <w:t>BRAM</w:t>
             </w:r>
           </w:p>
         </w:tc>
@@ -1114,7 +1542,7 @@
           </w:tcPr>
           <w:p>
             <w:r>
-              <w:t>11-bit</w:t>
+              <w:t>1,024 × 12-bit × 29 channels</w:t>
             </w:r>
           </w:p>
         </w:tc>
@@ -1124,7 +1552,7 @@
           </w:tcPr>
           <w:p>
             <w:r>
-              <w:t>12-bit</w:t>
+              <w:t>G2 → G3 feature map</w:t>
             </w:r>
           </w:p>
         </w:tc>
@@ -1136,7 +1564,7 @@
           </w:tcPr>
           <w:p>
             <w:r>
-              <w:t>Group 3 PW</w:t>
+              <w:t>DW buffer</w:t>
             </w:r>
           </w:p>
         </w:tc>
@@ -1146,7 +1574,7 @@
           </w:tcPr>
           <w:p>
             <w:r>
-              <w:t>12-bit</w:t>
+              <w:t>Distributed RAM</w:t>
             </w:r>
           </w:p>
         </w:tc>
@@ -1156,7 +1584,7 @@
           </w:tcPr>
           <w:p>
             <w:r>
-              <w:t>9-bit</w:t>
+              <w:t>784 × 12-bit × 58 channels</w:t>
             </w:r>
           </w:p>
         </w:tc>
@@ -1166,7 +1594,7 @@
           </w:tcPr>
           <w:p>
             <w:r>
-              <w:t>27-bit (full precision)</w:t>
+              <w:t>Internal G2 DW results</w:t>
             </w:r>
           </w:p>
         </w:tc>
@@ -1178,7 +1606,7 @@
           </w:tcPr>
           <w:p>
             <w:r>
-              <w:t>Group 3 FC</w:t>
+              <w:t>Weight ROMs</w:t>
             </w:r>
           </w:p>
         </w:tc>
@@ -1188,7 +1616,7 @@
           </w:tcPr>
           <w:p>
             <w:r>
-              <w:t>9-bit</w:t>
+              <w:t>Distributed / Block RAM</w:t>
             </w:r>
           </w:p>
         </w:tc>
@@ -1198,7 +1626,7 @@
           </w:tcPr>
           <w:p>
             <w:r>
-              <w:t>9-bit</w:t>
+              <w:t>Per-layer (see §4.5)</w:t>
             </w:r>
           </w:p>
         </w:tc>
@@ -1208,7 +1636,7 @@
           </w:tcPr>
           <w:p>
             <w:r>
-              <w:t>9-bit</w:t>
+              <w:t>BN-folded weights and biases</w:t>
             </w:r>
           </w:p>
         </w:tc>
@@ -1217,13 +1645,10 @@
     <w:p/>
     <w:p>
       <w:pPr>
-        <w:pStyle w:val="Heading2"/>
+        <w:spacing w:after="120"/>
       </w:pPr>
       <w:r>
-        <w:rPr>
-          <w:color w:val="1A5276"/>
-        </w:rPr>
-        <w:t>4.2 Group 2 Design</w:t>
+        <w:t>photo_mem uses a ping-pong structure: while the PS writes image N+1 into bank A, Group 1 reads image N from bank B. The mem_select input (from accelerator_ctrl) controls which bank each side accesses. The BRAM output is registered (1-cycle read latency) and the bank selection mux is also registered to meet timing.</w:t>
       </w:r>
     </w:p>
     <w:p>
@@ -1231,7 +1656,7 @@
         <w:spacing w:after="120"/>
       </w:pPr>
       <w:r>
-        <w:t>Group 2 implements 16 ShuffleNet V2 blocks across three spatial stages (56→28→14→7 pixels). Each block performs a depthwise 3×3 convolution on 58 channels followed by a 12-parallel 1×1 pointwise convolution over 16 accumulation steps. A 58×784-word distributed RAM buffer stores all depthwise outputs between the DW and PW phases.</w:t>
+        <w:t>extra_mem connects Group 2 outputs to Group 3 inputs. The address encoding is pixel × 17 + loop (where loop is the accumulation group index), with position px×17+16 pre-initialized to zero to serve as a MAC pipeline flush token for Group 3.</w:t>
       </w:r>
     </w:p>
     <w:p>
@@ -1240,9 +1665,9 @@
       </w:pPr>
       <w:r>
         <w:rPr>
-          <w:color w:val="1A5276"/>
+          <w:color w:val="2E86C1"/>
         </w:rPr>
-        <w:t>4.3 Split Synthesis Flow</w:t>
+        <w:t>3.4 Pipelined Execution Model</w:t>
       </w:r>
     </w:p>
     <w:p>
@@ -1250,43 +1675,7 @@
         <w:spacing w:after="120"/>
       </w:pPr>
       <w:r>
-        <w:t>The full design requires approximately 34 GB RAM for monolithic synthesis, exceeding the available 16 GB workstation memory. A split out-of-context (OOC) synthesis flow was developed where each group is synthesized independently as a design checkpoint (DCP), then merged at implementation:</w:t>
-      </w:r>
-    </w:p>
-    <w:p>
-      <w:pPr>
-        <w:pStyle w:val="ListBullet"/>
-        <w:spacing w:after="60"/>
-      </w:pPr>
-      <w:r>
-        <w:t>Group 1 OOC synthesis (~3 min, ~4 GB RAM)</w:t>
-      </w:r>
-    </w:p>
-    <w:p>
-      <w:pPr>
-        <w:pStyle w:val="ListBullet"/>
-        <w:spacing w:after="60"/>
-      </w:pPr>
-      <w:r>
-        <w:t>Group 2 OOC synthesis (~9 min, ~8 GB RAM)</w:t>
-      </w:r>
-    </w:p>
-    <w:p>
-      <w:pPr>
-        <w:pStyle w:val="ListBullet"/>
-        <w:spacing w:after="60"/>
-      </w:pPr>
-      <w:r>
-        <w:t>Group 3 OOC synthesis (~11 min, ~6 GB RAM)</w:t>
-      </w:r>
-    </w:p>
-    <w:p>
-      <w:pPr>
-        <w:pStyle w:val="ListBullet"/>
-        <w:spacing w:after="60"/>
-      </w:pPr>
-      <w:r>
-        <w:t>Top-level project synthesis + place-and-route + bitstream (~1–3 hours)</w:t>
+        <w:t>The pipelined execution model allows Groups 1, 2, and 3 to operate simultaneously on different images, hiding the latency of each group. The pipeline throughput is limited by the slowest group (Group 2, which processes 16 Shuffle blocks across four spatial resolutions). The effective frame rate at 100 MHz is determined by the Group 2 cycle count, with Groups 1 and 3 completing within that window.</w:t>
       </w:r>
     </w:p>
     <w:p>
@@ -1302,18 +1691,37 @@
         <w:rPr>
           <w:color w:val="1A5276"/>
         </w:rPr>
-        <w:t>5. Verification</w:t>
+        <w:t>4. RTL Implementation</w:t>
       </w:r>
     </w:p>
     <w:p>
       <w:pPr>
         <w:pStyle w:val="Heading2"/>
+      </w:pPr>
+      <w:r>
+        <w:rPr>
+          <w:color w:val="2E86C1"/>
+        </w:rPr>
+        <w:t>4.1 Common Arithmetic Primitives</w:t>
+      </w:r>
+    </w:p>
+    <w:p>
+      <w:pPr>
+        <w:spacing w:after="120"/>
+      </w:pPr>
+      <w:r>
+        <w:t>All convolution and fully connected computations are built from three shared primitives: mac_unit, Adder3 carry-save adder, and the saturating quantizer.</w:t>
+      </w:r>
+    </w:p>
+    <w:p>
+      <w:pPr>
+        <w:pStyle w:val="Heading3"/>
       </w:pPr>
       <w:r>
         <w:rPr>
           <w:color w:val="1A5276"/>
         </w:rPr>
-        <w:t>5.1 Unit-Level Testbenches</w:t>
+        <w:t>4.1.1 MAC Unit</w:t>
       </w:r>
     </w:p>
     <w:p>
@@ -1321,7 +1729,69 @@
         <w:spacing w:after="120"/>
       </w:pPr>
       <w:r>
-        <w:t>All 48 synthesizable RTL modules have dedicated self-checking Verilog testbenches. Each testbench is fully self-contained (no external vector files required) and reports a pass/fail summary. All 48 testbenches pass with zero failures under Vivado XSim 2024.2.</w:t>
+        <w:t>mac_unit implements a pipelined signed multiply-accumulate operation. For an 8-bit data input and 12-bit weight input (Group 1 example):</w:t>
+      </w:r>
+    </w:p>
+    <w:p>
+      <w:pPr>
+        <w:pStyle w:val="ListBullet"/>
+        <w:spacing w:after="60"/>
+      </w:pPr>
+      <w:r>
+        <w:t>Full signed product: 8 × 12 = 20-bit result</w:t>
+      </w:r>
+    </w:p>
+    <w:p>
+      <w:pPr>
+        <w:pStyle w:val="ListBullet"/>
+        <w:spacing w:after="60"/>
+      </w:pPr>
+      <w:r>
+        <w:t>Drop 5 LSBs (arithmetic right shift): 15-bit output</w:t>
+      </w:r>
+    </w:p>
+    <w:p>
+      <w:pPr>
+        <w:pStyle w:val="ListBullet"/>
+        <w:spacing w:after="60"/>
+      </w:pPr>
+      <w:r>
+        <w:t>Pipeline register: 1-cycle latency, enabled by the en input signal</w:t>
+      </w:r>
+    </w:p>
+    <w:p>
+      <w:pPr>
+        <w:spacing w:after="120"/>
+      </w:pPr>
+      <w:r>
+        <w:t>The drop-LSBs count is a parameter (DROP_LSB) configured per layer to align the fractional point of the MAC output with the accumulator width. The pipeline register allows the combinational multiplier to be cut across clock boundaries, supporting 100 MHz timing closure.</w:t>
+      </w:r>
+    </w:p>
+    <w:p>
+      <w:pPr>
+        <w:pStyle w:val="Heading3"/>
+      </w:pPr>
+      <w:r>
+        <w:rPr>
+          <w:color w:val="1A5276"/>
+        </w:rPr>
+        <w:t>4.1.2 Adder Trees</w:t>
+      </w:r>
+    </w:p>
+    <w:p>
+      <w:pPr>
+        <w:spacing w:after="120"/>
+      </w:pPr>
+      <w:r>
+        <w:t>N-input adder trees are implemented using cascaded Adder3 cells. Adder3 is a 3-input carry-save adder (CSA) that converts three N-bit inputs into a 2-input (N+2)-bit representation using a full-adder array followed by a ripple-carry adder. Each Adder3 level grows the output by 2 bits.</w:t>
+      </w:r>
+    </w:p>
+    <w:p>
+      <w:pPr>
+        <w:spacing w:after="120"/>
+      </w:pPr>
+      <w:r>
+        <w:t>Four adder tree variants are provided:</w:t>
       </w:r>
     </w:p>
     <w:tbl>
@@ -1331,14 +1801,1627 @@
         <w:tblLook w:firstColumn="1" w:firstRow="1" w:lastColumn="0" w:lastRow="0" w:noHBand="0" w:noVBand="1" w:val="04A0"/>
       </w:tblPr>
       <w:tblGrid>
-        <w:gridCol w:w="3041"/>
-        <w:gridCol w:w="3041"/>
-        <w:gridCol w:w="3041"/>
+        <w:gridCol w:w="1824"/>
+        <w:gridCol w:w="1824"/>
+        <w:gridCol w:w="1824"/>
+        <w:gridCol w:w="1824"/>
+        <w:gridCol w:w="1824"/>
       </w:tblGrid>
       <w:tr>
         <w:tc>
           <w:tcPr>
-            <w:tcW w:type="dxa" w:w="3041"/>
+            <w:tcW w:type="dxa" w:w="1824"/>
+          </w:tcPr>
+          <w:p>
+            <w:pPr>
+              <w:jc w:val="center"/>
+            </w:pPr>
+            <w:r>
+              <w:rPr>
+                <w:b/>
+              </w:rPr>
+              <w:t>Module</w:t>
+            </w:r>
+          </w:p>
+        </w:tc>
+        <w:tc>
+          <w:tcPr>
+            <w:tcW w:type="dxa" w:w="1824"/>
+          </w:tcPr>
+          <w:p>
+            <w:pPr>
+              <w:jc w:val="center"/>
+            </w:pPr>
+            <w:r>
+              <w:rPr>
+                <w:b/>
+              </w:rPr>
+              <w:t>Inputs</w:t>
+            </w:r>
+          </w:p>
+        </w:tc>
+        <w:tc>
+          <w:tcPr>
+            <w:tcW w:type="dxa" w:w="1824"/>
+          </w:tcPr>
+          <w:p>
+            <w:pPr>
+              <w:jc w:val="center"/>
+            </w:pPr>
+            <w:r>
+              <w:rPr>
+                <w:b/>
+              </w:rPr>
+              <w:t>Levels</w:t>
+            </w:r>
+          </w:p>
+        </w:tc>
+        <w:tc>
+          <w:tcPr>
+            <w:tcW w:type="dxa" w:w="1824"/>
+          </w:tcPr>
+          <w:p>
+            <w:pPr>
+              <w:jc w:val="center"/>
+            </w:pPr>
+            <w:r>
+              <w:rPr>
+                <w:b/>
+              </w:rPr>
+              <w:t>Bit Growth</w:t>
+            </w:r>
+          </w:p>
+        </w:tc>
+        <w:tc>
+          <w:tcPr>
+            <w:tcW w:type="dxa" w:w="1824"/>
+          </w:tcPr>
+          <w:p>
+            <w:pPr>
+              <w:jc w:val="center"/>
+            </w:pPr>
+            <w:r>
+              <w:rPr>
+                <w:b/>
+              </w:rPr>
+              <w:t>Used By</w:t>
+            </w:r>
+          </w:p>
+        </w:tc>
+      </w:tr>
+      <w:tr>
+        <w:tc>
+          <w:tcPr>
+            <w:tcW w:type="dxa" w:w="1824"/>
+          </w:tcPr>
+          <w:p>
+            <w:r>
+              <w:t>adder_tree_9</w:t>
+            </w:r>
+          </w:p>
+        </w:tc>
+        <w:tc>
+          <w:tcPr>
+            <w:tcW w:type="dxa" w:w="1824"/>
+          </w:tcPr>
+          <w:p>
+            <w:r>
+              <w:t>9</w:t>
+            </w:r>
+          </w:p>
+        </w:tc>
+        <w:tc>
+          <w:tcPr>
+            <w:tcW w:type="dxa" w:w="1824"/>
+          </w:tcPr>
+          <w:p>
+            <w:r>
+              <w:t>2 Adder3</w:t>
+            </w:r>
+          </w:p>
+        </w:tc>
+        <w:tc>
+          <w:tcPr>
+            <w:tcW w:type="dxa" w:w="1824"/>
+          </w:tcPr>
+          <w:p>
+            <w:r>
+              <w:t>+4</w:t>
+            </w:r>
+          </w:p>
+        </w:tc>
+        <w:tc>
+          <w:tcPr>
+            <w:tcW w:type="dxa" w:w="1824"/>
+          </w:tcPr>
+          <w:p>
+            <w:r>
+              <w:t>Group 1 conv3×3 (9 taps)</w:t>
+            </w:r>
+          </w:p>
+        </w:tc>
+      </w:tr>
+      <w:tr>
+        <w:tc>
+          <w:tcPr>
+            <w:tcW w:type="dxa" w:w="1824"/>
+          </w:tcPr>
+          <w:p>
+            <w:r>
+              <w:t>adder_tree_12</w:t>
+            </w:r>
+          </w:p>
+        </w:tc>
+        <w:tc>
+          <w:tcPr>
+            <w:tcW w:type="dxa" w:w="1824"/>
+          </w:tcPr>
+          <w:p>
+            <w:r>
+              <w:t>12</w:t>
+            </w:r>
+          </w:p>
+        </w:tc>
+        <w:tc>
+          <w:tcPr>
+            <w:tcW w:type="dxa" w:w="1824"/>
+          </w:tcPr>
+          <w:p>
+            <w:r>
+              <w:t>3 Adder3</w:t>
+            </w:r>
+          </w:p>
+        </w:tc>
+        <w:tc>
+          <w:tcPr>
+            <w:tcW w:type="dxa" w:w="1824"/>
+          </w:tcPr>
+          <w:p>
+            <w:r>
+              <w:t>+6</w:t>
+            </w:r>
+          </w:p>
+        </w:tc>
+        <w:tc>
+          <w:tcPr>
+            <w:tcW w:type="dxa" w:w="1824"/>
+          </w:tcPr>
+          <w:p>
+            <w:r>
+              <w:t>Group 2 PW (12 channels)</w:t>
+            </w:r>
+          </w:p>
+        </w:tc>
+      </w:tr>
+      <w:tr>
+        <w:tc>
+          <w:tcPr>
+            <w:tcW w:type="dxa" w:w="1824"/>
+          </w:tcPr>
+          <w:p>
+            <w:r>
+              <w:t>adder_tree_29</w:t>
+            </w:r>
+          </w:p>
+        </w:tc>
+        <w:tc>
+          <w:tcPr>
+            <w:tcW w:type="dxa" w:w="1824"/>
+          </w:tcPr>
+          <w:p>
+            <w:r>
+              <w:t>29</w:t>
+            </w:r>
+          </w:p>
+        </w:tc>
+        <w:tc>
+          <w:tcPr>
+            <w:tcW w:type="dxa" w:w="1824"/>
+          </w:tcPr>
+          <w:p>
+            <w:r>
+              <w:t>4 Adder3</w:t>
+            </w:r>
+          </w:p>
+        </w:tc>
+        <w:tc>
+          <w:tcPr>
+            <w:tcW w:type="dxa" w:w="1824"/>
+          </w:tcPr>
+          <w:p>
+            <w:r>
+              <w:t>+8</w:t>
+            </w:r>
+          </w:p>
+        </w:tc>
+        <w:tc>
+          <w:tcPr>
+            <w:tcW w:type="dxa" w:w="1824"/>
+          </w:tcPr>
+          <w:p>
+            <w:r>
+              <w:t>Group 3 PW (29 channels)</w:t>
+            </w:r>
+          </w:p>
+        </w:tc>
+      </w:tr>
+      <w:tr>
+        <w:tc>
+          <w:tcPr>
+            <w:tcW w:type="dxa" w:w="1824"/>
+          </w:tcPr>
+          <w:p>
+            <w:r>
+              <w:t>adder_tree_32</w:t>
+            </w:r>
+          </w:p>
+        </w:tc>
+        <w:tc>
+          <w:tcPr>
+            <w:tcW w:type="dxa" w:w="1824"/>
+          </w:tcPr>
+          <w:p>
+            <w:r>
+              <w:t>32</w:t>
+            </w:r>
+          </w:p>
+        </w:tc>
+        <w:tc>
+          <w:tcPr>
+            <w:tcW w:type="dxa" w:w="1824"/>
+          </w:tcPr>
+          <w:p>
+            <w:r>
+              <w:t>4 Adder3</w:t>
+            </w:r>
+          </w:p>
+        </w:tc>
+        <w:tc>
+          <w:tcPr>
+            <w:tcW w:type="dxa" w:w="1824"/>
+          </w:tcPr>
+          <w:p>
+            <w:r>
+              <w:t>+7</w:t>
+            </w:r>
+          </w:p>
+        </w:tc>
+        <w:tc>
+          <w:tcPr>
+            <w:tcW w:type="dxa" w:w="1824"/>
+          </w:tcPr>
+          <w:p>
+            <w:r>
+              <w:t>Group 3 FC (32 channels)</w:t>
+            </w:r>
+          </w:p>
+        </w:tc>
+      </w:tr>
+    </w:tbl>
+    <w:p/>
+    <w:p>
+      <w:pPr>
+        <w:pStyle w:val="Heading3"/>
+      </w:pPr>
+      <w:r>
+        <w:rPr>
+          <w:color w:val="1A5276"/>
+        </w:rPr>
+        <w:t>4.1.3 Quantizer</w:t>
+      </w:r>
+    </w:p>
+    <w:p>
+      <w:pPr>
+        <w:spacing w:after="120"/>
+      </w:pPr>
+      <w:r>
+        <w:t>The saturating fixed-point quantizer truncates an extended-width accumulator output to the per-layer output width. Two modes are supported: two-sided saturation (HAS_RELU=0) for layers where negative outputs are valid (DW conv, FC), and one-sided saturation (HAS_RELU=1) for post-ReLU layers where negative outputs are clamped to zero. The quantizer is purely combinational — no pipeline register.</w:t>
+      </w:r>
+    </w:p>
+    <w:p>
+      <w:pPr>
+        <w:pStyle w:val="Heading2"/>
+      </w:pPr>
+      <w:r>
+        <w:rPr>
+          <w:color w:val="2E86C1"/>
+        </w:rPr>
+        <w:t>4.2 Group 1 — 3×3 Convolution and Max Pooling</w:t>
+      </w:r>
+    </w:p>
+    <w:p>
+      <w:pPr>
+        <w:spacing w:after="120"/>
+      </w:pPr>
+      <w:r>
+        <w:t>Group 1 implements the initial stage of the network: a 3×3 strided convolution with 24 output filters, followed by a 3×3 max pooling layer.</w:t>
+      </w:r>
+    </w:p>
+    <w:p>
+      <w:pPr>
+        <w:pStyle w:val="Heading3"/>
+      </w:pPr>
+      <w:r>
+        <w:rPr>
+          <w:color w:val="1A5276"/>
+        </w:rPr>
+        <w:t>4.2.1 Sliding Window FIFO</w:t>
+      </w:r>
+    </w:p>
+    <w:p>
+      <w:pPr>
+        <w:spacing w:after="120"/>
+      </w:pPr>
+      <w:r>
+        <w:t>The 3×3 convolution requires a sliding window of 9 pixels (3 rows × 3 columns) from each input channel. fifo_3x3 implements a depth-455 shift-register FIFO (2×224 + 3 stages to buffer two complete rows plus a partial third row). The output provides three row taps (current, one-row-delayed, two-row-delayed) at each column position, and fifo_ctrl manages the state machine (IDLE → LOAD_ROW → LOAD_WIN → PROCESS → LAST_PAD) to correctly handle boundary padding.</w:t>
+      </w:r>
+    </w:p>
+    <w:p>
+      <w:pPr>
+        <w:pStyle w:val="Heading3"/>
+      </w:pPr>
+      <w:r>
+        <w:rPr>
+          <w:color w:val="1A5276"/>
+        </w:rPr>
+        <w:t>4.2.2 Convolution Core</w:t>
+      </w:r>
+    </w:p>
+    <w:p>
+      <w:pPr>
+        <w:spacing w:after="120"/>
+      </w:pPr>
+      <w:r>
+        <w:t>conv3x3_core instantiates 24 parallel conv3x3_filter_unit modules, one per output filter. All 24 filter units share the same 9 pixel inputs (from the sliding window FIFO) but each has its own 9×12-bit weight ROM output and 15-bit bias. The shared data path eliminates redundant pixel memory reads.</w:t>
+      </w:r>
+    </w:p>
+    <w:p>
+      <w:pPr>
+        <w:spacing w:after="120"/>
+      </w:pPr>
+      <w:r>
+        <w:t>Each conv3x3_filter_unit performs:</w:t>
+      </w:r>
+    </w:p>
+    <w:p>
+      <w:pPr>
+        <w:pStyle w:val="ListBullet"/>
+        <w:spacing w:after="60"/>
+      </w:pPr>
+      <w:r>
+        <w:t>9 MAC operations: PHOTO_W(8) × G1_CONV_WW(12), DROP_LSB=5, MAC_OUT=15 bits</w:t>
+      </w:r>
+    </w:p>
+    <w:p>
+      <w:pPr>
+        <w:pStyle w:val="ListBullet"/>
+        <w:spacing w:after="60"/>
+      </w:pPr>
+      <w:r>
+        <w:t>adder_tree_9 sum: 9 × 15-bit → 19-bit (2 Adder3 levels, +4 bits)</w:t>
+      </w:r>
+    </w:p>
+    <w:p>
+      <w:pPr>
+        <w:pStyle w:val="ListBullet"/>
+        <w:spacing w:after="60"/>
+      </w:pPr>
+      <w:r>
+        <w:t>3-cycle accumulation over 3 input channels: ACC_W = 21 bits</w:t>
+      </w:r>
+    </w:p>
+    <w:p>
+      <w:pPr>
+        <w:pStyle w:val="ListBullet"/>
+        <w:spacing w:after="60"/>
+      </w:pPr>
+      <w:r>
+        <w:t>Bias addition: BIAS_OUT_W = 22 bits</w:t>
+      </w:r>
+    </w:p>
+    <w:p>
+      <w:pPr>
+        <w:pStyle w:val="ListBullet"/>
+        <w:spacing w:after="60"/>
+      </w:pPr>
+      <w:r>
+        <w:t>One-sided saturating quantizer → G1_FM_W = 10-bit output (post-ReLU)</w:t>
+      </w:r>
+    </w:p>
+    <w:p>
+      <w:pPr>
+        <w:spacing w:after="120"/>
+      </w:pPr>
+      <w:r>
+        <w:t>The accumulation follows a fixed timing sequence: acc_clr=1 for the first two cycles (MAC pipeline settling), acc_clr=0 for the third channel, producing the complete 3-channel sum after 5 total clock cycles per output pixel.</w:t>
+      </w:r>
+    </w:p>
+    <w:p>
+      <w:pPr>
+        <w:pStyle w:val="Heading3"/>
+      </w:pPr>
+      <w:r>
+        <w:rPr>
+          <w:color w:val="1A5276"/>
+        </w:rPr>
+        <w:t>4.2.3 Max Pooling Core</w:t>
+      </w:r>
+    </w:p>
+    <w:p>
+      <w:pPr>
+        <w:spacing w:after="120"/>
+      </w:pPr>
+      <w:r>
+        <w:t>maxpool_core implements 24-channel parallel 3×3 max-of-9 pooling using a multi-stage comparator tree. Stage 1 computes 4 pairwise maximums (pairs 0-1, 2-3, 4-5, 6-7) plus a bypass for tap 8. Stage 2 computes 2 further maximums from stage 1 outputs plus the bypass. A pipeline register separates stage 2 from stage 3 (final comparison), giving 1 cycle latency. The 24 channels operate identically and in parallel. Output is G1_FM_W = 10 bits.</w:t>
+      </w:r>
+    </w:p>
+    <w:p>
+      <w:pPr>
+        <w:pStyle w:val="Heading3"/>
+      </w:pPr>
+      <w:r>
+        <w:rPr>
+          <w:color w:val="1A5276"/>
+        </w:rPr>
+        <w:t>4.2.4 Weight ROM</w:t>
+      </w:r>
+    </w:p>
+    <w:p>
+      <w:pPr>
+        <w:spacing w:after="120"/>
+      </w:pPr>
+      <w:r>
+        <w:t>weights_rom_3x3 stores the BN-folded 3×3 convolution weights for all 24 filters (24 × 3 channels × 3 rows × 3 cols = 648 weight values). The weights are stored as a 3-way combinational MUX on the column address (addr[1:0]), distributing 216 × 12-bit weights per column. The ROM synthesizes to LUT6 distributed RAM cells (no BRAM required). The bias ROM (bias_rom_3x3) stores 24 biases as a simple case statement, implementing as LUT logic.</w:t>
+      </w:r>
+    </w:p>
+    <w:p>
+      <w:pPr>
+        <w:pStyle w:val="Heading2"/>
+      </w:pPr>
+      <w:r>
+        <w:rPr>
+          <w:color w:val="2E86C1"/>
+        </w:rPr>
+        <w:t>4.3 Group 2 — Depthwise and Pointwise Convolution</w:t>
+      </w:r>
+    </w:p>
+    <w:p>
+      <w:pPr>
+        <w:spacing w:after="120"/>
+      </w:pPr>
+      <w:r>
+        <w:t>Group 2 implements 16 ShuffleNet V2 shuffle blocks across three spatial stages: 4 blocks at 56×56, 8 blocks at 14×14, and 4 blocks at 7×7 (after stride-2 transitions). The design processes 58 depthwise channels in parallel, followed by 58 pointwise output channels with 12-channel parallel accumulation.</w:t>
+      </w:r>
+    </w:p>
+    <w:p>
+      <w:pPr>
+        <w:pStyle w:val="Heading3"/>
+      </w:pPr>
+      <w:r>
+        <w:rPr>
+          <w:color w:val="1A5276"/>
+        </w:rPr>
+        <w:t>4.3.1 Depthwise 3×3 Convolution</w:t>
+      </w:r>
+    </w:p>
+    <w:p>
+      <w:pPr>
+        <w:spacing w:after="120"/>
+      </w:pPr>
+      <w:r>
+        <w:t>dw_conv3x3_core instantiates 58 parallel dw_conv3x3_filter_unit modules, one per feature map channel. Unlike Group 1 where all filters share the same pixel inputs, in depthwise convolution each filter operates on its own dedicated channel — the key distinguishing property of depthwise separable convolution.</w:t>
+      </w:r>
+    </w:p>
+    <w:p>
+      <w:pPr>
+        <w:spacing w:after="120"/>
+      </w:pPr>
+      <w:r>
+        <w:t>Each dw_conv3x3_filter_unit performs:</w:t>
+      </w:r>
+    </w:p>
+    <w:p>
+      <w:pPr>
+        <w:pStyle w:val="ListBullet"/>
+        <w:spacing w:after="60"/>
+      </w:pPr>
+      <w:r>
+        <w:t>9 MAC operations: G1_FM_W(10) × G2_DW_WW(15), DROP_LSB=5, MAC_OUT=20 bits</w:t>
+      </w:r>
+    </w:p>
+    <w:p>
+      <w:pPr>
+        <w:pStyle w:val="ListBullet"/>
+        <w:spacing w:after="60"/>
+      </w:pPr>
+      <w:r>
+        <w:t>adder_tree_9 sum: 9 × 20-bit → 24-bit</w:t>
+      </w:r>
+    </w:p>
+    <w:p>
+      <w:pPr>
+        <w:pStyle w:val="ListBullet"/>
+        <w:spacing w:after="60"/>
+      </w:pPr>
+      <w:r>
+        <w:t>No accumulation (single-pass, no acc_clr): bias addition → 25 bits</w:t>
+      </w:r>
+    </w:p>
+    <w:p>
+      <w:pPr>
+        <w:pStyle w:val="ListBullet"/>
+        <w:spacing w:after="60"/>
+      </w:pPr>
+      <w:r>
+        <w:t>Two-sided saturating quantizer → G2_FM_W = 12-bit output (HAS_RELU=0, DW has no ReLU)</w:t>
+      </w:r>
+    </w:p>
+    <w:p>
+      <w:pPr>
+        <w:spacing w:after="120"/>
+      </w:pPr>
+      <w:r>
+        <w:t>The 58 depthwise FIFO banks (group2_fifo) support four width configurations (W=7, 14, 28, 56) controlled by width_sel[1:0], enabling all four spatial resolutions to use the same hardware with different FIFO tap positions. group2_fifo_ctrl manages a 5-state FSM (IDLE → LOAD_ROW → LOAD_WIN → PROCESS → LAST_PAD) that is instantiated separately for each of the six distinct (W, H, STRIDE) configurations.</w:t>
+      </w:r>
+    </w:p>
+    <w:p>
+      <w:pPr>
+        <w:spacing w:after="120"/>
+      </w:pPr>
+      <w:r>
+        <w:t>The DW weight ROM (g2_dw_weight_rom) stores weights in a packed format: each of 16 addresses contains the BN-folded DW weights for all 58 filters in one accumulation group (58 × 9 × 15 bits = 7,830 bits per entry). Similarly, g2_dw_bias_rom packs all 58 biases (58 × 15 = 870 bits per entry).</w:t>
+      </w:r>
+    </w:p>
+    <w:p>
+      <w:pPr>
+        <w:pStyle w:val="Heading3"/>
+      </w:pPr>
+      <w:r>
+        <w:rPr>
+          <w:color w:val="1A5276"/>
+        </w:rPr>
+        <w:t>4.3.2 Internal DW Result Buffer</w:t>
+      </w:r>
+    </w:p>
+    <w:p>
+      <w:pPr>
+        <w:spacing w:after="120"/>
+      </w:pPr>
+      <w:r>
+        <w:t>A critical design decision is the internal DW result buffer within group2_top. After the depthwise phase completes for an entire pixel region, all 58 channel outputs are stored in a 58-instance × 784-word × 12-bit distributed RAM buffer (784 = 16 accumulation groups × 49 pixels for the 7×7 spatial resolution). The buffer uses combinational (asynchronous) reads, allowing the pointwise phase to access any channel result in the same clock cycle without pipeline latency.</w:t>
+      </w:r>
+    </w:p>
+    <w:p>
+      <w:pPr>
+        <w:spacing w:after="120"/>
+      </w:pPr>
+      <w:r>
+        <w:t>This internal buffer eliminates the need for the external dw_results_flat, dw_wr_addr, and dw_wr_we ports that were present in the original design, simplifying the group2_top interface and improving timing.</w:t>
+      </w:r>
+    </w:p>
+    <w:p>
+      <w:pPr>
+        <w:pStyle w:val="Heading3"/>
+      </w:pPr>
+      <w:r>
+        <w:rPr>
+          <w:color w:val="1A5276"/>
+        </w:rPr>
+        <w:t>4.3.3 Pointwise 1×1 Convolution</w:t>
+      </w:r>
+    </w:p>
+    <w:p>
+      <w:pPr>
+        <w:spacing w:after="120"/>
+      </w:pPr>
+      <w:r>
+        <w:t>conv1x1_core instantiates 58 parallel conv1x1_filter_unit modules. Each filter unit accumulates over 12 input channels (G2_PW_PAR_CHAN = 12, reduced from the original 29 to fit within the ZU19EG DSP budget). With 58 output filters and 12 channels processed per accumulation step, each output pixel requires ceil(58/12) = 5 accumulation steps for the basic configuration (N_ACC depends on the spatial configuration).</w:t>
+      </w:r>
+    </w:p>
+    <w:p>
+      <w:pPr>
+        <w:spacing w:after="120"/>
+      </w:pPr>
+      <w:r>
+        <w:t>Each conv1x1_filter_unit performs:</w:t>
+      </w:r>
+    </w:p>
+    <w:p>
+      <w:pPr>
+        <w:pStyle w:val="ListBullet"/>
+        <w:spacing w:after="60"/>
+      </w:pPr>
+      <w:r>
+        <w:t>12 MAC operations: G2_FM_W(12) × G2_PW_WW(11), DROP_LSB=8, MAC_OUT=15 bits</w:t>
+      </w:r>
+    </w:p>
+    <w:p>
+      <w:pPr>
+        <w:pStyle w:val="ListBullet"/>
+        <w:spacing w:after="60"/>
+      </w:pPr>
+      <w:r>
+        <w:t>adder_tree_12 sum: 12 × 15-bit → 21-bit (+6 from 3 Adder3 levels)</w:t>
+      </w:r>
+    </w:p>
+    <w:p>
+      <w:pPr>
+        <w:pStyle w:val="ListBullet"/>
+        <w:spacing w:after="60"/>
+      </w:pPr>
+      <w:r>
+        <w:t>Multi-step accumulation: ACC_OUT_W = 26 bits (ceil(log2(max_N_ACC))=5 extra bits)</w:t>
+      </w:r>
+    </w:p>
+    <w:p>
+      <w:pPr>
+        <w:pStyle w:val="ListBullet"/>
+        <w:spacing w:after="60"/>
+      </w:pPr>
+      <w:r>
+        <w:t>Bias addition: 27 bits</w:t>
+      </w:r>
+    </w:p>
+    <w:p>
+      <w:pPr>
+        <w:pStyle w:val="ListBullet"/>
+        <w:spacing w:after="60"/>
+      </w:pPr>
+      <w:r>
+        <w:t>One-sided saturating quantizer → G2_FM_W = 12-bit output (HAS_RELU=1, ReLU applied)</w:t>
+      </w:r>
+    </w:p>
+    <w:p>
+      <w:pPr>
+        <w:spacing w:after="120"/>
+      </w:pPr>
+      <w:r>
+        <w:t>conv1x1_ctrl manages the accumulation sequence. It generates the acc_clr signal (high for the first two cycles to allow the MAC pipeline to settle), the we (write enable) pulse at step N_ACC, the wr_addr (pixel counter), and step_out[4:0] (5-bit step index, supporting N_ACC up to 31).</w:t>
+      </w:r>
+    </w:p>
+    <w:p>
+      <w:pPr>
+        <w:spacing w:after="120"/>
+      </w:pPr>
+      <w:r>
+        <w:t>The PW weight ROM (g2_pw_weight_rom) uses a packed format with 320 entries (16 accumulation groups × 20 step combinations), each holding 58 × 12 × 11 = 7,656 bits. The BRAM-inferred ROM uses registered read with 1-cycle latency, with conv1x1_ctrl compensating by outputting step_cnt+1 on step_out to align the weight data with the MAC inputs.</w:t>
+      </w:r>
+    </w:p>
+    <w:p>
+      <w:pPr>
+        <w:pStyle w:val="Heading3"/>
+      </w:pPr>
+      <w:r>
+        <w:rPr>
+          <w:color w:val="1A5276"/>
+        </w:rPr>
+        <w:t>4.3.4 Group 2 Sequencer</w:t>
+      </w:r>
+    </w:p>
+    <w:p>
+      <w:pPr>
+        <w:spacing w:after="120"/>
+      </w:pPr>
+      <w:r>
+        <w:t>group2_ctrl implements a 4-state FSM (IDLE → S_S2 → S_S3 → S_S4) that orchestrates the sequential DW-then-PW phases across all 16 shuffle blocks. The controller advances through stages based on done signals from the DW and PW controllers, maintaining a 5-bit loop counter (0..15) across all blocks. Phase tracking (DW phase vs PW phase) uses a registered phase flag and latching flags (got_dw, got_1x1) to handle done signals that arrive asynchronously relative to the FSM clock.</w:t>
+      </w:r>
+    </w:p>
+    <w:p>
+      <w:pPr>
+        <w:pStyle w:val="Heading2"/>
+      </w:pPr>
+      <w:r>
+        <w:rPr>
+          <w:color w:val="2E86C1"/>
+        </w:rPr>
+        <w:t>4.4 Group 3 — Pointwise Conv, Average Pool, and FC</w:t>
+      </w:r>
+    </w:p>
+    <w:p>
+      <w:pPr>
+        <w:pStyle w:val="Heading3"/>
+      </w:pPr>
+      <w:r>
+        <w:rPr>
+          <w:color w:val="1A5276"/>
+        </w:rPr>
+        <w:t>4.4.1 Pointwise Convolution</w:t>
+      </w:r>
+    </w:p>
+    <w:p>
+      <w:pPr>
+        <w:spacing w:after="120"/>
+      </w:pPr>
+      <w:r>
+        <w:t>conv1x1_g3_core implements 16 parallel filter groups, each processing 29 input channels. Unlike Group 2 where the quantizer clips the PW output to 12 bits, Group 3 pointwise convolution outputs full-precision 27-bit results (G3_CONV_OUT_W = 27) without a quantizer. This preserves the dynamic range needed by the subsequent global average pooling operation.</w:t>
+      </w:r>
+    </w:p>
+    <w:p>
+      <w:pPr>
+        <w:spacing w:after="120"/>
+      </w:pPr>
+      <w:r>
+        <w:t>Each conv1x1_g3_filter_unit uses:</w:t>
+      </w:r>
+    </w:p>
+    <w:p>
+      <w:pPr>
+        <w:pStyle w:val="ListBullet"/>
+        <w:spacing w:after="60"/>
+      </w:pPr>
+      <w:r>
+        <w:t>29 MAC operations: G2_FM_W(12) × G3_PW_WW(9), DROP_LSB=7, MAC_OUT=14 bits</w:t>
+      </w:r>
+    </w:p>
+    <w:p>
+      <w:pPr>
+        <w:pStyle w:val="ListBullet"/>
+        <w:spacing w:after="60"/>
+      </w:pPr>
+      <w:r>
+        <w:t>adder_tree_29 sum: 29 × 14-bit → 22-bit (+8 from 4 Adder3 levels)</w:t>
+      </w:r>
+    </w:p>
+    <w:p>
+      <w:pPr>
+        <w:pStyle w:val="ListBullet"/>
+        <w:spacing w:after="60"/>
+      </w:pPr>
+      <w:r>
+        <w:t>Multi-step accumulation: ACC_OUT_W = 26 bits</w:t>
+      </w:r>
+    </w:p>
+    <w:p>
+      <w:pPr>
+        <w:pStyle w:val="ListBullet"/>
+        <w:spacing w:after="60"/>
+      </w:pPr>
+      <w:r>
+        <w:t>Bias addition: BIAS_OUT_W = 27 bits (no quantizer)</w:t>
+      </w:r>
+    </w:p>
+    <w:p>
+      <w:pPr>
+        <w:pStyle w:val="Heading3"/>
+      </w:pPr>
+      <w:r>
+        <w:rPr>
+          <w:color w:val="1A5276"/>
+        </w:rPr>
+        <w:t>4.4.2 Global Average Pooling</w:t>
+      </w:r>
+    </w:p>
+    <w:p>
+      <w:pPr>
+        <w:spacing w:after="120"/>
+      </w:pPr>
+      <w:r>
+        <w:t>avg_pool_core accumulates all 49 pixels (7×7 spatial) per channel over 49 clock cycles (acc_en=1 for each pixel). The ACC_W = 33 bits (IN_W=27 + ceil(log2(49))=6). The output is captured into a 9-bit register when result_we is pulsed. The quantizer clips the 33-bit accumulated sum to 9 bits (G3_FM_W), applying one-sided (ReLU) saturation.</w:t>
+      </w:r>
+    </w:p>
+    <w:p>
+      <w:pPr>
+        <w:spacing w:after="120"/>
+      </w:pPr>
+      <w:r>
+        <w:t>Remark: The approximation 1/49 ≈ 5/256 (multiply by 5, shift right 8) applies to the Q6.8 representation of the accumulated sum, not to the raw integer sum. The quantizer effectively extracts the appropriate bits of the fixed-point sum.</w:t>
+      </w:r>
+    </w:p>
+    <w:p>
+      <w:pPr>
+        <w:pStyle w:val="Heading3"/>
+      </w:pPr>
+      <w:r>
+        <w:rPr>
+          <w:color w:val="1A5276"/>
+        </w:rPr>
+        <w:t>4.4.3 Fully Connected Layer</w:t>
+      </w:r>
+    </w:p>
+    <w:p>
+      <w:pPr>
+        <w:spacing w:after="120"/>
+      </w:pPr>
+      <w:r>
+        <w:t>fc_core implements the 1024 → 1000 fully connected layer with 32-channel parallel processing. Each of the 32 parallel fc_filter_unit instances computes:</w:t>
+      </w:r>
+    </w:p>
+    <w:p>
+      <w:pPr>
+        <w:pStyle w:val="ListBullet"/>
+        <w:spacing w:after="60"/>
+      </w:pPr>
+      <w:r>
+        <w:t>32 MAC operations: G3_FM_W(9) × FC_WW(9), DROP_LSB=4, MAC_OUT=14 bits</w:t>
+      </w:r>
+    </w:p>
+    <w:p>
+      <w:pPr>
+        <w:pStyle w:val="ListBullet"/>
+        <w:spacing w:after="60"/>
+      </w:pPr>
+      <w:r>
+        <w:t>adder_tree_32 sum: 32 × 14-bit → 21-bit (+7 from 4-level tree)</w:t>
+      </w:r>
+    </w:p>
+    <w:p>
+      <w:pPr>
+        <w:pStyle w:val="ListBullet"/>
+        <w:spacing w:after="60"/>
+      </w:pPr>
+      <w:r>
+        <w:t>32-step accumulation (1024/32=32): ACC_W = 26 bits</w:t>
+      </w:r>
+    </w:p>
+    <w:p>
+      <w:pPr>
+        <w:pStyle w:val="ListBullet"/>
+        <w:spacing w:after="60"/>
+      </w:pPr>
+      <w:r>
+        <w:t>Bias addition: 27 bits</w:t>
+      </w:r>
+    </w:p>
+    <w:p>
+      <w:pPr>
+        <w:pStyle w:val="ListBullet"/>
+        <w:spacing w:after="60"/>
+      </w:pPr>
+      <w:r>
+        <w:t>Arithmetic right-shift by 2 (Ch 6.2.4): compensates for FC weight scaling</w:t>
+      </w:r>
+    </w:p>
+    <w:p>
+      <w:pPr>
+        <w:pStyle w:val="ListBullet"/>
+        <w:spacing w:after="60"/>
+      </w:pPr>
+      <w:r>
+        <w:t>Two-sided saturating quantizer → G3_FM_W = 9-bit output (HAS_RELU=0, FC can be negative)</w:t>
+      </w:r>
+    </w:p>
+    <w:p>
+      <w:pPr>
+        <w:spacing w:after="120"/>
+      </w:pPr>
+      <w:r>
+        <w:t>The running argmax is updated each time a class score is computed, maintaining the current maximum and its class index. After all 1000 classes are processed, class_idx[9:0] holds the top-1 prediction.</w:t>
+      </w:r>
+    </w:p>
+    <w:p>
+      <w:pPr>
+        <w:pStyle w:val="Heading3"/>
+      </w:pPr>
+      <w:r>
+        <w:rPr>
+          <w:color w:val="1A5276"/>
+        </w:rPr>
+        <w:t>4.4.4 Group 3 Sequencer</w:t>
+      </w:r>
+    </w:p>
+    <w:p>
+      <w:pPr>
+        <w:spacing w:after="120"/>
+      </w:pPr>
+      <w:r>
+        <w:t>group3_ctrl implements a 3-state FSM (IDLE → S_CONV → S_FC) with five internal counters: a filter-group counter (0..63, covering all 64 groups of 16 filters each), a pixel counter (0..48 for the 7×7 avgpool), a convolution step counter, an FC accumulation step counter, and an FC class counter (0..999). The extramem_rd_addr counter resets to 0 at each filter-group boundary to correctly address the extra_mem buffer.</w:t>
+      </w:r>
+    </w:p>
+    <w:p>
+      <w:pPr>
+        <w:pStyle w:val="Heading2"/>
+      </w:pPr>
+      <w:r>
+        <w:rPr>
+          <w:color w:val="2E86C1"/>
+        </w:rPr>
+        <w:t>4.5 Weight Storage and BN Folding</w:t>
+      </w:r>
+    </w:p>
+    <w:p>
+      <w:pPr>
+        <w:spacing w:after="120"/>
+      </w:pPr>
+      <w:r>
+        <w:t>All layer weights and biases are stored in on-chip memory. The weight extraction script (scripts/group2/extract_weights_g2_g3.py) loads the pretrained torchvision ShuffleNet V2 × 1.0 checkpoint, folds BN statistics into the convolution weights, quantizes to the per-layer fixed-point format, and writes hex initialization files for each ROM module.</w:t>
+      </w:r>
+    </w:p>
+    <w:tbl>
+      <w:tblPr>
+        <w:tblStyle w:val="TableGrid"/>
+        <w:tblW w:type="auto" w:w="0"/>
+        <w:tblLook w:firstColumn="1" w:firstRow="1" w:lastColumn="0" w:lastRow="0" w:noHBand="0" w:noVBand="1" w:val="04A0"/>
+      </w:tblPr>
+      <w:tblGrid>
+        <w:gridCol w:w="1824"/>
+        <w:gridCol w:w="1824"/>
+        <w:gridCol w:w="1824"/>
+        <w:gridCol w:w="1824"/>
+        <w:gridCol w:w="1824"/>
+      </w:tblGrid>
+      <w:tr>
+        <w:tc>
+          <w:tcPr>
+            <w:tcW w:type="dxa" w:w="1824"/>
+          </w:tcPr>
+          <w:p>
+            <w:pPr>
+              <w:jc w:val="center"/>
+            </w:pPr>
+            <w:r>
+              <w:rPr>
+                <w:b/>
+              </w:rPr>
+              <w:t>ROM</w:t>
+            </w:r>
+          </w:p>
+        </w:tc>
+        <w:tc>
+          <w:tcPr>
+            <w:tcW w:type="dxa" w:w="1824"/>
+          </w:tcPr>
+          <w:p>
+            <w:pPr>
+              <w:jc w:val="center"/>
+            </w:pPr>
+            <w:r>
+              <w:rPr>
+                <w:b/>
+              </w:rPr>
+              <w:t>Type</w:t>
+            </w:r>
+          </w:p>
+        </w:tc>
+        <w:tc>
+          <w:tcPr>
+            <w:tcW w:type="dxa" w:w="1824"/>
+          </w:tcPr>
+          <w:p>
+            <w:pPr>
+              <w:jc w:val="center"/>
+            </w:pPr>
+            <w:r>
+              <w:rPr>
+                <w:b/>
+              </w:rPr>
+              <w:t>Entries</w:t>
+            </w:r>
+          </w:p>
+        </w:tc>
+        <w:tc>
+          <w:tcPr>
+            <w:tcW w:type="dxa" w:w="1824"/>
+          </w:tcPr>
+          <w:p>
+            <w:pPr>
+              <w:jc w:val="center"/>
+            </w:pPr>
+            <w:r>
+              <w:rPr>
+                <w:b/>
+              </w:rPr>
+              <w:t>Width (bits)</w:t>
+            </w:r>
+          </w:p>
+        </w:tc>
+        <w:tc>
+          <w:tcPr>
+            <w:tcW w:type="dxa" w:w="1824"/>
+          </w:tcPr>
+          <w:p>
+            <w:pPr>
+              <w:jc w:val="center"/>
+            </w:pPr>
+            <w:r>
+              <w:rPr>
+                <w:b/>
+              </w:rPr>
+              <w:t>Total Size</w:t>
+            </w:r>
+          </w:p>
+        </w:tc>
+      </w:tr>
+      <w:tr>
+        <w:tc>
+          <w:tcPr>
+            <w:tcW w:type="dxa" w:w="1824"/>
+          </w:tcPr>
+          <w:p>
+            <w:r>
+              <w:t>g2_dw_weight_rom</w:t>
+            </w:r>
+          </w:p>
+        </w:tc>
+        <w:tc>
+          <w:tcPr>
+            <w:tcW w:type="dxa" w:w="1824"/>
+          </w:tcPr>
+          <w:p>
+            <w:r>
+              <w:t>Distributed</w:t>
+            </w:r>
+          </w:p>
+        </w:tc>
+        <w:tc>
+          <w:tcPr>
+            <w:tcW w:type="dxa" w:w="1824"/>
+          </w:tcPr>
+          <w:p>
+            <w:r>
+              <w:t>16</w:t>
+            </w:r>
+          </w:p>
+        </w:tc>
+        <w:tc>
+          <w:tcPr>
+            <w:tcW w:type="dxa" w:w="1824"/>
+          </w:tcPr>
+          <w:p>
+            <w:r>
+              <w:t>7,830</w:t>
+            </w:r>
+          </w:p>
+        </w:tc>
+        <w:tc>
+          <w:tcPr>
+            <w:tcW w:type="dxa" w:w="1824"/>
+          </w:tcPr>
+          <w:p>
+            <w:r>
+              <w:t>~120 KB</w:t>
+            </w:r>
+          </w:p>
+        </w:tc>
+      </w:tr>
+      <w:tr>
+        <w:tc>
+          <w:tcPr>
+            <w:tcW w:type="dxa" w:w="1824"/>
+          </w:tcPr>
+          <w:p>
+            <w:r>
+              <w:t>g2_dw_bias_rom</w:t>
+            </w:r>
+          </w:p>
+        </w:tc>
+        <w:tc>
+          <w:tcPr>
+            <w:tcW w:type="dxa" w:w="1824"/>
+          </w:tcPr>
+          <w:p>
+            <w:r>
+              <w:t>Distributed</w:t>
+            </w:r>
+          </w:p>
+        </w:tc>
+        <w:tc>
+          <w:tcPr>
+            <w:tcW w:type="dxa" w:w="1824"/>
+          </w:tcPr>
+          <w:p>
+            <w:r>
+              <w:t>16</w:t>
+            </w:r>
+          </w:p>
+        </w:tc>
+        <w:tc>
+          <w:tcPr>
+            <w:tcW w:type="dxa" w:w="1824"/>
+          </w:tcPr>
+          <w:p>
+            <w:r>
+              <w:t>870</w:t>
+            </w:r>
+          </w:p>
+        </w:tc>
+        <w:tc>
+          <w:tcPr>
+            <w:tcW w:type="dxa" w:w="1824"/>
+          </w:tcPr>
+          <w:p>
+            <w:r>
+              <w:t>~14 KB</w:t>
+            </w:r>
+          </w:p>
+        </w:tc>
+      </w:tr>
+      <w:tr>
+        <w:tc>
+          <w:tcPr>
+            <w:tcW w:type="dxa" w:w="1824"/>
+          </w:tcPr>
+          <w:p>
+            <w:r>
+              <w:t>g2_pw_weight_rom</w:t>
+            </w:r>
+          </w:p>
+        </w:tc>
+        <w:tc>
+          <w:tcPr>
+            <w:tcW w:type="dxa" w:w="1824"/>
+          </w:tcPr>
+          <w:p>
+            <w:r>
+              <w:t>Block RAM</w:t>
+            </w:r>
+          </w:p>
+        </w:tc>
+        <w:tc>
+          <w:tcPr>
+            <w:tcW w:type="dxa" w:w="1824"/>
+          </w:tcPr>
+          <w:p>
+            <w:r>
+              <w:t>320</w:t>
+            </w:r>
+          </w:p>
+        </w:tc>
+        <w:tc>
+          <w:tcPr>
+            <w:tcW w:type="dxa" w:w="1824"/>
+          </w:tcPr>
+          <w:p>
+            <w:r>
+              <w:t>7,656</w:t>
+            </w:r>
+          </w:p>
+        </w:tc>
+        <w:tc>
+          <w:tcPr>
+            <w:tcW w:type="dxa" w:w="1824"/>
+          </w:tcPr>
+          <w:p>
+            <w:r>
+              <w:t>~297 KB</w:t>
+            </w:r>
+          </w:p>
+        </w:tc>
+      </w:tr>
+      <w:tr>
+        <w:tc>
+          <w:tcPr>
+            <w:tcW w:type="dxa" w:w="1824"/>
+          </w:tcPr>
+          <w:p>
+            <w:r>
+              <w:t>g2_pw_bias_rom</w:t>
+            </w:r>
+          </w:p>
+        </w:tc>
+        <w:tc>
+          <w:tcPr>
+            <w:tcW w:type="dxa" w:w="1824"/>
+          </w:tcPr>
+          <w:p>
+            <w:r>
+              <w:t>Distributed</w:t>
+            </w:r>
+          </w:p>
+        </w:tc>
+        <w:tc>
+          <w:tcPr>
+            <w:tcW w:type="dxa" w:w="1824"/>
+          </w:tcPr>
+          <w:p>
+            <w:r>
+              <w:t>16</w:t>
+            </w:r>
+          </w:p>
+        </w:tc>
+        <w:tc>
+          <w:tcPr>
+            <w:tcW w:type="dxa" w:w="1824"/>
+          </w:tcPr>
+          <w:p>
+            <w:r>
+              <w:t>754</w:t>
+            </w:r>
+          </w:p>
+        </w:tc>
+        <w:tc>
+          <w:tcPr>
+            <w:tcW w:type="dxa" w:w="1824"/>
+          </w:tcPr>
+          <w:p>
+            <w:r>
+              <w:t>~12 KB</w:t>
+            </w:r>
+          </w:p>
+        </w:tc>
+      </w:tr>
+      <w:tr>
+        <w:tc>
+          <w:tcPr>
+            <w:tcW w:type="dxa" w:w="1824"/>
+          </w:tcPr>
+          <w:p>
+            <w:r>
+              <w:t>g3_pw_weight_rom</w:t>
+            </w:r>
+          </w:p>
+        </w:tc>
+        <w:tc>
+          <w:tcPr>
+            <w:tcW w:type="dxa" w:w="1824"/>
+          </w:tcPr>
+          <w:p>
+            <w:r>
+              <w:t>Block RAM</w:t>
+            </w:r>
+          </w:p>
+        </w:tc>
+        <w:tc>
+          <w:tcPr>
+            <w:tcW w:type="dxa" w:w="1824"/>
+          </w:tcPr>
+          <w:p>
+            <w:r>
+              <w:t>1024</w:t>
+            </w:r>
+          </w:p>
+        </w:tc>
+        <w:tc>
+          <w:tcPr>
+            <w:tcW w:type="dxa" w:w="1824"/>
+          </w:tcPr>
+          <w:p>
+            <w:r>
+              <w:t>4,176</w:t>
+            </w:r>
+          </w:p>
+        </w:tc>
+        <w:tc>
+          <w:tcPr>
+            <w:tcW w:type="dxa" w:w="1824"/>
+          </w:tcPr>
+          <w:p>
+            <w:r>
+              <w:t>~520 KB</w:t>
+            </w:r>
+          </w:p>
+        </w:tc>
+      </w:tr>
+      <w:tr>
+        <w:tc>
+          <w:tcPr>
+            <w:tcW w:type="dxa" w:w="1824"/>
+          </w:tcPr>
+          <w:p>
+            <w:r>
+              <w:t>g3_pw_bias_rom</w:t>
+            </w:r>
+          </w:p>
+        </w:tc>
+        <w:tc>
+          <w:tcPr>
+            <w:tcW w:type="dxa" w:w="1824"/>
+          </w:tcPr>
+          <w:p>
+            <w:r>
+              <w:t>Distributed</w:t>
+            </w:r>
+          </w:p>
+        </w:tc>
+        <w:tc>
+          <w:tcPr>
+            <w:tcW w:type="dxa" w:w="1824"/>
+          </w:tcPr>
+          <w:p>
+            <w:r>
+              <w:t>64</w:t>
+            </w:r>
+          </w:p>
+        </w:tc>
+        <w:tc>
+          <w:tcPr>
+            <w:tcW w:type="dxa" w:w="1824"/>
+          </w:tcPr>
+          <w:p>
+            <w:r>
+              <w:t>240</w:t>
+            </w:r>
+          </w:p>
+        </w:tc>
+        <w:tc>
+          <w:tcPr>
+            <w:tcW w:type="dxa" w:w="1824"/>
+          </w:tcPr>
+          <w:p>
+            <w:r>
+              <w:t>~2 KB</w:t>
+            </w:r>
+          </w:p>
+        </w:tc>
+      </w:tr>
+      <w:tr>
+        <w:tc>
+          <w:tcPr>
+            <w:tcW w:type="dxa" w:w="1824"/>
+          </w:tcPr>
+          <w:p>
+            <w:r>
+              <w:t>g3_fc_weight_rom</w:t>
+            </w:r>
+          </w:p>
+        </w:tc>
+        <w:tc>
+          <w:tcPr>
+            <w:tcW w:type="dxa" w:w="1824"/>
+          </w:tcPr>
+          <w:p>
+            <w:r>
+              <w:t>Block RAM</w:t>
+            </w:r>
+          </w:p>
+        </w:tc>
+        <w:tc>
+          <w:tcPr>
+            <w:tcW w:type="dxa" w:w="1824"/>
+          </w:tcPr>
+          <w:p>
+            <w:r>
+              <w:t>32,000</w:t>
+            </w:r>
+          </w:p>
+        </w:tc>
+        <w:tc>
+          <w:tcPr>
+            <w:tcW w:type="dxa" w:w="1824"/>
+          </w:tcPr>
+          <w:p>
+            <w:r>
+              <w:t>288</w:t>
+            </w:r>
+          </w:p>
+        </w:tc>
+        <w:tc>
+          <w:tcPr>
+            <w:tcW w:type="dxa" w:w="1824"/>
+          </w:tcPr>
+          <w:p>
+            <w:r>
+              <w:t>~1.1 MB</w:t>
+            </w:r>
+          </w:p>
+        </w:tc>
+      </w:tr>
+      <w:tr>
+        <w:tc>
+          <w:tcPr>
+            <w:tcW w:type="dxa" w:w="1824"/>
+          </w:tcPr>
+          <w:p>
+            <w:r>
+              <w:t>g3_fc_bias_rom</w:t>
+            </w:r>
+          </w:p>
+        </w:tc>
+        <w:tc>
+          <w:tcPr>
+            <w:tcW w:type="dxa" w:w="1824"/>
+          </w:tcPr>
+          <w:p>
+            <w:r>
+              <w:t>Distributed</w:t>
+            </w:r>
+          </w:p>
+        </w:tc>
+        <w:tc>
+          <w:tcPr>
+            <w:tcW w:type="dxa" w:w="1824"/>
+          </w:tcPr>
+          <w:p>
+            <w:r>
+              <w:t>1000</w:t>
+            </w:r>
+          </w:p>
+        </w:tc>
+        <w:tc>
+          <w:tcPr>
+            <w:tcW w:type="dxa" w:w="1824"/>
+          </w:tcPr>
+          <w:p>
+            <w:r>
+              <w:t>11</w:t>
+            </w:r>
+          </w:p>
+        </w:tc>
+        <w:tc>
+          <w:tcPr>
+            <w:tcW w:type="dxa" w:w="1824"/>
+          </w:tcPr>
+          <w:p>
+            <w:r>
+              <w:t>~1 KB</w:t>
+            </w:r>
+          </w:p>
+        </w:tc>
+      </w:tr>
+    </w:tbl>
+    <w:p/>
+    <w:p>
+      <w:pPr>
+        <w:spacing w:after="120"/>
+      </w:pPr>
+      <w:r>
+        <w:t>ROMs use basename-only INIT_FILE paths (e.g., "g2_pw_weights.hex") so that Vivado can locate them in the synthesis run directory regardless of whether synthesis is run as a standard project or out-of-context run.</w:t>
+      </w:r>
+    </w:p>
+    <w:p>
+      <w:pPr>
+        <w:pStyle w:val="Heading2"/>
+      </w:pPr>
+      <w:r>
+        <w:rPr>
+          <w:color w:val="2E86C1"/>
+        </w:rPr>
+        <w:t>4.6 Split Synthesis Flow</w:t>
+      </w:r>
+    </w:p>
+    <w:p>
+      <w:pPr>
+        <w:spacing w:after="120"/>
+      </w:pPr>
+      <w:r>
+        <w:t>The full design requires approximately 34 GB of RAM for monolithic out-of-context synthesis, exceeding the 16 GB available on the development workstation. A custom split synthesis flow was developed to overcome this constraint:</w:t>
+      </w:r>
+    </w:p>
+    <w:p>
+      <w:pPr>
+        <w:pStyle w:val="ListBullet"/>
+        <w:spacing w:after="60"/>
+      </w:pPr>
+      <w:r>
+        <w:t>Step 1 (build_project.tcl): Creates the Vivado block design with black-box stubs for Group 1, Group 2, and Group 3. The stubs use the (* black_box *) Verilog attribute to prevent synthesis from generating logic while preserving the module boundaries in the netlist.</w:t>
+      </w:r>
+    </w:p>
+    <w:p>
+      <w:pPr>
+        <w:pStyle w:val="ListBullet"/>
+        <w:spacing w:after="60"/>
+      </w:pPr>
+      <w:r>
+        <w:t>Steps 2–4 (part0/1/2_synth_*_ooc.tcl): Each group is synthesized independently in Vivado non-project (batch) mode using synth_design -mode out_of_context. The OOC synthesis runs in a dedicated working directory where the relevant hex weight files are pre-copied, and uses flatten_hierarchy=none to prevent the black-box boundaries from being lost during optimization.</w:t>
+      </w:r>
+    </w:p>
+    <w:p>
+      <w:pPr>
+        <w:pStyle w:val="ListBullet"/>
+        <w:spacing w:after="60"/>
+      </w:pPr>
+      <w:r>
+        <w:t>Step 5 (part3_synth_and_impl.tcl): The Vivado project is opened, synth_1 is run (light-weight: only the board wrapper and controller logic are synthesized). After synthesis, the black-box cells are filled using read_checkpoint -cell with the pre-built OOC DCPs. Implementation then proceeds with the complete merged design.</w:t>
+      </w:r>
+    </w:p>
+    <w:p>
+      <w:pPr>
+        <w:spacing w:after="120"/>
+      </w:pPr>
+      <w:r>
+        <w:t>This approach reduces peak synthesis RAM from 34 GB to approximately 8–15 GB per group, with the three OOC runs completing in 3, 9, and 11 minutes respectively.</w:t>
+      </w:r>
+    </w:p>
+    <w:p>
+      <w:r>
+        <w:br w:type="page"/>
+      </w:r>
+    </w:p>
+    <w:p>
+      <w:pPr>
+        <w:pStyle w:val="Heading1"/>
+      </w:pPr>
+      <w:r>
+        <w:rPr>
+          <w:color w:val="1A5276"/>
+        </w:rPr>
+        <w:t>5. Verification</w:t>
+      </w:r>
+    </w:p>
+    <w:p>
+      <w:pPr>
+        <w:pStyle w:val="Heading2"/>
+      </w:pPr>
+      <w:r>
+        <w:rPr>
+          <w:color w:val="2E86C1"/>
+        </w:rPr>
+        <w:t>5.1 Unit-Level Testbenches</w:t>
+      </w:r>
+    </w:p>
+    <w:p>
+      <w:pPr>
+        <w:spacing w:after="120"/>
+      </w:pPr>
+      <w:r>
+        <w:t>Every synthesizable RTL module has a dedicated self-contained, self-checking Verilog testbench. The testbenches are designed for Vivado XSim 2024.2 and require no external vector files — all test cases and expected values are computed inline using Verilog functions that model the bit-true arithmetic of each module. This makes the testbenches portable and reproducible.</w:t>
+      </w:r>
+    </w:p>
+    <w:p>
+      <w:pPr>
+        <w:spacing w:after="120"/>
+      </w:pPr>
+      <w:r>
+        <w:t>Each testbench follows the same pattern:</w:t>
+      </w:r>
+    </w:p>
+    <w:p>
+      <w:pPr>
+        <w:pStyle w:val="ListBullet"/>
+        <w:spacing w:after="60"/>
+      </w:pPr>
+      <w:r>
+        <w:t>A golden model function that computes the expected output using the same fixed-point arithmetic as the RTL (signed multiplication, bit-select for LSB dropping, carry-save addition, saturating quantization).</w:t>
+      </w:r>
+    </w:p>
+    <w:p>
+      <w:pPr>
+        <w:pStyle w:val="ListBullet"/>
+        <w:spacing w:after="60"/>
+      </w:pPr>
+      <w:r>
+        <w:t>A run_test task that applies inputs at negedge clock edges, waits for the pipeline to settle, and compares DUT outputs to the golden model.</w:t>
+      </w:r>
+    </w:p>
+    <w:p>
+      <w:pPr>
+        <w:pStyle w:val="ListBullet"/>
+        <w:spacing w:after="60"/>
+      </w:pPr>
+      <w:r>
+        <w:t>A PASS/FAIL counter and a final RESULT summary line that confirms all test cases passed.</w:t>
+      </w:r>
+    </w:p>
+    <w:p>
+      <w:pPr>
+        <w:spacing w:after="120"/>
+      </w:pPr>
+      <w:r>
+        <w:t>Important timing details discovered during testbench development:</w:t>
+      </w:r>
+    </w:p>
+    <w:p>
+      <w:pPr>
+        <w:pStyle w:val="ListBullet"/>
+        <w:spacing w:after="60"/>
+      </w:pPr>
+      <w:r>
+        <w:t>conv1x1_filter_unit (Group 2 PW): The accumulator IS gated on the en signal. The effective accumulation count equals nacc (not nacc+1). The wait step with en=0 does not contribute an additional accumulation.</w:t>
+      </w:r>
+    </w:p>
+    <w:p>
+      <w:pPr>
+        <w:pStyle w:val="ListBullet"/>
+        <w:spacing w:after="60"/>
+      </w:pPr>
+      <w:r>
+        <w:t>fc_filter_unit (Group 3 FC): The accumulator is NOT gated on en. The wait step with en=0 adds one extra accumulation because the MAC holds its output and the accumulator continues adding. The effective count is nacc+1. Additionally, an arithmetic right-shift by 2 is applied before the quantizer.</w:t>
+      </w:r>
+    </w:p>
+    <w:p>
+      <w:pPr>
+        <w:pStyle w:val="ListBullet"/>
+        <w:spacing w:after="60"/>
+      </w:pPr>
+      <w:r>
+        <w:t>avg_pool_core: The quantizer saturates at 2^(OUT_W−1)=256 (one-sided threshold), not at 2^OUT_W=512. Test values must keep the accumulated sum below 256 for non-saturating tests.</w:t>
+      </w:r>
+    </w:p>
+    <w:tbl>
+      <w:tblPr>
+        <w:tblStyle w:val="TableGrid"/>
+        <w:tblW w:type="auto" w:w="0"/>
+        <w:tblLook w:firstColumn="1" w:firstRow="1" w:lastColumn="0" w:lastRow="0" w:noHBand="0" w:noVBand="1" w:val="04A0"/>
+      </w:tblPr>
+      <w:tblGrid>
+        <w:gridCol w:w="2280"/>
+        <w:gridCol w:w="2280"/>
+        <w:gridCol w:w="2280"/>
+        <w:gridCol w:w="2280"/>
+      </w:tblGrid>
+      <w:tr>
+        <w:tc>
+          <w:tcPr>
+            <w:tcW w:type="dxa" w:w="2280"/>
           </w:tcPr>
           <w:p>
             <w:pPr>
@@ -1354,7 +3437,7 @@
         </w:tc>
         <w:tc>
           <w:tcPr>
-            <w:tcW w:type="dxa" w:w="3041"/>
+            <w:tcW w:type="dxa" w:w="2280"/>
           </w:tcPr>
           <w:p>
             <w:pPr>
@@ -1364,13 +3447,13 @@
               <w:rPr>
                 <w:b/>
               </w:rPr>
-              <w:t>Modules Tested</w:t>
+              <w:t>Modules</w:t>
             </w:r>
           </w:p>
         </w:tc>
         <w:tc>
           <w:tcPr>
-            <w:tcW w:type="dxa" w:w="3041"/>
+            <w:tcW w:type="dxa" w:w="2280"/>
           </w:tcPr>
           <w:p>
             <w:pPr>
@@ -1380,7 +3463,23 @@
               <w:rPr>
                 <w:b/>
               </w:rPr>
-              <w:t>Result</w:t>
+              <w:t>TBs</w:t>
+            </w:r>
+          </w:p>
+        </w:tc>
+        <w:tc>
+          <w:tcPr>
+            <w:tcW w:type="dxa" w:w="2280"/>
+          </w:tcPr>
+          <w:p>
+            <w:pPr>
+              <w:jc w:val="center"/>
+            </w:pPr>
+            <w:r>
+              <w:rPr>
+                <w:b/>
+              </w:rPr>
+              <w:t>Status</w:t>
             </w:r>
           </w:p>
         </w:tc>
@@ -1388,27 +3487,37 @@
       <w:tr>
         <w:tc>
           <w:tcPr>
-            <w:tcW w:type="dxa" w:w="3041"/>
+            <w:tcW w:type="dxa" w:w="2280"/>
           </w:tcPr>
           <w:p>
             <w:r>
-              <w:t>Common primitives</w:t>
+              <w:t>Common</w:t>
             </w:r>
           </w:p>
         </w:tc>
         <w:tc>
           <w:tcPr>
-            <w:tcW w:type="dxa" w:w="3041"/>
+            <w:tcW w:type="dxa" w:w="2280"/>
           </w:tcPr>
           <w:p>
             <w:r>
-              <w:t>9 (mac_unit, adder_trees, quantizer, FIFOs)</w:t>
+              <w:t>9 modules (mac_unit, adder_trees, quantizer, FIFOs)</w:t>
             </w:r>
           </w:p>
         </w:tc>
         <w:tc>
           <w:tcPr>
-            <w:tcW w:type="dxa" w:w="3041"/>
+            <w:tcW w:type="dxa" w:w="2280"/>
+          </w:tcPr>
+          <w:p>
+            <w:r>
+              <w:t>9</w:t>
+            </w:r>
+          </w:p>
+        </w:tc>
+        <w:tc>
+          <w:tcPr>
+            <w:tcW w:type="dxa" w:w="2280"/>
           </w:tcPr>
           <w:p>
             <w:r>
@@ -1420,7 +3529,7 @@
       <w:tr>
         <w:tc>
           <w:tcPr>
-            <w:tcW w:type="dxa" w:w="3041"/>
+            <w:tcW w:type="dxa" w:w="2280"/>
           </w:tcPr>
           <w:p>
             <w:r>
@@ -1430,17 +3539,27 @@
         </w:tc>
         <w:tc>
           <w:tcPr>
-            <w:tcW w:type="dxa" w:w="3041"/>
+            <w:tcW w:type="dxa" w:w="2280"/>
           </w:tcPr>
           <w:p>
             <w:r>
-              <w:t>10 (conv3x3, maxpool, photo_mem, ROMs, ctrl, top)</w:t>
+              <w:t>10 modules (conv3x3, maxpool, photo_mem, ROMs, ctrl, top)</w:t>
             </w:r>
           </w:p>
         </w:tc>
         <w:tc>
           <w:tcPr>
-            <w:tcW w:type="dxa" w:w="3041"/>
+            <w:tcW w:type="dxa" w:w="2280"/>
+          </w:tcPr>
+          <w:p>
+            <w:r>
+              <w:t>10</w:t>
+            </w:r>
+          </w:p>
+        </w:tc>
+        <w:tc>
+          <w:tcPr>
+            <w:tcW w:type="dxa" w:w="2280"/>
           </w:tcPr>
           <w:p>
             <w:r>
@@ -1452,7 +3571,7 @@
       <w:tr>
         <w:tc>
           <w:tcPr>
-            <w:tcW w:type="dxa" w:w="3041"/>
+            <w:tcW w:type="dxa" w:w="2280"/>
           </w:tcPr>
           <w:p>
             <w:r>
@@ -1462,17 +3581,27 @@
         </w:tc>
         <w:tc>
           <w:tcPr>
-            <w:tcW w:type="dxa" w:w="3041"/>
+            <w:tcW w:type="dxa" w:w="2280"/>
           </w:tcPr>
           <w:p>
             <w:r>
-              <w:t>14 (DW, PW, FIFOs, ROMs, ctrl, top)</w:t>
+              <w:t>14 modules (DW, PW, FIFOs, ROMs, ctrl, top)</w:t>
             </w:r>
           </w:p>
         </w:tc>
         <w:tc>
           <w:tcPr>
-            <w:tcW w:type="dxa" w:w="3041"/>
+            <w:tcW w:type="dxa" w:w="2280"/>
+          </w:tcPr>
+          <w:p>
+            <w:r>
+              <w:t>14</w:t>
+            </w:r>
+          </w:p>
+        </w:tc>
+        <w:tc>
+          <w:tcPr>
+            <w:tcW w:type="dxa" w:w="2280"/>
           </w:tcPr>
           <w:p>
             <w:r>
@@ -1484,7 +3613,7 @@
       <w:tr>
         <w:tc>
           <w:tcPr>
-            <w:tcW w:type="dxa" w:w="3041"/>
+            <w:tcW w:type="dxa" w:w="2280"/>
           </w:tcPr>
           <w:p>
             <w:r>
@@ -1494,17 +3623,27 @@
         </w:tc>
         <w:tc>
           <w:tcPr>
-            <w:tcW w:type="dxa" w:w="3041"/>
+            <w:tcW w:type="dxa" w:w="2280"/>
           </w:tcPr>
           <w:p>
             <w:r>
-              <w:t>11 (PW, avgpool, FC, ROMs, ctrl, top)</w:t>
+              <w:t>11 modules (PW, avgpool, FC, ROMs, ctrl, top)</w:t>
             </w:r>
           </w:p>
         </w:tc>
         <w:tc>
           <w:tcPr>
-            <w:tcW w:type="dxa" w:w="3041"/>
+            <w:tcW w:type="dxa" w:w="2280"/>
+          </w:tcPr>
+          <w:p>
+            <w:r>
+              <w:t>11</w:t>
+            </w:r>
+          </w:p>
+        </w:tc>
+        <w:tc>
+          <w:tcPr>
+            <w:tcW w:type="dxa" w:w="2280"/>
           </w:tcPr>
           <w:p>
             <w:r>
@@ -1516,27 +3655,37 @@
       <w:tr>
         <w:tc>
           <w:tcPr>
-            <w:tcW w:type="dxa" w:w="3041"/>
+            <w:tcW w:type="dxa" w:w="2280"/>
           </w:tcPr>
           <w:p>
             <w:r>
-              <w:t>Memories + AXI</w:t>
+              <w:t>Memories</w:t>
             </w:r>
           </w:p>
         </w:tc>
         <w:tc>
           <w:tcPr>
-            <w:tcW w:type="dxa" w:w="3041"/>
+            <w:tcW w:type="dxa" w:w="2280"/>
           </w:tcPr>
           <w:p>
             <w:r>
-              <w:t>2 (extra_mem, axi_slave)</w:t>
+              <w:t>1 module (extra_mem)</w:t>
             </w:r>
           </w:p>
         </w:tc>
         <w:tc>
           <w:tcPr>
-            <w:tcW w:type="dxa" w:w="3041"/>
+            <w:tcW w:type="dxa" w:w="2280"/>
+          </w:tcPr>
+          <w:p>
+            <w:r>
+              <w:t>1</w:t>
+            </w:r>
+          </w:p>
+        </w:tc>
+        <w:tc>
+          <w:tcPr>
+            <w:tcW w:type="dxa" w:w="2280"/>
           </w:tcPr>
           <w:p>
             <w:r>
@@ -1548,7 +3697,49 @@
       <w:tr>
         <w:tc>
           <w:tcPr>
-            <w:tcW w:type="dxa" w:w="3041"/>
+            <w:tcW w:type="dxa" w:w="2280"/>
+          </w:tcPr>
+          <w:p>
+            <w:r>
+              <w:t>AXI</w:t>
+            </w:r>
+          </w:p>
+        </w:tc>
+        <w:tc>
+          <w:tcPr>
+            <w:tcW w:type="dxa" w:w="2280"/>
+          </w:tcPr>
+          <w:p>
+            <w:r>
+              <w:t>1 module (axi_photo_mem_slave)</w:t>
+            </w:r>
+          </w:p>
+        </w:tc>
+        <w:tc>
+          <w:tcPr>
+            <w:tcW w:type="dxa" w:w="2280"/>
+          </w:tcPr>
+          <w:p>
+            <w:r>
+              <w:t>1</w:t>
+            </w:r>
+          </w:p>
+        </w:tc>
+        <w:tc>
+          <w:tcPr>
+            <w:tcW w:type="dxa" w:w="2280"/>
+          </w:tcPr>
+          <w:p>
+            <w:r>
+              <w:t>All pass ✓</w:t>
+            </w:r>
+          </w:p>
+        </w:tc>
+      </w:tr>
+      <w:tr>
+        <w:tc>
+          <w:tcPr>
+            <w:tcW w:type="dxa" w:w="2280"/>
           </w:tcPr>
           <w:p>
             <w:r>
@@ -1558,17 +3749,27 @@
         </w:tc>
         <w:tc>
           <w:tcPr>
-            <w:tcW w:type="dxa" w:w="3041"/>
+            <w:tcW w:type="dxa" w:w="2280"/>
           </w:tcPr>
           <w:p>
             <w:r>
-              <w:t>2 (accelerator_ctrl, accelerator_top)</w:t>
+              <w:t>2 modules (accelerator_ctrl, accelerator_top)</w:t>
             </w:r>
           </w:p>
         </w:tc>
         <w:tc>
           <w:tcPr>
-            <w:tcW w:type="dxa" w:w="3041"/>
+            <w:tcW w:type="dxa" w:w="2280"/>
+          </w:tcPr>
+          <w:p>
+            <w:r>
+              <w:t>2</w:t>
+            </w:r>
+          </w:p>
+        </w:tc>
+        <w:tc>
+          <w:tcPr>
+            <w:tcW w:type="dxa" w:w="2280"/>
           </w:tcPr>
           <w:p>
             <w:r>
@@ -1577,6 +3778,48 @@
           </w:p>
         </w:tc>
       </w:tr>
+      <w:tr>
+        <w:tc>
+          <w:tcPr>
+            <w:tcW w:type="dxa" w:w="2280"/>
+          </w:tcPr>
+          <w:p>
+            <w:r>
+              <w:t>**Total**</w:t>
+            </w:r>
+          </w:p>
+        </w:tc>
+        <w:tc>
+          <w:tcPr>
+            <w:tcW w:type="dxa" w:w="2280"/>
+          </w:tcPr>
+          <w:p>
+            <w:r>
+              <w:t>**48 modules**</w:t>
+            </w:r>
+          </w:p>
+        </w:tc>
+        <w:tc>
+          <w:tcPr>
+            <w:tcW w:type="dxa" w:w="2280"/>
+          </w:tcPr>
+          <w:p>
+            <w:r>
+              <w:t>**48**</w:t>
+            </w:r>
+          </w:p>
+        </w:tc>
+        <w:tc>
+          <w:tcPr>
+            <w:tcW w:type="dxa" w:w="2280"/>
+          </w:tcPr>
+          <w:p>
+            <w:r>
+              <w:t>**All 48 pass ✓**</w:t>
+            </w:r>
+          </w:p>
+        </w:tc>
+      </w:tr>
     </w:tbl>
     <w:p/>
     <w:p>
@@ -1585,7 +3828,7 @@
       </w:pPr>
       <w:r>
         <w:rPr>
-          <w:color w:val="1A5276"/>
+          <w:color w:val="2E86C1"/>
         </w:rPr>
         <w:t>5.2 Software Model Verification</w:t>
       </w:r>
@@ -1595,7 +3838,42 @@
         <w:spacing w:after="120"/>
       </w:pPr>
       <w:r>
-        <w:t>A bit-accurate Q6.8 Python model (scripts/shufflenet_q68.py) implements the same fixed-point operations as the RTL, including BN folding, truncating multiplication, carry-save adder trees, and saturating quantizers. The model achieves approximately 71% Top-1 accuracy on 100 ImageNet validation images, with a maximum BN-fold coefficient difference of 7.63×10⁻⁶ from the floating-point reference.</w:t>
+        <w:t>A bit-accurate Q6.8 Python model (scripts/shufflenet_q68.py) implements the complete ShuffleNet V2 forward pass using integer arithmetic that exactly mirrors the RTL operations: signed multiplication, LSB dropping, carry-save addition, fixed-point accumulation, and saturating quantization. The model loads BN-folded weights from the pretrained checkpoint and runs inference on ImageNet validation images.</w:t>
+      </w:r>
+    </w:p>
+    <w:p>
+      <w:pPr>
+        <w:spacing w:after="120"/>
+      </w:pPr>
+      <w:r>
+        <w:t>Verification results:</w:t>
+      </w:r>
+    </w:p>
+    <w:p>
+      <w:pPr>
+        <w:pStyle w:val="ListBullet"/>
+        <w:spacing w:after="60"/>
+      </w:pPr>
+      <w:r>
+        <w:t>BN-fold coefficient maximum error: 7.63×10⁻⁶ (well within 1 LSB in Q6.8)</w:t>
+      </w:r>
+    </w:p>
+    <w:p>
+      <w:pPr>
+        <w:pStyle w:val="ListBullet"/>
+        <w:spacing w:after="60"/>
+      </w:pPr>
+      <w:r>
+        <w:t>Top-1 accuracy on 100 ImageNet validation images: approximately 71%</w:t>
+      </w:r>
+    </w:p>
+    <w:p>
+      <w:pPr>
+        <w:pStyle w:val="ListBullet"/>
+        <w:spacing w:after="60"/>
+      </w:pPr>
+      <w:r>
+        <w:t>Comparison with floating-point torchvision model confirms the quantization scheme introduces only minimal accuracy degradation</w:t>
       </w:r>
     </w:p>
     <w:p>
@@ -1619,7 +3897,207 @@
         <w:spacing w:after="120"/>
       </w:pPr>
       <w:r>
-        <w:t>Four progressively optimized Vitis HLS C++ models target the same ZU19EG device, providing a direct same-silicon comparison with the RTL implementation.</w:t>
+        <w:t>Four Vitis HLS C++ models target the iWave ZU19EG (xczu19eg-ffvc1760-1-i) for direct same-silicon comparison with the RTL implementation. The models progressively apply optimization directives to demonstrate the HLS design space.</w:t>
+      </w:r>
+    </w:p>
+    <w:p>
+      <w:pPr>
+        <w:pStyle w:val="Heading2"/>
+      </w:pPr>
+      <w:r>
+        <w:rPr>
+          <w:color w:val="2E86C1"/>
+        </w:rPr>
+        <w:t>6.1 Model 1 — Baseline (Sequential)</w:t>
+      </w:r>
+    </w:p>
+    <w:p>
+      <w:pPr>
+        <w:spacing w:after="120"/>
+      </w:pPr>
+      <w:r>
+        <w:t>The baseline model implements a straightforward C++ forward pass with no HLS pragmas. All loops execute sequentially. This model provides the reference latency and resource baseline. Expected behavior: very high latency (millions of cycles), minimal resource usage, no spatial parallelism.</w:t>
+      </w:r>
+    </w:p>
+    <w:p>
+      <w:pPr>
+        <w:pStyle w:val="Heading2"/>
+      </w:pPr>
+      <w:r>
+        <w:rPr>
+          <w:color w:val="2E86C1"/>
+        </w:rPr>
+        <w:t>6.2 Model 2 — Pipelined</w:t>
+      </w:r>
+    </w:p>
+    <w:p>
+      <w:pPr>
+        <w:spacing w:after="120"/>
+      </w:pPr>
+      <w:r>
+        <w:t>Model 2 adds #pragma HLS PIPELINE directives to all inner loops of each layer function, allowing Vitis HLS to schedule multiple iterations in a pipelined fashion. The pipeline initiation interval (II) target is 1 cycle per spatial position within each layer. Resource usage increases moderately as HLS implements pipeline registers.</w:t>
+      </w:r>
+    </w:p>
+    <w:p>
+      <w:pPr>
+        <w:spacing w:after="120"/>
+      </w:pPr>
+      <w:r>
+        <w:t>Running Model 2:</w:t>
+      </w:r>
+    </w:p>
+    <w:p>
+      <w:pPr>
+        <w:spacing w:after="120"/>
+      </w:pPr>
+      <w:r>
+        <w:t xml:space="preserve">    vitis_hls -f hls/scripts/create_hls_project.tcl</w:t>
+      </w:r>
+    </w:p>
+    <w:p>
+      <w:pPr>
+        <w:pStyle w:val="Heading2"/>
+      </w:pPr>
+      <w:r>
+        <w:rPr>
+          <w:color w:val="2E86C1"/>
+        </w:rPr>
+        <w:t>6.3 Model 3 — Parallelism</w:t>
+      </w:r>
+    </w:p>
+    <w:p>
+      <w:pPr>
+        <w:spacing w:after="120"/>
+      </w:pPr>
+      <w:r>
+        <w:t>Model 3 adds full loop unrolling (#pragma HLS UNROLL) inside the pipelined outer loops to expose maximum spatial parallelism. The 1×1 convolution functions are specialized for each distinct channel count (58, 116, 232). Array partitioning (#pragma HLS ARRAY_PARTITION cyclic) enables parallel access to weight arrays.</w:t>
+      </w:r>
+    </w:p>
+    <w:p>
+      <w:pPr>
+        <w:spacing w:after="120"/>
+      </w:pPr>
+      <w:r>
+        <w:t>Challenge: The inner accumulation loops of conv1x1_f116 (116-input) and conv1x1_f232 (232-input) with full unrolling require the Vitis HLS scheduler to handle 116×116 = 13,456 and 232×232 = 53,824 parallel paths respectively. This overwhelmed the scheduler on 16 GB workstations (scheduler timeout/OOM).</w:t>
+      </w:r>
+    </w:p>
+    <w:p>
+      <w:pPr>
+        <w:spacing w:after="120"/>
+      </w:pPr>
+      <w:r>
+        <w:t>Fix applied: UNROLL factor reduced to factor=16 (for 116-channel) and factor=32 (for 232-channel), reducing scheduler complexity while still demonstrating significant loop parallelism.</w:t>
+      </w:r>
+    </w:p>
+    <w:p>
+      <w:pPr>
+        <w:spacing w:after="120"/>
+      </w:pPr>
+      <w:r>
+        <w:t>Running Model 3:</w:t>
+      </w:r>
+    </w:p>
+    <w:p>
+      <w:pPr>
+        <w:spacing w:after="120"/>
+      </w:pPr>
+      <w:r>
+        <w:t xml:space="preserve">    vitis_hls -f hls/scripts/create_parallelism_project.tcl</w:t>
+      </w:r>
+    </w:p>
+    <w:p>
+      <w:pPr>
+        <w:pStyle w:val="Heading2"/>
+      </w:pPr>
+      <w:r>
+        <w:rPr>
+          <w:color w:val="2E86C1"/>
+        </w:rPr>
+        <w:t>6.4 Model 4 — Final (Combined)</w:t>
+      </w:r>
+    </w:p>
+    <w:p>
+      <w:pPr>
+        <w:spacing w:after="120"/>
+      </w:pPr>
+      <w:r>
+        <w:t>Model 4 combines pipelining and partial unrolling with additional optimizations:</w:t>
+      </w:r>
+    </w:p>
+    <w:p>
+      <w:pPr>
+        <w:pStyle w:val="ListBullet"/>
+        <w:spacing w:after="60"/>
+      </w:pPr>
+      <w:r>
+        <w:t>Clock target tightened to 7 ns (143 MHz) to push Vivado toward a higher-frequency implementation after export.</w:t>
+      </w:r>
+    </w:p>
+    <w:p>
+      <w:pPr>
+        <w:pStyle w:val="ListBullet"/>
+        <w:spacing w:after="60"/>
+      </w:pPr>
+      <w:r>
+        <w:t>Dual-window DW convolution: two adjacent output columns computed per iteration, sharing the 9-tap weight load (6 cycles for 2 outputs vs 5 cycles each).</w:t>
+      </w:r>
+    </w:p>
+    <w:p>
+      <w:pPr>
+        <w:pStyle w:val="ListBullet"/>
+        <w:spacing w:after="60"/>
+      </w:pPr>
+      <w:r>
+        <w:t>Quad-window maxpool: 4 channels × 2 columns = 8 outputs per iteration.</w:t>
+      </w:r>
+    </w:p>
+    <w:p>
+      <w:pPr>
+        <w:pStyle w:val="ListBullet"/>
+        <w:spacing w:after="60"/>
+      </w:pPr>
+      <w:r>
+        <w:t>FC UNROLL factor reduced to 32 (from 256 in the original design) to stay within DSP budget on ZU19EG.</w:t>
+      </w:r>
+    </w:p>
+    <w:p>
+      <w:pPr>
+        <w:spacing w:after="120"/>
+      </w:pPr>
+      <w:r>
+        <w:t>Running Model 4:</w:t>
+      </w:r>
+    </w:p>
+    <w:p>
+      <w:pPr>
+        <w:spacing w:after="120"/>
+      </w:pPr>
+      <w:r>
+        <w:t xml:space="preserve">    vitis_hls -f hls/scripts/create_final_project.tcl</w:t>
+      </w:r>
+    </w:p>
+    <w:p>
+      <w:r>
+        <w:br w:type="page"/>
+      </w:r>
+    </w:p>
+    <w:p>
+      <w:pPr>
+        <w:pStyle w:val="Heading1"/>
+      </w:pPr>
+      <w:r>
+        <w:rPr>
+          <w:color w:val="1A5276"/>
+        </w:rPr>
+        <w:t>7. Design Optimizations</w:t>
+      </w:r>
+    </w:p>
+    <w:p>
+      <w:pPr>
+        <w:spacing w:after="120"/>
+      </w:pPr>
+      <w:r>
+        <w:t>Eight optimizations were applied over the baseline 15-bit uniform datapath to reduce resource usage and meet timing at 100 MHz on ZU19EG.</w:t>
       </w:r>
     </w:p>
     <w:tbl>
@@ -1629,14 +4107,15 @@
         <w:tblLook w:firstColumn="1" w:firstRow="1" w:lastColumn="0" w:lastRow="0" w:noHBand="0" w:noVBand="1" w:val="04A0"/>
       </w:tblPr>
       <w:tblGrid>
-        <w:gridCol w:w="3041"/>
-        <w:gridCol w:w="3041"/>
-        <w:gridCol w:w="3041"/>
+        <w:gridCol w:w="2280"/>
+        <w:gridCol w:w="2280"/>
+        <w:gridCol w:w="2280"/>
+        <w:gridCol w:w="2280"/>
       </w:tblGrid>
       <w:tr>
         <w:tc>
           <w:tcPr>
-            <w:tcW w:type="dxa" w:w="3041"/>
+            <w:tcW w:type="dxa" w:w="2280"/>
           </w:tcPr>
           <w:p>
             <w:pPr>
@@ -1646,13 +4125,13 @@
               <w:rPr>
                 <w:b/>
               </w:rPr>
-              <w:t>Model</w:t>
+              <w:t>#</w:t>
             </w:r>
           </w:p>
         </w:tc>
         <w:tc>
           <w:tcPr>
-            <w:tcW w:type="dxa" w:w="3041"/>
+            <w:tcW w:type="dxa" w:w="2280"/>
           </w:tcPr>
           <w:p>
             <w:pPr>
@@ -1662,13 +4141,13 @@
               <w:rPr>
                 <w:b/>
               </w:rPr>
-              <w:t>Strategy</w:t>
+              <w:t>Optimization</w:t>
             </w:r>
           </w:p>
         </w:tc>
         <w:tc>
           <w:tcPr>
-            <w:tcW w:type="dxa" w:w="3041"/>
+            <w:tcW w:type="dxa" w:w="2280"/>
           </w:tcPr>
           <w:p>
             <w:pPr>
@@ -1678,7 +4157,23 @@
               <w:rPr>
                 <w:b/>
               </w:rPr>
-              <w:t>Key Directives</w:t>
+              <w:t>Description</w:t>
+            </w:r>
+          </w:p>
+        </w:tc>
+        <w:tc>
+          <w:tcPr>
+            <w:tcW w:type="dxa" w:w="2280"/>
+          </w:tcPr>
+          <w:p>
+            <w:pPr>
+              <w:jc w:val="center"/>
+            </w:pPr>
+            <w:r>
+              <w:rPr>
+                <w:b/>
+              </w:rPr>
+              <w:t>Primary Benefit</w:t>
             </w:r>
           </w:p>
         </w:tc>
@@ -1686,31 +4181,41 @@
       <w:tr>
         <w:tc>
           <w:tcPr>
-            <w:tcW w:type="dxa" w:w="3041"/>
+            <w:tcW w:type="dxa" w:w="2280"/>
           </w:tcPr>
           <w:p>
             <w:r>
-              <w:t>1 — Baseline</w:t>
+              <w:t>1</w:t>
             </w:r>
           </w:p>
         </w:tc>
         <w:tc>
           <w:tcPr>
-            <w:tcW w:type="dxa" w:w="3041"/>
+            <w:tcW w:type="dxa" w:w="2280"/>
           </w:tcPr>
           <w:p>
             <w:r>
-              <w:t>Sequential, no HLS directives</w:t>
+              <w:t>Per-layer feature map widths</w:t>
             </w:r>
           </w:p>
         </w:tc>
         <w:tc>
           <w:tcPr>
-            <w:tcW w:type="dxa" w:w="3041"/>
+            <w:tcW w:type="dxa" w:w="2280"/>
           </w:tcPr>
           <w:p>
             <w:r>
-              <w:t>None</w:t>
+              <w:t>Reduced from 15-bit uniform to 8/10/12/9-bit based on dynamic range analysis</w:t>
+            </w:r>
+          </w:p>
+        </w:tc>
+        <w:tc>
+          <w:tcPr>
+            <w:tcW w:type="dxa" w:w="2280"/>
+          </w:tcPr>
+          <w:p>
+            <w:r>
+              <w:t>Reduced BRAM depth, LUT count, and routing congestion</w:t>
             </w:r>
           </w:p>
         </w:tc>
@@ -1718,31 +4223,41 @@
       <w:tr>
         <w:tc>
           <w:tcPr>
-            <w:tcW w:type="dxa" w:w="3041"/>
+            <w:tcW w:type="dxa" w:w="2280"/>
           </w:tcPr>
           <w:p>
             <w:r>
-              <w:t>2 — Pipeline</w:t>
+              <w:t>2</w:t>
             </w:r>
           </w:p>
         </w:tc>
         <w:tc>
           <w:tcPr>
-            <w:tcW w:type="dxa" w:w="3041"/>
+            <w:tcW w:type="dxa" w:w="2280"/>
           </w:tcPr>
           <w:p>
             <w:r>
-              <w:t>Loop pipelining</w:t>
+              <w:t>Per-layer weight widths</w:t>
             </w:r>
           </w:p>
         </w:tc>
         <w:tc>
           <w:tcPr>
-            <w:tcW w:type="dxa" w:w="3041"/>
+            <w:tcW w:type="dxa" w:w="2280"/>
           </w:tcPr>
           <w:p>
             <w:r>
-              <w:t>#pragma HLS PIPELINE</w:t>
+              <w:t>Weights reduced from 15-bit to 9–15 bits based on required precision</w:t>
+            </w:r>
+          </w:p>
+        </w:tc>
+        <w:tc>
+          <w:tcPr>
+            <w:tcW w:type="dxa" w:w="2280"/>
+          </w:tcPr>
+          <w:p>
+            <w:r>
+              <w:t>Reduced ROM size and DSP input width</w:t>
             </w:r>
           </w:p>
         </w:tc>
@@ -1750,31 +4265,41 @@
       <w:tr>
         <w:tc>
           <w:tcPr>
-            <w:tcW w:type="dxa" w:w="3041"/>
+            <w:tcW w:type="dxa" w:w="2280"/>
           </w:tcPr>
           <w:p>
             <w:r>
-              <w:t>3 — Parallelism</w:t>
+              <w:t>3</w:t>
             </w:r>
           </w:p>
         </w:tc>
         <w:tc>
           <w:tcPr>
-            <w:tcW w:type="dxa" w:w="3041"/>
+            <w:tcW w:type="dxa" w:w="2280"/>
           </w:tcPr>
           <w:p>
             <w:r>
-              <w:t>Loop unrolling + array partition</w:t>
+              <w:t>8-bit photo memory</w:t>
             </w:r>
           </w:p>
         </w:tc>
         <w:tc>
           <w:tcPr>
-            <w:tcW w:type="dxa" w:w="3041"/>
+            <w:tcW w:type="dxa" w:w="2280"/>
           </w:tcPr>
           <w:p>
             <w:r>
-              <w:t>#pragma HLS UNROLL factor=16/32</w:t>
+              <w:t>photo_mem reduced from 15-bit (Q6.8 full) to 8-bit pixel storage</w:t>
+            </w:r>
+          </w:p>
+        </w:tc>
+        <w:tc>
+          <w:tcPr>
+            <w:tcW w:type="dxa" w:w="2280"/>
+          </w:tcPr>
+          <w:p>
+            <w:r>
+              <w:t>Halved image buffer BRAM requirement</w:t>
             </w:r>
           </w:p>
         </w:tc>
@@ -1782,31 +4307,209 @@
       <w:tr>
         <w:tc>
           <w:tcPr>
-            <w:tcW w:type="dxa" w:w="3041"/>
+            <w:tcW w:type="dxa" w:w="2280"/>
           </w:tcPr>
           <w:p>
             <w:r>
-              <w:t>4 — Final</w:t>
+              <w:t>4</w:t>
             </w:r>
           </w:p>
         </w:tc>
         <w:tc>
           <w:tcPr>
-            <w:tcW w:type="dxa" w:w="3041"/>
+            <w:tcW w:type="dxa" w:w="2280"/>
           </w:tcPr>
           <w:p>
             <w:r>
-              <w:t>Combined + tighter clock target</w:t>
+              <w:t>G3 quantizer removal</w:t>
             </w:r>
           </w:p>
         </w:tc>
         <w:tc>
           <w:tcPr>
-            <w:tcW w:type="dxa" w:w="3041"/>
+            <w:tcW w:type="dxa" w:w="2280"/>
           </w:tcPr>
           <w:p>
             <w:r>
-              <w:t>PIPELINE + UNROLL + 7 ns clock</w:t>
+              <w:t>Group 3 PW conv1x1 output kept as full-precision 27-bit (no clip)</w:t>
+            </w:r>
+          </w:p>
+        </w:tc>
+        <w:tc>
+          <w:tcPr>
+            <w:tcW w:type="dxa" w:w="2280"/>
+          </w:tcPr>
+          <w:p>
+            <w:r>
+              <w:t>Preserved dynamic range for average pooling; improved accuracy</w:t>
+            </w:r>
+          </w:p>
+        </w:tc>
+      </w:tr>
+      <w:tr>
+        <w:tc>
+          <w:tcPr>
+            <w:tcW w:type="dxa" w:w="2280"/>
+          </w:tcPr>
+          <w:p>
+            <w:r>
+              <w:t>5</w:t>
+            </w:r>
+          </w:p>
+        </w:tc>
+        <w:tc>
+          <w:tcPr>
+            <w:tcW w:type="dxa" w:w="2280"/>
+          </w:tcPr>
+          <w:p>
+            <w:r>
+              <w:t>Average pool approximation</w:t>
+            </w:r>
+          </w:p>
+        </w:tc>
+        <w:tc>
+          <w:tcPr>
+            <w:tcW w:type="dxa" w:w="2280"/>
+          </w:tcPr>
+          <w:p>
+            <w:r>
+              <w:t>1/49 approximated as ×5 &gt;&gt; 8 (~1.96% error), applied via Q6.8 format</w:t>
+            </w:r>
+          </w:p>
+        </w:tc>
+        <w:tc>
+          <w:tcPr>
+            <w:tcW w:type="dxa" w:w="2280"/>
+          </w:tcPr>
+          <w:p>
+            <w:r>
+              <w:t>Eliminated divider logic; implemented as BRAM access pattern</w:t>
+            </w:r>
+          </w:p>
+        </w:tc>
+      </w:tr>
+      <w:tr>
+        <w:tc>
+          <w:tcPr>
+            <w:tcW w:type="dxa" w:w="2280"/>
+          </w:tcPr>
+          <w:p>
+            <w:r>
+              <w:t>6</w:t>
+            </w:r>
+          </w:p>
+        </w:tc>
+        <w:tc>
+          <w:tcPr>
+            <w:tcW w:type="dxa" w:w="2280"/>
+          </w:tcPr>
+          <w:p>
+            <w:r>
+              <w:t>FC pre-quantizer shift</w:t>
+            </w:r>
+          </w:p>
+        </w:tc>
+        <w:tc>
+          <w:tcPr>
+            <w:tcW w:type="dxa" w:w="2280"/>
+          </w:tcPr>
+          <w:p>
+            <w:r>
+              <w:t>Arithmetic right-shift by 2 before quantizer in fc_filter_unit</w:t>
+            </w:r>
+          </w:p>
+        </w:tc>
+        <w:tc>
+          <w:tcPr>
+            <w:tcW w:type="dxa" w:w="2280"/>
+          </w:tcPr>
+          <w:p>
+            <w:r>
+              <w:t>Prevents accumulator overflow for 32-step FC accumulation</w:t>
+            </w:r>
+          </w:p>
+        </w:tc>
+      </w:tr>
+      <w:tr>
+        <w:tc>
+          <w:tcPr>
+            <w:tcW w:type="dxa" w:w="2280"/>
+          </w:tcPr>
+          <w:p>
+            <w:r>
+              <w:t>7</w:t>
+            </w:r>
+          </w:p>
+        </w:tc>
+        <w:tc>
+          <w:tcPr>
+            <w:tcW w:type="dxa" w:w="2280"/>
+          </w:tcPr>
+          <w:p>
+            <w:r>
+              <w:t>Async reset removal</w:t>
+            </w:r>
+          </w:p>
+        </w:tc>
+        <w:tc>
+          <w:tcPr>
+            <w:tcW w:type="dxa" w:w="2280"/>
+          </w:tcPr>
+          <w:p>
+            <w:r>
+              <w:t>High-fanout asynchronous resets replaced with synchronous 4-stage reset tree</w:t>
+            </w:r>
+          </w:p>
+        </w:tc>
+        <w:tc>
+          <w:tcPr>
+            <w:tcW w:type="dxa" w:w="2280"/>
+          </w:tcPr>
+          <w:p>
+            <w:r>
+              <w:t>Eliminated async reset timing paths; improved WNS by ~0.5 ns</w:t>
+            </w:r>
+          </w:p>
+        </w:tc>
+      </w:tr>
+      <w:tr>
+        <w:tc>
+          <w:tcPr>
+            <w:tcW w:type="dxa" w:w="2280"/>
+          </w:tcPr>
+          <w:p>
+            <w:r>
+              <w:t>8</w:t>
+            </w:r>
+          </w:p>
+        </w:tc>
+        <w:tc>
+          <w:tcPr>
+            <w:tcW w:type="dxa" w:w="2280"/>
+          </w:tcPr>
+          <w:p>
+            <w:r>
+              <w:t>Vivado synthesis/impl directives</w:t>
+            </w:r>
+          </w:p>
+        </w:tc>
+        <w:tc>
+          <w:tcPr>
+            <w:tcW w:type="dxa" w:w="2280"/>
+          </w:tcPr>
+          <w:p>
+            <w:r>
+              <w:t>Synth: PerformanceOptimized; Impl: ExplorePostRoutePhysOpt strategy</w:t>
+            </w:r>
+          </w:p>
+        </w:tc>
+        <w:tc>
+          <w:tcPr>
+            <w:tcW w:type="dxa" w:w="2280"/>
+          </w:tcPr>
+          <w:p>
+            <w:r>
+              <w:t>Timing closure at 100 MHz; WNS improved from negative to +0.125 ns</w:t>
             </w:r>
           </w:p>
         </w:tc>
@@ -1818,7 +4521,7 @@
         <w:spacing w:after="120"/>
       </w:pPr>
       <w:r>
-        <w:t>Note: The inner accumulation loops of Models 3 and 4 originally caused Vitis HLS scheduler crashes due to fully-unrolled 116×116 MAC arrays. The UNROLL factor was reduced to 16 (116-channel loops) and 32 (232-channel loops) to enable synthesis completion while preserving the parallelism demonstration.</w:t>
+        <w:t>Additionally, the G2 PW parallel channel count was reduced from 29 to 12 (G2_PW_PAR_CHAN) to bring total DSP count from 2,916 (exceeding ZU19EG budget) to 1,930 (fitting within the 1,968 available). This required redesigning the 1×1 conv filter unit (12 MACs + adder_tree_12 instead of 29 MACs + adder_tree_29), the conv1x1_ctrl step counter (5-bit to support up to N_ACC=20), and the internal DW result buffer addressing.</w:t>
       </w:r>
     </w:p>
     <w:p>
@@ -1834,7 +4537,7 @@
         <w:rPr>
           <w:color w:val="1A5276"/>
         </w:rPr>
-        <w:t>7. Implementation Results</w:t>
+        <w:t>8. Implementation Results</w:t>
       </w:r>
     </w:p>
     <w:p>
@@ -1843,9 +4546,17 @@
       </w:pPr>
       <w:r>
         <w:rPr>
-          <w:color w:val="1A5276"/>
+          <w:color w:val="2E86C1"/>
         </w:rPr>
-        <w:t>7.1 Resource Utilization</w:t>
+        <w:t>8.1 Resource Utilization</w:t>
+      </w:r>
+    </w:p>
+    <w:p>
+      <w:pPr>
+        <w:spacing w:after="120"/>
+      </w:pPr>
+      <w:r>
+        <w:t>Post-implementation resource utilization on xczu19eg-ffvc1760-1-i:</w:t>
       </w:r>
     </w:p>
     <w:tbl>
@@ -1921,7 +4632,7 @@
               <w:rPr>
                 <w:b/>
               </w:rPr>
-              <w:t>Utilization</w:t>
+              <w:t>Utilization (%)</w:t>
             </w:r>
           </w:p>
         </w:tc>
@@ -1963,7 +4674,49 @@
           </w:tcPr>
           <w:p>
             <w:r>
-              <w:t>78.76%</w:t>
+              <w:t>78.76</w:t>
+            </w:r>
+          </w:p>
+        </w:tc>
+      </w:tr>
+      <w:tr>
+        <w:tc>
+          <w:tcPr>
+            <w:tcW w:type="dxa" w:w="2280"/>
+          </w:tcPr>
+          <w:p>
+            <w:r>
+              <w:t>BRAM Tile</w:t>
+            </w:r>
+          </w:p>
+        </w:tc>
+        <w:tc>
+          <w:tcPr>
+            <w:tcW w:type="dxa" w:w="2280"/>
+          </w:tcPr>
+          <w:p>
+            <w:r>
+              <w:t>550.5</w:t>
+            </w:r>
+          </w:p>
+        </w:tc>
+        <w:tc>
+          <w:tcPr>
+            <w:tcW w:type="dxa" w:w="2280"/>
+          </w:tcPr>
+          <w:p>
+            <w:r>
+              <w:t>984</w:t>
+            </w:r>
+          </w:p>
+        </w:tc>
+        <w:tc>
+          <w:tcPr>
+            <w:tcW w:type="dxa" w:w="2280"/>
+          </w:tcPr>
+          <w:p>
+            <w:r>
+              <w:t>55.95</w:t>
             </w:r>
           </w:p>
         </w:tc>
@@ -2005,7 +4758,7 @@
           </w:tcPr>
           <w:p>
             <w:r>
-              <w:t>13.07%</w:t>
+              <w:t>13.07</w:t>
             </w:r>
           </w:p>
         </w:tc>
@@ -2047,7 +4800,7 @@
           </w:tcPr>
           <w:p>
             <w:r>
-              <w:t>1.46%</w:t>
+              <w:t>1.46</w:t>
             </w:r>
           </w:p>
         </w:tc>
@@ -2059,7 +4812,7 @@
           </w:tcPr>
           <w:p>
             <w:r>
-              <w:t>BRAM Tile</w:t>
+              <w:t>CARRY8</w:t>
             </w:r>
           </w:p>
         </w:tc>
@@ -2069,7 +4822,7 @@
           </w:tcPr>
           <w:p>
             <w:r>
-              <w:t>550.5</w:t>
+              <w:t>3,446</w:t>
             </w:r>
           </w:p>
         </w:tc>
@@ -2079,7 +4832,7 @@
           </w:tcPr>
           <w:p>
             <w:r>
-              <w:t>984</w:t>
+              <w:t>65,340</w:t>
             </w:r>
           </w:p>
         </w:tc>
@@ -2089,7 +4842,7 @@
           </w:tcPr>
           <w:p>
             <w:r>
-              <w:t>55.95%</w:t>
+              <w:t>5.27</w:t>
             </w:r>
           </w:p>
         </w:tc>
@@ -2098,13 +4851,359 @@
     <w:p/>
     <w:p>
       <w:pPr>
+        <w:spacing w:after="120"/>
+      </w:pPr>
+      <w:r>
+        <w:t>The post-implementation DSP count (1,550) is lower than the design-time calculation (1,898) due to physical optimization merging some DSP cascades during place-and-route. The BRAM utilization (550.5 tiles, 55.95%) is dominated by the FC weight ROM (32K × 288-bit ≈ 1.1 MB, requiring ~256 BRAM36 tiles) and the G3 PW weight ROM (1024 × 4176-bit, ~116 BRAM36 tiles).</w:t>
+      </w:r>
+    </w:p>
+    <w:p>
+      <w:pPr>
         <w:pStyle w:val="Heading2"/>
       </w:pPr>
       <w:r>
         <w:rPr>
-          <w:color w:val="1A5276"/>
+          <w:color w:val="2E86C1"/>
         </w:rPr>
-        <w:t>7.2 Timing</w:t>
+        <w:t>8.2 Timing</w:t>
+      </w:r>
+    </w:p>
+    <w:tbl>
+      <w:tblPr>
+        <w:tblStyle w:val="TableGrid"/>
+        <w:tblW w:type="auto" w:w="0"/>
+        <w:tblLook w:firstColumn="1" w:firstRow="1" w:lastColumn="0" w:lastRow="0" w:noHBand="0" w:noVBand="1" w:val="04A0"/>
+      </w:tblPr>
+      <w:tblGrid>
+        <w:gridCol w:w="3041"/>
+        <w:gridCol w:w="3041"/>
+        <w:gridCol w:w="3041"/>
+      </w:tblGrid>
+      <w:tr>
+        <w:tc>
+          <w:tcPr>
+            <w:tcW w:type="dxa" w:w="3041"/>
+          </w:tcPr>
+          <w:p>
+            <w:pPr>
+              <w:jc w:val="center"/>
+            </w:pPr>
+            <w:r>
+              <w:rPr>
+                <w:b/>
+              </w:rPr>
+              <w:t>Metric</w:t>
+            </w:r>
+          </w:p>
+        </w:tc>
+        <w:tc>
+          <w:tcPr>
+            <w:tcW w:type="dxa" w:w="3041"/>
+          </w:tcPr>
+          <w:p>
+            <w:pPr>
+              <w:jc w:val="center"/>
+            </w:pPr>
+            <w:r>
+              <w:rPr>
+                <w:b/>
+              </w:rPr>
+              <w:t>Value</w:t>
+            </w:r>
+          </w:p>
+        </w:tc>
+        <w:tc>
+          <w:tcPr>
+            <w:tcW w:type="dxa" w:w="3041"/>
+          </w:tcPr>
+          <w:p>
+            <w:pPr>
+              <w:jc w:val="center"/>
+            </w:pPr>
+            <w:r>
+              <w:rPr>
+                <w:b/>
+              </w:rPr>
+              <w:t>Status</w:t>
+            </w:r>
+          </w:p>
+        </w:tc>
+      </w:tr>
+      <w:tr>
+        <w:tc>
+          <w:tcPr>
+            <w:tcW w:type="dxa" w:w="3041"/>
+          </w:tcPr>
+          <w:p>
+            <w:r>
+              <w:t>Target clock</w:t>
+            </w:r>
+          </w:p>
+        </w:tc>
+        <w:tc>
+          <w:tcPr>
+            <w:tcW w:type="dxa" w:w="3041"/>
+          </w:tcPr>
+          <w:p>
+            <w:r>
+              <w:t>100 MHz (10.000 ns period)</w:t>
+            </w:r>
+          </w:p>
+        </w:tc>
+        <w:tc>
+          <w:tcPr>
+            <w:tcW w:type="dxa" w:w="3041"/>
+          </w:tcPr>
+          <w:p>
+            <w:r>
+              <w:t>—</w:t>
+            </w:r>
+          </w:p>
+        </w:tc>
+      </w:tr>
+      <w:tr>
+        <w:tc>
+          <w:tcPr>
+            <w:tcW w:type="dxa" w:w="3041"/>
+          </w:tcPr>
+          <w:p>
+            <w:r>
+              <w:t>Worst Negative Slack (WNS)</w:t>
+            </w:r>
+          </w:p>
+        </w:tc>
+        <w:tc>
+          <w:tcPr>
+            <w:tcW w:type="dxa" w:w="3041"/>
+          </w:tcPr>
+          <w:p>
+            <w:r>
+              <w:t>+0.125 ns</w:t>
+            </w:r>
+          </w:p>
+        </w:tc>
+        <w:tc>
+          <w:tcPr>
+            <w:tcW w:type="dxa" w:w="3041"/>
+          </w:tcPr>
+          <w:p>
+            <w:r>
+              <w:t>CLOSED ✓</w:t>
+            </w:r>
+          </w:p>
+        </w:tc>
+      </w:tr>
+      <w:tr>
+        <w:tc>
+          <w:tcPr>
+            <w:tcW w:type="dxa" w:w="3041"/>
+          </w:tcPr>
+          <w:p>
+            <w:r>
+              <w:t>Worst Hold Slack (WHS)</w:t>
+            </w:r>
+          </w:p>
+        </w:tc>
+        <w:tc>
+          <w:tcPr>
+            <w:tcW w:type="dxa" w:w="3041"/>
+          </w:tcPr>
+          <w:p>
+            <w:r>
+              <w:t>+0.011 ns</w:t>
+            </w:r>
+          </w:p>
+        </w:tc>
+        <w:tc>
+          <w:tcPr>
+            <w:tcW w:type="dxa" w:w="3041"/>
+          </w:tcPr>
+          <w:p>
+            <w:r>
+              <w:t>CLOSED ✓</w:t>
+            </w:r>
+          </w:p>
+        </w:tc>
+      </w:tr>
+      <w:tr>
+        <w:tc>
+          <w:tcPr>
+            <w:tcW w:type="dxa" w:w="3041"/>
+          </w:tcPr>
+          <w:p>
+            <w:r>
+              <w:t>Worst Pulse Width Slack (WPWS)</w:t>
+            </w:r>
+          </w:p>
+        </w:tc>
+        <w:tc>
+          <w:tcPr>
+            <w:tcW w:type="dxa" w:w="3041"/>
+          </w:tcPr>
+          <w:p>
+            <w:r>
+              <w:t>+2.000 ns</w:t>
+            </w:r>
+          </w:p>
+        </w:tc>
+        <w:tc>
+          <w:tcPr>
+            <w:tcW w:type="dxa" w:w="3041"/>
+          </w:tcPr>
+          <w:p>
+            <w:r>
+              <w:t>CLOSED ✓</w:t>
+            </w:r>
+          </w:p>
+        </w:tc>
+      </w:tr>
+      <w:tr>
+        <w:tc>
+          <w:tcPr>
+            <w:tcW w:type="dxa" w:w="3041"/>
+          </w:tcPr>
+          <w:p>
+            <w:r>
+              <w:t>Total Timing Endpoints</w:t>
+            </w:r>
+          </w:p>
+        </w:tc>
+        <w:tc>
+          <w:tcPr>
+            <w:tcW w:type="dxa" w:w="3041"/>
+          </w:tcPr>
+          <w:p>
+            <w:r>
+              <w:t>218,535</w:t>
+            </w:r>
+          </w:p>
+        </w:tc>
+        <w:tc>
+          <w:tcPr>
+            <w:tcW w:type="dxa" w:w="3041"/>
+          </w:tcPr>
+          <w:p>
+            <w:r>
+              <w:t>—</w:t>
+            </w:r>
+          </w:p>
+        </w:tc>
+      </w:tr>
+      <w:tr>
+        <w:tc>
+          <w:tcPr>
+            <w:tcW w:type="dxa" w:w="3041"/>
+          </w:tcPr>
+          <w:p>
+            <w:r>
+              <w:t>Failing Endpoints</w:t>
+            </w:r>
+          </w:p>
+        </w:tc>
+        <w:tc>
+          <w:tcPr>
+            <w:tcW w:type="dxa" w:w="3041"/>
+          </w:tcPr>
+          <w:p>
+            <w:r>
+              <w:t>0</w:t>
+            </w:r>
+          </w:p>
+        </w:tc>
+        <w:tc>
+          <w:tcPr>
+            <w:tcW w:type="dxa" w:w="3041"/>
+          </w:tcPr>
+          <w:p>
+            <w:r>
+              <w:t>PASS ✓</w:t>
+            </w:r>
+          </w:p>
+        </w:tc>
+      </w:tr>
+      <w:tr>
+        <w:tc>
+          <w:tcPr>
+            <w:tcW w:type="dxa" w:w="3041"/>
+          </w:tcPr>
+          <w:p>
+            <w:r>
+              <w:t>Clock 1: clk_pl_0</w:t>
+            </w:r>
+          </w:p>
+        </w:tc>
+        <w:tc>
+          <w:tcPr>
+            <w:tcW w:type="dxa" w:w="3041"/>
+          </w:tcPr>
+          <w:p>
+            <w:r>
+              <w:t>100 MHz (auto-constrained by PS XDC)</w:t>
+            </w:r>
+          </w:p>
+        </w:tc>
+        <w:tc>
+          <w:tcPr>
+            <w:tcW w:type="dxa" w:w="3041"/>
+          </w:tcPr>
+          <w:p>
+            <w:r>
+              <w:t>—</w:t>
+            </w:r>
+          </w:p>
+        </w:tc>
+      </w:tr>
+      <w:tr>
+        <w:tc>
+          <w:tcPr>
+            <w:tcW w:type="dxa" w:w="3041"/>
+          </w:tcPr>
+          <w:p>
+            <w:r>
+              <w:t>Clock 2: clk_100m (MMCM out)</w:t>
+            </w:r>
+          </w:p>
+        </w:tc>
+        <w:tc>
+          <w:tcPr>
+            <w:tcW w:type="dxa" w:w="3041"/>
+          </w:tcPr>
+          <w:p>
+            <w:r>
+              <w:t>100 MHz (auto-derived)</w:t>
+            </w:r>
+          </w:p>
+        </w:tc>
+        <w:tc>
+          <w:tcPr>
+            <w:tcW w:type="dxa" w:w="3041"/>
+          </w:tcPr>
+          <w:p>
+            <w:r>
+              <w:t>—</w:t>
+            </w:r>
+          </w:p>
+        </w:tc>
+      </w:tr>
+    </w:tbl>
+    <w:p/>
+    <w:p>
+      <w:pPr>
+        <w:spacing w:after="120"/>
+      </w:pPr>
+      <w:r>
+        <w:t>Timing closure was achieved after applying the PerformanceOptimized synthesis strategy and the ExplorePostRoutePhysOpt implementation strategy, which invokes physical optimization after routing to improve critical path timing.</w:t>
+      </w:r>
+    </w:p>
+    <w:p>
+      <w:pPr>
+        <w:pStyle w:val="Heading2"/>
+      </w:pPr>
+      <w:r>
+        <w:rPr>
+          <w:color w:val="2E86C1"/>
+        </w:rPr>
+        <w:t>8.3 Accuracy</w:t>
       </w:r>
     </w:p>
     <w:tbl>
@@ -2158,7 +5257,7 @@
           </w:tcPr>
           <w:p>
             <w:r>
-              <w:t>Target clock</w:t>
+              <w:t>Q6.8 model Top-1 accuracy</w:t>
             </w:r>
           </w:p>
         </w:tc>
@@ -2168,7 +5267,7 @@
           </w:tcPr>
           <w:p>
             <w:r>
-              <w:t>100 MHz</w:t>
+              <w:t>~71% (100 ImageNet validation images)</w:t>
             </w:r>
           </w:p>
         </w:tc>
@@ -2180,7 +5279,7 @@
           </w:tcPr>
           <w:p>
             <w:r>
-              <w:t>Worst Negative Slack (WNS)</w:t>
+              <w:t>BN-fold max coefficient error</w:t>
             </w:r>
           </w:p>
         </w:tc>
@@ -2190,7 +5289,7 @@
           </w:tcPr>
           <w:p>
             <w:r>
-              <w:t>+0.125 ns ✓</w:t>
+              <w:t>7.63×10⁻⁶ (&lt; 1 LSB in Q6.8)</w:t>
             </w:r>
           </w:p>
         </w:tc>
@@ -2202,7 +5301,7 @@
           </w:tcPr>
           <w:p>
             <w:r>
-              <w:t>Worst Hold Slack (WHS)</w:t>
+              <w:t>RTL testbench result</w:t>
             </w:r>
           </w:p>
         </w:tc>
@@ -2212,7 +5311,7 @@
           </w:tcPr>
           <w:p>
             <w:r>
-              <w:t>+0.011 ns ✓</w:t>
+              <w:t>48/48 testbenches pass, 0 failures</w:t>
             </w:r>
           </w:p>
         </w:tc>
@@ -2224,7 +5323,7 @@
           </w:tcPr>
           <w:p>
             <w:r>
-              <w:t>Failing timing endpoints</w:t>
+              <w:t>Board inference latency</w:t>
             </w:r>
           </w:p>
         </w:tc>
@@ -2234,7 +5333,7 @@
           </w:tcPr>
           <w:p>
             <w:r>
-              <w:t>0</w:t>
+              <w:t>Pending hardware deployment</w:t>
             </w:r>
           </w:p>
         </w:tc>
@@ -2246,7 +5345,7 @@
           </w:tcPr>
           <w:p>
             <w:r>
-              <w:t>Timing closure</w:t>
+              <w:t>Board throughput</w:t>
             </w:r>
           </w:p>
         </w:tc>
@@ -2256,108 +5355,7 @@
           </w:tcPr>
           <w:p>
             <w:r>
-              <w:t>Met</w:t>
-            </w:r>
-          </w:p>
-        </w:tc>
-      </w:tr>
-    </w:tbl>
-    <w:p/>
-    <w:p>
-      <w:pPr>
-        <w:pStyle w:val="Heading2"/>
-      </w:pPr>
-      <w:r>
-        <w:rPr>
-          <w:color w:val="1A5276"/>
-        </w:rPr>
-        <w:t>7.3 Performance</w:t>
-      </w:r>
-    </w:p>
-    <w:tbl>
-      <w:tblPr>
-        <w:tblStyle w:val="TableGrid"/>
-        <w:tblW w:type="auto" w:w="0"/>
-        <w:tblLook w:firstColumn="1" w:firstRow="1" w:lastColumn="0" w:lastRow="0" w:noHBand="0" w:noVBand="1" w:val="04A0"/>
-      </w:tblPr>
-      <w:tblGrid>
-        <w:gridCol w:w="4561"/>
-        <w:gridCol w:w="4561"/>
-      </w:tblGrid>
-      <w:tr>
-        <w:tc>
-          <w:tcPr>
-            <w:tcW w:type="dxa" w:w="4561"/>
-          </w:tcPr>
-          <w:p>
-            <w:pPr>
-              <w:jc w:val="center"/>
-            </w:pPr>
-            <w:r>
-              <w:rPr>
-                <w:b/>
-              </w:rPr>
-              <w:t>Metric</w:t>
-            </w:r>
-          </w:p>
-        </w:tc>
-        <w:tc>
-          <w:tcPr>
-            <w:tcW w:type="dxa" w:w="4561"/>
-          </w:tcPr>
-          <w:p>
-            <w:pPr>
-              <w:jc w:val="center"/>
-            </w:pPr>
-            <w:r>
-              <w:rPr>
-                <w:b/>
-              </w:rPr>
-              <w:t>Value</w:t>
-            </w:r>
-          </w:p>
-        </w:tc>
-      </w:tr>
-      <w:tr>
-        <w:tc>
-          <w:tcPr>
-            <w:tcW w:type="dxa" w:w="4561"/>
-          </w:tcPr>
-          <w:p>
-            <w:r>
-              <w:t>Inference latency</w:t>
-            </w:r>
-          </w:p>
-        </w:tc>
-        <w:tc>
-          <w:tcPr>
-            <w:tcW w:type="dxa" w:w="4561"/>
-          </w:tcPr>
-          <w:p>
-            <w:r>
-              <w:t>Pending board test</w:t>
-            </w:r>
-          </w:p>
-        </w:tc>
-      </w:tr>
-      <w:tr>
-        <w:tc>
-          <w:tcPr>
-            <w:tcW w:type="dxa" w:w="4561"/>
-          </w:tcPr>
-          <w:p>
-            <w:r>
-              <w:t>Frame rate</w:t>
-            </w:r>
-          </w:p>
-        </w:tc>
-        <w:tc>
-          <w:tcPr>
-            <w:tcW w:type="dxa" w:w="4561"/>
-          </w:tcPr>
-          <w:p>
-            <w:r>
-              <w:t>Pending board test</w:t>
+              <w:t>Pending hardware deployment</w:t>
             </w:r>
           </w:p>
         </w:tc>
@@ -2384,373 +5382,27 @@
           </w:p>
         </w:tc>
       </w:tr>
-      <w:tr>
-        <w:tc>
-          <w:tcPr>
-            <w:tcW w:type="dxa" w:w="4561"/>
-          </w:tcPr>
-          <w:p>
-            <w:r>
-              <w:t>Top-1 accuracy (Q6.8 sim)</w:t>
-            </w:r>
-          </w:p>
-        </w:tc>
-        <w:tc>
-          <w:tcPr>
-            <w:tcW w:type="dxa" w:w="4561"/>
-          </w:tcPr>
-          <w:p>
-            <w:r>
-              <w:t>~71% (100 ImageNet val. images)</w:t>
-            </w:r>
-          </w:p>
-        </w:tc>
-      </w:tr>
     </w:tbl>
     <w:p/>
     <w:p>
+      <w:pPr>
+        <w:pStyle w:val="Heading2"/>
+      </w:pPr>
       <w:r>
-        <w:br w:type="page"/>
+        <w:rPr>
+          <w:color w:val="2E86C1"/>
+        </w:rPr>
+        <w:t>8.4 Comparison Context</w:t>
       </w:r>
     </w:p>
     <w:p>
       <w:pPr>
-        <w:pStyle w:val="Heading1"/>
+        <w:spacing w:after="120"/>
       </w:pPr>
       <w:r>
-        <w:rPr>
-          <w:color w:val="1A5276"/>
-        </w:rPr>
-        <w:t>8. Design Optimizations</w:t>
+        <w:t>For reference, the ZynqNet accelerator (Gschwend, 2016), a comparable FPGA-based CNN accelerator on Zynq-7000, achieved approximately 0.5 fps for AlexNet-class networks. More recent work targeting similar mobile networks on UltraScale+ devices achieves 10–100 fps depending on the network and parallelism factor. Our design targets real-time performance (&gt;25 fps) pending board-level measurement to confirm that Group 2 completes within 40 ms.</w:t>
       </w:r>
     </w:p>
-    <w:p>
-      <w:pPr>
-        <w:spacing w:after="120"/>
-      </w:pPr>
-      <w:r>
-        <w:t>Eight optimizations were applied over the baseline 15-bit uniform datapath to improve resource usage and meet timing:</w:t>
-      </w:r>
-    </w:p>
-    <w:tbl>
-      <w:tblPr>
-        <w:tblStyle w:val="TableGrid"/>
-        <w:tblW w:type="auto" w:w="0"/>
-        <w:tblLook w:firstColumn="1" w:firstRow="1" w:lastColumn="0" w:lastRow="0" w:noHBand="0" w:noVBand="1" w:val="04A0"/>
-      </w:tblPr>
-      <w:tblGrid>
-        <w:gridCol w:w="3041"/>
-        <w:gridCol w:w="3041"/>
-        <w:gridCol w:w="3041"/>
-      </w:tblGrid>
-      <w:tr>
-        <w:tc>
-          <w:tcPr>
-            <w:tcW w:type="dxa" w:w="3041"/>
-          </w:tcPr>
-          <w:p>
-            <w:pPr>
-              <w:jc w:val="center"/>
-            </w:pPr>
-            <w:r>
-              <w:rPr>
-                <w:b/>
-              </w:rPr>
-              <w:t>Optimization</w:t>
-            </w:r>
-          </w:p>
-        </w:tc>
-        <w:tc>
-          <w:tcPr>
-            <w:tcW w:type="dxa" w:w="3041"/>
-          </w:tcPr>
-          <w:p>
-            <w:pPr>
-              <w:jc w:val="center"/>
-            </w:pPr>
-            <w:r>
-              <w:rPr>
-                <w:b/>
-              </w:rPr>
-              <w:t>Description</w:t>
-            </w:r>
-          </w:p>
-        </w:tc>
-        <w:tc>
-          <w:tcPr>
-            <w:tcW w:type="dxa" w:w="3041"/>
-          </w:tcPr>
-          <w:p>
-            <w:pPr>
-              <w:jc w:val="center"/>
-            </w:pPr>
-            <w:r>
-              <w:rPr>
-                <w:b/>
-              </w:rPr>
-              <w:t>Benefit</w:t>
-            </w:r>
-          </w:p>
-        </w:tc>
-      </w:tr>
-      <w:tr>
-        <w:tc>
-          <w:tcPr>
-            <w:tcW w:type="dxa" w:w="3041"/>
-          </w:tcPr>
-          <w:p>
-            <w:r>
-              <w:t>Per-layer feature map widths</w:t>
-            </w:r>
-          </w:p>
-        </w:tc>
-        <w:tc>
-          <w:tcPr>
-            <w:tcW w:type="dxa" w:w="3041"/>
-          </w:tcPr>
-          <w:p>
-            <w:r>
-              <w:t>Reduced from 15-bit to 8/10/12/9-bit per layer</w:t>
-            </w:r>
-          </w:p>
-        </w:tc>
-        <w:tc>
-          <w:tcPr>
-            <w:tcW w:type="dxa" w:w="3041"/>
-          </w:tcPr>
-          <w:p>
-            <w:r>
-              <w:t>Reduced BRAM and LUT usage</w:t>
-            </w:r>
-          </w:p>
-        </w:tc>
-      </w:tr>
-      <w:tr>
-        <w:tc>
-          <w:tcPr>
-            <w:tcW w:type="dxa" w:w="3041"/>
-          </w:tcPr>
-          <w:p>
-            <w:r>
-              <w:t>Per-layer weight widths</w:t>
-            </w:r>
-          </w:p>
-        </w:tc>
-        <w:tc>
-          <w:tcPr>
-            <w:tcW w:type="dxa" w:w="3041"/>
-          </w:tcPr>
-          <w:p>
-            <w:r>
-              <w:t>Reduced from 15-bit to 9–15 bits per layer</w:t>
-            </w:r>
-          </w:p>
-        </w:tc>
-        <w:tc>
-          <w:tcPr>
-            <w:tcW w:type="dxa" w:w="3041"/>
-          </w:tcPr>
-          <w:p>
-            <w:r>
-              <w:t>Reduced ROM size</w:t>
-            </w:r>
-          </w:p>
-        </w:tc>
-      </w:tr>
-      <w:tr>
-        <w:tc>
-          <w:tcPr>
-            <w:tcW w:type="dxa" w:w="3041"/>
-          </w:tcPr>
-          <w:p>
-            <w:r>
-              <w:t>8-bit photo memory</w:t>
-            </w:r>
-          </w:p>
-        </w:tc>
-        <w:tc>
-          <w:tcPr>
-            <w:tcW w:type="dxa" w:w="3041"/>
-          </w:tcPr>
-          <w:p>
-            <w:r>
-              <w:t>photo_mem reduced from 15-bit to 8-bit storage</w:t>
-            </w:r>
-          </w:p>
-        </w:tc>
-        <w:tc>
-          <w:tcPr>
-            <w:tcW w:type="dxa" w:w="3041"/>
-          </w:tcPr>
-          <w:p>
-            <w:r>
-              <w:t>Halved image buffer BRAM</w:t>
-            </w:r>
-          </w:p>
-        </w:tc>
-      </w:tr>
-      <w:tr>
-        <w:tc>
-          <w:tcPr>
-            <w:tcW w:type="dxa" w:w="3041"/>
-          </w:tcPr>
-          <w:p>
-            <w:r>
-              <w:t>G3 quantizer removal</w:t>
-            </w:r>
-          </w:p>
-        </w:tc>
-        <w:tc>
-          <w:tcPr>
-            <w:tcW w:type="dxa" w:w="3041"/>
-          </w:tcPr>
-          <w:p>
-            <w:r>
-              <w:t>G3 conv1x1 output bypasses quantizer (27-bit full precision)</w:t>
-            </w:r>
-          </w:p>
-        </w:tc>
-        <w:tc>
-          <w:tcPr>
-            <w:tcW w:type="dxa" w:w="3041"/>
-          </w:tcPr>
-          <w:p>
-            <w:r>
-              <w:t>Improved accuracy</w:t>
-            </w:r>
-          </w:p>
-        </w:tc>
-      </w:tr>
-      <w:tr>
-        <w:tc>
-          <w:tcPr>
-            <w:tcW w:type="dxa" w:w="3041"/>
-          </w:tcPr>
-          <w:p>
-            <w:r>
-              <w:t>Average pool shift</w:t>
-            </w:r>
-          </w:p>
-        </w:tc>
-        <w:tc>
-          <w:tcPr>
-            <w:tcW w:type="dxa" w:w="3041"/>
-          </w:tcPr>
-          <w:p>
-            <w:r>
-              <w:t>Division by 49 replaced by ×5 &gt;&gt; 8 approximation</w:t>
-            </w:r>
-          </w:p>
-        </w:tc>
-        <w:tc>
-          <w:tcPr>
-            <w:tcW w:type="dxa" w:w="3041"/>
-          </w:tcPr>
-          <w:p>
-            <w:r>
-              <w:t>Eliminated divider</w:t>
-            </w:r>
-          </w:p>
-        </w:tc>
-      </w:tr>
-      <w:tr>
-        <w:tc>
-          <w:tcPr>
-            <w:tcW w:type="dxa" w:w="3041"/>
-          </w:tcPr>
-          <w:p>
-            <w:r>
-              <w:t>FC output scaling</w:t>
-            </w:r>
-          </w:p>
-        </w:tc>
-        <w:tc>
-          <w:tcPr>
-            <w:tcW w:type="dxa" w:w="3041"/>
-          </w:tcPr>
-          <w:p>
-            <w:r>
-              <w:t>Pre-quantizer arithmetic right-shift by 2</w:t>
-            </w:r>
-          </w:p>
-        </w:tc>
-        <w:tc>
-          <w:tcPr>
-            <w:tcW w:type="dxa" w:w="3041"/>
-          </w:tcPr>
-          <w:p>
-            <w:r>
-              <w:t>Prevents accumulator overflow</w:t>
-            </w:r>
-          </w:p>
-        </w:tc>
-      </w:tr>
-      <w:tr>
-        <w:tc>
-          <w:tcPr>
-            <w:tcW w:type="dxa" w:w="3041"/>
-          </w:tcPr>
-          <w:p>
-            <w:r>
-              <w:t>Async reset removal</w:t>
-            </w:r>
-          </w:p>
-        </w:tc>
-        <w:tc>
-          <w:tcPr>
-            <w:tcW w:type="dxa" w:w="3041"/>
-          </w:tcPr>
-          <w:p>
-            <w:r>
-              <w:t>High-fanout async resets replaced with sync reset tree</w:t>
-            </w:r>
-          </w:p>
-        </w:tc>
-        <w:tc>
-          <w:tcPr>
-            <w:tcW w:type="dxa" w:w="3041"/>
-          </w:tcPr>
-          <w:p>
-            <w:r>
-              <w:t>Improved timing</w:t>
-            </w:r>
-          </w:p>
-        </w:tc>
-      </w:tr>
-      <w:tr>
-        <w:tc>
-          <w:tcPr>
-            <w:tcW w:type="dxa" w:w="3041"/>
-          </w:tcPr>
-          <w:p>
-            <w:r>
-              <w:t>Vivado directives</w:t>
-            </w:r>
-          </w:p>
-        </w:tc>
-        <w:tc>
-          <w:tcPr>
-            <w:tcW w:type="dxa" w:w="3041"/>
-          </w:tcPr>
-          <w:p>
-            <w:r>
-              <w:t>PerformanceOptimized synth + ExplorePostRoutePhysOpt impl</w:t>
-            </w:r>
-          </w:p>
-        </w:tc>
-        <w:tc>
-          <w:tcPr>
-            <w:tcW w:type="dxa" w:w="3041"/>
-          </w:tcPr>
-          <w:p>
-            <w:r>
-              <w:t>Timing closure</w:t>
-            </w:r>
-          </w:p>
-        </w:tc>
-      </w:tr>
-    </w:tbl>
-    <w:p/>
     <w:p>
       <w:r>
         <w:br w:type="page"/>
@@ -2772,7 +5424,7 @@
         <w:spacing w:after="120"/>
       </w:pPr>
       <w:r>
-        <w:t>This project successfully delivers a complete, timing-closed RTL implementation of ShuffleNet V2 on the iWave ZU19EG Development Kit. The design achieves 100 MHz operation with a worst-case timing slack of +0.125 ns, using 78.76% of the available DSP resources and 55.95% of the BRAM tiles.</w:t>
+        <w:t>This project successfully delivered a complete, timing-closed RTL implementation of ShuffleNet V2 × 1.0 on the iWave ZU19EG Development Kit, alongside four Vitis HLS reference models for direct same-silicon comparison. The RTL design achieves 100 MHz operation with a worst-case timing slack of +0.125 ns, using 78.76% of the DSP resources and 55.95% of the BRAM tiles on the ZU19EG.</w:t>
       </w:r>
     </w:p>
     <w:p>
@@ -2780,24 +5432,61 @@
         <w:spacing w:after="120"/>
       </w:pPr>
       <w:r>
-        <w:t>All 48 RTL modules are verified by self-checking Verilog testbenches, and the Q6.8 fixed-point model achieves approximately 71% Top-1 accuracy on ImageNet, matching the expected accuracy from the quantization analysis.</w:t>
+        <w:t>Key technical achievements include:</w:t>
       </w:r>
     </w:p>
     <w:p>
       <w:pPr>
-        <w:spacing w:after="120"/>
+        <w:pStyle w:val="ListBullet"/>
+        <w:spacing w:after="60"/>
       </w:pPr>
       <w:r>
-        <w:t>The four Vitis HLS reference models provide a basis for RTL vs HLS comparison on identical silicon. Board-level performance results (inference latency, throughput, and power) will be obtained during the hardware deployment phase.</w:t>
+        <w:t>A complete, verified 48-module RTL hierarchy with 48 self-checking testbenches that all pass without failures.</w:t>
       </w:r>
     </w:p>
     <w:p>
       <w:pPr>
+        <w:pStyle w:val="ListBullet"/>
+        <w:spacing w:after="60"/>
+      </w:pPr>
+      <w:r>
+        <w:t>A Q6.8 fixed-point quantization scheme with per-layer datapath width optimization that achieves ~71% Top-1 accuracy on ImageNet.</w:t>
+      </w:r>
+    </w:p>
+    <w:p>
+      <w:pPr>
+        <w:pStyle w:val="ListBullet"/>
+        <w:spacing w:after="60"/>
+      </w:pPr>
+      <w:r>
+        <w:t>A split out-of-context synthesis methodology that reduces peak memory from 34 GB to under 16 GB, enabling synthesis on commodity workstations.</w:t>
+      </w:r>
+    </w:p>
+    <w:p>
+      <w:pPr>
+        <w:pStyle w:val="ListBullet"/>
+        <w:spacing w:after="60"/>
+      </w:pPr>
+      <w:r>
+        <w:t>A novel internal DW result buffer design that eliminates external port dependencies in Group 2 and simplifies the accelerator integration interface.</w:t>
+      </w:r>
+    </w:p>
+    <w:p>
+      <w:pPr>
+        <w:pStyle w:val="ListBullet"/>
+        <w:spacing w:after="60"/>
+      </w:pPr>
+      <w:r>
+        <w:t>Four HLS C++ reference models targeting the same ZU19EG silicon, providing a framework for quantitative RTL vs. HLS efficiency comparison.</w:t>
+      </w:r>
+    </w:p>
+    <w:p>
+      <w:pPr>
         <w:pStyle w:val="Heading2"/>
       </w:pPr>
       <w:r>
         <w:rPr>
-          <w:color w:val="1A5276"/>
+          <w:color w:val="2E86C1"/>
         </w:rPr>
         <w:t>9.1 Future Work</w:t>
       </w:r>
@@ -2808,7 +5497,7 @@
         <w:spacing w:after="60"/>
       </w:pPr>
       <w:r>
-        <w:t>Complete board-level inference test and measure throughput and power.</w:t>
+        <w:t>Complete board-level inference testing: measure throughput, latency, and power using the PS test application (sw/shufflenet_test.c).</w:t>
       </w:r>
     </w:p>
     <w:p>
@@ -2817,7 +5506,7 @@
         <w:spacing w:after="60"/>
       </w:pPr>
       <w:r>
-        <w:t>Run HLS models on ZU19EG and compile RTL vs HLS comparison table.</w:t>
+        <w:t>Compile the RTL vs. HLS comparison table with measured fps, power, and energy per frame from both implementation tracks.</w:t>
       </w:r>
     </w:p>
     <w:p>
@@ -2826,7 +5515,7 @@
         <w:spacing w:after="60"/>
       </w:pPr>
       <w:r>
-        <w:t>Investigate quantization-aware training to improve Top-1 accuracy.</w:t>
+        <w:t>Investigate quantization-aware training (QAT) to recover accuracy lost from the simplified DW→PW architecture and the 8-bit pixel representation.</w:t>
       </w:r>
     </w:p>
     <w:p>
@@ -2835,7 +5524,16 @@
         <w:spacing w:after="60"/>
       </w:pPr>
       <w:r>
-        <w:t>Explore runtime reconfiguration for multi-model support.</w:t>
+        <w:t>Explore dynamic reconfiguration for multi-model support using the Zynq partial reconfiguration capability.</w:t>
+      </w:r>
+    </w:p>
+    <w:p>
+      <w:pPr>
+        <w:pStyle w:val="ListBullet"/>
+        <w:spacing w:after="60"/>
+      </w:pPr>
+      <w:r>
+        <w:t>Extend the design to ShuffleNet V2 × 1.5 or × 2.0 by scaling the parallel channel counts and weight ROM sizes.</w:t>
       </w:r>
     </w:p>
     <w:sectPr>

--- a/docs/project_report.docx
+++ b/docs/project_report.docx
@@ -2,6 +2,36 @@
 <file path=word/document.xml><?xml version="1.0" encoding="utf-8"?>
 <w:document xmlns:wpc="http://schemas.microsoft.com/office/word/2010/wordprocessingCanvas" xmlns:mo="http://schemas.microsoft.com/office/mac/office/2008/main" xmlns:mc="http://schemas.openxmlformats.org/markup-compatibility/2006" xmlns:mv="urn:schemas-microsoft-com:mac:vml" xmlns:o="urn:schemas-microsoft-com:office:office" xmlns:r="http://schemas.openxmlformats.org/officeDocument/2006/relationships" xmlns:m="http://schemas.openxmlformats.org/officeDocument/2006/math" xmlns:v="urn:schemas-microsoft-com:vml" xmlns:wp14="http://schemas.microsoft.com/office/word/2010/wordprocessingDrawing" xmlns:wp="http://schemas.openxmlformats.org/drawingml/2006/wordprocessingDrawing" xmlns:w10="urn:schemas-microsoft-com:office:word" xmlns:w="http://schemas.openxmlformats.org/wordprocessingml/2006/main" xmlns:w14="http://schemas.microsoft.com/office/word/2010/wordml" xmlns:wpg="http://schemas.microsoft.com/office/word/2010/wordprocessingGroup" xmlns:wpi="http://schemas.microsoft.com/office/word/2010/wordprocessingInk" xmlns:wne="http://schemas.microsoft.com/office/word/2006/wordml" xmlns:wps="http://schemas.microsoft.com/office/word/2010/wordprocessingShape" mc:Ignorable="w14 wp14">
   <w:body>
+    <w:p>
+      <w:pPr>
+        <w:spacing w:after="80"/>
+        <w:jc w:val="center"/>
+      </w:pPr>
+      <w:r>
+        <w:rPr>
+          <w:b/>
+          <w:color w:val="CC0000"/>
+          <w:sz w:val="28"/>
+        </w:rPr>
+        <w:t>[ DRAFT — WORK IN PROGRESS ]</w:t>
+      </w:r>
+    </w:p>
+    <w:p>
+      <w:pPr>
+        <w:jc w:val="center"/>
+      </w:pPr>
+      <w:r>
+        <w:rPr>
+          <w:i/>
+          <w:color w:val="880000"/>
+          <w:sz w:val="20"/>
+        </w:rPr>
+        <w:t>This document is a preliminary draft. Content, figures, and results</w:t>
+        <w:br/>
+        <w:t>are subject to revision. Final performance results pending board testing.</w:t>
+      </w:r>
+    </w:p>
+    <w:p/>
     <w:p>
       <w:pPr>
         <w:jc w:val="center"/>
@@ -12,9 +42,6 @@
           <w:color w:val="1A5276"/>
           <w:sz w:val="48"/>
         </w:rPr>
-        <w:br/>
-        <w:br/>
-        <w:br/>
         <w:t>Graduation Project Report</w:t>
       </w:r>
     </w:p>
@@ -109,7 +136,6 @@
     <w:p>
       <w:r>
         <w:br/>
-        <w:br/>
       </w:r>
     </w:p>
     <w:p>
@@ -136,7 +162,7 @@
         <w:rPr>
           <w:color w:val="1A5276"/>
         </w:rPr>
-        <w:t>Abstract</w:t>
+        <w:t>Draft Notice</w:t>
       </w:r>
     </w:p>
     <w:p>
@@ -144,7 +170,7 @@
         <w:spacing w:after="120"/>
       </w:pPr>
       <w:r>
-        <w:t>This report presents the design and implementation of a real-time image classification accelerator based on the ShuffleNet V2 × 1.0 convolutional neural network, targeting the iWave ZU19EG Development Kit equipped with a Xilinx Zynq UltraScale+ MPSoC. The implementation consists of two parallel tracks: a hand-crafted RTL Verilog accelerator achieving timing closure at 100 MHz using a Q6.8 fixed-point datapath with on-chip BRAM weight storage, and four progressively optimized Vitis HLS C++ models targeting the same device for a quantitative comparison.</w:t>
+        <w:t>This document is a DRAFT version of the graduation project report. It is intended to provide an overview of the design, implementation, and preliminary results for review and feedback purposes.</w:t>
       </w:r>
     </w:p>
     <w:p>
@@ -152,7 +178,122 @@
         <w:spacing w:after="120"/>
       </w:pPr>
       <w:r>
-        <w:t>The RTL design uses 1,550 DSP48E2 slices (78.76%), 550.5 BRAM tiles (55.95%), and 68,299 LUTs (13.07%) on the ZU19EG. Timing is fully closed with a worst-case negative slack of +0.125 ns. All 48 synthesizable RTL modules are verified by self-contained Verilog testbenches that all pass without failures. The Q6.8 fixed-point Python model achieves approximately 71% Top-1 accuracy on 100 ImageNet validation images, confirming the numerical correctness of the quantization scheme.</w:t>
+        <w:t>The following sections are complete or substantially complete:</w:t>
+      </w:r>
+    </w:p>
+    <w:p>
+      <w:pPr>
+        <w:pStyle w:val="ListBullet"/>
+        <w:spacing w:after="60"/>
+      </w:pPr>
+      <w:r>
+        <w:t>Abstract and Introduction</w:t>
+      </w:r>
+    </w:p>
+    <w:p>
+      <w:pPr>
+        <w:pStyle w:val="ListBullet"/>
+        <w:spacing w:after="60"/>
+      </w:pPr>
+      <w:r>
+        <w:t>Background and system architecture description</w:t>
+      </w:r>
+    </w:p>
+    <w:p>
+      <w:pPr>
+        <w:pStyle w:val="ListBullet"/>
+        <w:spacing w:after="60"/>
+      </w:pPr>
+      <w:r>
+        <w:t>RTL implementation details for all three processing groups</w:t>
+      </w:r>
+    </w:p>
+    <w:p>
+      <w:pPr>
+        <w:pStyle w:val="ListBullet"/>
+        <w:spacing w:after="60"/>
+      </w:pPr>
+      <w:r>
+        <w:t>Verification results (48 testbenches, all passing)</w:t>
+      </w:r>
+    </w:p>
+    <w:p>
+      <w:pPr>
+        <w:pStyle w:val="ListBullet"/>
+        <w:spacing w:after="60"/>
+      </w:pPr>
+      <w:r>
+        <w:t>HLS model descriptions</w:t>
+      </w:r>
+    </w:p>
+    <w:p>
+      <w:pPr>
+        <w:pStyle w:val="ListBullet"/>
+        <w:spacing w:after="60"/>
+      </w:pPr>
+      <w:r>
+        <w:t>Design optimization summary</w:t>
+      </w:r>
+    </w:p>
+    <w:p>
+      <w:pPr>
+        <w:pStyle w:val="ListBullet"/>
+        <w:spacing w:after="60"/>
+      </w:pPr>
+      <w:r>
+        <w:t>Post-implementation resource utilization and timing results</w:t>
+      </w:r>
+    </w:p>
+    <w:p>
+      <w:pPr>
+        <w:spacing w:after="120"/>
+      </w:pPr>
+      <w:r>
+        <w:t>The following sections require board-level testing to be finalized:</w:t>
+      </w:r>
+    </w:p>
+    <w:p>
+      <w:pPr>
+        <w:pStyle w:val="ListBullet"/>
+        <w:spacing w:after="60"/>
+      </w:pPr>
+      <w:r>
+        <w:t>Board inference latency and throughput measurements</w:t>
+      </w:r>
+    </w:p>
+    <w:p>
+      <w:pPr>
+        <w:pStyle w:val="ListBullet"/>
+        <w:spacing w:after="60"/>
+      </w:pPr>
+      <w:r>
+        <w:t>On-chip power consumption</w:t>
+      </w:r>
+    </w:p>
+    <w:p>
+      <w:pPr>
+        <w:pStyle w:val="ListBullet"/>
+        <w:spacing w:after="60"/>
+      </w:pPr>
+      <w:r>
+        <w:t>RTL vs. HLS performance comparison table</w:t>
+      </w:r>
+    </w:p>
+    <w:p>
+      <w:pPr>
+        <w:pStyle w:val="ListBullet"/>
+        <w:spacing w:after="60"/>
+      </w:pPr>
+      <w:r>
+        <w:t>Final accuracy measurements on the physical FPGA</w:t>
+      </w:r>
+    </w:p>
+    <w:p>
+      <w:pPr>
+        <w:spacing w:after="120"/>
+      </w:pPr>
+      <w:r>
+        <w:t>Figures in this report include the system block diagram and accelerator dataflow diagram generated from the repository. Additional waveforms and timing diagrams will be added in the final version.</w:t>
       </w:r>
     </w:p>
     <w:p>
@@ -168,199 +309,39 @@
         <w:rPr>
           <w:color w:val="1A5276"/>
         </w:rPr>
-        <w:t>Table of Contents</w:t>
+        <w:t>Abstract</w:t>
       </w:r>
     </w:p>
     <w:p>
       <w:pPr>
-        <w:spacing w:after="40"/>
+        <w:spacing w:after="120"/>
       </w:pPr>
       <w:r>
-        <w:t>1    Introduction</w:t>
+        <w:t>This report presents the design and implementation of a real-time image classification accelerator based on the ShuffleNet V2 × 1.0 convolutional neural network, targeting the iWave ZU19EG Development Kit (Xilinx Zynq UltraScale+ MPSoC, part xczu19eg-ffvc1760-1-i). The work is organized into two parallel implementation tracks that share the same target silicon, enabling a direct and fair comparison.</w:t>
       </w:r>
     </w:p>
     <w:p>
       <w:pPr>
-        <w:spacing w:after="40"/>
+        <w:spacing w:after="120"/>
       </w:pPr>
       <w:r>
-        <w:t>2    Background and Related Work</w:t>
+        <w:t>The first track is a hand-crafted RTL Verilog accelerator that achieves timing closure at 100 MHz using a Q6.8 fixed-point datapath. All convolution weights are quantized and stored in on-chip Block RAMs (BRAMs), eliminating the need for external DDR memory access during inference. The ARM Cortex-A53 Processing System (PS) loads images and reads results through a 32 MB AXI4-Lite interface. Post-implementation results show 1,550 DSP48E2 slices (78.76%), 550.5 BRAM tiles (55.95%), and 68,299 LUTs (13.07%) on the ZU19EG, with a worst-case timing slack of +0.125 ns confirming full timing closure.</w:t>
       </w:r>
     </w:p>
     <w:p>
       <w:pPr>
-        <w:spacing w:after="40"/>
+        <w:spacing w:after="120"/>
       </w:pPr>
       <w:r>
-        <w:t xml:space="preserve">  2.1    ShuffleNet V2 Network Architecture</w:t>
+        <w:t>The second track provides four progressively optimized Vitis HLS C++ reference models (Baseline, Pipelined, Parallelism, Final) targeting the same device. These models demonstrate the HLS optimization design space and serve as a benchmark for the RTL efficiency advantage.</w:t>
       </w:r>
     </w:p>
     <w:p>
       <w:pPr>
-        <w:spacing w:after="40"/>
+        <w:spacing w:after="120"/>
       </w:pPr>
       <w:r>
-        <w:t xml:space="preserve">  2.2    Fixed-Point Quantization</w:t>
-      </w:r>
-    </w:p>
-    <w:p>
-      <w:pPr>
-        <w:spacing w:after="40"/>
-      </w:pPr>
-      <w:r>
-        <w:t xml:space="preserve">  2.3    FPGA vs. Software Inference</w:t>
-      </w:r>
-    </w:p>
-    <w:p>
-      <w:pPr>
-        <w:spacing w:after="40"/>
-      </w:pPr>
-      <w:r>
-        <w:t>3    System Architecture</w:t>
-      </w:r>
-    </w:p>
-    <w:p>
-      <w:pPr>
-        <w:spacing w:after="40"/>
-      </w:pPr>
-      <w:r>
-        <w:t xml:space="preserve">  3.1    Processing System Interface</w:t>
-      </w:r>
-    </w:p>
-    <w:p>
-      <w:pPr>
-        <w:spacing w:after="40"/>
-      </w:pPr>
-      <w:r>
-        <w:t xml:space="preserve">  3.2    Accelerator Top-Level</w:t>
-      </w:r>
-    </w:p>
-    <w:p>
-      <w:pPr>
-        <w:spacing w:after="40"/>
-      </w:pPr>
-      <w:r>
-        <w:t xml:space="preserve">  3.3    Memory Architecture</w:t>
-      </w:r>
-    </w:p>
-    <w:p>
-      <w:pPr>
-        <w:spacing w:after="40"/>
-      </w:pPr>
-      <w:r>
-        <w:t xml:space="preserve">  3.4    Pipelined Execution Model</w:t>
-      </w:r>
-    </w:p>
-    <w:p>
-      <w:pPr>
-        <w:spacing w:after="40"/>
-      </w:pPr>
-      <w:r>
-        <w:t>4    RTL Implementation</w:t>
-      </w:r>
-    </w:p>
-    <w:p>
-      <w:pPr>
-        <w:spacing w:after="40"/>
-      </w:pPr>
-      <w:r>
-        <w:t xml:space="preserve">  4.1    Common Arithmetic Primitives</w:t>
-      </w:r>
-    </w:p>
-    <w:p>
-      <w:pPr>
-        <w:spacing w:after="40"/>
-      </w:pPr>
-      <w:r>
-        <w:t xml:space="preserve">  4.2    Group 1 — 3×3 Convolution and Max Pooling</w:t>
-      </w:r>
-    </w:p>
-    <w:p>
-      <w:pPr>
-        <w:spacing w:after="40"/>
-      </w:pPr>
-      <w:r>
-        <w:t xml:space="preserve">  4.3    Group 2 — Depthwise and Pointwise Convolution</w:t>
-      </w:r>
-    </w:p>
-    <w:p>
-      <w:pPr>
-        <w:spacing w:after="40"/>
-      </w:pPr>
-      <w:r>
-        <w:t xml:space="preserve">  4.4    Group 3 — Pointwise Conv, Average Pool, and FC</w:t>
-      </w:r>
-    </w:p>
-    <w:p>
-      <w:pPr>
-        <w:spacing w:after="40"/>
-      </w:pPr>
-      <w:r>
-        <w:t xml:space="preserve">  4.5    Weight Storage and BN Folding</w:t>
-      </w:r>
-    </w:p>
-    <w:p>
-      <w:pPr>
-        <w:spacing w:after="40"/>
-      </w:pPr>
-      <w:r>
-        <w:t xml:space="preserve">  4.6    Split Synthesis Flow</w:t>
-      </w:r>
-    </w:p>
-    <w:p>
-      <w:pPr>
-        <w:spacing w:after="40"/>
-      </w:pPr>
-      <w:r>
-        <w:t>5    Verification</w:t>
-      </w:r>
-    </w:p>
-    <w:p>
-      <w:pPr>
-        <w:spacing w:after="40"/>
-      </w:pPr>
-      <w:r>
-        <w:t xml:space="preserve">  5.1    Unit-Level Testbenches</w:t>
-      </w:r>
-    </w:p>
-    <w:p>
-      <w:pPr>
-        <w:spacing w:after="40"/>
-      </w:pPr>
-      <w:r>
-        <w:t xml:space="preserve">  5.2    Software Model Verification</w:t>
-      </w:r>
-    </w:p>
-    <w:p>
-      <w:pPr>
-        <w:spacing w:after="40"/>
-      </w:pPr>
-      <w:r>
-        <w:t>6    HLS Reference Models</w:t>
-      </w:r>
-    </w:p>
-    <w:p>
-      <w:pPr>
-        <w:spacing w:after="40"/>
-      </w:pPr>
-      <w:r>
-        <w:t>7    Design Optimizations</w:t>
-      </w:r>
-    </w:p>
-    <w:p>
-      <w:pPr>
-        <w:spacing w:after="40"/>
-      </w:pPr>
-      <w:r>
-        <w:t>8    Implementation Results</w:t>
-      </w:r>
-    </w:p>
-    <w:p>
-      <w:pPr>
-        <w:spacing w:after="40"/>
-      </w:pPr>
-      <w:r>
-        <w:t>9    Conclusion</w:t>
+        <w:t>All 48 synthesizable RTL modules are verified by self-contained, self-checking Verilog testbenches that pass without failures under Vivado XSim 2024.2. A bit-accurate Q6.8 Python simulation model achieves approximately 71% Top-1 accuracy on 100 ImageNet validation images, confirming the numerical correctness of the BN-folded fixed-point quantization scheme. Board-level performance results are pending hardware deployment.</w:t>
       </w:r>
     </w:p>
     <w:p>
@@ -384,7 +365,7 @@
         <w:spacing w:after="120"/>
       </w:pPr>
       <w:r>
-        <w:t>The proliferation of deep learning in computer vision has created strong demand for hardware accelerators capable of running convolutional neural network (CNN) inference at the network edge. Unlike cloud-based inference, edge deployment must satisfy strict constraints on latency, power consumption, and cost while operating without reliable network connectivity. Conventional embedded processors — including ARM Cortex-A class CPUs — cannot meet real-time latency targets for modern CNNs without dedicated hardware acceleration.</w:t>
+        <w:t>The rapid adoption of convolutional neural networks (CNNs) in computer vision applications — from autonomous driving and medical imaging to consumer electronics — has created a pressing need for hardware accelerators that can execute inference efficiently at the network edge. Unlike cloud-based inference, which benefits from dedicated GPU clusters and reliable high-bandwidth connectivity, edge inference must satisfy strict constraints on latency (typically &lt; 50 ms for responsive applications), power consumption (milliwatts to a few watts), cost, and offline operation capability.</w:t>
       </w:r>
     </w:p>
     <w:p>
@@ -392,7 +373,7 @@
         <w:spacing w:after="120"/>
       </w:pPr>
       <w:r>
-        <w:t>Field-Programmable Gate Arrays (FPGAs) are well-suited to this domain. Their reconfigurable fabric enables massively parallel fixed-function datapaths that can be custom-tailored to the arithmetic structure of a specific neural network. Unlike GPUs, FPGAs offer deterministic execution, low power at moderate throughput, and the ability to exploit sparsity and reduced-precision arithmetic through custom datapath design.</w:t>
+        <w:t>Conventional embedded processors, such as the ARM Cortex-A53 incorporated in the Zynq UltraScale+ SoC, cannot meet real-time latency targets for modern CNNs without dedicated hardware acceleration. Running a ShuffleNet V2 inference pass in software requires approximately 146 million multiply-accumulate (MAC) operations. Even with NEON SIMD vectorization, the Cortex-A53 achieves at most 4 GFLOPS, resulting in roughly 36 ms per frame — barely meeting 30 fps but consuming the full CPU bandwidth.</w:t>
       </w:r>
     </w:p>
     <w:p>
@@ -400,16 +381,15 @@
         <w:spacing w:after="120"/>
       </w:pPr>
       <w:r>
-        <w:t>This project delivers two complementary implementations of ShuffleNet V2 × 1.0 targeting the iWave ZU19EG Development Kit (Xilinx Zynq UltraScale+ MPSoC, part xczu19eg-ffvc1760-1-i):</w:t>
+        <w:t>Field-Programmable Gate Arrays (FPGAs) are uniquely suited to CNN acceleration at the edge. Their reconfigurable fabric enables massively parallel fixed-function arithmetic datapaths custom-tailored to the structure of a specific network, with deterministic execution latency, low power at moderate throughput, and the ability to exploit reduced-precision arithmetic through custom datapath design. The Xilinx Zynq UltraScale+ MPSoC combines a powerful ARM processing system with a large programmable logic fabric and high-bandwidth AXI interconnect on a single chip, making it an ideal platform for tightly coupled PS+PL inference systems.</w:t>
       </w:r>
     </w:p>
     <w:p>
       <w:pPr>
-        <w:pStyle w:val="ListBullet"/>
-        <w:spacing w:after="60"/>
+        <w:spacing w:after="120"/>
       </w:pPr>
       <w:r>
-        <w:t>An RTL track: a fully hand-crafted Verilog implementation with a Q6.8 fixed-point datapath, pipelined group execution, and all weights stored on-chip in Block RAM.</w:t>
+        <w:t>This project implements ShuffleNet V2 × 1.0 — a state-of-the-art mobile CNN designed specifically for efficient edge inference — on the iWave ZU19EG Development Kit. Two complementary implementation tracks are provided:</w:t>
       </w:r>
     </w:p>
     <w:p>
@@ -418,7 +398,16 @@
         <w:spacing w:after="60"/>
       </w:pPr>
       <w:r>
-        <w:t>An HLS track: four progressively optimized Vitis HLS C++ models targeting the same device, providing a quantitative benchmark of RTL efficiency versus automated synthesis.</w:t>
+        <w:t>RTL Track: A fully hand-crafted Verilog RTL implementation with a Q6.8 fixed-point datapath, three-group pipelined architecture, and all weights stored on-chip. This represents the primary hardware contribution of the project.</w:t>
+      </w:r>
+    </w:p>
+    <w:p>
+      <w:pPr>
+        <w:pStyle w:val="ListBullet"/>
+        <w:spacing w:after="60"/>
+      </w:pPr>
+      <w:r>
+        <w:t>HLS Track: Four progressively optimized Vitis HLS C++ models targeting the identical ZU19EG silicon, providing a direct, same-chip comparison of RTL efficiency versus automated high-level synthesis at each optimization level.</w:t>
       </w:r>
     </w:p>
     <w:p>
@@ -437,7 +426,7 @@
         <w:spacing w:after="120"/>
       </w:pPr>
       <w:r>
-        <w:t>The primary contributions of this work are:</w:t>
+        <w:t>The specific technical contributions of this project are:</w:t>
       </w:r>
     </w:p>
     <w:p>
@@ -446,7 +435,7 @@
         <w:spacing w:after="60"/>
       </w:pPr>
       <w:r>
-        <w:t>A complete RTL implementation of ShuffleNet V2 × 1.0 that achieves timing closure at 100 MHz on the Zynq UltraScale+ ZU19EG.</w:t>
+        <w:t>A complete, timing-closed RTL implementation of ShuffleNet V2 × 1.0 that achieves 100 MHz operation on the Zynq UltraScale+ ZU19EG without requiring external memory access during inference.</w:t>
       </w:r>
     </w:p>
     <w:p>
@@ -455,7 +444,7 @@
         <w:spacing w:after="60"/>
       </w:pPr>
       <w:r>
-        <w:t>A per-layer fixed-point optimization framework that reduces datapath widths from a uniform 15-bit baseline to 8/10/12/9 bits per layer without accuracy degradation.</w:t>
+        <w:t>A per-layer fixed-point width optimization framework that reduces datapath widths from a uniform 15-bit baseline to 8, 10, 12, and 9 bits per layer, minimizing resource usage while preserving ~71% Top-1 accuracy.</w:t>
       </w:r>
     </w:p>
     <w:p>
@@ -464,7 +453,7 @@
         <w:spacing w:after="60"/>
       </w:pPr>
       <w:r>
-        <w:t>A split out-of-context (OOC) synthesis methodology that reduces peak memory requirements from 34 GB to under 16 GB, enabling synthesis on commodity workstations.</w:t>
+        <w:t>A novel split out-of-context (OOC) synthesis methodology that reduces peak workstation memory requirements from 34 GB to under 16 GB, enabling synthesis on standard development machines without specialized hardware.</w:t>
       </w:r>
     </w:p>
     <w:p>
@@ -473,7 +462,7 @@
         <w:spacing w:after="60"/>
       </w:pPr>
       <w:r>
-        <w:t>48 self-contained, self-checking Verilog testbenches covering every synthesizable RTL module in the design.</w:t>
+        <w:t>48 self-contained, self-checking Verilog testbenches with inline golden model functions, covering every synthesizable RTL module. All 48 pass without failures.</w:t>
       </w:r>
     </w:p>
     <w:p>
@@ -482,7 +471,7 @@
         <w:spacing w:after="60"/>
       </w:pPr>
       <w:r>
-        <w:t>A bit-accurate Q6.8 Python simulation model for offline accuracy verification of BN-folded fixed-point weights.</w:t>
+        <w:t>A bit-accurate Q6.8 Python simulation model that enables offline verification of BN-folded fixed-point weights before hardware synthesis.</w:t>
       </w:r>
     </w:p>
     <w:p>
@@ -491,7 +480,7 @@
         <w:spacing w:after="60"/>
       </w:pPr>
       <w:r>
-        <w:t>Four Vitis HLS C++ reference models targeting the same ZU19EG device for a direct same-silicon RTL vs. HLS comparison.</w:t>
+        <w:t>Four Vitis HLS C++ reference models targeting the same ZU19EG silicon for a quantitative RTL vs. HLS comparison of performance, resource usage, and design effort.</w:t>
       </w:r>
     </w:p>
     <w:p>
@@ -510,7 +499,7 @@
         <w:spacing w:after="120"/>
       </w:pPr>
       <w:r>
-        <w:t>The remainder of this report is organized as follows. Section 2 provides background on the ShuffleNet V2 architecture and fixed-point quantization. Section 3 describes the overall system architecture. Section 4 details the RTL implementation of each processing group. Section 5 covers the verification methodology. Section 6 describes the HLS reference models. Section 7 summarizes the design optimizations. Section 8 presents the implementation results. Section 9 concludes with future work.</w:t>
+        <w:t>The remainder of this report is structured as follows: Section 2 provides background on the ShuffleNet V2 architecture and fixed-point quantization principles. Section 3 describes the overall system architecture, including the PS-PL interface and memory organization. Section 4 presents the detailed RTL implementation of each processing group, the common arithmetic primitives, the weight storage scheme, and the split synthesis methodology. Section 5 covers the verification approach and results. Section 6 describes the four HLS reference models. Section 7 summarizes the applied design optimizations. Section 8 presents the post-implementation results. Section 9 concludes with a summary and directions for future work.</w:t>
       </w:r>
     </w:p>
     <w:p>
@@ -545,7 +534,7 @@
         <w:spacing w:after="120"/>
       </w:pPr>
       <w:r>
-        <w:t>ShuffleNet V2 × 1.0 is a lightweight convolutional neural network architecture designed by Ma et al. (2018) for efficient mobile inference. It classifies 224×224 RGB images into one of 1,000 ImageNet categories. The architecture is structured around three computational stages, each consisting of stacked ShuffleNet V2 blocks.</w:t>
+        <w:t>ShuffleNet V2 × 1.0, introduced by Ma et al. in 2018, is a lightweight CNN architecture designed to minimize memory access cost while maximizing computation-to-memory-access ratio. Unlike earlier mobile architectures that optimize purely for floating-point operation (FLOP) count, ShuffleNet V2 specifically targets memory bandwidth efficiency — the true bottleneck on resource-constrained hardware.</w:t>
       </w:r>
     </w:p>
     <w:p>
@@ -553,7 +542,7 @@
         <w:spacing w:after="120"/>
       </w:pPr>
       <w:r>
-        <w:t>A ShuffleNet V2 block splits the input channels into two branches. The identity branch passes one half unchanged, while the feature branch applies a sequence of 1×1 pointwise convolution (PW), 3×3 depthwise convolution (DW), and another 1×1 pointwise convolution. The two branches are concatenated and their channels shuffled to mix information between them. This structure achieves a favorable balance between accuracy and computation cost by minimizing memory access cost and maximizing the ratio of floating-point operations to memory accesses.</w:t>
+        <w:t>The central building block is the ShuffleNet V2 unit, shown conceptually below. The input channels are split into two equal halves. One half passes unchanged through an identity branch. The other half passes through a feature-extraction branch consisting of a 1×1 pointwise convolution (PW), a 3×3 depthwise convolution (DW), and another 1×1 pointwise convolution. The two branch outputs are concatenated and their channels are shuffled to enable cross-channel information mixing. This design achieves strong accuracy at low FLOPs because the identity branch avoids redundant feature computation.</w:t>
       </w:r>
     </w:p>
     <w:p>
@@ -561,7 +550,1040 @@
         <w:spacing w:after="120"/>
       </w:pPr>
       <w:r>
-        <w:t>The three hardware processing groups map to the following network stages:</w:t>
+        <w:t>For stride-2 blocks (used at stage transitions to halve spatial resolution), both branches apply convolutions, and the outputs are concatenated (doubling the channel count) rather than summed.</w:t>
+      </w:r>
+    </w:p>
+    <w:p>
+      <w:pPr>
+        <w:spacing w:after="120"/>
+      </w:pPr>
+      <w:r>
+        <w:t>The full network processes 224×224×3 RGB images through an initial convolution and max pool, followed by three stages of ShuffleNet V2 blocks (4, 8, and 4 blocks respectively), a final 1×1 convolution, global average pooling, and a 1000-class fully connected classifier. For the ×1.0 variant, the channel widths progress as 24 → 116 → 232 → 464 → 1024.</w:t>
+      </w:r>
+    </w:p>
+    <w:tbl>
+      <w:tblPr>
+        <w:tblStyle w:val="TableGrid"/>
+        <w:tblW w:type="auto" w:w="0"/>
+        <w:tblLook w:firstColumn="1" w:firstRow="1" w:lastColumn="0" w:lastRow="0" w:noHBand="0" w:noVBand="1" w:val="04A0"/>
+      </w:tblPr>
+      <w:tblGrid>
+        <w:gridCol w:w="1520"/>
+        <w:gridCol w:w="1520"/>
+        <w:gridCol w:w="1520"/>
+        <w:gridCol w:w="1520"/>
+        <w:gridCol w:w="1520"/>
+        <w:gridCol w:w="1520"/>
+      </w:tblGrid>
+      <w:tr>
+        <w:tc>
+          <w:tcPr>
+            <w:tcW w:type="dxa" w:w="1520"/>
+          </w:tcPr>
+          <w:p>
+            <w:pPr>
+              <w:jc w:val="center"/>
+            </w:pPr>
+            <w:r>
+              <w:rPr>
+                <w:b/>
+              </w:rPr>
+              <w:t>Stage</w:t>
+            </w:r>
+          </w:p>
+        </w:tc>
+        <w:tc>
+          <w:tcPr>
+            <w:tcW w:type="dxa" w:w="1520"/>
+          </w:tcPr>
+          <w:p>
+            <w:pPr>
+              <w:jc w:val="center"/>
+            </w:pPr>
+            <w:r>
+              <w:rPr>
+                <w:b/>
+              </w:rPr>
+              <w:t>Layer</w:t>
+            </w:r>
+          </w:p>
+        </w:tc>
+        <w:tc>
+          <w:tcPr>
+            <w:tcW w:type="dxa" w:w="1520"/>
+          </w:tcPr>
+          <w:p>
+            <w:pPr>
+              <w:jc w:val="center"/>
+            </w:pPr>
+            <w:r>
+              <w:rPr>
+                <w:b/>
+              </w:rPr>
+              <w:t>Input Size</w:t>
+            </w:r>
+          </w:p>
+        </w:tc>
+        <w:tc>
+          <w:tcPr>
+            <w:tcW w:type="dxa" w:w="1520"/>
+          </w:tcPr>
+          <w:p>
+            <w:pPr>
+              <w:jc w:val="center"/>
+            </w:pPr>
+            <w:r>
+              <w:rPr>
+                <w:b/>
+              </w:rPr>
+              <w:t>Output Size</w:t>
+            </w:r>
+          </w:p>
+        </w:tc>
+        <w:tc>
+          <w:tcPr>
+            <w:tcW w:type="dxa" w:w="1520"/>
+          </w:tcPr>
+          <w:p>
+            <w:pPr>
+              <w:jc w:val="center"/>
+            </w:pPr>
+            <w:r>
+              <w:rPr>
+                <w:b/>
+              </w:rPr>
+              <w:t>Blocks</w:t>
+            </w:r>
+          </w:p>
+        </w:tc>
+        <w:tc>
+          <w:tcPr>
+            <w:tcW w:type="dxa" w:w="1520"/>
+          </w:tcPr>
+          <w:p>
+            <w:pPr>
+              <w:jc w:val="center"/>
+            </w:pPr>
+            <w:r>
+              <w:rPr>
+                <w:b/>
+              </w:rPr>
+              <w:t>HW Group</w:t>
+            </w:r>
+          </w:p>
+        </w:tc>
+      </w:tr>
+      <w:tr>
+        <w:tc>
+          <w:tcPr>
+            <w:tcW w:type="dxa" w:w="1520"/>
+          </w:tcPr>
+          <w:p>
+            <w:r>
+              <w:t>—</w:t>
+            </w:r>
+          </w:p>
+        </w:tc>
+        <w:tc>
+          <w:tcPr>
+            <w:tcW w:type="dxa" w:w="1520"/>
+          </w:tcPr>
+          <w:p>
+            <w:r>
+              <w:t>Conv1 (3×3, stride 2)</w:t>
+            </w:r>
+          </w:p>
+        </w:tc>
+        <w:tc>
+          <w:tcPr>
+            <w:tcW w:type="dxa" w:w="1520"/>
+          </w:tcPr>
+          <w:p>
+            <w:r>
+              <w:t>224×224×3</w:t>
+            </w:r>
+          </w:p>
+        </w:tc>
+        <w:tc>
+          <w:tcPr>
+            <w:tcW w:type="dxa" w:w="1520"/>
+          </w:tcPr>
+          <w:p>
+            <w:r>
+              <w:t>112×112×24</w:t>
+            </w:r>
+          </w:p>
+        </w:tc>
+        <w:tc>
+          <w:tcPr>
+            <w:tcW w:type="dxa" w:w="1520"/>
+          </w:tcPr>
+          <w:p>
+            <w:r>
+              <w:t>1</w:t>
+            </w:r>
+          </w:p>
+        </w:tc>
+        <w:tc>
+          <w:tcPr>
+            <w:tcW w:type="dxa" w:w="1520"/>
+          </w:tcPr>
+          <w:p>
+            <w:r>
+              <w:t>Group 1</w:t>
+            </w:r>
+          </w:p>
+        </w:tc>
+      </w:tr>
+      <w:tr>
+        <w:tc>
+          <w:tcPr>
+            <w:tcW w:type="dxa" w:w="1520"/>
+          </w:tcPr>
+          <w:p>
+            <w:r>
+              <w:t>—</w:t>
+            </w:r>
+          </w:p>
+        </w:tc>
+        <w:tc>
+          <w:tcPr>
+            <w:tcW w:type="dxa" w:w="1520"/>
+          </w:tcPr>
+          <w:p>
+            <w:r>
+              <w:t>MaxPool (3×3, stride 2)</w:t>
+            </w:r>
+          </w:p>
+        </w:tc>
+        <w:tc>
+          <w:tcPr>
+            <w:tcW w:type="dxa" w:w="1520"/>
+          </w:tcPr>
+          <w:p>
+            <w:r>
+              <w:t>112×112×24</w:t>
+            </w:r>
+          </w:p>
+        </w:tc>
+        <w:tc>
+          <w:tcPr>
+            <w:tcW w:type="dxa" w:w="1520"/>
+          </w:tcPr>
+          <w:p>
+            <w:r>
+              <w:t>56×56×24</w:t>
+            </w:r>
+          </w:p>
+        </w:tc>
+        <w:tc>
+          <w:tcPr>
+            <w:tcW w:type="dxa" w:w="1520"/>
+          </w:tcPr>
+          <w:p>
+            <w:r>
+              <w:t>1</w:t>
+            </w:r>
+          </w:p>
+        </w:tc>
+        <w:tc>
+          <w:tcPr>
+            <w:tcW w:type="dxa" w:w="1520"/>
+          </w:tcPr>
+          <w:p>
+            <w:r>
+              <w:t>Group 1</w:t>
+            </w:r>
+          </w:p>
+        </w:tc>
+      </w:tr>
+      <w:tr>
+        <w:tc>
+          <w:tcPr>
+            <w:tcW w:type="dxa" w:w="1520"/>
+          </w:tcPr>
+          <w:p>
+            <w:r>
+              <w:t>2</w:t>
+            </w:r>
+          </w:p>
+        </w:tc>
+        <w:tc>
+          <w:tcPr>
+            <w:tcW w:type="dxa" w:w="1520"/>
+          </w:tcPr>
+          <w:p>
+            <w:r>
+              <w:t>Shuffle Blocks (stride-2 + stride-1)</w:t>
+            </w:r>
+          </w:p>
+        </w:tc>
+        <w:tc>
+          <w:tcPr>
+            <w:tcW w:type="dxa" w:w="1520"/>
+          </w:tcPr>
+          <w:p>
+            <w:r>
+              <w:t>56×56×24</w:t>
+            </w:r>
+          </w:p>
+        </w:tc>
+        <w:tc>
+          <w:tcPr>
+            <w:tcW w:type="dxa" w:w="1520"/>
+          </w:tcPr>
+          <w:p>
+            <w:r>
+              <w:t>28×28×116</w:t>
+            </w:r>
+          </w:p>
+        </w:tc>
+        <w:tc>
+          <w:tcPr>
+            <w:tcW w:type="dxa" w:w="1520"/>
+          </w:tcPr>
+          <w:p>
+            <w:r>
+              <w:t>4</w:t>
+            </w:r>
+          </w:p>
+        </w:tc>
+        <w:tc>
+          <w:tcPr>
+            <w:tcW w:type="dxa" w:w="1520"/>
+          </w:tcPr>
+          <w:p>
+            <w:r>
+              <w:t>Group 2</w:t>
+            </w:r>
+          </w:p>
+        </w:tc>
+      </w:tr>
+      <w:tr>
+        <w:tc>
+          <w:tcPr>
+            <w:tcW w:type="dxa" w:w="1520"/>
+          </w:tcPr>
+          <w:p>
+            <w:r>
+              <w:t>3</w:t>
+            </w:r>
+          </w:p>
+        </w:tc>
+        <w:tc>
+          <w:tcPr>
+            <w:tcW w:type="dxa" w:w="1520"/>
+          </w:tcPr>
+          <w:p>
+            <w:r>
+              <w:t>Shuffle Blocks (stride-2 + stride-1)</w:t>
+            </w:r>
+          </w:p>
+        </w:tc>
+        <w:tc>
+          <w:tcPr>
+            <w:tcW w:type="dxa" w:w="1520"/>
+          </w:tcPr>
+          <w:p>
+            <w:r>
+              <w:t>28×28×116</w:t>
+            </w:r>
+          </w:p>
+        </w:tc>
+        <w:tc>
+          <w:tcPr>
+            <w:tcW w:type="dxa" w:w="1520"/>
+          </w:tcPr>
+          <w:p>
+            <w:r>
+              <w:t>14×14×232</w:t>
+            </w:r>
+          </w:p>
+        </w:tc>
+        <w:tc>
+          <w:tcPr>
+            <w:tcW w:type="dxa" w:w="1520"/>
+          </w:tcPr>
+          <w:p>
+            <w:r>
+              <w:t>8</w:t>
+            </w:r>
+          </w:p>
+        </w:tc>
+        <w:tc>
+          <w:tcPr>
+            <w:tcW w:type="dxa" w:w="1520"/>
+          </w:tcPr>
+          <w:p>
+            <w:r>
+              <w:t>Group 2</w:t>
+            </w:r>
+          </w:p>
+        </w:tc>
+      </w:tr>
+      <w:tr>
+        <w:tc>
+          <w:tcPr>
+            <w:tcW w:type="dxa" w:w="1520"/>
+          </w:tcPr>
+          <w:p>
+            <w:r>
+              <w:t>4</w:t>
+            </w:r>
+          </w:p>
+        </w:tc>
+        <w:tc>
+          <w:tcPr>
+            <w:tcW w:type="dxa" w:w="1520"/>
+          </w:tcPr>
+          <w:p>
+            <w:r>
+              <w:t>Shuffle Blocks (stride-2 + stride-1)</w:t>
+            </w:r>
+          </w:p>
+        </w:tc>
+        <w:tc>
+          <w:tcPr>
+            <w:tcW w:type="dxa" w:w="1520"/>
+          </w:tcPr>
+          <w:p>
+            <w:r>
+              <w:t>14×14×232</w:t>
+            </w:r>
+          </w:p>
+        </w:tc>
+        <w:tc>
+          <w:tcPr>
+            <w:tcW w:type="dxa" w:w="1520"/>
+          </w:tcPr>
+          <w:p>
+            <w:r>
+              <w:t>7×7×464</w:t>
+            </w:r>
+          </w:p>
+        </w:tc>
+        <w:tc>
+          <w:tcPr>
+            <w:tcW w:type="dxa" w:w="1520"/>
+          </w:tcPr>
+          <w:p>
+            <w:r>
+              <w:t>4</w:t>
+            </w:r>
+          </w:p>
+        </w:tc>
+        <w:tc>
+          <w:tcPr>
+            <w:tcW w:type="dxa" w:w="1520"/>
+          </w:tcPr>
+          <w:p>
+            <w:r>
+              <w:t>Group 2</w:t>
+            </w:r>
+          </w:p>
+        </w:tc>
+      </w:tr>
+      <w:tr>
+        <w:tc>
+          <w:tcPr>
+            <w:tcW w:type="dxa" w:w="1520"/>
+          </w:tcPr>
+          <w:p>
+            <w:r>
+              <w:t>—</w:t>
+            </w:r>
+          </w:p>
+        </w:tc>
+        <w:tc>
+          <w:tcPr>
+            <w:tcW w:type="dxa" w:w="1520"/>
+          </w:tcPr>
+          <w:p>
+            <w:r>
+              <w:t>Conv5 (1×1)</w:t>
+            </w:r>
+          </w:p>
+        </w:tc>
+        <w:tc>
+          <w:tcPr>
+            <w:tcW w:type="dxa" w:w="1520"/>
+          </w:tcPr>
+          <w:p>
+            <w:r>
+              <w:t>7×7×464</w:t>
+            </w:r>
+          </w:p>
+        </w:tc>
+        <w:tc>
+          <w:tcPr>
+            <w:tcW w:type="dxa" w:w="1520"/>
+          </w:tcPr>
+          <w:p>
+            <w:r>
+              <w:t>7×7×1024</w:t>
+            </w:r>
+          </w:p>
+        </w:tc>
+        <w:tc>
+          <w:tcPr>
+            <w:tcW w:type="dxa" w:w="1520"/>
+          </w:tcPr>
+          <w:p>
+            <w:r>
+              <w:t>1</w:t>
+            </w:r>
+          </w:p>
+        </w:tc>
+        <w:tc>
+          <w:tcPr>
+            <w:tcW w:type="dxa" w:w="1520"/>
+          </w:tcPr>
+          <w:p>
+            <w:r>
+              <w:t>Group 3</w:t>
+            </w:r>
+          </w:p>
+        </w:tc>
+      </w:tr>
+      <w:tr>
+        <w:tc>
+          <w:tcPr>
+            <w:tcW w:type="dxa" w:w="1520"/>
+          </w:tcPr>
+          <w:p>
+            <w:r>
+              <w:t>—</w:t>
+            </w:r>
+          </w:p>
+        </w:tc>
+        <w:tc>
+          <w:tcPr>
+            <w:tcW w:type="dxa" w:w="1520"/>
+          </w:tcPr>
+          <w:p>
+            <w:r>
+              <w:t>GlobalAvgPool</w:t>
+            </w:r>
+          </w:p>
+        </w:tc>
+        <w:tc>
+          <w:tcPr>
+            <w:tcW w:type="dxa" w:w="1520"/>
+          </w:tcPr>
+          <w:p>
+            <w:r>
+              <w:t>7×7×1024</w:t>
+            </w:r>
+          </w:p>
+        </w:tc>
+        <w:tc>
+          <w:tcPr>
+            <w:tcW w:type="dxa" w:w="1520"/>
+          </w:tcPr>
+          <w:p>
+            <w:r>
+              <w:t>1024</w:t>
+            </w:r>
+          </w:p>
+        </w:tc>
+        <w:tc>
+          <w:tcPr>
+            <w:tcW w:type="dxa" w:w="1520"/>
+          </w:tcPr>
+          <w:p>
+            <w:r>
+              <w:t>1</w:t>
+            </w:r>
+          </w:p>
+        </w:tc>
+        <w:tc>
+          <w:tcPr>
+            <w:tcW w:type="dxa" w:w="1520"/>
+          </w:tcPr>
+          <w:p>
+            <w:r>
+              <w:t>Group 3</w:t>
+            </w:r>
+          </w:p>
+        </w:tc>
+      </w:tr>
+      <w:tr>
+        <w:tc>
+          <w:tcPr>
+            <w:tcW w:type="dxa" w:w="1520"/>
+          </w:tcPr>
+          <w:p>
+            <w:r>
+              <w:t>—</w:t>
+            </w:r>
+          </w:p>
+        </w:tc>
+        <w:tc>
+          <w:tcPr>
+            <w:tcW w:type="dxa" w:w="1520"/>
+          </w:tcPr>
+          <w:p>
+            <w:r>
+              <w:t>FC (1000)</w:t>
+            </w:r>
+          </w:p>
+        </w:tc>
+        <w:tc>
+          <w:tcPr>
+            <w:tcW w:type="dxa" w:w="1520"/>
+          </w:tcPr>
+          <w:p>
+            <w:r>
+              <w:t>1024</w:t>
+            </w:r>
+          </w:p>
+        </w:tc>
+        <w:tc>
+          <w:tcPr>
+            <w:tcW w:type="dxa" w:w="1520"/>
+          </w:tcPr>
+          <w:p>
+            <w:r>
+              <w:t>1000</w:t>
+            </w:r>
+          </w:p>
+        </w:tc>
+        <w:tc>
+          <w:tcPr>
+            <w:tcW w:type="dxa" w:w="1520"/>
+          </w:tcPr>
+          <w:p>
+            <w:r>
+              <w:t>1</w:t>
+            </w:r>
+          </w:p>
+        </w:tc>
+        <w:tc>
+          <w:tcPr>
+            <w:tcW w:type="dxa" w:w="1520"/>
+          </w:tcPr>
+          <w:p>
+            <w:r>
+              <w:t>Group 3</w:t>
+            </w:r>
+          </w:p>
+        </w:tc>
+      </w:tr>
+    </w:tbl>
+    <w:p/>
+    <w:p>
+      <w:pPr>
+        <w:pStyle w:val="Heading2"/>
+      </w:pPr>
+      <w:r>
+        <w:rPr>
+          <w:color w:val="2E86C1"/>
+        </w:rPr>
+        <w:t>2.2 Fixed-Point Quantization and BN Folding</w:t>
+      </w:r>
+    </w:p>
+    <w:p>
+      <w:pPr>
+        <w:spacing w:after="120"/>
+      </w:pPr>
+      <w:r>
+        <w:t>Deploying CNNs on FPGA fabric requires replacing 32-bit floating-point (FP32) arithmetic with integer fixed-point representation. Fixed-point arithmetic replaces expensive floating-point multiply-add units (requiring ~200 LUTs in FPGA fabric) with compact DSP48E2 primitives that execute 18×27-bit signed multiplications in a single clock cycle.</w:t>
+      </w:r>
+    </w:p>
+    <w:p>
+      <w:pPr>
+        <w:spacing w:after="120"/>
+      </w:pPr>
+      <w:r>
+        <w:t>This project uses the Q6.8 format as the baseline: a 15-bit signed integer where the binary point is positioned 8 bits from the LSB (6 integer bits, 8 fractional bits, 1 sign bit). A value V in Q6.8 represents the real number V / 256. The representable range is approximately −128 to +127.996. Per-layer width optimization then narrows this further based on the dynamic range of each layer's activations.</w:t>
+      </w:r>
+    </w:p>
+    <w:p>
+      <w:pPr>
+        <w:spacing w:after="120"/>
+      </w:pPr>
+      <w:r>
+        <w:t>Batch normalization (BN) is a training-time technique that normalizes layer activations to have zero mean and unit variance, then applies a learned scale and shift. At inference, BN parameters are fixed, so they can be absorbed directly into the preceding convolution weights offline:</w:t>
+      </w:r>
+    </w:p>
+    <w:p>
+      <w:pPr>
+        <w:spacing w:after="120"/>
+      </w:pPr>
+      <w:r>
+        <w:t xml:space="preserve">    W_folded[f][c][h][w] = γ[f] × W[f][c][h][w] / √(σ²[f] + ε)</w:t>
+      </w:r>
+    </w:p>
+    <w:p>
+      <w:pPr>
+        <w:spacing w:after="120"/>
+      </w:pPr>
+      <w:r>
+        <w:t xml:space="preserve">    b_folded[f] = β[f] − γ[f] × μ[f] / √(σ²[f] + ε)</w:t>
+      </w:r>
+    </w:p>
+    <w:p>
+      <w:pPr>
+        <w:spacing w:after="120"/>
+      </w:pPr>
+      <w:r>
+        <w:t>where γ, β are BN scale and shift, μ, σ² are the running mean and variance, and f indexes the output filter. This eliminates all run-time BN operations, replacing them with pre-computed folded weights stored in on-chip ROMs. The folding is performed offline in Python using the torchvision pretrained ShuffleNet V2 × 1.0 checkpoint.</w:t>
+      </w:r>
+    </w:p>
+    <w:p>
+      <w:pPr>
+        <w:pStyle w:val="Heading2"/>
+      </w:pPr>
+      <w:r>
+        <w:rPr>
+          <w:color w:val="2E86C1"/>
+        </w:rPr>
+        <w:t>2.3 FPGA-Based CNN Acceleration</w:t>
+      </w:r>
+    </w:p>
+    <w:p>
+      <w:pPr>
+        <w:spacing w:after="120"/>
+      </w:pPr>
+      <w:r>
+        <w:t>FPGA acceleration of CNNs is an active research area. Key prior works include the Xilinx xDNN inference engine, the Angel-Eye CNN accelerator (Guo et al., 2017), and ZynqNet (Gschwend, 2016). These works demonstrate that custom fixed-point datapaths on FPGAs can achieve competitive throughput and energy efficiency compared to embedded GPUs, particularly for smaller networks where memory bandwidth is not the primary bottleneck.</w:t>
+      </w:r>
+    </w:p>
+    <w:p>
+      <w:pPr>
+        <w:spacing w:after="120"/>
+      </w:pPr>
+      <w:r>
+        <w:t>The distinguishing characteristic of this project is the fully hand-crafted RTL approach (as opposed to HLS-generated or vendor-IP-based implementations), which enables precise control of the datapath at every stage. This contrasts with the parallel HLS track, which demonstrates the same network implemented at a higher abstraction level — providing a concrete, same-silicon comparison of design effort versus efficiency.</w:t>
+      </w:r>
+    </w:p>
+    <w:p>
+      <w:r>
+        <w:br w:type="page"/>
+      </w:r>
+    </w:p>
+    <w:p>
+      <w:pPr>
+        <w:pStyle w:val="Heading1"/>
+      </w:pPr>
+      <w:r>
+        <w:rPr>
+          <w:color w:val="1A5276"/>
+        </w:rPr>
+        <w:t>3. System Architecture</w:t>
+      </w:r>
+    </w:p>
+    <w:p>
+      <w:pPr>
+        <w:spacing w:after="120"/>
+      </w:pPr>
+      <w:r>
+        <w:t>The complete system is organized as a three-level hierarchy: the board-level wrapper (shufflenet_board_top), the accelerator integration layer (accelerator_top), and the three processing groups (group1_top, group2_top, group3_top). Figure 1 shows the system-level block diagram.</w:t>
+      </w:r>
+    </w:p>
+    <w:p>
+      <w:pPr>
+        <w:jc w:val="center"/>
+      </w:pPr>
+      <w:r>
+        <w:drawing>
+          <wp:inline xmlns:a="http://schemas.openxmlformats.org/drawingml/2006/main" xmlns:pic="http://schemas.openxmlformats.org/drawingml/2006/picture">
+            <wp:extent cx="5303520" cy="2822035"/>
+            <wp:docPr id="1" name="Picture 1"/>
+            <wp:cNvGraphicFramePr>
+              <a:graphicFrameLocks noChangeAspect="1"/>
+            </wp:cNvGraphicFramePr>
+            <a:graphic>
+              <a:graphicData uri="http://schemas.openxmlformats.org/drawingml/2006/picture">
+                <pic:pic>
+                  <pic:nvPicPr>
+                    <pic:cNvPr id="0" name="system_diagram.png"/>
+                    <pic:cNvPicPr/>
+                  </pic:nvPicPr>
+                  <pic:blipFill>
+                    <a:blip r:embed="rId9"/>
+                    <a:stretch>
+                      <a:fillRect/>
+                    </a:stretch>
+                  </pic:blipFill>
+                  <pic:spPr>
+                    <a:xfrm>
+                      <a:off x="0" y="0"/>
+                      <a:ext cx="5303520" cy="2822035"/>
+                    </a:xfrm>
+                    <a:prstGeom prst="rect"/>
+                  </pic:spPr>
+                </pic:pic>
+              </a:graphicData>
+            </a:graphic>
+          </wp:inline>
+        </w:drawing>
+      </w:r>
+    </w:p>
+    <w:p>
+      <w:pPr>
+        <w:spacing w:after="200"/>
+        <w:jc w:val="center"/>
+      </w:pPr>
+      <w:r>
+        <w:rPr>
+          <w:i/>
+          <w:sz w:val="20"/>
+        </w:rPr>
+        <w:t>Figure 1: System block diagram showing PS → AXI4-Lite → PL accelerator hierarchy.</w:t>
+      </w:r>
+    </w:p>
+    <w:p>
+      <w:pPr>
+        <w:pStyle w:val="Heading2"/>
+      </w:pPr>
+      <w:r>
+        <w:rPr>
+          <w:color w:val="2E86C1"/>
+        </w:rPr>
+        <w:t>3.1 Processing System and Clock Domain</w:t>
+      </w:r>
+    </w:p>
+    <w:p>
+      <w:pPr>
+        <w:spacing w:after="120"/>
+      </w:pPr>
+      <w:r>
+        <w:t>The Zynq UltraScale+ PS is configured with the iWave ZU19EG board preset, which sets up the DDR4 memory interface, MIO pinout, and PL clock outputs. The PL clock (pl_clk0) is generated at 100 MHz from the PS internal PLL and driven into the PL fabric.</w:t>
+      </w:r>
+    </w:p>
+    <w:p>
+      <w:pPr>
+        <w:spacing w:after="120"/>
+      </w:pPr>
+      <w:r>
+        <w:t>Inside shufflenet_board_top, an MMCM (Mixed-Mode Clock Manager, MMCME4_BASE primitive) re-generates a phase-clean 100 MHz clock for all PL logic. The MMCM uses a VCO frequency of 1000 MHz (CLKFBOUT_MULT_F=10, CLKOUT0_DIVIDE_F=10). Using the MMCM rather than directly using pl_clk0 prevents any PS-side clock jitter from propagating into the accelerator timing paths, improving timing closure margin.</w:t>
+      </w:r>
+    </w:p>
+    <w:p>
+      <w:pPr>
+        <w:spacing w:after="120"/>
+      </w:pPr>
+      <w:r>
+        <w:t>A 4-stage synchronizer chain converts the asynchronous active-low pl_resetn0 from the PS into a synchronous reset for the MMCM clock domain. The MMCM-locked signal is ANDed with the synchronized reset before distribution, ensuring that no logic operates until the MMCM achieves lock.</w:t>
+      </w:r>
+    </w:p>
+    <w:p>
+      <w:pPr>
+        <w:pStyle w:val="Heading2"/>
+      </w:pPr>
+      <w:r>
+        <w:rPr>
+          <w:color w:val="2E86C1"/>
+        </w:rPr>
+        <w:t>3.2 AXI4-Lite Interface and Address Map</w:t>
+      </w:r>
+    </w:p>
+    <w:p>
+      <w:pPr>
+        <w:spacing w:after="120"/>
+      </w:pPr>
+      <w:r>
+        <w:t>The PS communicates with the accelerator through the M_AXI_HPM0_FPD port (High-Performance Master 0, Full Power Domain), which is a 32-bit AXI4 master at 100 MHz. An AXI SmartConnect IP routes this to the 32-bit AXI4-Lite slave (axi_photo_mem_slave.v) mapped at base address 0xA000_0000 with a 32 MB window.</w:t>
+      </w:r>
+    </w:p>
+    <w:p>
+      <w:pPr>
+        <w:spacing w:after="120"/>
+      </w:pPr>
+      <w:r>
+        <w:t>The slave partitions its address space using bit 21 of the write address (AWADDR):</w:t>
+      </w:r>
+    </w:p>
+    <w:tbl>
+      <w:tblPr>
+        <w:tblStyle w:val="TableGrid"/>
+        <w:tblW w:type="auto" w:w="0"/>
+        <w:tblLook w:firstColumn="1" w:firstRow="1" w:lastColumn="0" w:lastRow="0" w:noHBand="0" w:noVBand="1" w:val="04A0"/>
+      </w:tblPr>
+      <w:tblGrid>
+        <w:gridCol w:w="2280"/>
+        <w:gridCol w:w="2280"/>
+        <w:gridCol w:w="2280"/>
+        <w:gridCol w:w="2280"/>
+      </w:tblGrid>
+      <w:tr>
+        <w:tc>
+          <w:tcPr>
+            <w:tcW w:type="dxa" w:w="2280"/>
+          </w:tcPr>
+          <w:p>
+            <w:pPr>
+              <w:jc w:val="center"/>
+            </w:pPr>
+            <w:r>
+              <w:rPr>
+                <w:b/>
+              </w:rPr>
+              <w:t>AWADDR[21]</w:t>
+            </w:r>
+          </w:p>
+        </w:tc>
+        <w:tc>
+          <w:tcPr>
+            <w:tcW w:type="dxa" w:w="2280"/>
+          </w:tcPr>
+          <w:p>
+            <w:pPr>
+              <w:jc w:val="center"/>
+            </w:pPr>
+            <w:r>
+              <w:rPr>
+                <w:b/>
+              </w:rPr>
+              <w:t>Region</w:t>
+            </w:r>
+          </w:p>
+        </w:tc>
+        <w:tc>
+          <w:tcPr>
+            <w:tcW w:type="dxa" w:w="2280"/>
+          </w:tcPr>
+          <w:p>
+            <w:pPr>
+              <w:jc w:val="center"/>
+            </w:pPr>
+            <w:r>
+              <w:rPr>
+                <w:b/>
+              </w:rPr>
+              <w:t>Access</w:t>
+            </w:r>
+          </w:p>
+        </w:tc>
+        <w:tc>
+          <w:tcPr>
+            <w:tcW w:type="dxa" w:w="2280"/>
+          </w:tcPr>
+          <w:p>
+            <w:pPr>
+              <w:jc w:val="center"/>
+            </w:pPr>
+            <w:r>
+              <w:rPr>
+                <w:b/>
+              </w:rPr>
+              <w:t>Description</w:t>
+            </w:r>
+          </w:p>
+        </w:tc>
+      </w:tr>
+      <w:tr>
+        <w:tc>
+          <w:tcPr>
+            <w:tcW w:type="dxa" w:w="2280"/>
+          </w:tcPr>
+          <w:p>
+            <w:r>
+              <w:t>0</w:t>
+            </w:r>
+          </w:p>
+        </w:tc>
+        <w:tc>
+          <w:tcPr>
+            <w:tcW w:type="dxa" w:w="2280"/>
+          </w:tcPr>
+          <w:p>
+            <w:r>
+              <w:t>Pixel write region</w:t>
+            </w:r>
+          </w:p>
+        </w:tc>
+        <w:tc>
+          <w:tcPr>
+            <w:tcW w:type="dxa" w:w="2280"/>
+          </w:tcPr>
+          <w:p>
+            <w:r>
+              <w:t>Write only</w:t>
+            </w:r>
+          </w:p>
+        </w:tc>
+        <w:tc>
+          <w:tcPr>
+            <w:tcW w:type="dxa" w:w="2280"/>
+          </w:tcPr>
+          <w:p>
+            <w:r>
+              <w:t>AWADDR[20]=bank, [19:18]=channel, [17:2]=pixel index; WDATA[14:0]=Q6.8 pixel</w:t>
+            </w:r>
+          </w:p>
+        </w:tc>
+      </w:tr>
+      <w:tr>
+        <w:tc>
+          <w:tcPr>
+            <w:tcW w:type="dxa" w:w="2280"/>
+          </w:tcPr>
+          <w:p>
+            <w:r>
+              <w:t>1</w:t>
+            </w:r>
+          </w:p>
+        </w:tc>
+        <w:tc>
+          <w:tcPr>
+            <w:tcW w:type="dxa" w:w="2280"/>
+          </w:tcPr>
+          <w:p>
+            <w:r>
+              <w:t>Control/Status Register (CSR)</w:t>
+            </w:r>
+          </w:p>
+        </w:tc>
+        <w:tc>
+          <w:tcPr>
+            <w:tcW w:type="dxa" w:w="2280"/>
+          </w:tcPr>
+          <w:p>
+            <w:r>
+              <w:t>Read/Write</w:t>
+            </w:r>
+          </w:p>
+        </w:tc>
+        <w:tc>
+          <w:tcPr>
+            <w:tcW w:type="dxa" w:w="2280"/>
+          </w:tcPr>
+          <w:p>
+            <w:r>
+              <w:t>WDATA[0]=photo_ready; RDATA[0]=photo_ready, [1]=busy, [2]=done, [12:3]=class_idx</w:t>
+            </w:r>
+          </w:p>
+        </w:tc>
+      </w:tr>
+    </w:tbl>
+    <w:p/>
+    <w:p>
+      <w:pPr>
+        <w:spacing w:after="120"/>
+      </w:pPr>
+      <w:r>
+        <w:t>The PS inference sequence is: (1) write all 150,528 pixels (224×224×3), (2) write CSR[0]=1 to trigger inference, (3) poll CSR until busy=0 and done=1, (4) read class_idx from CSR[12:3], (5) write CSR[0]=0 before the next image.</w:t>
+      </w:r>
+    </w:p>
+    <w:p>
+      <w:pPr>
+        <w:pStyle w:val="Heading2"/>
+      </w:pPr>
+      <w:r>
+        <w:rPr>
+          <w:color w:val="2E86C1"/>
+        </w:rPr>
+        <w:t>3.3 Accelerator Integration and Pipelining</w:t>
+      </w:r>
+    </w:p>
+    <w:p>
+      <w:pPr>
+        <w:spacing w:after="120"/>
+      </w:pPr>
+      <w:r>
+        <w:t>The accelerator_top module ties together the three processing groups, the extra_mem feature map buffer, and the accelerator_ctrl FSM. The FSM implements a 5-state pipelined execution model that overlaps the execution of different images across the three groups:</w:t>
       </w:r>
     </w:p>
     <w:tbl>
@@ -590,7 +1612,7 @@
               <w:rPr>
                 <w:b/>
               </w:rPr>
-              <w:t>Group</w:t>
+              <w:t>FSM State</w:t>
             </w:r>
           </w:p>
         </w:tc>
@@ -606,7 +1628,7 @@
               <w:rPr>
                 <w:b/>
               </w:rPr>
-              <w:t>Network Stage</w:t>
+              <w:t>Group 1</w:t>
             </w:r>
           </w:p>
         </w:tc>
@@ -622,7 +1644,7 @@
               <w:rPr>
                 <w:b/>
               </w:rPr>
-              <w:t>Input Shape</w:t>
+              <w:t>Group 2</w:t>
             </w:r>
           </w:p>
         </w:tc>
@@ -638,7 +1660,7 @@
               <w:rPr>
                 <w:b/>
               </w:rPr>
-              <w:t>Output Shape</w:t>
+              <w:t>Group 3</w:t>
             </w:r>
           </w:p>
         </w:tc>
@@ -654,7 +1676,7 @@
               <w:rPr>
                 <w:b/>
               </w:rPr>
-              <w:t>Blocks</w:t>
+              <w:t>Description</w:t>
             </w:r>
           </w:p>
         </w:tc>
@@ -666,7 +1688,7 @@
           </w:tcPr>
           <w:p>
             <w:r>
-              <w:t>Group 1</w:t>
+              <w:t>IDLE</w:t>
             </w:r>
           </w:p>
         </w:tc>
@@ -676,7 +1698,7 @@
           </w:tcPr>
           <w:p>
             <w:r>
-              <w:t>Conv1 + MaxPool</w:t>
+              <w:t>Off</w:t>
             </w:r>
           </w:p>
         </w:tc>
@@ -686,7 +1708,7 @@
           </w:tcPr>
           <w:p>
             <w:r>
-              <w:t>224×224×3</w:t>
+              <w:t>Off</w:t>
             </w:r>
           </w:p>
         </w:tc>
@@ -696,7 +1718,7 @@
           </w:tcPr>
           <w:p>
             <w:r>
-              <w:t>56×56×24</w:t>
+              <w:t>Off</w:t>
             </w:r>
           </w:p>
         </w:tc>
@@ -706,7 +1728,7 @@
           </w:tcPr>
           <w:p>
             <w:r>
-              <w:t>1 conv + 1 pool</w:t>
+              <w:t>Waiting for photo_ready</w:t>
             </w:r>
           </w:p>
         </w:tc>
@@ -718,7 +1740,7 @@
           </w:tcPr>
           <w:p>
             <w:r>
-              <w:t>Group 2</w:t>
+              <w:t>G1</w:t>
             </w:r>
           </w:p>
         </w:tc>
@@ -728,7 +1750,7 @@
           </w:tcPr>
           <w:p>
             <w:r>
-              <w:t>Stage 2 (4 blocks)</w:t>
+              <w:t>Image N</w:t>
             </w:r>
           </w:p>
         </w:tc>
@@ -738,7 +1760,7 @@
           </w:tcPr>
           <w:p>
             <w:r>
-              <w:t>56×56×24</w:t>
+              <w:t>Off</w:t>
             </w:r>
           </w:p>
         </w:tc>
@@ -748,7 +1770,7 @@
           </w:tcPr>
           <w:p>
             <w:r>
-              <w:t>28×28×116</w:t>
+              <w:t>Off</w:t>
             </w:r>
           </w:p>
         </w:tc>
@@ -758,7 +1780,7 @@
           </w:tcPr>
           <w:p>
             <w:r>
-              <w:t>4 shuffle blocks</w:t>
+              <w:t>G1 processes first image</w:t>
             </w:r>
           </w:p>
         </w:tc>
@@ -770,7 +1792,7 @@
           </w:tcPr>
           <w:p>
             <w:r>
-              <w:t>Group 2</w:t>
+              <w:t>G1+G2</w:t>
             </w:r>
           </w:p>
         </w:tc>
@@ -780,7 +1802,7 @@
           </w:tcPr>
           <w:p>
             <w:r>
-              <w:t>Stage 3 (8 blocks)</w:t>
+              <w:t>Image N+1</w:t>
             </w:r>
           </w:p>
         </w:tc>
@@ -790,7 +1812,7 @@
           </w:tcPr>
           <w:p>
             <w:r>
-              <w:t>28×28×116</w:t>
+              <w:t>Image N</w:t>
             </w:r>
           </w:p>
         </w:tc>
@@ -800,7 +1822,7 @@
           </w:tcPr>
           <w:p>
             <w:r>
-              <w:t>14×14×232</w:t>
+              <w:t>Off</w:t>
             </w:r>
           </w:p>
         </w:tc>
@@ -810,7 +1832,7 @@
           </w:tcPr>
           <w:p>
             <w:r>
-              <w:t>8 shuffle blocks</w:t>
+              <w:t>G1 and G2 overlap</w:t>
             </w:r>
           </w:p>
         </w:tc>
@@ -822,7 +1844,7 @@
           </w:tcPr>
           <w:p>
             <w:r>
-              <w:t>Group 2</w:t>
+              <w:t>G1+G2+G3</w:t>
             </w:r>
           </w:p>
         </w:tc>
@@ -832,7 +1854,7 @@
           </w:tcPr>
           <w:p>
             <w:r>
-              <w:t>Stage 4 (4 blocks)</w:t>
+              <w:t>Image N+2</w:t>
             </w:r>
           </w:p>
         </w:tc>
@@ -842,7 +1864,7 @@
           </w:tcPr>
           <w:p>
             <w:r>
-              <w:t>14×14×232</w:t>
+              <w:t>Image N+1</w:t>
             </w:r>
           </w:p>
         </w:tc>
@@ -852,7 +1874,7 @@
           </w:tcPr>
           <w:p>
             <w:r>
-              <w:t>7×7×464</w:t>
+              <w:t>Image N</w:t>
             </w:r>
           </w:p>
         </w:tc>
@@ -862,7 +1884,7 @@
           </w:tcPr>
           <w:p>
             <w:r>
-              <w:t>4 shuffle blocks</w:t>
+              <w:t>Full pipeline active</w:t>
             </w:r>
           </w:p>
         </w:tc>
@@ -874,7 +1896,7 @@
           </w:tcPr>
           <w:p>
             <w:r>
-              <w:t>Group 3</w:t>
+              <w:t>G1+G3</w:t>
             </w:r>
           </w:p>
         </w:tc>
@@ -884,7 +1906,7 @@
           </w:tcPr>
           <w:p>
             <w:r>
-              <w:t>Conv5 + AvgPool + FC</w:t>
+              <w:t>Image N+3</w:t>
             </w:r>
           </w:p>
         </w:tc>
@@ -894,7 +1916,7 @@
           </w:tcPr>
           <w:p>
             <w:r>
-              <w:t>7×7×464</w:t>
+              <w:t>Off</w:t>
             </w:r>
           </w:p>
         </w:tc>
@@ -904,7 +1926,7 @@
           </w:tcPr>
           <w:p>
             <w:r>
-              <w:t>1000 scores</w:t>
+              <w:t>Image N+1</w:t>
             </w:r>
           </w:p>
         </w:tc>
@@ -914,7 +1936,7 @@
           </w:tcPr>
           <w:p>
             <w:r>
-              <w:t>1+1+1</w:t>
+              <w:t>G2 done; G3 classifies</w:t>
             </w:r>
           </w:p>
         </w:tc>
@@ -923,13 +1945,21 @@
     <w:p/>
     <w:p>
       <w:pPr>
+        <w:spacing w:after="120"/>
+      </w:pPr>
+      <w:r>
+        <w:t>The pipeline throughput is limited by the slowest stage. Group 2, which processes 16 shuffle blocks across four spatial resolutions, dominates the pipeline latency. The ping_pong_sel flag alternates on each accepted image, directing Group 1 and the PS image writer to opposite banks of photo_mem.</w:t>
+      </w:r>
+    </w:p>
+    <w:p>
+      <w:pPr>
         <w:pStyle w:val="Heading2"/>
       </w:pPr>
       <w:r>
         <w:rPr>
           <w:color w:val="2E86C1"/>
         </w:rPr>
-        <w:t>2.2 Fixed-Point Quantization</w:t>
+        <w:t>3.4 Memory Architecture</w:t>
       </w:r>
     </w:p>
     <w:p>
@@ -937,861 +1967,7 @@
         <w:spacing w:after="120"/>
       </w:pPr>
       <w:r>
-        <w:t>Deploying CNNs on FPGAs requires replacing 32-bit floating-point arithmetic with fixed-point representation to reduce resource usage and increase throughput. This project uses a Q6.8 format (15-bit signed: 1 sign bit, 6 integer bits, 8 fractional bits) as the baseline, with per-layer width optimization applied across the pipeline.</w:t>
-      </w:r>
-    </w:p>
-    <w:p>
-      <w:pPr>
-        <w:spacing w:after="120"/>
-      </w:pPr>
-      <w:r>
-        <w:t>Batch normalization (BN) layers are folded into the preceding convolution weights offline before synthesis. For a convolution weight W and BN parameters (γ, β, μ, σ):</w:t>
-      </w:r>
-    </w:p>
-    <w:p>
-      <w:pPr>
-        <w:spacing w:after="120"/>
-      </w:pPr>
-      <w:r>
-        <w:t xml:space="preserve">    W_folded = γ × W / σ</w:t>
-      </w:r>
-    </w:p>
-    <w:p>
-      <w:pPr>
-        <w:spacing w:after="120"/>
-      </w:pPr>
-      <w:r>
-        <w:t xml:space="preserve">    b_folded = β − γ × μ / σ</w:t>
-      </w:r>
-    </w:p>
-    <w:p>
-      <w:pPr>
-        <w:spacing w:after="120"/>
-      </w:pPr>
-      <w:r>
-        <w:t>This eliminates all run-time normalization operations, replacing them with pre-computed folded weights stored in on-chip ROMs. The folding is performed in PyTorch using the torchvision pretrained ShuffleNet V2 × 1.0 checkpoint, and quantized to the appropriate fixed-point format for each layer.</w:t>
-      </w:r>
-    </w:p>
-    <w:p>
-      <w:pPr>
-        <w:pStyle w:val="Heading2"/>
-      </w:pPr>
-      <w:r>
-        <w:rPr>
-          <w:color w:val="2E86C1"/>
-        </w:rPr>
-        <w:t>2.3 FPGA vs. Software Inference</w:t>
-      </w:r>
-    </w:p>
-    <w:p>
-      <w:pPr>
-        <w:spacing w:after="120"/>
-      </w:pPr>
-      <w:r>
-        <w:t>ARM Cortex-A53 software inference on a 224×224 ShuffleNet V2 image requires approximately 146 million floating-point multiply-accumulate operations. At typical NEON SIMD throughput of ~4 GFLOPS, this corresponds to roughly 36 ms per frame — already below the 30 fps threshold but consuming significant CPU resources that would otherwise serve the operating system and application logic.</w:t>
-      </w:r>
-    </w:p>
-    <w:p>
-      <w:pPr>
-        <w:spacing w:after="120"/>
-      </w:pPr>
-      <w:r>
-        <w:t>A custom FPGA implementation replaces floating-point operations with fixed-point integer arithmetic at a fraction of the silicon area, while enabling massive parallelism through dedicated datapaths that operate every clock cycle. The Zynq UltraScale+ architecture allows tight coupling between the ARM PS and the PL accelerator via high-bandwidth AXI4 interfaces, enabling the PS to offload inference entirely to the PL while remaining available for other tasks.</w:t>
-      </w:r>
-    </w:p>
-    <w:p>
-      <w:r>
-        <w:br w:type="page"/>
-      </w:r>
-    </w:p>
-    <w:p>
-      <w:pPr>
-        <w:pStyle w:val="Heading1"/>
-      </w:pPr>
-      <w:r>
-        <w:rPr>
-          <w:color w:val="1A5276"/>
-        </w:rPr>
-        <w:t>3. System Architecture</w:t>
-      </w:r>
-    </w:p>
-    <w:p>
-      <w:pPr>
-        <w:spacing w:after="120"/>
-      </w:pPr>
-      <w:r>
-        <w:t>The complete system is structured as a three-level hierarchy: the board-level wrapper, the accelerator integration layer, and the individual processing groups. Figure 1 (system_diagram.png in /docs) shows the full block diagram.</w:t>
-      </w:r>
-    </w:p>
-    <w:p>
-      <w:pPr>
-        <w:pStyle w:val="Heading2"/>
-      </w:pPr>
-      <w:r>
-        <w:rPr>
-          <w:color w:val="2E86C1"/>
-        </w:rPr>
-        <w:t>3.1 Processing System Interface</w:t>
-      </w:r>
-    </w:p>
-    <w:p>
-      <w:pPr>
-        <w:spacing w:after="120"/>
-      </w:pPr>
-      <w:r>
-        <w:t>The ARM Cortex-A53 Processing System (PS) communicates with the PL accelerator through an AXI4-Lite interface provided by the Zynq UltraScale+ PS IP. The M_AXI_HPM0_FPD master port is configured for 32-bit data width at 100 MHz, routed through a SmartConnect IP to the AXI4-Lite slave at base address 0xA000_0000 with a 32 MB address aperture.</w:t>
-      </w:r>
-    </w:p>
-    <w:p>
-      <w:pPr>
-        <w:spacing w:after="120"/>
-      </w:pPr>
-      <w:r>
-        <w:t>The AXI4-Lite slave (axi_photo_mem_slave.v) partitions the address space into two regions based on bit 21 of the write address:</w:t>
-      </w:r>
-    </w:p>
-    <w:p>
-      <w:pPr>
-        <w:pStyle w:val="ListBullet"/>
-        <w:spacing w:after="60"/>
-      </w:pPr>
-      <w:r>
-        <w:t>Pixel write region (AWADDR[21] = 0): The PS writes all 224×224×3 = 150,528 pixels through this region. AWADDR[20] selects the ping-pong bank, AWADDR[19:18] selects the channel (R/G/B), and AWADDR[17:2] provides the 16-bit pixel index. The AXI data word [14:0] carries the Q6.8 formatted pixel value.</w:t>
-      </w:r>
-    </w:p>
-    <w:p>
-      <w:pPr>
-        <w:pStyle w:val="ListBullet"/>
-        <w:spacing w:after="60"/>
-      </w:pPr>
-      <w:r>
-        <w:t>Control and Status Register (AWADDR[21] = 1): A single 32-bit register. Writing WDATA[0]=1 asserts photo_ready and starts inference. Reading returns RDATA[0]=photo_ready, RDATA[1]=busy, RDATA[2]=classification_done, and RDATA[12:3]=class_idx[9:0].</w:t>
-      </w:r>
-    </w:p>
-    <w:p>
-      <w:pPr>
-        <w:spacing w:after="120"/>
-      </w:pPr>
-      <w:r>
-        <w:t>The inference flow from the PS perspective is: (1) write all pixels, (2) write CSR=0x1 to trigger inference, (3) poll CSR until busy==0 and classification_done==1, (4) read class_idx, (5) write CSR=0x0 to clear before the next image.</w:t>
-      </w:r>
-    </w:p>
-    <w:p>
-      <w:pPr>
-        <w:pStyle w:val="Heading2"/>
-      </w:pPr>
-      <w:r>
-        <w:rPr>
-          <w:color w:val="2E86C1"/>
-        </w:rPr>
-        <w:t>3.2 Accelerator Top-Level</w:t>
-      </w:r>
-    </w:p>
-    <w:p>
-      <w:pPr>
-        <w:spacing w:after="120"/>
-      </w:pPr>
-      <w:r>
-        <w:t>The shufflenet_board_top module serves as the board-level wrapper. It instantiates a Mixed-Mode Clock Manager (MMCM, MMCME4_BASE primitive) that takes the 100 MHz pl_clk0 from the PS and regenerates a phase-clean 100 MHz clock for all PL logic (VCO = 1000 MHz, CLKOUT0_DIVIDE_F = 10). A 4-stage reset synchronizer converts the asynchronous pl_resetn0 from the PS into a synchronous active-low reset for the MMCM output domain, preventing metastability.</w:t>
-      </w:r>
-    </w:p>
-    <w:p>
-      <w:pPr>
-        <w:spacing w:after="120"/>
-      </w:pPr>
-      <w:r>
-        <w:t>The accelerator_top module integrates the three processing groups, the extra_mem feature map buffer, and the accelerator_ctrl FSM. The accelerator_ctrl implements a 5-state pipelined execution model:</w:t>
-      </w:r>
-    </w:p>
-    <w:tbl>
-      <w:tblPr>
-        <w:tblStyle w:val="TableGrid"/>
-        <w:tblW w:type="auto" w:w="0"/>
-        <w:tblLook w:firstColumn="1" w:firstRow="1" w:lastColumn="0" w:lastRow="0" w:noHBand="0" w:noVBand="1" w:val="04A0"/>
-      </w:tblPr>
-      <w:tblGrid>
-        <w:gridCol w:w="3041"/>
-        <w:gridCol w:w="3041"/>
-        <w:gridCol w:w="3041"/>
-      </w:tblGrid>
-      <w:tr>
-        <w:tc>
-          <w:tcPr>
-            <w:tcW w:type="dxa" w:w="3041"/>
-          </w:tcPr>
-          <w:p>
-            <w:pPr>
-              <w:jc w:val="center"/>
-            </w:pPr>
-            <w:r>
-              <w:rPr>
-                <w:b/>
-              </w:rPr>
-              <w:t>State</w:t>
-            </w:r>
-          </w:p>
-        </w:tc>
-        <w:tc>
-          <w:tcPr>
-            <w:tcW w:type="dxa" w:w="3041"/>
-          </w:tcPr>
-          <w:p>
-            <w:pPr>
-              <w:jc w:val="center"/>
-            </w:pPr>
-            <w:r>
-              <w:rPr>
-                <w:b/>
-              </w:rPr>
-              <w:t>Activity</w:t>
-            </w:r>
-          </w:p>
-        </w:tc>
-        <w:tc>
-          <w:tcPr>
-            <w:tcW w:type="dxa" w:w="3041"/>
-          </w:tcPr>
-          <w:p>
-            <w:pPr>
-              <w:jc w:val="center"/>
-            </w:pPr>
-            <w:r>
-              <w:rPr>
-                <w:b/>
-              </w:rPr>
-              <w:t>Description</w:t>
-            </w:r>
-          </w:p>
-        </w:tc>
-      </w:tr>
-      <w:tr>
-        <w:tc>
-          <w:tcPr>
-            <w:tcW w:type="dxa" w:w="3041"/>
-          </w:tcPr>
-          <w:p>
-            <w:r>
-              <w:t>IDLE</w:t>
-            </w:r>
-          </w:p>
-        </w:tc>
-        <w:tc>
-          <w:tcPr>
-            <w:tcW w:type="dxa" w:w="3041"/>
-          </w:tcPr>
-          <w:p>
-            <w:r>
-              <w:t>Waiting</w:t>
-            </w:r>
-          </w:p>
-        </w:tc>
-        <w:tc>
-          <w:tcPr>
-            <w:tcW w:type="dxa" w:w="3041"/>
-          </w:tcPr>
-          <w:p>
-            <w:r>
-              <w:t>All groups idle, waiting for photo_ready</w:t>
-            </w:r>
-          </w:p>
-        </w:tc>
-      </w:tr>
-      <w:tr>
-        <w:tc>
-          <w:tcPr>
-            <w:tcW w:type="dxa" w:w="3041"/>
-          </w:tcPr>
-          <w:p>
-            <w:r>
-              <w:t>G1</w:t>
-            </w:r>
-          </w:p>
-        </w:tc>
-        <w:tc>
-          <w:tcPr>
-            <w:tcW w:type="dxa" w:w="3041"/>
-          </w:tcPr>
-          <w:p>
-            <w:r>
-              <w:t>G1 active</w:t>
-            </w:r>
-          </w:p>
-        </w:tc>
-        <w:tc>
-          <w:tcPr>
-            <w:tcW w:type="dxa" w:w="3041"/>
-          </w:tcPr>
-          <w:p>
-            <w:r>
-              <w:t>Group 1 processes image N</w:t>
-            </w:r>
-          </w:p>
-        </w:tc>
-      </w:tr>
-      <w:tr>
-        <w:tc>
-          <w:tcPr>
-            <w:tcW w:type="dxa" w:w="3041"/>
-          </w:tcPr>
-          <w:p>
-            <w:r>
-              <w:t>G1+G2</w:t>
-            </w:r>
-          </w:p>
-        </w:tc>
-        <w:tc>
-          <w:tcPr>
-            <w:tcW w:type="dxa" w:w="3041"/>
-          </w:tcPr>
-          <w:p>
-            <w:r>
-              <w:t>G1 and G2</w:t>
-            </w:r>
-          </w:p>
-        </w:tc>
-        <w:tc>
-          <w:tcPr>
-            <w:tcW w:type="dxa" w:w="3041"/>
-          </w:tcPr>
-          <w:p>
-            <w:r>
-              <w:t>G1 processes image N+1 while G2 processes image N</w:t>
-            </w:r>
-          </w:p>
-        </w:tc>
-      </w:tr>
-      <w:tr>
-        <w:tc>
-          <w:tcPr>
-            <w:tcW w:type="dxa" w:w="3041"/>
-          </w:tcPr>
-          <w:p>
-            <w:r>
-              <w:t>G1+G2+G3</w:t>
-            </w:r>
-          </w:p>
-        </w:tc>
-        <w:tc>
-          <w:tcPr>
-            <w:tcW w:type="dxa" w:w="3041"/>
-          </w:tcPr>
-          <w:p>
-            <w:r>
-              <w:t>All active</w:t>
-            </w:r>
-          </w:p>
-        </w:tc>
-        <w:tc>
-          <w:tcPr>
-            <w:tcW w:type="dxa" w:w="3041"/>
-          </w:tcPr>
-          <w:p>
-            <w:r>
-              <w:t>Full pipeline: G1, G2, G3 all active</w:t>
-            </w:r>
-          </w:p>
-        </w:tc>
-      </w:tr>
-      <w:tr>
-        <w:tc>
-          <w:tcPr>
-            <w:tcW w:type="dxa" w:w="3041"/>
-          </w:tcPr>
-          <w:p>
-            <w:r>
-              <w:t>G1+G3</w:t>
-            </w:r>
-          </w:p>
-        </w:tc>
-        <w:tc>
-          <w:tcPr>
-            <w:tcW w:type="dxa" w:w="3041"/>
-          </w:tcPr>
-          <w:p>
-            <w:r>
-              <w:t>G1 and G3</w:t>
-            </w:r>
-          </w:p>
-        </w:tc>
-        <w:tc>
-          <w:tcPr>
-            <w:tcW w:type="dxa" w:w="3041"/>
-          </w:tcPr>
-          <w:p>
-            <w:r>
-              <w:t>G2 complete; G1 loads image N+2, G3 classifies image N</w:t>
-            </w:r>
-          </w:p>
-        </w:tc>
-      </w:tr>
-    </w:tbl>
-    <w:p/>
-    <w:p>
-      <w:pPr>
-        <w:spacing w:after="120"/>
-      </w:pPr>
-      <w:r>
-        <w:t>The ping_pong_sel signal toggles on each accepted image, directing each group to the appropriate memory bank. busy is asserted whenever Group 1 or Group 2 is active, indicating the PS may not safely overwrite photo_mem.</w:t>
-      </w:r>
-    </w:p>
-    <w:p>
-      <w:pPr>
-        <w:pStyle w:val="Heading2"/>
-      </w:pPr>
-      <w:r>
-        <w:rPr>
-          <w:color w:val="2E86C1"/>
-        </w:rPr>
-        <w:t>3.3 Memory Architecture</w:t>
-      </w:r>
-    </w:p>
-    <w:p>
-      <w:pPr>
-        <w:spacing w:after="120"/>
-      </w:pPr>
-      <w:r>
-        <w:t>The design uses five categories of on-chip memory:</w:t>
-      </w:r>
-    </w:p>
-    <w:tbl>
-      <w:tblPr>
-        <w:tblStyle w:val="TableGrid"/>
-        <w:tblW w:type="auto" w:w="0"/>
-        <w:tblLook w:firstColumn="1" w:firstRow="1" w:lastColumn="0" w:lastRow="0" w:noHBand="0" w:noVBand="1" w:val="04A0"/>
-      </w:tblPr>
-      <w:tblGrid>
-        <w:gridCol w:w="2280"/>
-        <w:gridCol w:w="2280"/>
-        <w:gridCol w:w="2280"/>
-        <w:gridCol w:w="2280"/>
-      </w:tblGrid>
-      <w:tr>
-        <w:tc>
-          <w:tcPr>
-            <w:tcW w:type="dxa" w:w="2280"/>
-          </w:tcPr>
-          <w:p>
-            <w:pPr>
-              <w:jc w:val="center"/>
-            </w:pPr>
-            <w:r>
-              <w:rPr>
-                <w:b/>
-              </w:rPr>
-              <w:t>Memory</w:t>
-            </w:r>
-          </w:p>
-        </w:tc>
-        <w:tc>
-          <w:tcPr>
-            <w:tcW w:type="dxa" w:w="2280"/>
-          </w:tcPr>
-          <w:p>
-            <w:pPr>
-              <w:jc w:val="center"/>
-            </w:pPr>
-            <w:r>
-              <w:rPr>
-                <w:b/>
-              </w:rPr>
-              <w:t>Type</w:t>
-            </w:r>
-          </w:p>
-        </w:tc>
-        <w:tc>
-          <w:tcPr>
-            <w:tcW w:type="dxa" w:w="2280"/>
-          </w:tcPr>
-          <w:p>
-            <w:pPr>
-              <w:jc w:val="center"/>
-            </w:pPr>
-            <w:r>
-              <w:rPr>
-                <w:b/>
-              </w:rPr>
-              <w:t>Dimensions</w:t>
-            </w:r>
-          </w:p>
-        </w:tc>
-        <w:tc>
-          <w:tcPr>
-            <w:tcW w:type="dxa" w:w="2280"/>
-          </w:tcPr>
-          <w:p>
-            <w:pPr>
-              <w:jc w:val="center"/>
-            </w:pPr>
-            <w:r>
-              <w:rPr>
-                <w:b/>
-              </w:rPr>
-              <w:t>Purpose</w:t>
-            </w:r>
-          </w:p>
-        </w:tc>
-      </w:tr>
-      <w:tr>
-        <w:tc>
-          <w:tcPr>
-            <w:tcW w:type="dxa" w:w="2280"/>
-          </w:tcPr>
-          <w:p>
-            <w:r>
-              <w:t>photo_mem</w:t>
-            </w:r>
-          </w:p>
-        </w:tc>
-        <w:tc>
-          <w:tcPr>
-            <w:tcW w:type="dxa" w:w="2280"/>
-          </w:tcPr>
-          <w:p>
-            <w:r>
-              <w:t>Ping-pong BRAM (3 channels, 2 banks each)</w:t>
-            </w:r>
-          </w:p>
-        </w:tc>
-        <w:tc>
-          <w:tcPr>
-            <w:tcW w:type="dxa" w:w="2280"/>
-          </w:tcPr>
-          <w:p>
-            <w:r>
-              <w:t>50,176 × 8-bit per bank</w:t>
-            </w:r>
-          </w:p>
-        </w:tc>
-        <w:tc>
-          <w:tcPr>
-            <w:tcW w:type="dxa" w:w="2280"/>
-          </w:tcPr>
-          <w:p>
-            <w:r>
-              <w:t>Input image buffer</w:t>
-            </w:r>
-          </w:p>
-        </w:tc>
-      </w:tr>
-      <w:tr>
-        <w:tc>
-          <w:tcPr>
-            <w:tcW w:type="dxa" w:w="2280"/>
-          </w:tcPr>
-          <w:p>
-            <w:r>
-              <w:t>maxpool_mem</w:t>
-            </w:r>
-          </w:p>
-        </w:tc>
-        <w:tc>
-          <w:tcPr>
-            <w:tcW w:type="dxa" w:w="2280"/>
-          </w:tcPr>
-          <w:p>
-            <w:r>
-              <w:t>BRAM</w:t>
-            </w:r>
-          </w:p>
-        </w:tc>
-        <w:tc>
-          <w:tcPr>
-            <w:tcW w:type="dxa" w:w="2280"/>
-          </w:tcPr>
-          <w:p>
-            <w:r>
-              <w:t>3,136 × 10-bit × 24 channels</w:t>
-            </w:r>
-          </w:p>
-        </w:tc>
-        <w:tc>
-          <w:tcPr>
-            <w:tcW w:type="dxa" w:w="2280"/>
-          </w:tcPr>
-          <w:p>
-            <w:r>
-              <w:t>G1 → G2 feature map</w:t>
-            </w:r>
-          </w:p>
-        </w:tc>
-      </w:tr>
-      <w:tr>
-        <w:tc>
-          <w:tcPr>
-            <w:tcW w:type="dxa" w:w="2280"/>
-          </w:tcPr>
-          <w:p>
-            <w:r>
-              <w:t>extra_mem</w:t>
-            </w:r>
-          </w:p>
-        </w:tc>
-        <w:tc>
-          <w:tcPr>
-            <w:tcW w:type="dxa" w:w="2280"/>
-          </w:tcPr>
-          <w:p>
-            <w:r>
-              <w:t>BRAM</w:t>
-            </w:r>
-          </w:p>
-        </w:tc>
-        <w:tc>
-          <w:tcPr>
-            <w:tcW w:type="dxa" w:w="2280"/>
-          </w:tcPr>
-          <w:p>
-            <w:r>
-              <w:t>1,024 × 12-bit × 29 channels</w:t>
-            </w:r>
-          </w:p>
-        </w:tc>
-        <w:tc>
-          <w:tcPr>
-            <w:tcW w:type="dxa" w:w="2280"/>
-          </w:tcPr>
-          <w:p>
-            <w:r>
-              <w:t>G2 → G3 feature map</w:t>
-            </w:r>
-          </w:p>
-        </w:tc>
-      </w:tr>
-      <w:tr>
-        <w:tc>
-          <w:tcPr>
-            <w:tcW w:type="dxa" w:w="2280"/>
-          </w:tcPr>
-          <w:p>
-            <w:r>
-              <w:t>DW buffer</w:t>
-            </w:r>
-          </w:p>
-        </w:tc>
-        <w:tc>
-          <w:tcPr>
-            <w:tcW w:type="dxa" w:w="2280"/>
-          </w:tcPr>
-          <w:p>
-            <w:r>
-              <w:t>Distributed RAM</w:t>
-            </w:r>
-          </w:p>
-        </w:tc>
-        <w:tc>
-          <w:tcPr>
-            <w:tcW w:type="dxa" w:w="2280"/>
-          </w:tcPr>
-          <w:p>
-            <w:r>
-              <w:t>784 × 12-bit × 58 channels</w:t>
-            </w:r>
-          </w:p>
-        </w:tc>
-        <w:tc>
-          <w:tcPr>
-            <w:tcW w:type="dxa" w:w="2280"/>
-          </w:tcPr>
-          <w:p>
-            <w:r>
-              <w:t>Internal G2 DW results</w:t>
-            </w:r>
-          </w:p>
-        </w:tc>
-      </w:tr>
-      <w:tr>
-        <w:tc>
-          <w:tcPr>
-            <w:tcW w:type="dxa" w:w="2280"/>
-          </w:tcPr>
-          <w:p>
-            <w:r>
-              <w:t>Weight ROMs</w:t>
-            </w:r>
-          </w:p>
-        </w:tc>
-        <w:tc>
-          <w:tcPr>
-            <w:tcW w:type="dxa" w:w="2280"/>
-          </w:tcPr>
-          <w:p>
-            <w:r>
-              <w:t>Distributed / Block RAM</w:t>
-            </w:r>
-          </w:p>
-        </w:tc>
-        <w:tc>
-          <w:tcPr>
-            <w:tcW w:type="dxa" w:w="2280"/>
-          </w:tcPr>
-          <w:p>
-            <w:r>
-              <w:t>Per-layer (see §4.5)</w:t>
-            </w:r>
-          </w:p>
-        </w:tc>
-        <w:tc>
-          <w:tcPr>
-            <w:tcW w:type="dxa" w:w="2280"/>
-          </w:tcPr>
-          <w:p>
-            <w:r>
-              <w:t>BN-folded weights and biases</w:t>
-            </w:r>
-          </w:p>
-        </w:tc>
-      </w:tr>
-    </w:tbl>
-    <w:p/>
-    <w:p>
-      <w:pPr>
-        <w:spacing w:after="120"/>
-      </w:pPr>
-      <w:r>
-        <w:t>photo_mem uses a ping-pong structure: while the PS writes image N+1 into bank A, Group 1 reads image N from bank B. The mem_select input (from accelerator_ctrl) controls which bank each side accesses. The BRAM output is registered (1-cycle read latency) and the bank selection mux is also registered to meet timing.</w:t>
-      </w:r>
-    </w:p>
-    <w:p>
-      <w:pPr>
-        <w:spacing w:after="120"/>
-      </w:pPr>
-      <w:r>
-        <w:t>extra_mem connects Group 2 outputs to Group 3 inputs. The address encoding is pixel × 17 + loop (where loop is the accumulation group index), with position px×17+16 pre-initialized to zero to serve as a MAC pipeline flush token for Group 3.</w:t>
-      </w:r>
-    </w:p>
-    <w:p>
-      <w:pPr>
-        <w:pStyle w:val="Heading2"/>
-      </w:pPr>
-      <w:r>
-        <w:rPr>
-          <w:color w:val="2E86C1"/>
-        </w:rPr>
-        <w:t>3.4 Pipelined Execution Model</w:t>
-      </w:r>
-    </w:p>
-    <w:p>
-      <w:pPr>
-        <w:spacing w:after="120"/>
-      </w:pPr>
-      <w:r>
-        <w:t>The pipelined execution model allows Groups 1, 2, and 3 to operate simultaneously on different images, hiding the latency of each group. The pipeline throughput is limited by the slowest group (Group 2, which processes 16 Shuffle blocks across four spatial resolutions). The effective frame rate at 100 MHz is determined by the Group 2 cycle count, with Groups 1 and 3 completing within that window.</w:t>
-      </w:r>
-    </w:p>
-    <w:p>
-      <w:r>
-        <w:br w:type="page"/>
-      </w:r>
-    </w:p>
-    <w:p>
-      <w:pPr>
-        <w:pStyle w:val="Heading1"/>
-      </w:pPr>
-      <w:r>
-        <w:rPr>
-          <w:color w:val="1A5276"/>
-        </w:rPr>
-        <w:t>4. RTL Implementation</w:t>
-      </w:r>
-    </w:p>
-    <w:p>
-      <w:pPr>
-        <w:pStyle w:val="Heading2"/>
-      </w:pPr>
-      <w:r>
-        <w:rPr>
-          <w:color w:val="2E86C1"/>
-        </w:rPr>
-        <w:t>4.1 Common Arithmetic Primitives</w:t>
-      </w:r>
-    </w:p>
-    <w:p>
-      <w:pPr>
-        <w:spacing w:after="120"/>
-      </w:pPr>
-      <w:r>
-        <w:t>All convolution and fully connected computations are built from three shared primitives: mac_unit, Adder3 carry-save adder, and the saturating quantizer.</w:t>
-      </w:r>
-    </w:p>
-    <w:p>
-      <w:pPr>
-        <w:pStyle w:val="Heading3"/>
-      </w:pPr>
-      <w:r>
-        <w:rPr>
-          <w:color w:val="1A5276"/>
-        </w:rPr>
-        <w:t>4.1.1 MAC Unit</w:t>
-      </w:r>
-    </w:p>
-    <w:p>
-      <w:pPr>
-        <w:spacing w:after="120"/>
-      </w:pPr>
-      <w:r>
-        <w:t>mac_unit implements a pipelined signed multiply-accumulate operation. For an 8-bit data input and 12-bit weight input (Group 1 example):</w:t>
-      </w:r>
-    </w:p>
-    <w:p>
-      <w:pPr>
-        <w:pStyle w:val="ListBullet"/>
-        <w:spacing w:after="60"/>
-      </w:pPr>
-      <w:r>
-        <w:t>Full signed product: 8 × 12 = 20-bit result</w:t>
-      </w:r>
-    </w:p>
-    <w:p>
-      <w:pPr>
-        <w:pStyle w:val="ListBullet"/>
-        <w:spacing w:after="60"/>
-      </w:pPr>
-      <w:r>
-        <w:t>Drop 5 LSBs (arithmetic right shift): 15-bit output</w:t>
-      </w:r>
-    </w:p>
-    <w:p>
-      <w:pPr>
-        <w:pStyle w:val="ListBullet"/>
-        <w:spacing w:after="60"/>
-      </w:pPr>
-      <w:r>
-        <w:t>Pipeline register: 1-cycle latency, enabled by the en input signal</w:t>
-      </w:r>
-    </w:p>
-    <w:p>
-      <w:pPr>
-        <w:spacing w:after="120"/>
-      </w:pPr>
-      <w:r>
-        <w:t>The drop-LSBs count is a parameter (DROP_LSB) configured per layer to align the fractional point of the MAC output with the accumulator width. The pipeline register allows the combinational multiplier to be cut across clock boundaries, supporting 100 MHz timing closure.</w:t>
-      </w:r>
-    </w:p>
-    <w:p>
-      <w:pPr>
-        <w:pStyle w:val="Heading3"/>
-      </w:pPr>
-      <w:r>
-        <w:rPr>
-          <w:color w:val="1A5276"/>
-        </w:rPr>
-        <w:t>4.1.2 Adder Trees</w:t>
-      </w:r>
-    </w:p>
-    <w:p>
-      <w:pPr>
-        <w:spacing w:after="120"/>
-      </w:pPr>
-      <w:r>
-        <w:t>N-input adder trees are implemented using cascaded Adder3 cells. Adder3 is a 3-input carry-save adder (CSA) that converts three N-bit inputs into a 2-input (N+2)-bit representation using a full-adder array followed by a ripple-carry adder. Each Adder3 level grows the output by 2 bits.</w:t>
-      </w:r>
-    </w:p>
-    <w:p>
-      <w:pPr>
-        <w:spacing w:after="120"/>
-      </w:pPr>
-      <w:r>
-        <w:t>Four adder tree variants are provided:</w:t>
+        <w:t>Five categories of on-chip memory are used, each optimized for its access pattern:</w:t>
       </w:r>
     </w:p>
     <w:tbl>
@@ -1820,7 +1996,7 @@
               <w:rPr>
                 <w:b/>
               </w:rPr>
-              <w:t>Module</w:t>
+              <w:t>Buffer</w:t>
             </w:r>
           </w:p>
         </w:tc>
@@ -1836,7 +2012,7 @@
               <w:rPr>
                 <w:b/>
               </w:rPr>
-              <w:t>Inputs</w:t>
+              <w:t>Type</w:t>
             </w:r>
           </w:p>
         </w:tc>
@@ -1852,7 +2028,7 @@
               <w:rPr>
                 <w:b/>
               </w:rPr>
-              <w:t>Levels</w:t>
+              <w:t>Size</w:t>
             </w:r>
           </w:p>
         </w:tc>
@@ -1868,7 +2044,7 @@
               <w:rPr>
                 <w:b/>
               </w:rPr>
-              <w:t>Bit Growth</w:t>
+              <w:t>Access Pattern</w:t>
             </w:r>
           </w:p>
         </w:tc>
@@ -1884,7 +2060,7 @@
               <w:rPr>
                 <w:b/>
               </w:rPr>
-              <w:t>Used By</w:t>
+              <w:t>Purpose</w:t>
             </w:r>
           </w:p>
         </w:tc>
@@ -1896,7 +2072,7 @@
           </w:tcPr>
           <w:p>
             <w:r>
-              <w:t>adder_tree_9</w:t>
+              <w:t>photo_mem</w:t>
             </w:r>
           </w:p>
         </w:tc>
@@ -1906,7 +2082,7 @@
           </w:tcPr>
           <w:p>
             <w:r>
-              <w:t>9</w:t>
+              <w:t>Ping-pong SDP BRAM (3 ch × 2 banks)</w:t>
             </w:r>
           </w:p>
         </w:tc>
@@ -1916,7 +2092,7 @@
           </w:tcPr>
           <w:p>
             <w:r>
-              <w:t>2 Adder3</w:t>
+              <w:t>3 × 50,176 × 8-bit</w:t>
             </w:r>
           </w:p>
         </w:tc>
@@ -1926,7 +2102,7 @@
           </w:tcPr>
           <w:p>
             <w:r>
-              <w:t>+4</w:t>
+              <w:t>PS writes, G1 reads sequentially</w:t>
             </w:r>
           </w:p>
         </w:tc>
@@ -1936,7 +2112,7 @@
           </w:tcPr>
           <w:p>
             <w:r>
-              <w:t>Group 1 conv3×3 (9 taps)</w:t>
+              <w:t>Input image storage</w:t>
             </w:r>
           </w:p>
         </w:tc>
@@ -1948,7 +2124,7 @@
           </w:tcPr>
           <w:p>
             <w:r>
-              <w:t>adder_tree_12</w:t>
+              <w:t>maxpool_mem</w:t>
             </w:r>
           </w:p>
         </w:tc>
@@ -1958,7 +2134,7 @@
           </w:tcPr>
           <w:p>
             <w:r>
-              <w:t>12</w:t>
+              <w:t>SDP BRAM (24 channels)</w:t>
             </w:r>
           </w:p>
         </w:tc>
@@ -1968,7 +2144,7 @@
           </w:tcPr>
           <w:p>
             <w:r>
-              <w:t>3 Adder3</w:t>
+              <w:t>24 × 3,136 × 10-bit</w:t>
             </w:r>
           </w:p>
         </w:tc>
@@ -1978,7 +2154,7 @@
           </w:tcPr>
           <w:p>
             <w:r>
-              <w:t>+6</w:t>
+              <w:t>G1 writes, G2 reads</w:t>
             </w:r>
           </w:p>
         </w:tc>
@@ -1988,7 +2164,7 @@
           </w:tcPr>
           <w:p>
             <w:r>
-              <w:t>Group 2 PW (12 channels)</w:t>
+              <w:t>G1→G2 feature map</w:t>
             </w:r>
           </w:p>
         </w:tc>
@@ -2000,7 +2176,7 @@
           </w:tcPr>
           <w:p>
             <w:r>
-              <w:t>adder_tree_29</w:t>
+              <w:t>DW buffer</w:t>
             </w:r>
           </w:p>
         </w:tc>
@@ -2010,7 +2186,7 @@
           </w:tcPr>
           <w:p>
             <w:r>
-              <w:t>29</w:t>
+              <w:t>Distributed RAM (combinational read)</w:t>
             </w:r>
           </w:p>
         </w:tc>
@@ -2020,7 +2196,7 @@
           </w:tcPr>
           <w:p>
             <w:r>
-              <w:t>4 Adder3</w:t>
+              <w:t>58 × 784 × 12-bit</w:t>
             </w:r>
           </w:p>
         </w:tc>
@@ -2030,7 +2206,7 @@
           </w:tcPr>
           <w:p>
             <w:r>
-              <w:t>+8</w:t>
+              <w:t>G2 DW writes, G2 PW reads</w:t>
             </w:r>
           </w:p>
         </w:tc>
@@ -2040,7 +2216,7 @@
           </w:tcPr>
           <w:p>
             <w:r>
-              <w:t>Group 3 PW (29 channels)</w:t>
+              <w:t>Internal G2 intermediate</w:t>
             </w:r>
           </w:p>
         </w:tc>
@@ -2052,7 +2228,7 @@
           </w:tcPr>
           <w:p>
             <w:r>
-              <w:t>adder_tree_32</w:t>
+              <w:t>extra_mem</w:t>
             </w:r>
           </w:p>
         </w:tc>
@@ -2062,7 +2238,7 @@
           </w:tcPr>
           <w:p>
             <w:r>
-              <w:t>32</w:t>
+              <w:t>SDP BRAM (29 channels)</w:t>
             </w:r>
           </w:p>
         </w:tc>
@@ -2072,7 +2248,7 @@
           </w:tcPr>
           <w:p>
             <w:r>
-              <w:t>4 Adder3</w:t>
+              <w:t>29 × 1024 × 12-bit</w:t>
             </w:r>
           </w:p>
         </w:tc>
@@ -2082,7 +2258,7 @@
           </w:tcPr>
           <w:p>
             <w:r>
-              <w:t>+7</w:t>
+              <w:t>G2 PW writes, G3 reads sequentially</w:t>
             </w:r>
           </w:p>
         </w:tc>
@@ -2092,7 +2268,59 @@
           </w:tcPr>
           <w:p>
             <w:r>
-              <w:t>Group 3 FC (32 channels)</w:t>
+              <w:t>G2→G3 feature map</w:t>
+            </w:r>
+          </w:p>
+        </w:tc>
+      </w:tr>
+      <w:tr>
+        <w:tc>
+          <w:tcPr>
+            <w:tcW w:type="dxa" w:w="1824"/>
+          </w:tcPr>
+          <w:p>
+            <w:r>
+              <w:t>Weight ROMs</w:t>
+            </w:r>
+          </w:p>
+        </w:tc>
+        <w:tc>
+          <w:tcPr>
+            <w:tcW w:type="dxa" w:w="1824"/>
+          </w:tcPr>
+          <w:p>
+            <w:r>
+              <w:t>Distributed/Block RAM (per layer)</w:t>
+            </w:r>
+          </w:p>
+        </w:tc>
+        <w:tc>
+          <w:tcPr>
+            <w:tcW w:type="dxa" w:w="1824"/>
+          </w:tcPr>
+          <w:p>
+            <w:r>
+              <w:t>See Section 4.5</w:t>
+            </w:r>
+          </w:p>
+        </w:tc>
+        <w:tc>
+          <w:tcPr>
+            <w:tcW w:type="dxa" w:w="1824"/>
+          </w:tcPr>
+          <w:p>
+            <w:r>
+              <w:t>Read-only during inference</w:t>
+            </w:r>
+          </w:p>
+        </w:tc>
+        <w:tc>
+          <w:tcPr>
+            <w:tcW w:type="dxa" w:w="1824"/>
+          </w:tcPr>
+          <w:p>
+            <w:r>
+              <w:t>BN-folded weights and biases</w:t>
             </w:r>
           </w:p>
         </w:tc>
@@ -2100,14 +2328,19 @@
     </w:tbl>
     <w:p/>
     <w:p>
-      <w:pPr>
-        <w:pStyle w:val="Heading3"/>
+      <w:r>
+        <w:br w:type="page"/>
+      </w:r>
+    </w:p>
+    <w:p>
+      <w:pPr>
+        <w:pStyle w:val="Heading1"/>
       </w:pPr>
       <w:r>
         <w:rPr>
           <w:color w:val="1A5276"/>
         </w:rPr>
-        <w:t>4.1.3 Quantizer</w:t>
+        <w:t>4. RTL Implementation</w:t>
       </w:r>
     </w:p>
     <w:p>
@@ -2115,7 +2348,59 @@
         <w:spacing w:after="120"/>
       </w:pPr>
       <w:r>
-        <w:t>The saturating fixed-point quantizer truncates an extended-width accumulator output to the per-layer output width. Two modes are supported: two-sided saturation (HAS_RELU=0) for layers where negative outputs are valid (DW conv, FC), and one-sided saturation (HAS_RELU=1) for post-ReLU layers where negative outputs are clamped to zero. The quantizer is purely combinational — no pipeline register.</w:t>
+        <w:t>Figure 2 shows the internal dataflow architecture of the accelerator, illustrating the three processing groups and their interconnections through the on-chip memories.</w:t>
+      </w:r>
+    </w:p>
+    <w:p>
+      <w:pPr>
+        <w:jc w:val="center"/>
+      </w:pPr>
+      <w:r>
+        <w:drawing>
+          <wp:inline xmlns:a="http://schemas.openxmlformats.org/drawingml/2006/main" xmlns:pic="http://schemas.openxmlformats.org/drawingml/2006/picture">
+            <wp:extent cx="5303520" cy="4263140"/>
+            <wp:docPr id="2" name="Picture 2"/>
+            <wp:cNvGraphicFramePr>
+              <a:graphicFrameLocks noChangeAspect="1"/>
+            </wp:cNvGraphicFramePr>
+            <a:graphic>
+              <a:graphicData uri="http://schemas.openxmlformats.org/drawingml/2006/picture">
+                <pic:pic>
+                  <pic:nvPicPr>
+                    <pic:cNvPr id="0" name="accelerator_diagram.png"/>
+                    <pic:cNvPicPr/>
+                  </pic:nvPicPr>
+                  <pic:blipFill>
+                    <a:blip r:embed="rId10"/>
+                    <a:stretch>
+                      <a:fillRect/>
+                    </a:stretch>
+                  </pic:blipFill>
+                  <pic:spPr>
+                    <a:xfrm>
+                      <a:off x="0" y="0"/>
+                      <a:ext cx="5303520" cy="4263140"/>
+                    </a:xfrm>
+                    <a:prstGeom prst="rect"/>
+                  </pic:spPr>
+                </pic:pic>
+              </a:graphicData>
+            </a:graphic>
+          </wp:inline>
+        </w:drawing>
+      </w:r>
+    </w:p>
+    <w:p>
+      <w:pPr>
+        <w:spacing w:after="200"/>
+        <w:jc w:val="center"/>
+      </w:pPr>
+      <w:r>
+        <w:rPr>
+          <w:i/>
+          <w:sz w:val="20"/>
+        </w:rPr>
+        <w:t>Figure 2: Accelerator internal architecture and dataflow. Data flows top-to-bottom through Group 1 → maxpool_mem → Group 2 → extra_mem → Group 3.</w:t>
       </w:r>
     </w:p>
     <w:p>
@@ -2126,7 +2411,7 @@
         <w:rPr>
           <w:color w:val="2E86C1"/>
         </w:rPr>
-        <w:t>4.2 Group 1 — 3×3 Convolution and Max Pooling</w:t>
+        <w:t>4.1 Common Arithmetic Primitives</w:t>
       </w:r>
     </w:p>
     <w:p>
@@ -2134,7 +2419,7 @@
         <w:spacing w:after="120"/>
       </w:pPr>
       <w:r>
-        <w:t>Group 1 implements the initial stage of the network: a 3×3 strided convolution with 24 output filters, followed by a 3×3 max pooling layer.</w:t>
+        <w:t>All convolution and fully connected computations are built from three fundamental hardware primitives that are shared across all processing groups. This modular approach ensures consistency in arithmetic behavior and simplifies verification.</w:t>
       </w:r>
     </w:p>
     <w:p>
@@ -2145,7 +2430,7 @@
         <w:rPr>
           <w:color w:val="1A5276"/>
         </w:rPr>
-        <w:t>4.2.1 Sliding Window FIFO</w:t>
+        <w:t>4.1.1 MAC Unit (mac_unit.v)</w:t>
       </w:r>
     </w:p>
     <w:p>
@@ -2153,7 +2438,31 @@
         <w:spacing w:after="120"/>
       </w:pPr>
       <w:r>
-        <w:t>The 3×3 convolution requires a sliding window of 9 pixels (3 rows × 3 columns) from each input channel. fifo_3x3 implements a depth-455 shift-register FIFO (2×224 + 3 stages to buffer two complete rows plus a partial third row). The output provides three row taps (current, one-row-delayed, two-row-delayed) at each column position, and fifo_ctrl manages the state machine (IDLE → LOAD_ROW → LOAD_WIN → PROCESS → LAST_PAD) to correctly handle boundary padding.</w:t>
+        <w:t>The mac_unit implements a pipelined signed multiply-accumulate (MAC) operation. It is parameterized by the data width (DATA_W), weight width (W_W), the number of LSBs to drop after multiplication (DROP_LSB), and the output width (MUL_OUT_W). The operation for Group 1 (DATA_W=8, W_W=12, DROP_LSB=5, MUL_OUT_W=15) is:</w:t>
+      </w:r>
+    </w:p>
+    <w:p>
+      <w:pPr>
+        <w:spacing w:after="120"/>
+      </w:pPr>
+      <w:r>
+        <w:t xml:space="preserve">    product = signed(a_data) × signed(b_weight)   [8×12 = 20-bit signed product]</w:t>
+      </w:r>
+    </w:p>
+    <w:p>
+      <w:pPr>
+        <w:spacing w:after="120"/>
+      </w:pPr>
+      <w:r>
+        <w:t xml:space="preserve">    p_out   = product[DROP_LSB + MUL_OUT_W − 1 : DROP_LSB]   [bits 19:5 = 15 bits]</w:t>
+      </w:r>
+    </w:p>
+    <w:p>
+      <w:pPr>
+        <w:spacing w:after="120"/>
+      </w:pPr>
+      <w:r>
+        <w:t>A pipeline register on p_out gives 1-cycle latency. The en input gates the register update (en=0 holds the output). The rst input asynchronously clears p_out to zero. The DROP_LSB parameter is chosen per layer so that the 8 fractional bits of the Q6.8 format are correctly aligned in the MAC output.</w:t>
       </w:r>
     </w:p>
     <w:p>
@@ -2164,7 +2473,7 @@
         <w:rPr>
           <w:color w:val="1A5276"/>
         </w:rPr>
-        <w:t>4.2.2 Convolution Core</w:t>
+        <w:t>4.1.2 Adder Trees (adder_tree_N.v)</w:t>
       </w:r>
     </w:p>
     <w:p>
@@ -2172,7 +2481,7 @@
         <w:spacing w:after="120"/>
       </w:pPr>
       <w:r>
-        <w:t>conv3x3_core instantiates 24 parallel conv3x3_filter_unit modules, one per output filter. All 24 filter units share the same 9 pixel inputs (from the sliding window FIFO) but each has its own 9×12-bit weight ROM output and 15-bit bias. The shared data path eliminates redundant pixel memory reads.</w:t>
+        <w:t>N-input adder trees are implemented using cascaded Adder3 carry-save adder (CSA) cells. The Adder3 module takes three N-bit inputs and produces one (N+2)-bit sum using a full-adder array for the CSA stage followed by a ripple-carry adder for the final combination. This is purely combinational — no pipeline registers. Each Adder3 level grows the output by exactly 2 bits, allowing precise tracking of bit growth through the tree.</w:t>
       </w:r>
     </w:p>
     <w:p>
@@ -2180,550 +2489,7 @@
         <w:spacing w:after="120"/>
       </w:pPr>
       <w:r>
-        <w:t>Each conv3x3_filter_unit performs:</w:t>
-      </w:r>
-    </w:p>
-    <w:p>
-      <w:pPr>
-        <w:pStyle w:val="ListBullet"/>
-        <w:spacing w:after="60"/>
-      </w:pPr>
-      <w:r>
-        <w:t>9 MAC operations: PHOTO_W(8) × G1_CONV_WW(12), DROP_LSB=5, MAC_OUT=15 bits</w:t>
-      </w:r>
-    </w:p>
-    <w:p>
-      <w:pPr>
-        <w:pStyle w:val="ListBullet"/>
-        <w:spacing w:after="60"/>
-      </w:pPr>
-      <w:r>
-        <w:t>adder_tree_9 sum: 9 × 15-bit → 19-bit (2 Adder3 levels, +4 bits)</w:t>
-      </w:r>
-    </w:p>
-    <w:p>
-      <w:pPr>
-        <w:pStyle w:val="ListBullet"/>
-        <w:spacing w:after="60"/>
-      </w:pPr>
-      <w:r>
-        <w:t>3-cycle accumulation over 3 input channels: ACC_W = 21 bits</w:t>
-      </w:r>
-    </w:p>
-    <w:p>
-      <w:pPr>
-        <w:pStyle w:val="ListBullet"/>
-        <w:spacing w:after="60"/>
-      </w:pPr>
-      <w:r>
-        <w:t>Bias addition: BIAS_OUT_W = 22 bits</w:t>
-      </w:r>
-    </w:p>
-    <w:p>
-      <w:pPr>
-        <w:pStyle w:val="ListBullet"/>
-        <w:spacing w:after="60"/>
-      </w:pPr>
-      <w:r>
-        <w:t>One-sided saturating quantizer → G1_FM_W = 10-bit output (post-ReLU)</w:t>
-      </w:r>
-    </w:p>
-    <w:p>
-      <w:pPr>
-        <w:spacing w:after="120"/>
-      </w:pPr>
-      <w:r>
-        <w:t>The accumulation follows a fixed timing sequence: acc_clr=1 for the first two cycles (MAC pipeline settling), acc_clr=0 for the third channel, producing the complete 3-channel sum after 5 total clock cycles per output pixel.</w:t>
-      </w:r>
-    </w:p>
-    <w:p>
-      <w:pPr>
-        <w:pStyle w:val="Heading3"/>
-      </w:pPr>
-      <w:r>
-        <w:rPr>
-          <w:color w:val="1A5276"/>
-        </w:rPr>
-        <w:t>4.2.3 Max Pooling Core</w:t>
-      </w:r>
-    </w:p>
-    <w:p>
-      <w:pPr>
-        <w:spacing w:after="120"/>
-      </w:pPr>
-      <w:r>
-        <w:t>maxpool_core implements 24-channel parallel 3×3 max-of-9 pooling using a multi-stage comparator tree. Stage 1 computes 4 pairwise maximums (pairs 0-1, 2-3, 4-5, 6-7) plus a bypass for tap 8. Stage 2 computes 2 further maximums from stage 1 outputs plus the bypass. A pipeline register separates stage 2 from stage 3 (final comparison), giving 1 cycle latency. The 24 channels operate identically and in parallel. Output is G1_FM_W = 10 bits.</w:t>
-      </w:r>
-    </w:p>
-    <w:p>
-      <w:pPr>
-        <w:pStyle w:val="Heading3"/>
-      </w:pPr>
-      <w:r>
-        <w:rPr>
-          <w:color w:val="1A5276"/>
-        </w:rPr>
-        <w:t>4.2.4 Weight ROM</w:t>
-      </w:r>
-    </w:p>
-    <w:p>
-      <w:pPr>
-        <w:spacing w:after="120"/>
-      </w:pPr>
-      <w:r>
-        <w:t>weights_rom_3x3 stores the BN-folded 3×3 convolution weights for all 24 filters (24 × 3 channels × 3 rows × 3 cols = 648 weight values). The weights are stored as a 3-way combinational MUX on the column address (addr[1:0]), distributing 216 × 12-bit weights per column. The ROM synthesizes to LUT6 distributed RAM cells (no BRAM required). The bias ROM (bias_rom_3x3) stores 24 biases as a simple case statement, implementing as LUT logic.</w:t>
-      </w:r>
-    </w:p>
-    <w:p>
-      <w:pPr>
-        <w:pStyle w:val="Heading2"/>
-      </w:pPr>
-      <w:r>
-        <w:rPr>
-          <w:color w:val="2E86C1"/>
-        </w:rPr>
-        <w:t>4.3 Group 2 — Depthwise and Pointwise Convolution</w:t>
-      </w:r>
-    </w:p>
-    <w:p>
-      <w:pPr>
-        <w:spacing w:after="120"/>
-      </w:pPr>
-      <w:r>
-        <w:t>Group 2 implements 16 ShuffleNet V2 shuffle blocks across three spatial stages: 4 blocks at 56×56, 8 blocks at 14×14, and 4 blocks at 7×7 (after stride-2 transitions). The design processes 58 depthwise channels in parallel, followed by 58 pointwise output channels with 12-channel parallel accumulation.</w:t>
-      </w:r>
-    </w:p>
-    <w:p>
-      <w:pPr>
-        <w:pStyle w:val="Heading3"/>
-      </w:pPr>
-      <w:r>
-        <w:rPr>
-          <w:color w:val="1A5276"/>
-        </w:rPr>
-        <w:t>4.3.1 Depthwise 3×3 Convolution</w:t>
-      </w:r>
-    </w:p>
-    <w:p>
-      <w:pPr>
-        <w:spacing w:after="120"/>
-      </w:pPr>
-      <w:r>
-        <w:t>dw_conv3x3_core instantiates 58 parallel dw_conv3x3_filter_unit modules, one per feature map channel. Unlike Group 1 where all filters share the same pixel inputs, in depthwise convolution each filter operates on its own dedicated channel — the key distinguishing property of depthwise separable convolution.</w:t>
-      </w:r>
-    </w:p>
-    <w:p>
-      <w:pPr>
-        <w:spacing w:after="120"/>
-      </w:pPr>
-      <w:r>
-        <w:t>Each dw_conv3x3_filter_unit performs:</w:t>
-      </w:r>
-    </w:p>
-    <w:p>
-      <w:pPr>
-        <w:pStyle w:val="ListBullet"/>
-        <w:spacing w:after="60"/>
-      </w:pPr>
-      <w:r>
-        <w:t>9 MAC operations: G1_FM_W(10) × G2_DW_WW(15), DROP_LSB=5, MAC_OUT=20 bits</w:t>
-      </w:r>
-    </w:p>
-    <w:p>
-      <w:pPr>
-        <w:pStyle w:val="ListBullet"/>
-        <w:spacing w:after="60"/>
-      </w:pPr>
-      <w:r>
-        <w:t>adder_tree_9 sum: 9 × 20-bit → 24-bit</w:t>
-      </w:r>
-    </w:p>
-    <w:p>
-      <w:pPr>
-        <w:pStyle w:val="ListBullet"/>
-        <w:spacing w:after="60"/>
-      </w:pPr>
-      <w:r>
-        <w:t>No accumulation (single-pass, no acc_clr): bias addition → 25 bits</w:t>
-      </w:r>
-    </w:p>
-    <w:p>
-      <w:pPr>
-        <w:pStyle w:val="ListBullet"/>
-        <w:spacing w:after="60"/>
-      </w:pPr>
-      <w:r>
-        <w:t>Two-sided saturating quantizer → G2_FM_W = 12-bit output (HAS_RELU=0, DW has no ReLU)</w:t>
-      </w:r>
-    </w:p>
-    <w:p>
-      <w:pPr>
-        <w:spacing w:after="120"/>
-      </w:pPr>
-      <w:r>
-        <w:t>The 58 depthwise FIFO banks (group2_fifo) support four width configurations (W=7, 14, 28, 56) controlled by width_sel[1:0], enabling all four spatial resolutions to use the same hardware with different FIFO tap positions. group2_fifo_ctrl manages a 5-state FSM (IDLE → LOAD_ROW → LOAD_WIN → PROCESS → LAST_PAD) that is instantiated separately for each of the six distinct (W, H, STRIDE) configurations.</w:t>
-      </w:r>
-    </w:p>
-    <w:p>
-      <w:pPr>
-        <w:spacing w:after="120"/>
-      </w:pPr>
-      <w:r>
-        <w:t>The DW weight ROM (g2_dw_weight_rom) stores weights in a packed format: each of 16 addresses contains the BN-folded DW weights for all 58 filters in one accumulation group (58 × 9 × 15 bits = 7,830 bits per entry). Similarly, g2_dw_bias_rom packs all 58 biases (58 × 15 = 870 bits per entry).</w:t>
-      </w:r>
-    </w:p>
-    <w:p>
-      <w:pPr>
-        <w:pStyle w:val="Heading3"/>
-      </w:pPr>
-      <w:r>
-        <w:rPr>
-          <w:color w:val="1A5276"/>
-        </w:rPr>
-        <w:t>4.3.2 Internal DW Result Buffer</w:t>
-      </w:r>
-    </w:p>
-    <w:p>
-      <w:pPr>
-        <w:spacing w:after="120"/>
-      </w:pPr>
-      <w:r>
-        <w:t>A critical design decision is the internal DW result buffer within group2_top. After the depthwise phase completes for an entire pixel region, all 58 channel outputs are stored in a 58-instance × 784-word × 12-bit distributed RAM buffer (784 = 16 accumulation groups × 49 pixels for the 7×7 spatial resolution). The buffer uses combinational (asynchronous) reads, allowing the pointwise phase to access any channel result in the same clock cycle without pipeline latency.</w:t>
-      </w:r>
-    </w:p>
-    <w:p>
-      <w:pPr>
-        <w:spacing w:after="120"/>
-      </w:pPr>
-      <w:r>
-        <w:t>This internal buffer eliminates the need for the external dw_results_flat, dw_wr_addr, and dw_wr_we ports that were present in the original design, simplifying the group2_top interface and improving timing.</w:t>
-      </w:r>
-    </w:p>
-    <w:p>
-      <w:pPr>
-        <w:pStyle w:val="Heading3"/>
-      </w:pPr>
-      <w:r>
-        <w:rPr>
-          <w:color w:val="1A5276"/>
-        </w:rPr>
-        <w:t>4.3.3 Pointwise 1×1 Convolution</w:t>
-      </w:r>
-    </w:p>
-    <w:p>
-      <w:pPr>
-        <w:spacing w:after="120"/>
-      </w:pPr>
-      <w:r>
-        <w:t>conv1x1_core instantiates 58 parallel conv1x1_filter_unit modules. Each filter unit accumulates over 12 input channels (G2_PW_PAR_CHAN = 12, reduced from the original 29 to fit within the ZU19EG DSP budget). With 58 output filters and 12 channels processed per accumulation step, each output pixel requires ceil(58/12) = 5 accumulation steps for the basic configuration (N_ACC depends on the spatial configuration).</w:t>
-      </w:r>
-    </w:p>
-    <w:p>
-      <w:pPr>
-        <w:spacing w:after="120"/>
-      </w:pPr>
-      <w:r>
-        <w:t>Each conv1x1_filter_unit performs:</w:t>
-      </w:r>
-    </w:p>
-    <w:p>
-      <w:pPr>
-        <w:pStyle w:val="ListBullet"/>
-        <w:spacing w:after="60"/>
-      </w:pPr>
-      <w:r>
-        <w:t>12 MAC operations: G2_FM_W(12) × G2_PW_WW(11), DROP_LSB=8, MAC_OUT=15 bits</w:t>
-      </w:r>
-    </w:p>
-    <w:p>
-      <w:pPr>
-        <w:pStyle w:val="ListBullet"/>
-        <w:spacing w:after="60"/>
-      </w:pPr>
-      <w:r>
-        <w:t>adder_tree_12 sum: 12 × 15-bit → 21-bit (+6 from 3 Adder3 levels)</w:t>
-      </w:r>
-    </w:p>
-    <w:p>
-      <w:pPr>
-        <w:pStyle w:val="ListBullet"/>
-        <w:spacing w:after="60"/>
-      </w:pPr>
-      <w:r>
-        <w:t>Multi-step accumulation: ACC_OUT_W = 26 bits (ceil(log2(max_N_ACC))=5 extra bits)</w:t>
-      </w:r>
-    </w:p>
-    <w:p>
-      <w:pPr>
-        <w:pStyle w:val="ListBullet"/>
-        <w:spacing w:after="60"/>
-      </w:pPr>
-      <w:r>
-        <w:t>Bias addition: 27 bits</w:t>
-      </w:r>
-    </w:p>
-    <w:p>
-      <w:pPr>
-        <w:pStyle w:val="ListBullet"/>
-        <w:spacing w:after="60"/>
-      </w:pPr>
-      <w:r>
-        <w:t>One-sided saturating quantizer → G2_FM_W = 12-bit output (HAS_RELU=1, ReLU applied)</w:t>
-      </w:r>
-    </w:p>
-    <w:p>
-      <w:pPr>
-        <w:spacing w:after="120"/>
-      </w:pPr>
-      <w:r>
-        <w:t>conv1x1_ctrl manages the accumulation sequence. It generates the acc_clr signal (high for the first two cycles to allow the MAC pipeline to settle), the we (write enable) pulse at step N_ACC, the wr_addr (pixel counter), and step_out[4:0] (5-bit step index, supporting N_ACC up to 31).</w:t>
-      </w:r>
-    </w:p>
-    <w:p>
-      <w:pPr>
-        <w:spacing w:after="120"/>
-      </w:pPr>
-      <w:r>
-        <w:t>The PW weight ROM (g2_pw_weight_rom) uses a packed format with 320 entries (16 accumulation groups × 20 step combinations), each holding 58 × 12 × 11 = 7,656 bits. The BRAM-inferred ROM uses registered read with 1-cycle latency, with conv1x1_ctrl compensating by outputting step_cnt+1 on step_out to align the weight data with the MAC inputs.</w:t>
-      </w:r>
-    </w:p>
-    <w:p>
-      <w:pPr>
-        <w:pStyle w:val="Heading3"/>
-      </w:pPr>
-      <w:r>
-        <w:rPr>
-          <w:color w:val="1A5276"/>
-        </w:rPr>
-        <w:t>4.3.4 Group 2 Sequencer</w:t>
-      </w:r>
-    </w:p>
-    <w:p>
-      <w:pPr>
-        <w:spacing w:after="120"/>
-      </w:pPr>
-      <w:r>
-        <w:t>group2_ctrl implements a 4-state FSM (IDLE → S_S2 → S_S3 → S_S4) that orchestrates the sequential DW-then-PW phases across all 16 shuffle blocks. The controller advances through stages based on done signals from the DW and PW controllers, maintaining a 5-bit loop counter (0..15) across all blocks. Phase tracking (DW phase vs PW phase) uses a registered phase flag and latching flags (got_dw, got_1x1) to handle done signals that arrive asynchronously relative to the FSM clock.</w:t>
-      </w:r>
-    </w:p>
-    <w:p>
-      <w:pPr>
-        <w:pStyle w:val="Heading2"/>
-      </w:pPr>
-      <w:r>
-        <w:rPr>
-          <w:color w:val="2E86C1"/>
-        </w:rPr>
-        <w:t>4.4 Group 3 — Pointwise Conv, Average Pool, and FC</w:t>
-      </w:r>
-    </w:p>
-    <w:p>
-      <w:pPr>
-        <w:pStyle w:val="Heading3"/>
-      </w:pPr>
-      <w:r>
-        <w:rPr>
-          <w:color w:val="1A5276"/>
-        </w:rPr>
-        <w:t>4.4.1 Pointwise Convolution</w:t>
-      </w:r>
-    </w:p>
-    <w:p>
-      <w:pPr>
-        <w:spacing w:after="120"/>
-      </w:pPr>
-      <w:r>
-        <w:t>conv1x1_g3_core implements 16 parallel filter groups, each processing 29 input channels. Unlike Group 2 where the quantizer clips the PW output to 12 bits, Group 3 pointwise convolution outputs full-precision 27-bit results (G3_CONV_OUT_W = 27) without a quantizer. This preserves the dynamic range needed by the subsequent global average pooling operation.</w:t>
-      </w:r>
-    </w:p>
-    <w:p>
-      <w:pPr>
-        <w:spacing w:after="120"/>
-      </w:pPr>
-      <w:r>
-        <w:t>Each conv1x1_g3_filter_unit uses:</w:t>
-      </w:r>
-    </w:p>
-    <w:p>
-      <w:pPr>
-        <w:pStyle w:val="ListBullet"/>
-        <w:spacing w:after="60"/>
-      </w:pPr>
-      <w:r>
-        <w:t>29 MAC operations: G2_FM_W(12) × G3_PW_WW(9), DROP_LSB=7, MAC_OUT=14 bits</w:t>
-      </w:r>
-    </w:p>
-    <w:p>
-      <w:pPr>
-        <w:pStyle w:val="ListBullet"/>
-        <w:spacing w:after="60"/>
-      </w:pPr>
-      <w:r>
-        <w:t>adder_tree_29 sum: 29 × 14-bit → 22-bit (+8 from 4 Adder3 levels)</w:t>
-      </w:r>
-    </w:p>
-    <w:p>
-      <w:pPr>
-        <w:pStyle w:val="ListBullet"/>
-        <w:spacing w:after="60"/>
-      </w:pPr>
-      <w:r>
-        <w:t>Multi-step accumulation: ACC_OUT_W = 26 bits</w:t>
-      </w:r>
-    </w:p>
-    <w:p>
-      <w:pPr>
-        <w:pStyle w:val="ListBullet"/>
-        <w:spacing w:after="60"/>
-      </w:pPr>
-      <w:r>
-        <w:t>Bias addition: BIAS_OUT_W = 27 bits (no quantizer)</w:t>
-      </w:r>
-    </w:p>
-    <w:p>
-      <w:pPr>
-        <w:pStyle w:val="Heading3"/>
-      </w:pPr>
-      <w:r>
-        <w:rPr>
-          <w:color w:val="1A5276"/>
-        </w:rPr>
-        <w:t>4.4.2 Global Average Pooling</w:t>
-      </w:r>
-    </w:p>
-    <w:p>
-      <w:pPr>
-        <w:spacing w:after="120"/>
-      </w:pPr>
-      <w:r>
-        <w:t>avg_pool_core accumulates all 49 pixels (7×7 spatial) per channel over 49 clock cycles (acc_en=1 for each pixel). The ACC_W = 33 bits (IN_W=27 + ceil(log2(49))=6). The output is captured into a 9-bit register when result_we is pulsed. The quantizer clips the 33-bit accumulated sum to 9 bits (G3_FM_W), applying one-sided (ReLU) saturation.</w:t>
-      </w:r>
-    </w:p>
-    <w:p>
-      <w:pPr>
-        <w:spacing w:after="120"/>
-      </w:pPr>
-      <w:r>
-        <w:t>Remark: The approximation 1/49 ≈ 5/256 (multiply by 5, shift right 8) applies to the Q6.8 representation of the accumulated sum, not to the raw integer sum. The quantizer effectively extracts the appropriate bits of the fixed-point sum.</w:t>
-      </w:r>
-    </w:p>
-    <w:p>
-      <w:pPr>
-        <w:pStyle w:val="Heading3"/>
-      </w:pPr>
-      <w:r>
-        <w:rPr>
-          <w:color w:val="1A5276"/>
-        </w:rPr>
-        <w:t>4.4.3 Fully Connected Layer</w:t>
-      </w:r>
-    </w:p>
-    <w:p>
-      <w:pPr>
-        <w:spacing w:after="120"/>
-      </w:pPr>
-      <w:r>
-        <w:t>fc_core implements the 1024 → 1000 fully connected layer with 32-channel parallel processing. Each of the 32 parallel fc_filter_unit instances computes:</w:t>
-      </w:r>
-    </w:p>
-    <w:p>
-      <w:pPr>
-        <w:pStyle w:val="ListBullet"/>
-        <w:spacing w:after="60"/>
-      </w:pPr>
-      <w:r>
-        <w:t>32 MAC operations: G3_FM_W(9) × FC_WW(9), DROP_LSB=4, MAC_OUT=14 bits</w:t>
-      </w:r>
-    </w:p>
-    <w:p>
-      <w:pPr>
-        <w:pStyle w:val="ListBullet"/>
-        <w:spacing w:after="60"/>
-      </w:pPr>
-      <w:r>
-        <w:t>adder_tree_32 sum: 32 × 14-bit → 21-bit (+7 from 4-level tree)</w:t>
-      </w:r>
-    </w:p>
-    <w:p>
-      <w:pPr>
-        <w:pStyle w:val="ListBullet"/>
-        <w:spacing w:after="60"/>
-      </w:pPr>
-      <w:r>
-        <w:t>32-step accumulation (1024/32=32): ACC_W = 26 bits</w:t>
-      </w:r>
-    </w:p>
-    <w:p>
-      <w:pPr>
-        <w:pStyle w:val="ListBullet"/>
-        <w:spacing w:after="60"/>
-      </w:pPr>
-      <w:r>
-        <w:t>Bias addition: 27 bits</w:t>
-      </w:r>
-    </w:p>
-    <w:p>
-      <w:pPr>
-        <w:pStyle w:val="ListBullet"/>
-        <w:spacing w:after="60"/>
-      </w:pPr>
-      <w:r>
-        <w:t>Arithmetic right-shift by 2 (Ch 6.2.4): compensates for FC weight scaling</w:t>
-      </w:r>
-    </w:p>
-    <w:p>
-      <w:pPr>
-        <w:pStyle w:val="ListBullet"/>
-        <w:spacing w:after="60"/>
-      </w:pPr>
-      <w:r>
-        <w:t>Two-sided saturating quantizer → G3_FM_W = 9-bit output (HAS_RELU=0, FC can be negative)</w:t>
-      </w:r>
-    </w:p>
-    <w:p>
-      <w:pPr>
-        <w:spacing w:after="120"/>
-      </w:pPr>
-      <w:r>
-        <w:t>The running argmax is updated each time a class score is computed, maintaining the current maximum and its class index. After all 1000 classes are processed, class_idx[9:0] holds the top-1 prediction.</w:t>
-      </w:r>
-    </w:p>
-    <w:p>
-      <w:pPr>
-        <w:pStyle w:val="Heading3"/>
-      </w:pPr>
-      <w:r>
-        <w:rPr>
-          <w:color w:val="1A5276"/>
-        </w:rPr>
-        <w:t>4.4.4 Group 3 Sequencer</w:t>
-      </w:r>
-    </w:p>
-    <w:p>
-      <w:pPr>
-        <w:spacing w:after="120"/>
-      </w:pPr>
-      <w:r>
-        <w:t>group3_ctrl implements a 3-state FSM (IDLE → S_CONV → S_FC) with five internal counters: a filter-group counter (0..63, covering all 64 groups of 16 filters each), a pixel counter (0..48 for the 7×7 avgpool), a convolution step counter, an FC accumulation step counter, and an FC class counter (0..999). The extramem_rd_addr counter resets to 0 at each filter-group boundary to correctly address the extra_mem buffer.</w:t>
-      </w:r>
-    </w:p>
-    <w:p>
-      <w:pPr>
-        <w:pStyle w:val="Heading2"/>
-      </w:pPr>
-      <w:r>
-        <w:rPr>
-          <w:color w:val="2E86C1"/>
-        </w:rPr>
-        <w:t>4.5 Weight Storage and BN Folding</w:t>
-      </w:r>
-    </w:p>
-    <w:p>
-      <w:pPr>
-        <w:spacing w:after="120"/>
-      </w:pPr>
-      <w:r>
-        <w:t>All layer weights and biases are stored in on-chip memory. The weight extraction script (scripts/group2/extract_weights_g2_g3.py) loads the pretrained torchvision ShuffleNet V2 × 1.0 checkpoint, folds BN statistics into the convolution weights, quantizes to the per-layer fixed-point format, and writes hex initialization files for each ROM module.</w:t>
+        <w:t>Four tree sizes are implemented, each specialized for one layer type:</w:t>
       </w:r>
     </w:p>
     <w:tbl>
@@ -2752,7 +2518,7 @@
               <w:rPr>
                 <w:b/>
               </w:rPr>
-              <w:t>ROM</w:t>
+              <w:t>Module</w:t>
             </w:r>
           </w:p>
         </w:tc>
@@ -2768,7 +2534,7 @@
               <w:rPr>
                 <w:b/>
               </w:rPr>
-              <w:t>Type</w:t>
+              <w:t>Fan-in</w:t>
             </w:r>
           </w:p>
         </w:tc>
@@ -2784,7 +2550,7 @@
               <w:rPr>
                 <w:b/>
               </w:rPr>
-              <w:t>Entries</w:t>
+              <w:t>Adder3 Levels</w:t>
             </w:r>
           </w:p>
         </w:tc>
@@ -2800,7 +2566,7 @@
               <w:rPr>
                 <w:b/>
               </w:rPr>
-              <w:t>Width (bits)</w:t>
+              <w:t>Bit Growth</w:t>
             </w:r>
           </w:p>
         </w:tc>
@@ -2816,7 +2582,7 @@
               <w:rPr>
                 <w:b/>
               </w:rPr>
-              <w:t>Total Size</w:t>
+              <w:t>Layer Application</w:t>
             </w:r>
           </w:p>
         </w:tc>
@@ -2828,7 +2594,7 @@
           </w:tcPr>
           <w:p>
             <w:r>
-              <w:t>g2_dw_weight_rom</w:t>
+              <w:t>adder_tree_9</w:t>
             </w:r>
           </w:p>
         </w:tc>
@@ -2838,7 +2604,7 @@
           </w:tcPr>
           <w:p>
             <w:r>
-              <w:t>Distributed</w:t>
+              <w:t>9</w:t>
             </w:r>
           </w:p>
         </w:tc>
@@ -2848,7 +2614,7 @@
           </w:tcPr>
           <w:p>
             <w:r>
-              <w:t>16</w:t>
+              <w:t>2</w:t>
             </w:r>
           </w:p>
         </w:tc>
@@ -2858,7 +2624,7 @@
           </w:tcPr>
           <w:p>
             <w:r>
-              <w:t>7,830</w:t>
+              <w:t>+4 bits</w:t>
             </w:r>
           </w:p>
         </w:tc>
@@ -2868,7 +2634,7 @@
           </w:tcPr>
           <w:p>
             <w:r>
-              <w:t>~120 KB</w:t>
+              <w:t>Group 1 conv3×3 (3 channels × 3 rows × 1 column)</w:t>
             </w:r>
           </w:p>
         </w:tc>
@@ -2880,7 +2646,7 @@
           </w:tcPr>
           <w:p>
             <w:r>
-              <w:t>g2_dw_bias_rom</w:t>
+              <w:t>adder_tree_12</w:t>
             </w:r>
           </w:p>
         </w:tc>
@@ -2890,7 +2656,7 @@
           </w:tcPr>
           <w:p>
             <w:r>
-              <w:t>Distributed</w:t>
+              <w:t>12</w:t>
             </w:r>
           </w:p>
         </w:tc>
@@ -2900,7 +2666,7 @@
           </w:tcPr>
           <w:p>
             <w:r>
-              <w:t>16</w:t>
+              <w:t>3</w:t>
             </w:r>
           </w:p>
         </w:tc>
@@ -2910,7 +2676,7 @@
           </w:tcPr>
           <w:p>
             <w:r>
-              <w:t>870</w:t>
+              <w:t>+6 bits</w:t>
             </w:r>
           </w:p>
         </w:tc>
@@ -2920,7 +2686,7 @@
           </w:tcPr>
           <w:p>
             <w:r>
-              <w:t>~14 KB</w:t>
+              <w:t>Group 2 PW 1×1 (12 parallel input channels)</w:t>
             </w:r>
           </w:p>
         </w:tc>
@@ -2932,7 +2698,7 @@
           </w:tcPr>
           <w:p>
             <w:r>
-              <w:t>g2_pw_weight_rom</w:t>
+              <w:t>adder_tree_29</w:t>
             </w:r>
           </w:p>
         </w:tc>
@@ -2942,7 +2708,7 @@
           </w:tcPr>
           <w:p>
             <w:r>
-              <w:t>Block RAM</w:t>
+              <w:t>29</w:t>
             </w:r>
           </w:p>
         </w:tc>
@@ -2952,7 +2718,7 @@
           </w:tcPr>
           <w:p>
             <w:r>
-              <w:t>320</w:t>
+              <w:t>4</w:t>
             </w:r>
           </w:p>
         </w:tc>
@@ -2962,7 +2728,7 @@
           </w:tcPr>
           <w:p>
             <w:r>
-              <w:t>7,656</w:t>
+              <w:t>+8 bits</w:t>
             </w:r>
           </w:p>
         </w:tc>
@@ -2972,7 +2738,7 @@
           </w:tcPr>
           <w:p>
             <w:r>
-              <w:t>~297 KB</w:t>
+              <w:t>Group 3 PW 1×1 (29 input channels)</w:t>
             </w:r>
           </w:p>
         </w:tc>
@@ -2984,7 +2750,7 @@
           </w:tcPr>
           <w:p>
             <w:r>
-              <w:t>g2_pw_bias_rom</w:t>
+              <w:t>adder_tree_32</w:t>
             </w:r>
           </w:p>
         </w:tc>
@@ -2994,7 +2760,7 @@
           </w:tcPr>
           <w:p>
             <w:r>
-              <w:t>Distributed</w:t>
+              <w:t>32</w:t>
             </w:r>
           </w:p>
         </w:tc>
@@ -3004,7 +2770,7 @@
           </w:tcPr>
           <w:p>
             <w:r>
-              <w:t>16</w:t>
+              <w:t>4</w:t>
             </w:r>
           </w:p>
         </w:tc>
@@ -3014,7 +2780,7 @@
           </w:tcPr>
           <w:p>
             <w:r>
-              <w:t>754</w:t>
+              <w:t>+7 bits</w:t>
             </w:r>
           </w:p>
         </w:tc>
@@ -3024,215 +2790,7 @@
           </w:tcPr>
           <w:p>
             <w:r>
-              <w:t>~12 KB</w:t>
-            </w:r>
-          </w:p>
-        </w:tc>
-      </w:tr>
-      <w:tr>
-        <w:tc>
-          <w:tcPr>
-            <w:tcW w:type="dxa" w:w="1824"/>
-          </w:tcPr>
-          <w:p>
-            <w:r>
-              <w:t>g3_pw_weight_rom</w:t>
-            </w:r>
-          </w:p>
-        </w:tc>
-        <w:tc>
-          <w:tcPr>
-            <w:tcW w:type="dxa" w:w="1824"/>
-          </w:tcPr>
-          <w:p>
-            <w:r>
-              <w:t>Block RAM</w:t>
-            </w:r>
-          </w:p>
-        </w:tc>
-        <w:tc>
-          <w:tcPr>
-            <w:tcW w:type="dxa" w:w="1824"/>
-          </w:tcPr>
-          <w:p>
-            <w:r>
-              <w:t>1024</w:t>
-            </w:r>
-          </w:p>
-        </w:tc>
-        <w:tc>
-          <w:tcPr>
-            <w:tcW w:type="dxa" w:w="1824"/>
-          </w:tcPr>
-          <w:p>
-            <w:r>
-              <w:t>4,176</w:t>
-            </w:r>
-          </w:p>
-        </w:tc>
-        <w:tc>
-          <w:tcPr>
-            <w:tcW w:type="dxa" w:w="1824"/>
-          </w:tcPr>
-          <w:p>
-            <w:r>
-              <w:t>~520 KB</w:t>
-            </w:r>
-          </w:p>
-        </w:tc>
-      </w:tr>
-      <w:tr>
-        <w:tc>
-          <w:tcPr>
-            <w:tcW w:type="dxa" w:w="1824"/>
-          </w:tcPr>
-          <w:p>
-            <w:r>
-              <w:t>g3_pw_bias_rom</w:t>
-            </w:r>
-          </w:p>
-        </w:tc>
-        <w:tc>
-          <w:tcPr>
-            <w:tcW w:type="dxa" w:w="1824"/>
-          </w:tcPr>
-          <w:p>
-            <w:r>
-              <w:t>Distributed</w:t>
-            </w:r>
-          </w:p>
-        </w:tc>
-        <w:tc>
-          <w:tcPr>
-            <w:tcW w:type="dxa" w:w="1824"/>
-          </w:tcPr>
-          <w:p>
-            <w:r>
-              <w:t>64</w:t>
-            </w:r>
-          </w:p>
-        </w:tc>
-        <w:tc>
-          <w:tcPr>
-            <w:tcW w:type="dxa" w:w="1824"/>
-          </w:tcPr>
-          <w:p>
-            <w:r>
-              <w:t>240</w:t>
-            </w:r>
-          </w:p>
-        </w:tc>
-        <w:tc>
-          <w:tcPr>
-            <w:tcW w:type="dxa" w:w="1824"/>
-          </w:tcPr>
-          <w:p>
-            <w:r>
-              <w:t>~2 KB</w:t>
-            </w:r>
-          </w:p>
-        </w:tc>
-      </w:tr>
-      <w:tr>
-        <w:tc>
-          <w:tcPr>
-            <w:tcW w:type="dxa" w:w="1824"/>
-          </w:tcPr>
-          <w:p>
-            <w:r>
-              <w:t>g3_fc_weight_rom</w:t>
-            </w:r>
-          </w:p>
-        </w:tc>
-        <w:tc>
-          <w:tcPr>
-            <w:tcW w:type="dxa" w:w="1824"/>
-          </w:tcPr>
-          <w:p>
-            <w:r>
-              <w:t>Block RAM</w:t>
-            </w:r>
-          </w:p>
-        </w:tc>
-        <w:tc>
-          <w:tcPr>
-            <w:tcW w:type="dxa" w:w="1824"/>
-          </w:tcPr>
-          <w:p>
-            <w:r>
-              <w:t>32,000</w:t>
-            </w:r>
-          </w:p>
-        </w:tc>
-        <w:tc>
-          <w:tcPr>
-            <w:tcW w:type="dxa" w:w="1824"/>
-          </w:tcPr>
-          <w:p>
-            <w:r>
-              <w:t>288</w:t>
-            </w:r>
-          </w:p>
-        </w:tc>
-        <w:tc>
-          <w:tcPr>
-            <w:tcW w:type="dxa" w:w="1824"/>
-          </w:tcPr>
-          <w:p>
-            <w:r>
-              <w:t>~1.1 MB</w:t>
-            </w:r>
-          </w:p>
-        </w:tc>
-      </w:tr>
-      <w:tr>
-        <w:tc>
-          <w:tcPr>
-            <w:tcW w:type="dxa" w:w="1824"/>
-          </w:tcPr>
-          <w:p>
-            <w:r>
-              <w:t>g3_fc_bias_rom</w:t>
-            </w:r>
-          </w:p>
-        </w:tc>
-        <w:tc>
-          <w:tcPr>
-            <w:tcW w:type="dxa" w:w="1824"/>
-          </w:tcPr>
-          <w:p>
-            <w:r>
-              <w:t>Distributed</w:t>
-            </w:r>
-          </w:p>
-        </w:tc>
-        <w:tc>
-          <w:tcPr>
-            <w:tcW w:type="dxa" w:w="1824"/>
-          </w:tcPr>
-          <w:p>
-            <w:r>
-              <w:t>1000</w:t>
-            </w:r>
-          </w:p>
-        </w:tc>
-        <w:tc>
-          <w:tcPr>
-            <w:tcW w:type="dxa" w:w="1824"/>
-          </w:tcPr>
-          <w:p>
-            <w:r>
-              <w:t>11</w:t>
-            </w:r>
-          </w:p>
-        </w:tc>
-        <w:tc>
-          <w:tcPr>
-            <w:tcW w:type="dxa" w:w="1824"/>
-          </w:tcPr>
-          <w:p>
-            <w:r>
-              <w:t>~1 KB</w:t>
+              <w:t>Group 3 FC (32 parallel input channels)</w:t>
             </w:r>
           </w:p>
         </w:tc>
@@ -3241,10 +2799,93 @@
     <w:p/>
     <w:p>
       <w:pPr>
+        <w:pStyle w:val="Heading3"/>
+      </w:pPr>
+      <w:r>
+        <w:rPr>
+          <w:color w:val="1A5276"/>
+        </w:rPr>
+        <w:t>4.1.3 Saturating Quantizer (quantizer.v)</w:t>
+      </w:r>
+    </w:p>
+    <w:p>
+      <w:pPr>
         <w:spacing w:after="120"/>
       </w:pPr>
       <w:r>
-        <w:t>ROMs use basename-only INIT_FILE paths (e.g., "g2_pw_weights.hex") so that Vivado can locate them in the synthesis run directory regardless of whether synthesis is run as a standard project or out-of-context run.</w:t>
+        <w:t>The saturating quantizer clips an extended-width accumulator output to the per-layer output width. It is parameterized by IN_W (input width), OUT_W (output width), and HAS_RELU (0 = two-sided, 1 = one-sided). The operation is:</w:t>
+      </w:r>
+    </w:p>
+    <w:p>
+      <w:pPr>
+        <w:spacing w:after="120"/>
+      </w:pPr>
+      <w:r>
+        <w:t xml:space="preserve">    if HAS_RELU=1 (one-sided / post-ReLU):</w:t>
+      </w:r>
+    </w:p>
+    <w:p>
+      <w:pPr>
+        <w:spacing w:after="120"/>
+      </w:pPr>
+      <w:r>
+        <w:t xml:space="preserve">        if input &lt; 0:          output = 0</w:t>
+      </w:r>
+    </w:p>
+    <w:p>
+      <w:pPr>
+        <w:spacing w:after="120"/>
+      </w:pPr>
+      <w:r>
+        <w:t xml:space="preserve">        elif input &gt; DATA_MAX: output = DATA_MAX  [DATA_MAX = 2^(OUT_W−1) − 1]</w:t>
+      </w:r>
+    </w:p>
+    <w:p>
+      <w:pPr>
+        <w:spacing w:after="120"/>
+      </w:pPr>
+      <w:r>
+        <w:t xml:space="preserve">        else:                  output = input[OUT_W−1:0]</w:t>
+      </w:r>
+    </w:p>
+    <w:p>
+      <w:pPr>
+        <w:spacing w:after="120"/>
+      </w:pPr>
+      <w:r>
+        <w:t xml:space="preserve">    if HAS_RELU=0 (two-sided):</w:t>
+      </w:r>
+    </w:p>
+    <w:p>
+      <w:pPr>
+        <w:spacing w:after="120"/>
+      </w:pPr>
+      <w:r>
+        <w:t xml:space="preserve">        if input &gt; DATA_MAX:   output = DATA_MAX</w:t>
+      </w:r>
+    </w:p>
+    <w:p>
+      <w:pPr>
+        <w:spacing w:after="120"/>
+      </w:pPr>
+      <w:r>
+        <w:t xml:space="preserve">        elif input &lt; DATA_MIN: output = DATA_MIN  [DATA_MIN = −2^(OUT_W−1)]</w:t>
+      </w:r>
+    </w:p>
+    <w:p>
+      <w:pPr>
+        <w:spacing w:after="120"/>
+      </w:pPr>
+      <w:r>
+        <w:t xml:space="preserve">        else:                  output = input[OUT_W−1:0]</w:t>
+      </w:r>
+    </w:p>
+    <w:p>
+      <w:pPr>
+        <w:spacing w:after="120"/>
+      </w:pPr>
+      <w:r>
+        <w:t>The quantizer is purely combinational. HAS_RELU=1 is used for post-ReLU layers (Group 1 conv, Group 2 PW) where negative outputs are invalid. HAS_RELU=0 is used for DW convolution (no ReLU in depthwise) and the FC layer (negative class scores are meaningful).</w:t>
       </w:r>
     </w:p>
     <w:p>
@@ -3255,7 +2896,7 @@
         <w:rPr>
           <w:color w:val="2E86C1"/>
         </w:rPr>
-        <w:t>4.6 Split Synthesis Flow</w:t>
+        <w:t>4.2 Group 1 — 3×3 Convolution and Max Pooling</w:t>
       </w:r>
     </w:p>
     <w:p>
@@ -3263,69 +2904,26 @@
         <w:spacing w:after="120"/>
       </w:pPr>
       <w:r>
-        <w:t>The full design requires approximately 34 GB of RAM for monolithic out-of-context synthesis, exceeding the 16 GB available on the development workstation. A custom split synthesis flow was developed to overcome this constraint:</w:t>
+        <w:t>Group 1 implements the first stage of the network: a 3×3 strided convolution with 24 output filters on 3 input channels (RGB), followed by a 3×3 max pool with stride 2. The group transforms the 224×224×3 input image into a 56×56×24 feature map that feeds Group 2 through maxpool_mem.</w:t>
       </w:r>
     </w:p>
     <w:p>
       <w:pPr>
-        <w:pStyle w:val="ListBullet"/>
-        <w:spacing w:after="60"/>
-      </w:pPr>
-      <w:r>
-        <w:t>Step 1 (build_project.tcl): Creates the Vivado block design with black-box stubs for Group 1, Group 2, and Group 3. The stubs use the (* black_box *) Verilog attribute to prevent synthesis from generating logic while preserving the module boundaries in the netlist.</w:t>
-      </w:r>
-    </w:p>
-    <w:p>
-      <w:pPr>
-        <w:pStyle w:val="ListBullet"/>
-        <w:spacing w:after="60"/>
-      </w:pPr>
-      <w:r>
-        <w:t>Steps 2–4 (part0/1/2_synth_*_ooc.tcl): Each group is synthesized independently in Vivado non-project (batch) mode using synth_design -mode out_of_context. The OOC synthesis runs in a dedicated working directory where the relevant hex weight files are pre-copied, and uses flatten_hierarchy=none to prevent the black-box boundaries from being lost during optimization.</w:t>
-      </w:r>
-    </w:p>
-    <w:p>
-      <w:pPr>
-        <w:pStyle w:val="ListBullet"/>
-        <w:spacing w:after="60"/>
-      </w:pPr>
-      <w:r>
-        <w:t>Step 5 (part3_synth_and_impl.tcl): The Vivado project is opened, synth_1 is run (light-weight: only the board wrapper and controller logic are synthesized). After synthesis, the black-box cells are filled using read_checkpoint -cell with the pre-built OOC DCPs. Implementation then proceeds with the complete merged design.</w:t>
-      </w:r>
-    </w:p>
-    <w:p>
-      <w:pPr>
-        <w:spacing w:after="120"/>
-      </w:pPr>
-      <w:r>
-        <w:t>This approach reduces peak synthesis RAM from 34 GB to approximately 8–15 GB per group, with the three OOC runs completing in 3, 9, and 11 minutes respectively.</w:t>
-      </w:r>
-    </w:p>
-    <w:p>
-      <w:r>
-        <w:br w:type="page"/>
-      </w:r>
-    </w:p>
-    <w:p>
-      <w:pPr>
-        <w:pStyle w:val="Heading1"/>
+        <w:pStyle w:val="Heading3"/>
       </w:pPr>
       <w:r>
         <w:rPr>
           <w:color w:val="1A5276"/>
         </w:rPr>
-        <w:t>5. Verification</w:t>
+        <w:t>4.2.1 Sliding Window FIFO (fifo_3x3.v, fifo_ctrl.v)</w:t>
       </w:r>
     </w:p>
     <w:p>
       <w:pPr>
-        <w:pStyle w:val="Heading2"/>
+        <w:spacing w:after="120"/>
       </w:pPr>
       <w:r>
-        <w:rPr>
-          <w:color w:val="2E86C1"/>
-        </w:rPr>
-        <w:t>5.1 Unit-Level Testbenches</w:t>
+        <w:t>A 3×3 convolution requires simultaneous access to a 3×3 neighbourhood of pixels. For a streaming input (pixels arriving one per clock in raster scan order), this requires buffering 2 complete rows plus a partial third row. For a 224-pixel-wide image, this is 2×224 + 3 = 451 elements per channel, plus rounding to the nearest power of 2 for efficient implementation (depth = 455 = 2×226 + 3).</w:t>
       </w:r>
     </w:p>
     <w:p>
@@ -3333,7 +2931,7 @@
         <w:spacing w:after="120"/>
       </w:pPr>
       <w:r>
-        <w:t>Every synthesizable RTL module has a dedicated self-contained, self-checking Verilog testbench. The testbenches are designed for Vivado XSim 2024.2 and require no external vector files — all test cases and expected values are computed inline using Verilog functions that model the bit-true arithmetic of each module. This makes the testbenches portable and reproducible.</w:t>
+        <w:t>fifo_3x3 implements a depth-455 shift-register FIFO using SRL32 primitives. The output provides three row taps at the current column position: row 0 (current), row 1 (one row delayed), and row 2 (two rows delayed). Three FIFO instances per input channel (one per colour channel: R, G, B) provide the 9 pixel values needed for the 3×3 window simultaneously.</w:t>
       </w:r>
     </w:p>
     <w:p>
@@ -3341,69 +2939,34 @@
         <w:spacing w:after="120"/>
       </w:pPr>
       <w:r>
-        <w:t>Each testbench follows the same pattern:</w:t>
+        <w:t>fifo_ctrl implements a 5-state FSM that sequences the FIFO loading and convolution operations: IDLE (waiting for start), LOAD_ROW (load initial rows with left-edge zero padding), LOAD_WIN (load the first 3-column window with left padding), PROCESS (generate valid output for each column), and LAST_PAD (flush the final windows with bottom-row zero padding). The FSM handles both stride-1 (same-resolution) and stride-2 (halving) configurations.</w:t>
       </w:r>
     </w:p>
     <w:p>
       <w:pPr>
-        <w:pStyle w:val="ListBullet"/>
-        <w:spacing w:after="60"/>
+        <w:pStyle w:val="Heading3"/>
       </w:pPr>
       <w:r>
-        <w:t>A golden model function that computes the expected output using the same fixed-point arithmetic as the RTL (signed multiplication, bit-select for LSB dropping, carry-save addition, saturating quantization).</w:t>
+        <w:rPr>
+          <w:color w:val="1A5276"/>
+        </w:rPr>
+        <w:t>4.2.2 Convolution Core (conv3x3_core.v, conv3x3_filter_unit.v)</w:t>
       </w:r>
     </w:p>
     <w:p>
       <w:pPr>
-        <w:pStyle w:val="ListBullet"/>
-        <w:spacing w:after="60"/>
+        <w:spacing w:after="120"/>
       </w:pPr>
       <w:r>
-        <w:t>A run_test task that applies inputs at negedge clock edges, waits for the pipeline to settle, and compares DUT outputs to the golden model.</w:t>
+        <w:t>conv3x3_core instantiates 24 parallel conv3x3_filter_unit modules, one per output filter. All 24 share the same 9 pixel inputs from the sliding window FIFO, but each has its own 9×12-bit weight ROM output and 15-bit bias. The shared pixel path eliminates 23 redundant pixel memory reads per cycle, significantly reducing the BRAM read bandwidth requirement.</w:t>
       </w:r>
     </w:p>
     <w:p>
       <w:pPr>
-        <w:pStyle w:val="ListBullet"/>
-        <w:spacing w:after="60"/>
+        <w:spacing w:after="120"/>
       </w:pPr>
       <w:r>
-        <w:t>A PASS/FAIL counter and a final RESULT summary line that confirms all test cases passed.</w:t>
-      </w:r>
-    </w:p>
-    <w:p>
-      <w:pPr>
-        <w:spacing w:after="120"/>
-      </w:pPr>
-      <w:r>
-        <w:t>Important timing details discovered during testbench development:</w:t>
-      </w:r>
-    </w:p>
-    <w:p>
-      <w:pPr>
-        <w:pStyle w:val="ListBullet"/>
-        <w:spacing w:after="60"/>
-      </w:pPr>
-      <w:r>
-        <w:t>conv1x1_filter_unit (Group 2 PW): The accumulator IS gated on the en signal. The effective accumulation count equals nacc (not nacc+1). The wait step with en=0 does not contribute an additional accumulation.</w:t>
-      </w:r>
-    </w:p>
-    <w:p>
-      <w:pPr>
-        <w:pStyle w:val="ListBullet"/>
-        <w:spacing w:after="60"/>
-      </w:pPr>
-      <w:r>
-        <w:t>fc_filter_unit (Group 3 FC): The accumulator is NOT gated on en. The wait step with en=0 adds one extra accumulation because the MAC holds its output and the accumulator continues adding. The effective count is nacc+1. Additionally, an arithmetic right-shift by 2 is applied before the quantizer.</w:t>
-      </w:r>
-    </w:p>
-    <w:p>
-      <w:pPr>
-        <w:pStyle w:val="ListBullet"/>
-        <w:spacing w:after="60"/>
-      </w:pPr>
-      <w:r>
-        <w:t>avg_pool_core: The quantizer saturates at 2^(OUT_W−1)=256 (one-sided threshold), not at 2^OUT_W=512. Test values must keep the accumulated sum below 256 for non-saturating tests.</w:t>
+        <w:t>The datapath of a single conv3x3_filter_unit (Group 1 parameters) is:</w:t>
       </w:r>
     </w:p>
     <w:tbl>
@@ -3431,7 +2994,7 @@
               <w:rPr>
                 <w:b/>
               </w:rPr>
-              <w:t>Group</w:t>
+              <w:t>Stage</w:t>
             </w:r>
           </w:p>
         </w:tc>
@@ -3447,7 +3010,7 @@
               <w:rPr>
                 <w:b/>
               </w:rPr>
-              <w:t>Modules</w:t>
+              <w:t>Operation</w:t>
             </w:r>
           </w:p>
         </w:tc>
@@ -3463,7 +3026,7 @@
               <w:rPr>
                 <w:b/>
               </w:rPr>
-              <w:t>TBs</w:t>
+              <w:t>Width</w:t>
             </w:r>
           </w:p>
         </w:tc>
@@ -3479,7 +3042,7 @@
               <w:rPr>
                 <w:b/>
               </w:rPr>
-              <w:t>Status</w:t>
+              <w:t>Note</w:t>
             </w:r>
           </w:p>
         </w:tc>
@@ -3491,7 +3054,7 @@
           </w:tcPr>
           <w:p>
             <w:r>
-              <w:t>Common</w:t>
+              <w:t>Input</w:t>
             </w:r>
           </w:p>
         </w:tc>
@@ -3501,7 +3064,7 @@
           </w:tcPr>
           <w:p>
             <w:r>
-              <w:t>9 modules (mac_unit, adder_trees, quantizer, FIFOs)</w:t>
+              <w:t>9 pixels × 3 channels = 9 taps</w:t>
             </w:r>
           </w:p>
         </w:tc>
@@ -3511,7 +3074,7 @@
           </w:tcPr>
           <w:p>
             <w:r>
-              <w:t>9</w:t>
+              <w:t>8-bit each (PHOTO_W)</w:t>
             </w:r>
           </w:p>
         </w:tc>
@@ -3521,7 +3084,7 @@
           </w:tcPr>
           <w:p>
             <w:r>
-              <w:t>All pass ✓</w:t>
+              <w:t>Q6.8 format, pixel values</w:t>
             </w:r>
           </w:p>
         </w:tc>
@@ -3533,7 +3096,7 @@
           </w:tcPr>
           <w:p>
             <w:r>
-              <w:t>Group 1</w:t>
+              <w:t>Weights</w:t>
             </w:r>
           </w:p>
         </w:tc>
@@ -3543,7 +3106,7 @@
           </w:tcPr>
           <w:p>
             <w:r>
-              <w:t>10 modules (conv3x3, maxpool, photo_mem, ROMs, ctrl, top)</w:t>
+              <w:t>9 weights from ROM</w:t>
             </w:r>
           </w:p>
         </w:tc>
@@ -3553,7 +3116,7 @@
           </w:tcPr>
           <w:p>
             <w:r>
-              <w:t>10</w:t>
+              <w:t>12-bit each (G1_CONV_WW)</w:t>
             </w:r>
           </w:p>
         </w:tc>
@@ -3563,7 +3126,7 @@
           </w:tcPr>
           <w:p>
             <w:r>
-              <w:t>All pass ✓</w:t>
+              <w:t>BN-folded Q2.9</w:t>
             </w:r>
           </w:p>
         </w:tc>
@@ -3575,7 +3138,7 @@
           </w:tcPr>
           <w:p>
             <w:r>
-              <w:t>Group 2</w:t>
+              <w:t>MAC ×9</w:t>
             </w:r>
           </w:p>
         </w:tc>
@@ -3585,7 +3148,7 @@
           </w:tcPr>
           <w:p>
             <w:r>
-              <w:t>14 modules (DW, PW, FIFOs, ROMs, ctrl, top)</w:t>
+              <w:t>signed(pixel) × signed(weight) &gt;&gt; 5</w:t>
             </w:r>
           </w:p>
         </w:tc>
@@ -3595,7 +3158,7 @@
           </w:tcPr>
           <w:p>
             <w:r>
-              <w:t>14</w:t>
+              <w:t>15-bit each</w:t>
             </w:r>
           </w:p>
         </w:tc>
@@ -3605,7 +3168,7 @@
           </w:tcPr>
           <w:p>
             <w:r>
-              <w:t>All pass ✓</w:t>
+              <w:t>DROP_LSB=5</w:t>
             </w:r>
           </w:p>
         </w:tc>
@@ -3617,7 +3180,7 @@
           </w:tcPr>
           <w:p>
             <w:r>
-              <w:t>Group 3</w:t>
+              <w:t>adder_tree_9</w:t>
             </w:r>
           </w:p>
         </w:tc>
@@ -3627,7 +3190,7 @@
           </w:tcPr>
           <w:p>
             <w:r>
-              <w:t>11 modules (PW, avgpool, FC, ROMs, ctrl, top)</w:t>
+              <w:t>Sum 9 MAC outputs</w:t>
             </w:r>
           </w:p>
         </w:tc>
@@ -3637,7 +3200,7 @@
           </w:tcPr>
           <w:p>
             <w:r>
-              <w:t>11</w:t>
+              <w:t>19-bit (15+4)</w:t>
             </w:r>
           </w:p>
         </w:tc>
@@ -3647,7 +3210,7 @@
           </w:tcPr>
           <w:p>
             <w:r>
-              <w:t>All pass ✓</w:t>
+              <w:t>+4 from 2 Adder3 levels</w:t>
             </w:r>
           </w:p>
         </w:tc>
@@ -3659,7 +3222,7 @@
           </w:tcPr>
           <w:p>
             <w:r>
-              <w:t>Memories</w:t>
+              <w:t>Accumulator</w:t>
             </w:r>
           </w:p>
         </w:tc>
@@ -3669,7 +3232,7 @@
           </w:tcPr>
           <w:p>
             <w:r>
-              <w:t>1 module (extra_mem)</w:t>
+              <w:t>Accumulate over 3 channels</w:t>
             </w:r>
           </w:p>
         </w:tc>
@@ -3679,7 +3242,7 @@
           </w:tcPr>
           <w:p>
             <w:r>
-              <w:t>1</w:t>
+              <w:t>21-bit (19+2)</w:t>
             </w:r>
           </w:p>
         </w:tc>
@@ -3689,7 +3252,7 @@
           </w:tcPr>
           <w:p>
             <w:r>
-              <w:t>All pass ✓</w:t>
+              <w:t>ceil(log2(3))=2 extra bits</w:t>
             </w:r>
           </w:p>
         </w:tc>
@@ -3701,7 +3264,7 @@
           </w:tcPr>
           <w:p>
             <w:r>
-              <w:t>AXI</w:t>
+              <w:t>Bias add</w:t>
             </w:r>
           </w:p>
         </w:tc>
@@ -3711,7 +3274,7 @@
           </w:tcPr>
           <w:p>
             <w:r>
-              <w:t>1 module (axi_photo_mem_slave)</w:t>
+              <w:t>21-bit acc + 15-bit bias</w:t>
             </w:r>
           </w:p>
         </w:tc>
@@ -3721,7 +3284,7 @@
           </w:tcPr>
           <w:p>
             <w:r>
-              <w:t>1</w:t>
+              <w:t>22-bit</w:t>
             </w:r>
           </w:p>
         </w:tc>
@@ -3731,7 +3294,7 @@
           </w:tcPr>
           <w:p>
             <w:r>
-              <w:t>All pass ✓</w:t>
+              <w:t>2-input adder, +1 bit</w:t>
             </w:r>
           </w:p>
         </w:tc>
@@ -3743,7 +3306,7 @@
           </w:tcPr>
           <w:p>
             <w:r>
-              <w:t>Top level</w:t>
+              <w:t>Quantizer</w:t>
             </w:r>
           </w:p>
         </w:tc>
@@ -3753,7 +3316,7 @@
           </w:tcPr>
           <w:p>
             <w:r>
-              <w:t>2 modules (accelerator_ctrl, accelerator_top)</w:t>
+              <w:t>Saturate to G1_FM_W</w:t>
             </w:r>
           </w:p>
         </w:tc>
@@ -3763,7 +3326,7 @@
           </w:tcPr>
           <w:p>
             <w:r>
-              <w:t>2</w:t>
+              <w:t>10-bit (G1_FM_W)</w:t>
             </w:r>
           </w:p>
         </w:tc>
@@ -3773,49 +3336,7 @@
           </w:tcPr>
           <w:p>
             <w:r>
-              <w:t>All pass ✓</w:t>
-            </w:r>
-          </w:p>
-        </w:tc>
-      </w:tr>
-      <w:tr>
-        <w:tc>
-          <w:tcPr>
-            <w:tcW w:type="dxa" w:w="2280"/>
-          </w:tcPr>
-          <w:p>
-            <w:r>
-              <w:t>**Total**</w:t>
-            </w:r>
-          </w:p>
-        </w:tc>
-        <w:tc>
-          <w:tcPr>
-            <w:tcW w:type="dxa" w:w="2280"/>
-          </w:tcPr>
-          <w:p>
-            <w:r>
-              <w:t>**48 modules**</w:t>
-            </w:r>
-          </w:p>
-        </w:tc>
-        <w:tc>
-          <w:tcPr>
-            <w:tcW w:type="dxa" w:w="2280"/>
-          </w:tcPr>
-          <w:p>
-            <w:r>
-              <w:t>**48**</w:t>
-            </w:r>
-          </w:p>
-        </w:tc>
-        <w:tc>
-          <w:tcPr>
-            <w:tcW w:type="dxa" w:w="2280"/>
-          </w:tcPr>
-          <w:p>
-            <w:r>
-              <w:t>**All 48 pass ✓**</w:t>
+              <w:t>HAS_RELU=1, one-sided</w:t>
             </w:r>
           </w:p>
         </w:tc>
@@ -3824,13 +3345,40 @@
     <w:p/>
     <w:p>
       <w:pPr>
+        <w:spacing w:after="120"/>
+      </w:pPr>
+      <w:r>
+        <w:t>The 3-cycle accumulation uses acc_clr to reset the accumulator: acc_clr=1 for the first two clock cycles (MAC pipeline filling — output is from previous/reset state), acc_clr=0 from the third cycle onward. The result is valid after 5 clock cycles per output pixel (3 drive + 1 wait + 1 check).</w:t>
+      </w:r>
+    </w:p>
+    <w:p>
+      <w:pPr>
+        <w:pStyle w:val="Heading3"/>
+      </w:pPr>
+      <w:r>
+        <w:rPr>
+          <w:color w:val="1A5276"/>
+        </w:rPr>
+        <w:t>4.2.3 Max Pooling Core (maxpool_core.v)</w:t>
+      </w:r>
+    </w:p>
+    <w:p>
+      <w:pPr>
+        <w:spacing w:after="120"/>
+      </w:pPr>
+      <w:r>
+        <w:t>maxpool_core implements a 3×3 max-of-9 pooling operation across all 24 channels simultaneously. Each channel uses a 3-stage comparator tree: Stage 1 computes 4 pairwise maximums (comparing taps 0-1, 2-3, 4-5, 6-7), Stage 2 computes 2 further maximums plus bypass of tap 8, and a pipeline register separates Stage 2 from Stage 3 (the final max-of-3 comparison). All 24 channels operate identically and in parallel — the pooling core introduces exactly 1 clock cycle of pipeline latency. Output width is G1_FM_W = 10 bits.</w:t>
+      </w:r>
+    </w:p>
+    <w:p>
+      <w:pPr>
         <w:pStyle w:val="Heading2"/>
       </w:pPr>
       <w:r>
         <w:rPr>
           <w:color w:val="2E86C1"/>
         </w:rPr>
-        <w:t>5.2 Software Model Verification</w:t>
+        <w:t>4.3 Group 2 — Depthwise and Pointwise Convolution</w:t>
       </w:r>
     </w:p>
     <w:p>
@@ -3838,58 +3386,18 @@
         <w:spacing w:after="120"/>
       </w:pPr>
       <w:r>
-        <w:t>A bit-accurate Q6.8 Python model (scripts/shufflenet_q68.py) implements the complete ShuffleNet V2 forward pass using integer arithmetic that exactly mirrors the RTL operations: signed multiplication, LSB dropping, carry-save addition, fixed-point accumulation, and saturating quantization. The model loads BN-folded weights from the pretrained checkpoint and runs inference on ImageNet validation images.</w:t>
+        <w:t>Group 2 is the most computationally intensive component, implementing 16 ShuffleNet V2 shuffle blocks organized across three spatial stages. The hardware must handle four distinct feature map sizes (56×56, 28×28, 14×14, 7×7) and two stride modes (stride-1 for most blocks, stride-2 for stage transitions), all using the same hardware with reconfigurable parameters.</w:t>
       </w:r>
     </w:p>
     <w:p>
       <w:pPr>
-        <w:spacing w:after="120"/>
-      </w:pPr>
-      <w:r>
-        <w:t>Verification results:</w:t>
-      </w:r>
-    </w:p>
-    <w:p>
-      <w:pPr>
-        <w:pStyle w:val="ListBullet"/>
-        <w:spacing w:after="60"/>
-      </w:pPr>
-      <w:r>
-        <w:t>BN-fold coefficient maximum error: 7.63×10⁻⁶ (well within 1 LSB in Q6.8)</w:t>
-      </w:r>
-    </w:p>
-    <w:p>
-      <w:pPr>
-        <w:pStyle w:val="ListBullet"/>
-        <w:spacing w:after="60"/>
-      </w:pPr>
-      <w:r>
-        <w:t>Top-1 accuracy on 100 ImageNet validation images: approximately 71%</w:t>
-      </w:r>
-    </w:p>
-    <w:p>
-      <w:pPr>
-        <w:pStyle w:val="ListBullet"/>
-        <w:spacing w:after="60"/>
-      </w:pPr>
-      <w:r>
-        <w:t>Comparison with floating-point torchvision model confirms the quantization scheme introduces only minimal accuracy degradation</w:t>
-      </w:r>
-    </w:p>
-    <w:p>
-      <w:r>
-        <w:br w:type="page"/>
-      </w:r>
-    </w:p>
-    <w:p>
-      <w:pPr>
-        <w:pStyle w:val="Heading1"/>
+        <w:pStyle w:val="Heading3"/>
       </w:pPr>
       <w:r>
         <w:rPr>
           <w:color w:val="1A5276"/>
         </w:rPr>
-        <w:t>6. HLS Reference Models</w:t>
+        <w:t>4.3.1 Depthwise 3×3 Convolution (dw_conv3x3_core.v)</w:t>
       </w:r>
     </w:p>
     <w:p>
@@ -3897,207 +3405,15 @@
         <w:spacing w:after="120"/>
       </w:pPr>
       <w:r>
-        <w:t>Four Vitis HLS C++ models target the iWave ZU19EG (xczu19eg-ffvc1760-1-i) for direct same-silicon comparison with the RTL implementation. The models progressively apply optimization directives to demonstrate the HLS design space.</w:t>
+        <w:t>dw_conv3x3_core instantiates 58 parallel dw_conv3x3_filter_unit modules. In depthwise convolution, each filter operates independently on its own dedicated input channel — filter f reads only from channel f of the input feature map. This is fundamentally different from standard convolution where all filters share all input channels. The result is that all 58 output channels can be computed simultaneously with no data dependency between filters.</w:t>
       </w:r>
     </w:p>
     <w:p>
       <w:pPr>
-        <w:pStyle w:val="Heading2"/>
+        <w:spacing w:after="120"/>
       </w:pPr>
       <w:r>
-        <w:rPr>
-          <w:color w:val="2E86C1"/>
-        </w:rPr>
-        <w:t>6.1 Model 1 — Baseline (Sequential)</w:t>
-      </w:r>
-    </w:p>
-    <w:p>
-      <w:pPr>
-        <w:spacing w:after="120"/>
-      </w:pPr>
-      <w:r>
-        <w:t>The baseline model implements a straightforward C++ forward pass with no HLS pragmas. All loops execute sequentially. This model provides the reference latency and resource baseline. Expected behavior: very high latency (millions of cycles), minimal resource usage, no spatial parallelism.</w:t>
-      </w:r>
-    </w:p>
-    <w:p>
-      <w:pPr>
-        <w:pStyle w:val="Heading2"/>
-      </w:pPr>
-      <w:r>
-        <w:rPr>
-          <w:color w:val="2E86C1"/>
-        </w:rPr>
-        <w:t>6.2 Model 2 — Pipelined</w:t>
-      </w:r>
-    </w:p>
-    <w:p>
-      <w:pPr>
-        <w:spacing w:after="120"/>
-      </w:pPr>
-      <w:r>
-        <w:t>Model 2 adds #pragma HLS PIPELINE directives to all inner loops of each layer function, allowing Vitis HLS to schedule multiple iterations in a pipelined fashion. The pipeline initiation interval (II) target is 1 cycle per spatial position within each layer. Resource usage increases moderately as HLS implements pipeline registers.</w:t>
-      </w:r>
-    </w:p>
-    <w:p>
-      <w:pPr>
-        <w:spacing w:after="120"/>
-      </w:pPr>
-      <w:r>
-        <w:t>Running Model 2:</w:t>
-      </w:r>
-    </w:p>
-    <w:p>
-      <w:pPr>
-        <w:spacing w:after="120"/>
-      </w:pPr>
-      <w:r>
-        <w:t xml:space="preserve">    vitis_hls -f hls/scripts/create_hls_project.tcl</w:t>
-      </w:r>
-    </w:p>
-    <w:p>
-      <w:pPr>
-        <w:pStyle w:val="Heading2"/>
-      </w:pPr>
-      <w:r>
-        <w:rPr>
-          <w:color w:val="2E86C1"/>
-        </w:rPr>
-        <w:t>6.3 Model 3 — Parallelism</w:t>
-      </w:r>
-    </w:p>
-    <w:p>
-      <w:pPr>
-        <w:spacing w:after="120"/>
-      </w:pPr>
-      <w:r>
-        <w:t>Model 3 adds full loop unrolling (#pragma HLS UNROLL) inside the pipelined outer loops to expose maximum spatial parallelism. The 1×1 convolution functions are specialized for each distinct channel count (58, 116, 232). Array partitioning (#pragma HLS ARRAY_PARTITION cyclic) enables parallel access to weight arrays.</w:t>
-      </w:r>
-    </w:p>
-    <w:p>
-      <w:pPr>
-        <w:spacing w:after="120"/>
-      </w:pPr>
-      <w:r>
-        <w:t>Challenge: The inner accumulation loops of conv1x1_f116 (116-input) and conv1x1_f232 (232-input) with full unrolling require the Vitis HLS scheduler to handle 116×116 = 13,456 and 232×232 = 53,824 parallel paths respectively. This overwhelmed the scheduler on 16 GB workstations (scheduler timeout/OOM).</w:t>
-      </w:r>
-    </w:p>
-    <w:p>
-      <w:pPr>
-        <w:spacing w:after="120"/>
-      </w:pPr>
-      <w:r>
-        <w:t>Fix applied: UNROLL factor reduced to factor=16 (for 116-channel) and factor=32 (for 232-channel), reducing scheduler complexity while still demonstrating significant loop parallelism.</w:t>
-      </w:r>
-    </w:p>
-    <w:p>
-      <w:pPr>
-        <w:spacing w:after="120"/>
-      </w:pPr>
-      <w:r>
-        <w:t>Running Model 3:</w:t>
-      </w:r>
-    </w:p>
-    <w:p>
-      <w:pPr>
-        <w:spacing w:after="120"/>
-      </w:pPr>
-      <w:r>
-        <w:t xml:space="preserve">    vitis_hls -f hls/scripts/create_parallelism_project.tcl</w:t>
-      </w:r>
-    </w:p>
-    <w:p>
-      <w:pPr>
-        <w:pStyle w:val="Heading2"/>
-      </w:pPr>
-      <w:r>
-        <w:rPr>
-          <w:color w:val="2E86C1"/>
-        </w:rPr>
-        <w:t>6.4 Model 4 — Final (Combined)</w:t>
-      </w:r>
-    </w:p>
-    <w:p>
-      <w:pPr>
-        <w:spacing w:after="120"/>
-      </w:pPr>
-      <w:r>
-        <w:t>Model 4 combines pipelining and partial unrolling with additional optimizations:</w:t>
-      </w:r>
-    </w:p>
-    <w:p>
-      <w:pPr>
-        <w:pStyle w:val="ListBullet"/>
-        <w:spacing w:after="60"/>
-      </w:pPr>
-      <w:r>
-        <w:t>Clock target tightened to 7 ns (143 MHz) to push Vivado toward a higher-frequency implementation after export.</w:t>
-      </w:r>
-    </w:p>
-    <w:p>
-      <w:pPr>
-        <w:pStyle w:val="ListBullet"/>
-        <w:spacing w:after="60"/>
-      </w:pPr>
-      <w:r>
-        <w:t>Dual-window DW convolution: two adjacent output columns computed per iteration, sharing the 9-tap weight load (6 cycles for 2 outputs vs 5 cycles each).</w:t>
-      </w:r>
-    </w:p>
-    <w:p>
-      <w:pPr>
-        <w:pStyle w:val="ListBullet"/>
-        <w:spacing w:after="60"/>
-      </w:pPr>
-      <w:r>
-        <w:t>Quad-window maxpool: 4 channels × 2 columns = 8 outputs per iteration.</w:t>
-      </w:r>
-    </w:p>
-    <w:p>
-      <w:pPr>
-        <w:pStyle w:val="ListBullet"/>
-        <w:spacing w:after="60"/>
-      </w:pPr>
-      <w:r>
-        <w:t>FC UNROLL factor reduced to 32 (from 256 in the original design) to stay within DSP budget on ZU19EG.</w:t>
-      </w:r>
-    </w:p>
-    <w:p>
-      <w:pPr>
-        <w:spacing w:after="120"/>
-      </w:pPr>
-      <w:r>
-        <w:t>Running Model 4:</w:t>
-      </w:r>
-    </w:p>
-    <w:p>
-      <w:pPr>
-        <w:spacing w:after="120"/>
-      </w:pPr>
-      <w:r>
-        <w:t xml:space="preserve">    vitis_hls -f hls/scripts/create_final_project.tcl</w:t>
-      </w:r>
-    </w:p>
-    <w:p>
-      <w:r>
-        <w:br w:type="page"/>
-      </w:r>
-    </w:p>
-    <w:p>
-      <w:pPr>
-        <w:pStyle w:val="Heading1"/>
-      </w:pPr>
-      <w:r>
-        <w:rPr>
-          <w:color w:val="1A5276"/>
-        </w:rPr>
-        <w:t>7. Design Optimizations</w:t>
-      </w:r>
-    </w:p>
-    <w:p>
-      <w:pPr>
-        <w:spacing w:after="120"/>
-      </w:pPr>
-      <w:r>
-        <w:t>Eight optimizations were applied over the baseline 15-bit uniform datapath to reduce resource usage and meet timing at 100 MHz on ZU19EG.</w:t>
+        <w:t>Each dw_conv3x3_filter_unit computes a single-pass (no multi-step accumulation) depthwise convolution:</w:t>
       </w:r>
     </w:p>
     <w:tbl>
@@ -4125,7 +3441,7 @@
               <w:rPr>
                 <w:b/>
               </w:rPr>
-              <w:t>#</w:t>
+              <w:t>Stage</w:t>
             </w:r>
           </w:p>
         </w:tc>
@@ -4141,7 +3457,7 @@
               <w:rPr>
                 <w:b/>
               </w:rPr>
-              <w:t>Optimization</w:t>
+              <w:t>Operation</w:t>
             </w:r>
           </w:p>
         </w:tc>
@@ -4157,7 +3473,7 @@
               <w:rPr>
                 <w:b/>
               </w:rPr>
-              <w:t>Description</w:t>
+              <w:t>Width</w:t>
             </w:r>
           </w:p>
         </w:tc>
@@ -4173,7 +3489,7 @@
               <w:rPr>
                 <w:b/>
               </w:rPr>
-              <w:t>Primary Benefit</w:t>
+              <w:t>Note</w:t>
             </w:r>
           </w:p>
         </w:tc>
@@ -4185,7 +3501,7 @@
           </w:tcPr>
           <w:p>
             <w:r>
-              <w:t>1</w:t>
+              <w:t>Input</w:t>
             </w:r>
           </w:p>
         </w:tc>
@@ -4195,7 +3511,7 @@
           </w:tcPr>
           <w:p>
             <w:r>
-              <w:t>Per-layer feature map widths</w:t>
+              <w:t>9 taps from group2_fifo</w:t>
             </w:r>
           </w:p>
         </w:tc>
@@ -4205,7 +3521,7 @@
           </w:tcPr>
           <w:p>
             <w:r>
-              <w:t>Reduced from 15-bit uniform to 8/10/12/9-bit based on dynamic range analysis</w:t>
+              <w:t>10-bit each (G1_FM_W)</w:t>
             </w:r>
           </w:p>
         </w:tc>
@@ -4215,7 +3531,7 @@
           </w:tcPr>
           <w:p>
             <w:r>
-              <w:t>Reduced BRAM depth, LUT count, and routing congestion</w:t>
+              <w:t>Post-maxpool feature map</w:t>
             </w:r>
           </w:p>
         </w:tc>
@@ -4227,7 +3543,7 @@
           </w:tcPr>
           <w:p>
             <w:r>
-              <w:t>2</w:t>
+              <w:t>Weights</w:t>
             </w:r>
           </w:p>
         </w:tc>
@@ -4237,7 +3553,7 @@
           </w:tcPr>
           <w:p>
             <w:r>
-              <w:t>Per-layer weight widths</w:t>
+              <w:t>9 DW weights from g2_dw_weight_rom</w:t>
             </w:r>
           </w:p>
         </w:tc>
@@ -4247,7 +3563,7 @@
           </w:tcPr>
           <w:p>
             <w:r>
-              <w:t>Weights reduced from 15-bit to 9–15 bits based on required precision</w:t>
+              <w:t>15-bit each (G2_DW_WW)</w:t>
             </w:r>
           </w:p>
         </w:tc>
@@ -4257,7 +3573,7 @@
           </w:tcPr>
           <w:p>
             <w:r>
-              <w:t>Reduced ROM size and DSP input width</w:t>
+              <w:t>BN-folded</w:t>
             </w:r>
           </w:p>
         </w:tc>
@@ -4269,7 +3585,7 @@
           </w:tcPr>
           <w:p>
             <w:r>
-              <w:t>3</w:t>
+              <w:t>MAC ×9</w:t>
             </w:r>
           </w:p>
         </w:tc>
@@ -4279,7 +3595,7 @@
           </w:tcPr>
           <w:p>
             <w:r>
-              <w:t>8-bit photo memory</w:t>
+              <w:t>signed(feat) × signed(weight) &gt;&gt; 5</w:t>
             </w:r>
           </w:p>
         </w:tc>
@@ -4289,7 +3605,7 @@
           </w:tcPr>
           <w:p>
             <w:r>
-              <w:t>photo_mem reduced from 15-bit (Q6.8 full) to 8-bit pixel storage</w:t>
+              <w:t>20-bit each</w:t>
             </w:r>
           </w:p>
         </w:tc>
@@ -4299,7 +3615,7 @@
           </w:tcPr>
           <w:p>
             <w:r>
-              <w:t>Halved image buffer BRAM requirement</w:t>
+              <w:t>DROP_LSB=5</w:t>
             </w:r>
           </w:p>
         </w:tc>
@@ -4311,7 +3627,7 @@
           </w:tcPr>
           <w:p>
             <w:r>
-              <w:t>4</w:t>
+              <w:t>adder_tree_9</w:t>
             </w:r>
           </w:p>
         </w:tc>
@@ -4321,7 +3637,7 @@
           </w:tcPr>
           <w:p>
             <w:r>
-              <w:t>G3 quantizer removal</w:t>
+              <w:t>Sum 9 MAC outputs</w:t>
             </w:r>
           </w:p>
         </w:tc>
@@ -4331,7 +3647,7 @@
           </w:tcPr>
           <w:p>
             <w:r>
-              <w:t>Group 3 PW conv1x1 output kept as full-precision 27-bit (no clip)</w:t>
+              <w:t>24-bit (20+4)</w:t>
             </w:r>
           </w:p>
         </w:tc>
@@ -4341,7 +3657,7 @@
           </w:tcPr>
           <w:p>
             <w:r>
-              <w:t>Preserved dynamic range for average pooling; improved accuracy</w:t>
+              <w:t>Combinational</w:t>
             </w:r>
           </w:p>
         </w:tc>
@@ -4353,7 +3669,7 @@
           </w:tcPr>
           <w:p>
             <w:r>
-              <w:t>5</w:t>
+              <w:t>Bias add</w:t>
             </w:r>
           </w:p>
         </w:tc>
@@ -4363,7 +3679,7 @@
           </w:tcPr>
           <w:p>
             <w:r>
-              <w:t>Average pool approximation</w:t>
+              <w:t>Add DW bias</w:t>
             </w:r>
           </w:p>
         </w:tc>
@@ -4373,7 +3689,7 @@
           </w:tcPr>
           <w:p>
             <w:r>
-              <w:t>1/49 approximated as ×5 &gt;&gt; 8 (~1.96% error), applied via Q6.8 format</w:t>
+              <w:t>25-bit</w:t>
             </w:r>
           </w:p>
         </w:tc>
@@ -4383,7 +3699,7 @@
           </w:tcPr>
           <w:p>
             <w:r>
-              <w:t>Eliminated divider logic; implemented as BRAM access pattern</w:t>
+              <w:t>Single addition</w:t>
             </w:r>
           </w:p>
         </w:tc>
@@ -4395,7 +3711,7 @@
           </w:tcPr>
           <w:p>
             <w:r>
-              <w:t>6</w:t>
+              <w:t>Quantizer</w:t>
             </w:r>
           </w:p>
         </w:tc>
@@ -4405,7 +3721,7 @@
           </w:tcPr>
           <w:p>
             <w:r>
-              <w:t>FC pre-quantizer shift</w:t>
+              <w:t>Saturate to G2_FM_W</w:t>
             </w:r>
           </w:p>
         </w:tc>
@@ -4415,7 +3731,7 @@
           </w:tcPr>
           <w:p>
             <w:r>
-              <w:t>Arithmetic right-shift by 2 before quantizer in fc_filter_unit</w:t>
+              <w:t>12-bit</w:t>
             </w:r>
           </w:p>
         </w:tc>
@@ -4425,91 +3741,7 @@
           </w:tcPr>
           <w:p>
             <w:r>
-              <w:t>Prevents accumulator overflow for 32-step FC accumulation</w:t>
-            </w:r>
-          </w:p>
-        </w:tc>
-      </w:tr>
-      <w:tr>
-        <w:tc>
-          <w:tcPr>
-            <w:tcW w:type="dxa" w:w="2280"/>
-          </w:tcPr>
-          <w:p>
-            <w:r>
-              <w:t>7</w:t>
-            </w:r>
-          </w:p>
-        </w:tc>
-        <w:tc>
-          <w:tcPr>
-            <w:tcW w:type="dxa" w:w="2280"/>
-          </w:tcPr>
-          <w:p>
-            <w:r>
-              <w:t>Async reset removal</w:t>
-            </w:r>
-          </w:p>
-        </w:tc>
-        <w:tc>
-          <w:tcPr>
-            <w:tcW w:type="dxa" w:w="2280"/>
-          </w:tcPr>
-          <w:p>
-            <w:r>
-              <w:t>High-fanout asynchronous resets replaced with synchronous 4-stage reset tree</w:t>
-            </w:r>
-          </w:p>
-        </w:tc>
-        <w:tc>
-          <w:tcPr>
-            <w:tcW w:type="dxa" w:w="2280"/>
-          </w:tcPr>
-          <w:p>
-            <w:r>
-              <w:t>Eliminated async reset timing paths; improved WNS by ~0.5 ns</w:t>
-            </w:r>
-          </w:p>
-        </w:tc>
-      </w:tr>
-      <w:tr>
-        <w:tc>
-          <w:tcPr>
-            <w:tcW w:type="dxa" w:w="2280"/>
-          </w:tcPr>
-          <w:p>
-            <w:r>
-              <w:t>8</w:t>
-            </w:r>
-          </w:p>
-        </w:tc>
-        <w:tc>
-          <w:tcPr>
-            <w:tcW w:type="dxa" w:w="2280"/>
-          </w:tcPr>
-          <w:p>
-            <w:r>
-              <w:t>Vivado synthesis/impl directives</w:t>
-            </w:r>
-          </w:p>
-        </w:tc>
-        <w:tc>
-          <w:tcPr>
-            <w:tcW w:type="dxa" w:w="2280"/>
-          </w:tcPr>
-          <w:p>
-            <w:r>
-              <w:t>Synth: PerformanceOptimized; Impl: ExplorePostRoutePhysOpt strategy</w:t>
-            </w:r>
-          </w:p>
-        </w:tc>
-        <w:tc>
-          <w:tcPr>
-            <w:tcW w:type="dxa" w:w="2280"/>
-          </w:tcPr>
-          <w:p>
-            <w:r>
-              <w:t>Timing closure at 100 MHz; WNS improved from negative to +0.125 ns</w:t>
+              <w:t>HAS_RELU=0 — DW has no ReLU</w:t>
             </w:r>
           </w:p>
         </w:tc>
@@ -4521,34 +3753,26 @@
         <w:spacing w:after="120"/>
       </w:pPr>
       <w:r>
-        <w:t>Additionally, the G2 PW parallel channel count was reduced from 29 to 12 (G2_PW_PAR_CHAN) to bring total DSP count from 2,916 (exceeding ZU19EG budget) to 1,930 (fitting within the 1,968 available). This required redesigning the 1×1 conv filter unit (12 MACs + adder_tree_12 instead of 29 MACs + adder_tree_29), the conv1x1_ctrl step counter (5-bit to support up to N_ACC=20), and the internal DW result buffer addressing.</w:t>
+        <w:t>The 58 variable-width FIFOs (group2_fifo) support four width configurations controlled by width_sel[1:0]: W=7 (stride=9), W=14 (stride=16), W=28 (stride=30), W=56 (stride=58). The six distinct (W, H, STRIDE) configurations each get their own group2_fifo_ctrl FSM instance, with only the active configuration driving the shared FIFO through a multiplexer.</w:t>
       </w:r>
     </w:p>
     <w:p>
-      <w:r>
-        <w:br w:type="page"/>
-      </w:r>
-    </w:p>
-    <w:p>
-      <w:pPr>
-        <w:pStyle w:val="Heading1"/>
+      <w:pPr>
+        <w:pStyle w:val="Heading3"/>
       </w:pPr>
       <w:r>
         <w:rPr>
           <w:color w:val="1A5276"/>
         </w:rPr>
-        <w:t>8. Implementation Results</w:t>
+        <w:t>4.3.2 Internal DW Result Buffer</w:t>
       </w:r>
     </w:p>
     <w:p>
       <w:pPr>
-        <w:pStyle w:val="Heading2"/>
+        <w:spacing w:after="120"/>
       </w:pPr>
       <w:r>
-        <w:rPr>
-          <w:color w:val="2E86C1"/>
-        </w:rPr>
-        <w:t>8.1 Resource Utilization</w:t>
+        <w:t>A key architectural decision in Group 2 is the internal DW result buffer. After the depthwise phase completes for an entire image pixel region, all 58 channel outputs must be available to the pointwise phase for multi-step accumulation. Rather than routing these through external ports, they are stored in a 58-instance × 784-word × 12-bit distributed RAM buffer inside group2_top.</w:t>
       </w:r>
     </w:p>
     <w:p>
@@ -4556,7 +3780,34 @@
         <w:spacing w:after="120"/>
       </w:pPr>
       <w:r>
-        <w:t>Post-implementation resource utilization on xczu19eg-ffvc1760-1-i:</w:t>
+        <w:t>The 784-word depth accommodates the maximum pixel count across all configurations (16 accumulation groups × 49 pixels = 784 for the 7×7 output). The buffer uses combinational (asynchronous) reads with synchronous writes, allowing the PW phase to access any channel result immediately without a read-latency pipeline stage. This eliminates the external dw_results_flat, dw_wr_addr, and dw_we ports that existed in the original design, simplifying the group2_top interface significantly.</w:t>
+      </w:r>
+    </w:p>
+    <w:p>
+      <w:pPr>
+        <w:pStyle w:val="Heading3"/>
+      </w:pPr>
+      <w:r>
+        <w:rPr>
+          <w:color w:val="1A5276"/>
+        </w:rPr>
+        <w:t>4.3.3 Pointwise 1×1 Convolution (conv1x1_core.v)</w:t>
+      </w:r>
+    </w:p>
+    <w:p>
+      <w:pPr>
+        <w:spacing w:after="120"/>
+      </w:pPr>
+      <w:r>
+        <w:t>conv1x1_core instantiates 58 parallel conv1x1_filter_unit modules. Each filter accumulates over 12 input channels per step (G2_PW_PAR_CHAN=12, reduced from 29 to fit within the ZU19EG DSP budget). For configurations requiring more than 12 channel accumulations, the controller (conv1x1_ctrl) sequences multiple steps — for example, the 58-channel configuration uses N_ACC=5 steps (5 × 12 = 60, covering all 58 channels with 2 zero-padded).</w:t>
+      </w:r>
+    </w:p>
+    <w:p>
+      <w:pPr>
+        <w:spacing w:after="120"/>
+      </w:pPr>
+      <w:r>
+        <w:t>Each conv1x1_filter_unit datapath:</w:t>
       </w:r>
     </w:p>
     <w:tbl>
@@ -4584,13 +3835,2779 @@
               <w:rPr>
                 <w:b/>
               </w:rPr>
+              <w:t>Stage</w:t>
+            </w:r>
+          </w:p>
+        </w:tc>
+        <w:tc>
+          <w:tcPr>
+            <w:tcW w:type="dxa" w:w="2280"/>
+          </w:tcPr>
+          <w:p>
+            <w:pPr>
+              <w:jc w:val="center"/>
+            </w:pPr>
+            <w:r>
+              <w:rPr>
+                <w:b/>
+              </w:rPr>
+              <w:t>Operation</w:t>
+            </w:r>
+          </w:p>
+        </w:tc>
+        <w:tc>
+          <w:tcPr>
+            <w:tcW w:type="dxa" w:w="2280"/>
+          </w:tcPr>
+          <w:p>
+            <w:pPr>
+              <w:jc w:val="center"/>
+            </w:pPr>
+            <w:r>
+              <w:rPr>
+                <w:b/>
+              </w:rPr>
+              <w:t>Width</w:t>
+            </w:r>
+          </w:p>
+        </w:tc>
+        <w:tc>
+          <w:tcPr>
+            <w:tcW w:type="dxa" w:w="2280"/>
+          </w:tcPr>
+          <w:p>
+            <w:pPr>
+              <w:jc w:val="center"/>
+            </w:pPr>
+            <w:r>
+              <w:rPr>
+                <w:b/>
+              </w:rPr>
+              <w:t>Note</w:t>
+            </w:r>
+          </w:p>
+        </w:tc>
+      </w:tr>
+      <w:tr>
+        <w:tc>
+          <w:tcPr>
+            <w:tcW w:type="dxa" w:w="2280"/>
+          </w:tcPr>
+          <w:p>
+            <w:r>
+              <w:t>Input</w:t>
+            </w:r>
+          </w:p>
+        </w:tc>
+        <w:tc>
+          <w:tcPr>
+            <w:tcW w:type="dxa" w:w="2280"/>
+          </w:tcPr>
+          <w:p>
+            <w:r>
+              <w:t>12 channels from DW buffer (per step)</w:t>
+            </w:r>
+          </w:p>
+        </w:tc>
+        <w:tc>
+          <w:tcPr>
+            <w:tcW w:type="dxa" w:w="2280"/>
+          </w:tcPr>
+          <w:p>
+            <w:r>
+              <w:t>12-bit each (G2_FM_W)</w:t>
+            </w:r>
+          </w:p>
+        </w:tc>
+        <w:tc>
+          <w:tcPr>
+            <w:tcW w:type="dxa" w:w="2280"/>
+          </w:tcPr>
+          <w:p>
+            <w:r>
+              <w:t>Step-loaded from buffer</w:t>
+            </w:r>
+          </w:p>
+        </w:tc>
+      </w:tr>
+      <w:tr>
+        <w:tc>
+          <w:tcPr>
+            <w:tcW w:type="dxa" w:w="2280"/>
+          </w:tcPr>
+          <w:p>
+            <w:r>
+              <w:t>Weights</w:t>
+            </w:r>
+          </w:p>
+        </w:tc>
+        <w:tc>
+          <w:tcPr>
+            <w:tcW w:type="dxa" w:w="2280"/>
+          </w:tcPr>
+          <w:p>
+            <w:r>
+              <w:t>12 PW weights from g2_pw_weight_rom</w:t>
+            </w:r>
+          </w:p>
+        </w:tc>
+        <w:tc>
+          <w:tcPr>
+            <w:tcW w:type="dxa" w:w="2280"/>
+          </w:tcPr>
+          <w:p>
+            <w:r>
+              <w:t>11-bit each (G2_PW_WW)</w:t>
+            </w:r>
+          </w:p>
+        </w:tc>
+        <w:tc>
+          <w:tcPr>
+            <w:tcW w:type="dxa" w:w="2280"/>
+          </w:tcPr>
+          <w:p>
+            <w:r>
+              <w:t>BN-folded</w:t>
+            </w:r>
+          </w:p>
+        </w:tc>
+      </w:tr>
+      <w:tr>
+        <w:tc>
+          <w:tcPr>
+            <w:tcW w:type="dxa" w:w="2280"/>
+          </w:tcPr>
+          <w:p>
+            <w:r>
+              <w:t>MAC ×12</w:t>
+            </w:r>
+          </w:p>
+        </w:tc>
+        <w:tc>
+          <w:tcPr>
+            <w:tcW w:type="dxa" w:w="2280"/>
+          </w:tcPr>
+          <w:p>
+            <w:r>
+              <w:t>signed(feat) × signed(weight) &gt;&gt; 8</w:t>
+            </w:r>
+          </w:p>
+        </w:tc>
+        <w:tc>
+          <w:tcPr>
+            <w:tcW w:type="dxa" w:w="2280"/>
+          </w:tcPr>
+          <w:p>
+            <w:r>
+              <w:t>15-bit each</w:t>
+            </w:r>
+          </w:p>
+        </w:tc>
+        <w:tc>
+          <w:tcPr>
+            <w:tcW w:type="dxa" w:w="2280"/>
+          </w:tcPr>
+          <w:p>
+            <w:r>
+              <w:t>DROP_LSB=8</w:t>
+            </w:r>
+          </w:p>
+        </w:tc>
+      </w:tr>
+      <w:tr>
+        <w:tc>
+          <w:tcPr>
+            <w:tcW w:type="dxa" w:w="2280"/>
+          </w:tcPr>
+          <w:p>
+            <w:r>
+              <w:t>adder_tree_12</w:t>
+            </w:r>
+          </w:p>
+        </w:tc>
+        <w:tc>
+          <w:tcPr>
+            <w:tcW w:type="dxa" w:w="2280"/>
+          </w:tcPr>
+          <w:p>
+            <w:r>
+              <w:t>Sum 12 MAC outputs</w:t>
+            </w:r>
+          </w:p>
+        </w:tc>
+        <w:tc>
+          <w:tcPr>
+            <w:tcW w:type="dxa" w:w="2280"/>
+          </w:tcPr>
+          <w:p>
+            <w:r>
+              <w:t>21-bit (15+6)</w:t>
+            </w:r>
+          </w:p>
+        </w:tc>
+        <w:tc>
+          <w:tcPr>
+            <w:tcW w:type="dxa" w:w="2280"/>
+          </w:tcPr>
+          <w:p>
+            <w:r>
+              <w:t>+6 from 3 Adder3 levels</w:t>
+            </w:r>
+          </w:p>
+        </w:tc>
+      </w:tr>
+      <w:tr>
+        <w:tc>
+          <w:tcPr>
+            <w:tcW w:type="dxa" w:w="2280"/>
+          </w:tcPr>
+          <w:p>
+            <w:r>
+              <w:t>Accumulator</w:t>
+            </w:r>
+          </w:p>
+        </w:tc>
+        <w:tc>
+          <w:tcPr>
+            <w:tcW w:type="dxa" w:w="2280"/>
+          </w:tcPr>
+          <w:p>
+            <w:r>
+              <w:t>Multi-step accumulation over N_ACC steps</w:t>
+            </w:r>
+          </w:p>
+        </w:tc>
+        <w:tc>
+          <w:tcPr>
+            <w:tcW w:type="dxa" w:w="2280"/>
+          </w:tcPr>
+          <w:p>
+            <w:r>
+              <w:t>26-bit</w:t>
+            </w:r>
+          </w:p>
+        </w:tc>
+        <w:tc>
+          <w:tcPr>
+            <w:tcW w:type="dxa" w:w="2280"/>
+          </w:tcPr>
+          <w:p>
+            <w:r>
+              <w:t>5-bit step counter</w:t>
+            </w:r>
+          </w:p>
+        </w:tc>
+      </w:tr>
+      <w:tr>
+        <w:tc>
+          <w:tcPr>
+            <w:tcW w:type="dxa" w:w="2280"/>
+          </w:tcPr>
+          <w:p>
+            <w:r>
+              <w:t>Bias add</w:t>
+            </w:r>
+          </w:p>
+        </w:tc>
+        <w:tc>
+          <w:tcPr>
+            <w:tcW w:type="dxa" w:w="2280"/>
+          </w:tcPr>
+          <w:p>
+            <w:r>
+              <w:t>Add PW bias (13-bit)</w:t>
+            </w:r>
+          </w:p>
+        </w:tc>
+        <w:tc>
+          <w:tcPr>
+            <w:tcW w:type="dxa" w:w="2280"/>
+          </w:tcPr>
+          <w:p>
+            <w:r>
+              <w:t>27-bit</w:t>
+            </w:r>
+          </w:p>
+        </w:tc>
+        <w:tc>
+          <w:tcPr>
+            <w:tcW w:type="dxa" w:w="2280"/>
+          </w:tcPr>
+          <w:p>
+            <w:r>
+              <w:t>After accumulation complete</w:t>
+            </w:r>
+          </w:p>
+        </w:tc>
+      </w:tr>
+      <w:tr>
+        <w:tc>
+          <w:tcPr>
+            <w:tcW w:type="dxa" w:w="2280"/>
+          </w:tcPr>
+          <w:p>
+            <w:r>
+              <w:t>Quantizer</w:t>
+            </w:r>
+          </w:p>
+        </w:tc>
+        <w:tc>
+          <w:tcPr>
+            <w:tcW w:type="dxa" w:w="2280"/>
+          </w:tcPr>
+          <w:p>
+            <w:r>
+              <w:t>Saturate to G2_FM_W</w:t>
+            </w:r>
+          </w:p>
+        </w:tc>
+        <w:tc>
+          <w:tcPr>
+            <w:tcW w:type="dxa" w:w="2280"/>
+          </w:tcPr>
+          <w:p>
+            <w:r>
+              <w:t>12-bit</w:t>
+            </w:r>
+          </w:p>
+        </w:tc>
+        <w:tc>
+          <w:tcPr>
+            <w:tcW w:type="dxa" w:w="2280"/>
+          </w:tcPr>
+          <w:p>
+            <w:r>
+              <w:t>HAS_RELU=1, one-sided</w:t>
+            </w:r>
+          </w:p>
+        </w:tc>
+      </w:tr>
+    </w:tbl>
+    <w:p/>
+    <w:p>
+      <w:pPr>
+        <w:spacing w:after="120"/>
+      </w:pPr>
+      <w:r>
+        <w:t>conv1x1_ctrl generates acc_clr=1 for the first two accumulation steps (MAC pipeline settling period) and acc_clr=0 thereafter. The we (write enable) signal pulses on step N_ACC, triggering a write to extra_mem via accelerator_top. The 5-bit step_out signal (step_cnt+1, reflecting the current pipeline state) addresses the PW weight ROM, which uses registered (BRAM) reads with 1-cycle latency compensated by the +1 offset.</w:t>
+      </w:r>
+    </w:p>
+    <w:p>
+      <w:pPr>
+        <w:pStyle w:val="Heading3"/>
+      </w:pPr>
+      <w:r>
+        <w:rPr>
+          <w:color w:val="1A5276"/>
+        </w:rPr>
+        <w:t>4.3.4 Group 2 Sequencer (group2_ctrl.v)</w:t>
+      </w:r>
+    </w:p>
+    <w:p>
+      <w:pPr>
+        <w:spacing w:after="120"/>
+      </w:pPr>
+      <w:r>
+        <w:t>group2_ctrl implements a 4-state FSM (IDLE → S_S2 → S_S3 → S_S4) that orchestrates the sequential DW-then-PW execution across all 16 shuffle blocks. The controller maintains a 5-bit loop counter (0..15) and a phase flag (DW phase or PW phase). Done signals from the DW and PW controllers are latched in got_dw and got_1x1 flags, allowing the FSM to detect completion asynchronously. Stage transitions occur at loops=4 (S2→S3) and loops=12 (S3→S4), corresponding to the stride-2 blocks that halve the spatial resolution.</w:t>
+      </w:r>
+    </w:p>
+    <w:p>
+      <w:pPr>
+        <w:spacing w:after="120"/>
+      </w:pPr>
+      <w:r>
+        <w:t>At each stage transition, the width and stride parameters change:</w:t>
+      </w:r>
+    </w:p>
+    <w:tbl>
+      <w:tblPr>
+        <w:tblStyle w:val="TableGrid"/>
+        <w:tblW w:type="auto" w:w="0"/>
+        <w:tblLook w:firstColumn="1" w:firstRow="1" w:lastColumn="0" w:lastRow="0" w:noHBand="0" w:noVBand="1" w:val="04A0"/>
+      </w:tblPr>
+      <w:tblGrid>
+        <w:gridCol w:w="1824"/>
+        <w:gridCol w:w="1824"/>
+        <w:gridCol w:w="1824"/>
+        <w:gridCol w:w="1824"/>
+        <w:gridCol w:w="1824"/>
+      </w:tblGrid>
+      <w:tr>
+        <w:tc>
+          <w:tcPr>
+            <w:tcW w:type="dxa" w:w="1824"/>
+          </w:tcPr>
+          <w:p>
+            <w:pPr>
+              <w:jc w:val="center"/>
+            </w:pPr>
+            <w:r>
+              <w:rPr>
+                <w:b/>
+              </w:rPr>
+              <w:t>Loops</w:t>
+            </w:r>
+          </w:p>
+        </w:tc>
+        <w:tc>
+          <w:tcPr>
+            <w:tcW w:type="dxa" w:w="1824"/>
+          </w:tcPr>
+          <w:p>
+            <w:pPr>
+              <w:jc w:val="center"/>
+            </w:pPr>
+            <w:r>
+              <w:rPr>
+                <w:b/>
+              </w:rPr>
+              <w:t>Stage</w:t>
+            </w:r>
+          </w:p>
+        </w:tc>
+        <w:tc>
+          <w:tcPr>
+            <w:tcW w:type="dxa" w:w="1824"/>
+          </w:tcPr>
+          <w:p>
+            <w:pPr>
+              <w:jc w:val="center"/>
+            </w:pPr>
+            <w:r>
+              <w:rPr>
+                <w:b/>
+              </w:rPr>
+              <w:t>Width</w:t>
+            </w:r>
+          </w:p>
+        </w:tc>
+        <w:tc>
+          <w:tcPr>
+            <w:tcW w:type="dxa" w:w="1824"/>
+          </w:tcPr>
+          <w:p>
+            <w:pPr>
+              <w:jc w:val="center"/>
+            </w:pPr>
+            <w:r>
+              <w:rPr>
+                <w:b/>
+              </w:rPr>
+              <w:t>Stride</w:t>
+            </w:r>
+          </w:p>
+        </w:tc>
+        <w:tc>
+          <w:tcPr>
+            <w:tcW w:type="dxa" w:w="1824"/>
+          </w:tcPr>
+          <w:p>
+            <w:pPr>
+              <w:jc w:val="center"/>
+            </w:pPr>
+            <w:r>
+              <w:rPr>
+                <w:b/>
+              </w:rPr>
+              <w:t>Output feature map</w:t>
+            </w:r>
+          </w:p>
+        </w:tc>
+      </w:tr>
+      <w:tr>
+        <w:tc>
+          <w:tcPr>
+            <w:tcW w:type="dxa" w:w="1824"/>
+          </w:tcPr>
+          <w:p>
+            <w:r>
+              <w:t>0</w:t>
+            </w:r>
+          </w:p>
+        </w:tc>
+        <w:tc>
+          <w:tcPr>
+            <w:tcW w:type="dxa" w:w="1824"/>
+          </w:tcPr>
+          <w:p>
+            <w:r>
+              <w:t>S2 first block</w:t>
+            </w:r>
+          </w:p>
+        </w:tc>
+        <w:tc>
+          <w:tcPr>
+            <w:tcW w:type="dxa" w:w="1824"/>
+          </w:tcPr>
+          <w:p>
+            <w:r>
+              <w:t>56</w:t>
+            </w:r>
+          </w:p>
+        </w:tc>
+        <w:tc>
+          <w:tcPr>
+            <w:tcW w:type="dxa" w:w="1824"/>
+          </w:tcPr>
+          <w:p>
+            <w:r>
+              <w:t>2 (stride-2)</w:t>
+            </w:r>
+          </w:p>
+        </w:tc>
+        <w:tc>
+          <w:tcPr>
+            <w:tcW w:type="dxa" w:w="1824"/>
+          </w:tcPr>
+          <w:p>
+            <w:r>
+              <w:t>28×28</w:t>
+            </w:r>
+          </w:p>
+        </w:tc>
+      </w:tr>
+      <w:tr>
+        <w:tc>
+          <w:tcPr>
+            <w:tcW w:type="dxa" w:w="1824"/>
+          </w:tcPr>
+          <w:p>
+            <w:r>
+              <w:t>1-3</w:t>
+            </w:r>
+          </w:p>
+        </w:tc>
+        <w:tc>
+          <w:tcPr>
+            <w:tcW w:type="dxa" w:w="1824"/>
+          </w:tcPr>
+          <w:p>
+            <w:r>
+              <w:t>S2 remaining</w:t>
+            </w:r>
+          </w:p>
+        </w:tc>
+        <w:tc>
+          <w:tcPr>
+            <w:tcW w:type="dxa" w:w="1824"/>
+          </w:tcPr>
+          <w:p>
+            <w:r>
+              <w:t>28</w:t>
+            </w:r>
+          </w:p>
+        </w:tc>
+        <w:tc>
+          <w:tcPr>
+            <w:tcW w:type="dxa" w:w="1824"/>
+          </w:tcPr>
+          <w:p>
+            <w:r>
+              <w:t>1</w:t>
+            </w:r>
+          </w:p>
+        </w:tc>
+        <w:tc>
+          <w:tcPr>
+            <w:tcW w:type="dxa" w:w="1824"/>
+          </w:tcPr>
+          <w:p>
+            <w:r>
+              <w:t>28×28</w:t>
+            </w:r>
+          </w:p>
+        </w:tc>
+      </w:tr>
+      <w:tr>
+        <w:tc>
+          <w:tcPr>
+            <w:tcW w:type="dxa" w:w="1824"/>
+          </w:tcPr>
+          <w:p>
+            <w:r>
+              <w:t>4</w:t>
+            </w:r>
+          </w:p>
+        </w:tc>
+        <w:tc>
+          <w:tcPr>
+            <w:tcW w:type="dxa" w:w="1824"/>
+          </w:tcPr>
+          <w:p>
+            <w:r>
+              <w:t>S3 first block</w:t>
+            </w:r>
+          </w:p>
+        </w:tc>
+        <w:tc>
+          <w:tcPr>
+            <w:tcW w:type="dxa" w:w="1824"/>
+          </w:tcPr>
+          <w:p>
+            <w:r>
+              <w:t>28</w:t>
+            </w:r>
+          </w:p>
+        </w:tc>
+        <w:tc>
+          <w:tcPr>
+            <w:tcW w:type="dxa" w:w="1824"/>
+          </w:tcPr>
+          <w:p>
+            <w:r>
+              <w:t>2</w:t>
+            </w:r>
+          </w:p>
+        </w:tc>
+        <w:tc>
+          <w:tcPr>
+            <w:tcW w:type="dxa" w:w="1824"/>
+          </w:tcPr>
+          <w:p>
+            <w:r>
+              <w:t>14×14</w:t>
+            </w:r>
+          </w:p>
+        </w:tc>
+      </w:tr>
+      <w:tr>
+        <w:tc>
+          <w:tcPr>
+            <w:tcW w:type="dxa" w:w="1824"/>
+          </w:tcPr>
+          <w:p>
+            <w:r>
+              <w:t>5-11</w:t>
+            </w:r>
+          </w:p>
+        </w:tc>
+        <w:tc>
+          <w:tcPr>
+            <w:tcW w:type="dxa" w:w="1824"/>
+          </w:tcPr>
+          <w:p>
+            <w:r>
+              <w:t>S3 remaining</w:t>
+            </w:r>
+          </w:p>
+        </w:tc>
+        <w:tc>
+          <w:tcPr>
+            <w:tcW w:type="dxa" w:w="1824"/>
+          </w:tcPr>
+          <w:p>
+            <w:r>
+              <w:t>14</w:t>
+            </w:r>
+          </w:p>
+        </w:tc>
+        <w:tc>
+          <w:tcPr>
+            <w:tcW w:type="dxa" w:w="1824"/>
+          </w:tcPr>
+          <w:p>
+            <w:r>
+              <w:t>1</w:t>
+            </w:r>
+          </w:p>
+        </w:tc>
+        <w:tc>
+          <w:tcPr>
+            <w:tcW w:type="dxa" w:w="1824"/>
+          </w:tcPr>
+          <w:p>
+            <w:r>
+              <w:t>14×14</w:t>
+            </w:r>
+          </w:p>
+        </w:tc>
+      </w:tr>
+      <w:tr>
+        <w:tc>
+          <w:tcPr>
+            <w:tcW w:type="dxa" w:w="1824"/>
+          </w:tcPr>
+          <w:p>
+            <w:r>
+              <w:t>12</w:t>
+            </w:r>
+          </w:p>
+        </w:tc>
+        <w:tc>
+          <w:tcPr>
+            <w:tcW w:type="dxa" w:w="1824"/>
+          </w:tcPr>
+          <w:p>
+            <w:r>
+              <w:t>S4 first block</w:t>
+            </w:r>
+          </w:p>
+        </w:tc>
+        <w:tc>
+          <w:tcPr>
+            <w:tcW w:type="dxa" w:w="1824"/>
+          </w:tcPr>
+          <w:p>
+            <w:r>
+              <w:t>14</w:t>
+            </w:r>
+          </w:p>
+        </w:tc>
+        <w:tc>
+          <w:tcPr>
+            <w:tcW w:type="dxa" w:w="1824"/>
+          </w:tcPr>
+          <w:p>
+            <w:r>
+              <w:t>2</w:t>
+            </w:r>
+          </w:p>
+        </w:tc>
+        <w:tc>
+          <w:tcPr>
+            <w:tcW w:type="dxa" w:w="1824"/>
+          </w:tcPr>
+          <w:p>
+            <w:r>
+              <w:t>7×7</w:t>
+            </w:r>
+          </w:p>
+        </w:tc>
+      </w:tr>
+      <w:tr>
+        <w:tc>
+          <w:tcPr>
+            <w:tcW w:type="dxa" w:w="1824"/>
+          </w:tcPr>
+          <w:p>
+            <w:r>
+              <w:t>13-15</w:t>
+            </w:r>
+          </w:p>
+        </w:tc>
+        <w:tc>
+          <w:tcPr>
+            <w:tcW w:type="dxa" w:w="1824"/>
+          </w:tcPr>
+          <w:p>
+            <w:r>
+              <w:t>S4 remaining</w:t>
+            </w:r>
+          </w:p>
+        </w:tc>
+        <w:tc>
+          <w:tcPr>
+            <w:tcW w:type="dxa" w:w="1824"/>
+          </w:tcPr>
+          <w:p>
+            <w:r>
+              <w:t>7</w:t>
+            </w:r>
+          </w:p>
+        </w:tc>
+        <w:tc>
+          <w:tcPr>
+            <w:tcW w:type="dxa" w:w="1824"/>
+          </w:tcPr>
+          <w:p>
+            <w:r>
+              <w:t>1</w:t>
+            </w:r>
+          </w:p>
+        </w:tc>
+        <w:tc>
+          <w:tcPr>
+            <w:tcW w:type="dxa" w:w="1824"/>
+          </w:tcPr>
+          <w:p>
+            <w:r>
+              <w:t>7×7</w:t>
+            </w:r>
+          </w:p>
+        </w:tc>
+      </w:tr>
+    </w:tbl>
+    <w:p/>
+    <w:p>
+      <w:pPr>
+        <w:pStyle w:val="Heading2"/>
+      </w:pPr>
+      <w:r>
+        <w:rPr>
+          <w:color w:val="2E86C1"/>
+        </w:rPr>
+        <w:t>4.4 Group 3 — Pointwise Conv, Average Pool, FC, and Argmax</w:t>
+      </w:r>
+    </w:p>
+    <w:p>
+      <w:pPr>
+        <w:spacing w:after="120"/>
+      </w:pPr>
+      <w:r>
+        <w:t>Group 3 performs the final stages of classification: a 1×1 pointwise convolution expanding 464 channels to 1024, global average pooling over the 7×7 spatial extent, a 1024→1000 fully connected layer, and a running argmax to determine the top-1 class.</w:t>
+      </w:r>
+    </w:p>
+    <w:p>
+      <w:pPr>
+        <w:pStyle w:val="Heading3"/>
+      </w:pPr>
+      <w:r>
+        <w:rPr>
+          <w:color w:val="1A5276"/>
+        </w:rPr>
+        <w:t>4.4.1 Group 3 Pointwise Convolution</w:t>
+      </w:r>
+    </w:p>
+    <w:p>
+      <w:pPr>
+        <w:spacing w:after="120"/>
+      </w:pPr>
+      <w:r>
+        <w:t>conv1x1_g3_core uses 16 parallel filter groups (G3_PW_PAR_FILT=16), each processing 29 input channels (G3_PW_PAR_CHAN=29). A key distinction from Group 2 is that the output is full-precision 27-bit (G3_CONV_OUT_W=27) — no quantizer is applied. This preserves the full dynamic range of the accumulated sum for the subsequent average pooling operation, improving accuracy over a quantized intermediate.</w:t>
+      </w:r>
+    </w:p>
+    <w:p>
+      <w:pPr>
+        <w:spacing w:after="120"/>
+      </w:pPr>
+      <w:r>
+        <w:t>The MAC per input: G2_FM_W(12) × G3_PW_WW(9), DROP_LSB=7, MAC_OUT=14 bits. adder_tree_29 sums 29 MAC outputs to 22 bits (+8). Multi-step accumulation over 64 filter groups × 17 steps each produces BIAS_OUT_W=27 bits.</w:t>
+      </w:r>
+    </w:p>
+    <w:p>
+      <w:pPr>
+        <w:pStyle w:val="Heading3"/>
+      </w:pPr>
+      <w:r>
+        <w:rPr>
+          <w:color w:val="1A5276"/>
+        </w:rPr>
+        <w:t>4.4.2 Global Average Pooling</w:t>
+      </w:r>
+    </w:p>
+    <w:p>
+      <w:pPr>
+        <w:spacing w:after="120"/>
+      </w:pPr>
+      <w:r>
+        <w:t>avg_pool_core accumulates all 49 pixel values (7×7 spatial) for each of 16 channels. The accumulator width is ACC_W = 27 + 6 = 33 bits (6 extra bits for log2(49)). After 49 clock cycles with acc_en=1, a result_we pulse captures the accumulated sum into a 9-bit output register via the one-sided quantizer. The quantizer effectively implements the 1/49 division through the Q6.8 fixed-point representation: the upper 9 significant bits of the 33-bit accumulator correspond to the averaged value in Q-format.</w:t>
+      </w:r>
+    </w:p>
+    <w:p>
+      <w:pPr>
+        <w:pStyle w:val="Heading3"/>
+      </w:pPr>
+      <w:r>
+        <w:rPr>
+          <w:color w:val="1A5276"/>
+        </w:rPr>
+        <w:t>4.4.3 Fully Connected Layer</w:t>
+      </w:r>
+    </w:p>
+    <w:p>
+      <w:pPr>
+        <w:spacing w:after="120"/>
+      </w:pPr>
+      <w:r>
+        <w:t>fc_core implements the 1024→1000 FC layer with 32-channel parallel processing (G3_FC_PAR_CHAN=32). Each of the 32 fc_filter_unit instances accumulates 32 input channels per step over 32 steps (1024/32=32 total steps). The fc_filter_unit datapath uses DROP_LSB=4 and includes a critical arithmetic right-shift by 2 before the quantizer (a scaling correction to prevent accumulator overflow with 32-step accumulation). The two-sided quantizer (HAS_RELU=0) is used since FC outputs can be negative (class scores are not constrained to be positive).</w:t>
+      </w:r>
+    </w:p>
+    <w:p>
+      <w:pPr>
+        <w:spacing w:after="120"/>
+      </w:pPr>
+      <w:r>
+        <w:t>A running argmax unit updates the current maximum class score and its index as each of the 1000 classes is computed. After all 1000 FC outputs are produced, class_idx[9:0] contains the top-1 prediction.</w:t>
+      </w:r>
+    </w:p>
+    <w:p>
+      <w:pPr>
+        <w:pStyle w:val="Heading3"/>
+      </w:pPr>
+      <w:r>
+        <w:rPr>
+          <w:color w:val="1A5276"/>
+        </w:rPr>
+        <w:t>4.4.4 Group 3 Sequencer (group3_ctrl.v)</w:t>
+      </w:r>
+    </w:p>
+    <w:p>
+      <w:pPr>
+        <w:spacing w:after="120"/>
+      </w:pPr>
+      <w:r>
+        <w:t>group3_ctrl implements a 3-state FSM (IDLE → S_CONV → S_FC) with five internal counters: filter_group (0..63), pixel (0..48), conv_step, fc_step (0..31), and class_idx counter (0..999). A critical implementation detail is that extramem_rd_addr must be explicitly reset to 0 at each filter-group boundary — without this reset, all 64 filter groups after the first would read incorrect addresses from extra_mem.</w:t>
+      </w:r>
+    </w:p>
+    <w:p>
+      <w:pPr>
+        <w:pStyle w:val="Heading2"/>
+      </w:pPr>
+      <w:r>
+        <w:rPr>
+          <w:color w:val="2E86C1"/>
+        </w:rPr>
+        <w:t>4.5 Weight Storage and BN Folding</w:t>
+      </w:r>
+    </w:p>
+    <w:p>
+      <w:pPr>
+        <w:spacing w:after="120"/>
+      </w:pPr>
+      <w:r>
+        <w:t>All layer weights and biases are stored in on-chip memory, organized for maximum throughput matching the parallelism of each layer. The BN folding script (scripts/group2/extract_weights_g2_g3.py) processes the pretrained torchvision ShuffleNet V2 × 1.0 checkpoint through three steps:</w:t>
+      </w:r>
+    </w:p>
+    <w:p>
+      <w:pPr>
+        <w:pStyle w:val="ListBullet"/>
+        <w:spacing w:after="60"/>
+      </w:pPr>
+      <w:r>
+        <w:t>BN absorption: fold γ, β, μ, σ into conv weights using the formula in Section 2.2</w:t>
+      </w:r>
+    </w:p>
+    <w:p>
+      <w:pPr>
+        <w:pStyle w:val="ListBullet"/>
+        <w:spacing w:after="60"/>
+      </w:pPr>
+      <w:r>
+        <w:t>Fixed-point quantization: round to the per-layer bit width, clip to representable range</w:t>
+      </w:r>
+    </w:p>
+    <w:p>
+      <w:pPr>
+        <w:pStyle w:val="ListBullet"/>
+        <w:spacing w:after="60"/>
+      </w:pPr>
+      <w:r>
+        <w:t>Hex file generation: write packed binary representations as $readmemh-compatible .hex files</w:t>
+      </w:r>
+    </w:p>
+    <w:p>
+      <w:pPr>
+        <w:spacing w:after="120"/>
+      </w:pPr>
+      <w:r>
+        <w:t>ROM organization is optimized for the access patterns of each layer:</w:t>
+      </w:r>
+    </w:p>
+    <w:tbl>
+      <w:tblPr>
+        <w:tblStyle w:val="TableGrid"/>
+        <w:tblW w:type="auto" w:w="0"/>
+        <w:tblLook w:firstColumn="1" w:firstRow="1" w:lastColumn="0" w:lastRow="0" w:noHBand="0" w:noVBand="1" w:val="04A0"/>
+      </w:tblPr>
+      <w:tblGrid>
+        <w:gridCol w:w="1824"/>
+        <w:gridCol w:w="1824"/>
+        <w:gridCol w:w="1824"/>
+        <w:gridCol w:w="1824"/>
+        <w:gridCol w:w="1824"/>
+      </w:tblGrid>
+      <w:tr>
+        <w:tc>
+          <w:tcPr>
+            <w:tcW w:type="dxa" w:w="1824"/>
+          </w:tcPr>
+          <w:p>
+            <w:pPr>
+              <w:jc w:val="center"/>
+            </w:pPr>
+            <w:r>
+              <w:rPr>
+                <w:b/>
+              </w:rPr>
+              <w:t>ROM Module</w:t>
+            </w:r>
+          </w:p>
+        </w:tc>
+        <w:tc>
+          <w:tcPr>
+            <w:tcW w:type="dxa" w:w="1824"/>
+          </w:tcPr>
+          <w:p>
+            <w:pPr>
+              <w:jc w:val="center"/>
+            </w:pPr>
+            <w:r>
+              <w:rPr>
+                <w:b/>
+              </w:rPr>
+              <w:t>Type</w:t>
+            </w:r>
+          </w:p>
+        </w:tc>
+        <w:tc>
+          <w:tcPr>
+            <w:tcW w:type="dxa" w:w="1824"/>
+          </w:tcPr>
+          <w:p>
+            <w:pPr>
+              <w:jc w:val="center"/>
+            </w:pPr>
+            <w:r>
+              <w:rPr>
+                <w:b/>
+              </w:rPr>
+              <w:t>Entries</w:t>
+            </w:r>
+          </w:p>
+        </w:tc>
+        <w:tc>
+          <w:tcPr>
+            <w:tcW w:type="dxa" w:w="1824"/>
+          </w:tcPr>
+          <w:p>
+            <w:pPr>
+              <w:jc w:val="center"/>
+            </w:pPr>
+            <w:r>
+              <w:rPr>
+                <w:b/>
+              </w:rPr>
+              <w:t>Entry Width</w:t>
+            </w:r>
+          </w:p>
+        </w:tc>
+        <w:tc>
+          <w:tcPr>
+            <w:tcW w:type="dxa" w:w="1824"/>
+          </w:tcPr>
+          <w:p>
+            <w:pPr>
+              <w:jc w:val="center"/>
+            </w:pPr>
+            <w:r>
+              <w:rPr>
+                <w:b/>
+              </w:rPr>
+              <w:t>Packing</w:t>
+            </w:r>
+          </w:p>
+        </w:tc>
+      </w:tr>
+      <w:tr>
+        <w:tc>
+          <w:tcPr>
+            <w:tcW w:type="dxa" w:w="1824"/>
+          </w:tcPr>
+          <w:p>
+            <w:r>
+              <w:t>g2_dw_weight_rom</w:t>
+            </w:r>
+          </w:p>
+        </w:tc>
+        <w:tc>
+          <w:tcPr>
+            <w:tcW w:type="dxa" w:w="1824"/>
+          </w:tcPr>
+          <w:p>
+            <w:r>
+              <w:t>Distributed</w:t>
+            </w:r>
+          </w:p>
+        </w:tc>
+        <w:tc>
+          <w:tcPr>
+            <w:tcW w:type="dxa" w:w="1824"/>
+          </w:tcPr>
+          <w:p>
+            <w:r>
+              <w:t>16</w:t>
+            </w:r>
+          </w:p>
+        </w:tc>
+        <w:tc>
+          <w:tcPr>
+            <w:tcW w:type="dxa" w:w="1824"/>
+          </w:tcPr>
+          <w:p>
+            <w:r>
+              <w:t>7,830 bits</w:t>
+            </w:r>
+          </w:p>
+        </w:tc>
+        <w:tc>
+          <w:tcPr>
+            <w:tcW w:type="dxa" w:w="1824"/>
+          </w:tcPr>
+          <w:p>
+            <w:r>
+              <w:t>All 58 DW weights per loop group</w:t>
+            </w:r>
+          </w:p>
+        </w:tc>
+      </w:tr>
+      <w:tr>
+        <w:tc>
+          <w:tcPr>
+            <w:tcW w:type="dxa" w:w="1824"/>
+          </w:tcPr>
+          <w:p>
+            <w:r>
+              <w:t>g2_dw_bias_rom</w:t>
+            </w:r>
+          </w:p>
+        </w:tc>
+        <w:tc>
+          <w:tcPr>
+            <w:tcW w:type="dxa" w:w="1824"/>
+          </w:tcPr>
+          <w:p>
+            <w:r>
+              <w:t>Distributed</w:t>
+            </w:r>
+          </w:p>
+        </w:tc>
+        <w:tc>
+          <w:tcPr>
+            <w:tcW w:type="dxa" w:w="1824"/>
+          </w:tcPr>
+          <w:p>
+            <w:r>
+              <w:t>16</w:t>
+            </w:r>
+          </w:p>
+        </w:tc>
+        <w:tc>
+          <w:tcPr>
+            <w:tcW w:type="dxa" w:w="1824"/>
+          </w:tcPr>
+          <w:p>
+            <w:r>
+              <w:t>870 bits</w:t>
+            </w:r>
+          </w:p>
+        </w:tc>
+        <w:tc>
+          <w:tcPr>
+            <w:tcW w:type="dxa" w:w="1824"/>
+          </w:tcPr>
+          <w:p>
+            <w:r>
+              <w:t>All 58 DW biases per loop group</w:t>
+            </w:r>
+          </w:p>
+        </w:tc>
+      </w:tr>
+      <w:tr>
+        <w:tc>
+          <w:tcPr>
+            <w:tcW w:type="dxa" w:w="1824"/>
+          </w:tcPr>
+          <w:p>
+            <w:r>
+              <w:t>g2_pw_weight_rom</w:t>
+            </w:r>
+          </w:p>
+        </w:tc>
+        <w:tc>
+          <w:tcPr>
+            <w:tcW w:type="dxa" w:w="1824"/>
+          </w:tcPr>
+          <w:p>
+            <w:r>
+              <w:t>Block RAM</w:t>
+            </w:r>
+          </w:p>
+        </w:tc>
+        <w:tc>
+          <w:tcPr>
+            <w:tcW w:type="dxa" w:w="1824"/>
+          </w:tcPr>
+          <w:p>
+            <w:r>
+              <w:t>320</w:t>
+            </w:r>
+          </w:p>
+        </w:tc>
+        <w:tc>
+          <w:tcPr>
+            <w:tcW w:type="dxa" w:w="1824"/>
+          </w:tcPr>
+          <w:p>
+            <w:r>
+              <w:t>7,656 bits</w:t>
+            </w:r>
+          </w:p>
+        </w:tc>
+        <w:tc>
+          <w:tcPr>
+            <w:tcW w:type="dxa" w:w="1824"/>
+          </w:tcPr>
+          <w:p>
+            <w:r>
+              <w:t>58 × 12 weights per step</w:t>
+            </w:r>
+          </w:p>
+        </w:tc>
+      </w:tr>
+      <w:tr>
+        <w:tc>
+          <w:tcPr>
+            <w:tcW w:type="dxa" w:w="1824"/>
+          </w:tcPr>
+          <w:p>
+            <w:r>
+              <w:t>g2_pw_bias_rom</w:t>
+            </w:r>
+          </w:p>
+        </w:tc>
+        <w:tc>
+          <w:tcPr>
+            <w:tcW w:type="dxa" w:w="1824"/>
+          </w:tcPr>
+          <w:p>
+            <w:r>
+              <w:t>Distributed</w:t>
+            </w:r>
+          </w:p>
+        </w:tc>
+        <w:tc>
+          <w:tcPr>
+            <w:tcW w:type="dxa" w:w="1824"/>
+          </w:tcPr>
+          <w:p>
+            <w:r>
+              <w:t>16</w:t>
+            </w:r>
+          </w:p>
+        </w:tc>
+        <w:tc>
+          <w:tcPr>
+            <w:tcW w:type="dxa" w:w="1824"/>
+          </w:tcPr>
+          <w:p>
+            <w:r>
+              <w:t>754 bits</w:t>
+            </w:r>
+          </w:p>
+        </w:tc>
+        <w:tc>
+          <w:tcPr>
+            <w:tcW w:type="dxa" w:w="1824"/>
+          </w:tcPr>
+          <w:p>
+            <w:r>
+              <w:t>All 58 PW biases per loop group</w:t>
+            </w:r>
+          </w:p>
+        </w:tc>
+      </w:tr>
+      <w:tr>
+        <w:tc>
+          <w:tcPr>
+            <w:tcW w:type="dxa" w:w="1824"/>
+          </w:tcPr>
+          <w:p>
+            <w:r>
+              <w:t>g3_pw_weight_rom</w:t>
+            </w:r>
+          </w:p>
+        </w:tc>
+        <w:tc>
+          <w:tcPr>
+            <w:tcW w:type="dxa" w:w="1824"/>
+          </w:tcPr>
+          <w:p>
+            <w:r>
+              <w:t>Block RAM</w:t>
+            </w:r>
+          </w:p>
+        </w:tc>
+        <w:tc>
+          <w:tcPr>
+            <w:tcW w:type="dxa" w:w="1824"/>
+          </w:tcPr>
+          <w:p>
+            <w:r>
+              <w:t>1,024</w:t>
+            </w:r>
+          </w:p>
+        </w:tc>
+        <w:tc>
+          <w:tcPr>
+            <w:tcW w:type="dxa" w:w="1824"/>
+          </w:tcPr>
+          <w:p>
+            <w:r>
+              <w:t>4,176 bits</w:t>
+            </w:r>
+          </w:p>
+        </w:tc>
+        <w:tc>
+          <w:tcPr>
+            <w:tcW w:type="dxa" w:w="1824"/>
+          </w:tcPr>
+          <w:p>
+            <w:r>
+              <w:t>16 × 29 weights per step</w:t>
+            </w:r>
+          </w:p>
+        </w:tc>
+      </w:tr>
+      <w:tr>
+        <w:tc>
+          <w:tcPr>
+            <w:tcW w:type="dxa" w:w="1824"/>
+          </w:tcPr>
+          <w:p>
+            <w:r>
+              <w:t>g3_pw_bias_rom</w:t>
+            </w:r>
+          </w:p>
+        </w:tc>
+        <w:tc>
+          <w:tcPr>
+            <w:tcW w:type="dxa" w:w="1824"/>
+          </w:tcPr>
+          <w:p>
+            <w:r>
+              <w:t>Distributed</w:t>
+            </w:r>
+          </w:p>
+        </w:tc>
+        <w:tc>
+          <w:tcPr>
+            <w:tcW w:type="dxa" w:w="1824"/>
+          </w:tcPr>
+          <w:p>
+            <w:r>
+              <w:t>64</w:t>
+            </w:r>
+          </w:p>
+        </w:tc>
+        <w:tc>
+          <w:tcPr>
+            <w:tcW w:type="dxa" w:w="1824"/>
+          </w:tcPr>
+          <w:p>
+            <w:r>
+              <w:t>240 bits</w:t>
+            </w:r>
+          </w:p>
+        </w:tc>
+        <w:tc>
+          <w:tcPr>
+            <w:tcW w:type="dxa" w:w="1824"/>
+          </w:tcPr>
+          <w:p>
+            <w:r>
+              <w:t>All 16 PW biases per filter group</w:t>
+            </w:r>
+          </w:p>
+        </w:tc>
+      </w:tr>
+      <w:tr>
+        <w:tc>
+          <w:tcPr>
+            <w:tcW w:type="dxa" w:w="1824"/>
+          </w:tcPr>
+          <w:p>
+            <w:r>
+              <w:t>g3_fc_weight_rom</w:t>
+            </w:r>
+          </w:p>
+        </w:tc>
+        <w:tc>
+          <w:tcPr>
+            <w:tcW w:type="dxa" w:w="1824"/>
+          </w:tcPr>
+          <w:p>
+            <w:r>
+              <w:t>Block RAM</w:t>
+            </w:r>
+          </w:p>
+        </w:tc>
+        <w:tc>
+          <w:tcPr>
+            <w:tcW w:type="dxa" w:w="1824"/>
+          </w:tcPr>
+          <w:p>
+            <w:r>
+              <w:t>32,000</w:t>
+            </w:r>
+          </w:p>
+        </w:tc>
+        <w:tc>
+          <w:tcPr>
+            <w:tcW w:type="dxa" w:w="1824"/>
+          </w:tcPr>
+          <w:p>
+            <w:r>
+              <w:t>288 bits</w:t>
+            </w:r>
+          </w:p>
+        </w:tc>
+        <w:tc>
+          <w:tcPr>
+            <w:tcW w:type="dxa" w:w="1824"/>
+          </w:tcPr>
+          <w:p>
+            <w:r>
+              <w:t>32 FC weights per class/step</w:t>
+            </w:r>
+          </w:p>
+        </w:tc>
+      </w:tr>
+      <w:tr>
+        <w:tc>
+          <w:tcPr>
+            <w:tcW w:type="dxa" w:w="1824"/>
+          </w:tcPr>
+          <w:p>
+            <w:r>
+              <w:t>g3_fc_bias_rom</w:t>
+            </w:r>
+          </w:p>
+        </w:tc>
+        <w:tc>
+          <w:tcPr>
+            <w:tcW w:type="dxa" w:w="1824"/>
+          </w:tcPr>
+          <w:p>
+            <w:r>
+              <w:t>Distributed</w:t>
+            </w:r>
+          </w:p>
+        </w:tc>
+        <w:tc>
+          <w:tcPr>
+            <w:tcW w:type="dxa" w:w="1824"/>
+          </w:tcPr>
+          <w:p>
+            <w:r>
+              <w:t>1,000</w:t>
+            </w:r>
+          </w:p>
+        </w:tc>
+        <w:tc>
+          <w:tcPr>
+            <w:tcW w:type="dxa" w:w="1824"/>
+          </w:tcPr>
+          <w:p>
+            <w:r>
+              <w:t>11 bits</w:t>
+            </w:r>
+          </w:p>
+        </w:tc>
+        <w:tc>
+          <w:tcPr>
+            <w:tcW w:type="dxa" w:w="1824"/>
+          </w:tcPr>
+          <w:p>
+            <w:r>
+              <w:t>1 FC bias per output class</w:t>
+            </w:r>
+          </w:p>
+        </w:tc>
+      </w:tr>
+    </w:tbl>
+    <w:p/>
+    <w:p>
+      <w:pPr>
+        <w:spacing w:after="120"/>
+      </w:pPr>
+      <w:r>
+        <w:t>The g2_pw_weight_rom uses Block RAM (rather than distributed RAM) to avoid excessive LUT usage — the 320-entry × 7,656-bit ROM would require approximately 38,000 LUTs as distributed RAM. The BRAM implementation uses registered reads with 1-cycle latency, compensated by conv1x1_ctrl outputting step_cnt+1 on the step_out bus to pre-fetch the next step's weights.</w:t>
+      </w:r>
+    </w:p>
+    <w:p>
+      <w:pPr>
+        <w:pStyle w:val="Heading2"/>
+      </w:pPr>
+      <w:r>
+        <w:rPr>
+          <w:color w:val="2E86C1"/>
+        </w:rPr>
+        <w:t>4.6 Split Synthesis Flow</w:t>
+      </w:r>
+    </w:p>
+    <w:p>
+      <w:pPr>
+        <w:spacing w:after="120"/>
+      </w:pPr>
+      <w:r>
+        <w:t>Monolithic synthesis of the complete design requires approximately 34 GB of RAM for Vivado's out-of-context (OOC) synthesis of the shufflenet_board_top module, exceeding the 16 GB available on the development workstation. A custom split synthesis methodology was developed to overcome this:</w:t>
+      </w:r>
+    </w:p>
+    <w:p>
+      <w:pPr>
+        <w:spacing w:after="120"/>
+      </w:pPr>
+      <w:r>
+        <w:t>Step 1 — Project Creation (build_project.tcl): The Vivado block design is created with black-box stub modules for Group 1, Group 2, and Group 3. Each stub declares the correct port interface with the (* black_box *) Verilog attribute, which prevents Vivado from attempting to synthesize the stub's empty body while preserving the module boundary in the project netlist. The OOC synthesis for the board top module is configured with flatten_hierarchy=none to ensure that these empty black-box boundaries survive the synthesis optimization passes (with flatten_hierarchy=rebuilt, empty modules have no primitives to rebuild and are silently removed from the netlist).</w:t>
+      </w:r>
+    </w:p>
+    <w:p>
+      <w:pPr>
+        <w:spacing w:after="120"/>
+      </w:pPr>
+      <w:r>
+        <w:t>Steps 2–4 — OOC Group Synthesis (part0/1/2_synth_*_ooc.tcl): Each group is synthesized independently in Vivado non-project batch mode using synth_design -mode out_of_context -flatten_hierarchy rebuilt. The synthesis runs in a dedicated working directory, where the relevant hex weight files are pre-copied so that $readmemh can locate them using basename-only paths. The output is a design checkpoint (.dcp) file for each group.</w:t>
+      </w:r>
+    </w:p>
+    <w:p>
+      <w:pPr>
+        <w:spacing w:after="120"/>
+      </w:pPr>
+      <w:r>
+        <w:t>Step 5 — Integration and Implementation (part3_synth_and_impl.tcl): The Vivado project is opened, synth_1 is run (synthesizing only the lightweight board wrapper and controller logic). After synthesis, the black-box cells are identified dynamically using get_cells -hierarchical -filter {REF_NAME =~ *groupN_top*} and filled with the pre-built OOC DCPs using read_checkpoint -cell. Implementation then proceeds with the fully merged design.</w:t>
+      </w:r>
+    </w:p>
+    <w:p>
+      <w:pPr>
+        <w:spacing w:before="120" w:after="120"/>
+        <w:ind w:left="576" w:right="576"/>
+      </w:pPr>
+      <w:r>
+        <w:rPr>
+          <w:i/>
+          <w:color w:val="7D6108"/>
+        </w:rPr>
+        <w:t>📌  The cell reference names are prefixed by Vivado during OOC synthesis (e.g., group1_top → system_shufflenet_board_top_0_0_group1_top). The wildcard filter REF_NAME =~ *group1_top* reliably matches the renamed reference regardless of prefix.</w:t>
+      </w:r>
+    </w:p>
+    <w:p>
+      <w:r>
+        <w:br w:type="page"/>
+      </w:r>
+    </w:p>
+    <w:p>
+      <w:pPr>
+        <w:pStyle w:val="Heading1"/>
+      </w:pPr>
+      <w:r>
+        <w:rPr>
+          <w:color w:val="1A5276"/>
+        </w:rPr>
+        <w:t>5. Verification</w:t>
+      </w:r>
+    </w:p>
+    <w:p>
+      <w:pPr>
+        <w:pStyle w:val="Heading2"/>
+      </w:pPr>
+      <w:r>
+        <w:rPr>
+          <w:color w:val="2E86C1"/>
+        </w:rPr>
+        <w:t>5.1 Unit-Level Testbench Methodology</w:t>
+      </w:r>
+    </w:p>
+    <w:p>
+      <w:pPr>
+        <w:spacing w:after="120"/>
+      </w:pPr>
+      <w:r>
+        <w:t>Every synthesizable RTL module has a dedicated self-contained, self-checking Verilog testbench. "Self-contained" means no external hex vector files are required — all test inputs and expected outputs are computed inline within the testbench Verilog using a golden model function. This design choice ensures testbenches are portable, easy to run, and cannot fail due to missing files.</w:t>
+      </w:r>
+    </w:p>
+    <w:p>
+      <w:pPr>
+        <w:spacing w:after="120"/>
+      </w:pPr>
+      <w:r>
+        <w:t>Each testbench follows a consistent structure:</w:t>
+      </w:r>
+    </w:p>
+    <w:p>
+      <w:pPr>
+        <w:pStyle w:val="ListBullet"/>
+        <w:spacing w:after="60"/>
+      </w:pPr>
+      <w:r>
+        <w:t>A golden model function implemented in Verilog that replicates the bit-true arithmetic of the DUT: signed multiplication, LSB dropping, carry-save addition, saturating quantization — all using the same parameterization as the RTL module under test.</w:t>
+      </w:r>
+    </w:p>
+    <w:p>
+      <w:pPr>
+        <w:pStyle w:val="ListBullet"/>
+        <w:spacing w:after="60"/>
+      </w:pPr>
+      <w:r>
+        <w:t>A run_test task that applies stimulus at negedge clock edges (to avoid setup/hold races), waits for the pipeline to produce valid output, then compares the DUT output to the golden model expected value.</w:t>
+      </w:r>
+    </w:p>
+    <w:p>
+      <w:pPr>
+        <w:pStyle w:val="ListBullet"/>
+        <w:spacing w:after="60"/>
+      </w:pPr>
+      <w:r>
+        <w:t>A pass_cnt/fail_cnt counter pair and a final RESULT line that confirms all test cases passed.</w:t>
+      </w:r>
+    </w:p>
+    <w:p>
+      <w:pPr>
+        <w:spacing w:after="120"/>
+      </w:pPr>
+      <w:r>
+        <w:t>Key implementation details discovered during testbench development that are important for future debugging:</w:t>
+      </w:r>
+    </w:p>
+    <w:p>
+      <w:pPr>
+        <w:pStyle w:val="ListBullet"/>
+        <w:spacing w:after="60"/>
+      </w:pPr>
+      <w:r>
+        <w:t>conv1x1_filter_unit (Group 2 PW accumulator): The accumulator register is gated by the en signal. When en=0 during the wait cycle, the accumulator holds its value — the effective accumulation count is exactly nacc.</w:t>
+      </w:r>
+    </w:p>
+    <w:p>
+      <w:pPr>
+        <w:pStyle w:val="ListBullet"/>
+        <w:spacing w:after="60"/>
+      </w:pPr>
+      <w:r>
+        <w:t>fc_filter_unit (Group 3 FC accumulator): The accumulator is NOT gated by en. Even with en=0, the held MAC output continues to be added to the accumulator each clock cycle. The effective accumulation count is nacc+1. Additionally, an arithmetic right-shift by 2 (&gt;&gt;2) is applied inside fc_filter_unit before the quantizer.</w:t>
+      </w:r>
+    </w:p>
+    <w:p>
+      <w:pPr>
+        <w:pStyle w:val="ListBullet"/>
+        <w:spacing w:after="60"/>
+      </w:pPr>
+      <w:r>
+        <w:t>avg_pool_core: The quantizer saturates at the signed half-range threshold 2^(DW−1)=256 (for OUT_W=9), not at the unsigned maximum 2^DW=512. Test values must keep N_PIX × pix_val &lt; 256 for non-saturating tests.</w:t>
+      </w:r>
+    </w:p>
+    <w:p>
+      <w:pPr>
+        <w:pStyle w:val="ListBullet"/>
+        <w:spacing w:after="60"/>
+      </w:pPr>
+      <w:r>
+        <w:t>maxpool_core: The pipeline register for bank selection (mem_select_r) adds 1 extra cycle of latency beyond the BRAM read latency, requiring 2 posedges after applying new inputs before the output is valid.</w:t>
+      </w:r>
+    </w:p>
+    <w:tbl>
+      <w:tblPr>
+        <w:tblStyle w:val="TableGrid"/>
+        <w:tblW w:type="auto" w:w="0"/>
+        <w:tblLook w:firstColumn="1" w:firstRow="1" w:lastColumn="0" w:lastRow="0" w:noHBand="0" w:noVBand="1" w:val="04A0"/>
+      </w:tblPr>
+      <w:tblGrid>
+        <w:gridCol w:w="2280"/>
+        <w:gridCol w:w="2280"/>
+        <w:gridCol w:w="2280"/>
+        <w:gridCol w:w="2280"/>
+      </w:tblGrid>
+      <w:tr>
+        <w:tc>
+          <w:tcPr>
+            <w:tcW w:type="dxa" w:w="2280"/>
+          </w:tcPr>
+          <w:p>
+            <w:pPr>
+              <w:jc w:val="center"/>
+            </w:pPr>
+            <w:r>
+              <w:rPr>
+                <w:b/>
+              </w:rPr>
+              <w:t>Group</w:t>
+            </w:r>
+          </w:p>
+        </w:tc>
+        <w:tc>
+          <w:tcPr>
+            <w:tcW w:type="dxa" w:w="2280"/>
+          </w:tcPr>
+          <w:p>
+            <w:pPr>
+              <w:jc w:val="center"/>
+            </w:pPr>
+            <w:r>
+              <w:rPr>
+                <w:b/>
+              </w:rPr>
+              <w:t>Modules</w:t>
+            </w:r>
+          </w:p>
+        </w:tc>
+        <w:tc>
+          <w:tcPr>
+            <w:tcW w:type="dxa" w:w="2280"/>
+          </w:tcPr>
+          <w:p>
+            <w:pPr>
+              <w:jc w:val="center"/>
+            </w:pPr>
+            <w:r>
+              <w:rPr>
+                <w:b/>
+              </w:rPr>
+              <w:t>TBs Written</w:t>
+            </w:r>
+          </w:p>
+        </w:tc>
+        <w:tc>
+          <w:tcPr>
+            <w:tcW w:type="dxa" w:w="2280"/>
+          </w:tcPr>
+          <w:p>
+            <w:pPr>
+              <w:jc w:val="center"/>
+            </w:pPr>
+            <w:r>
+              <w:rPr>
+                <w:b/>
+              </w:rPr>
+              <w:t>TBs Passing</w:t>
+            </w:r>
+          </w:p>
+        </w:tc>
+      </w:tr>
+      <w:tr>
+        <w:tc>
+          <w:tcPr>
+            <w:tcW w:type="dxa" w:w="2280"/>
+          </w:tcPr>
+          <w:p>
+            <w:r>
+              <w:t>Common</w:t>
+            </w:r>
+          </w:p>
+        </w:tc>
+        <w:tc>
+          <w:tcPr>
+            <w:tcW w:type="dxa" w:w="2280"/>
+          </w:tcPr>
+          <w:p>
+            <w:r>
+              <w:t>9</w:t>
+            </w:r>
+          </w:p>
+        </w:tc>
+        <w:tc>
+          <w:tcPr>
+            <w:tcW w:type="dxa" w:w="2280"/>
+          </w:tcPr>
+          <w:p>
+            <w:r>
+              <w:t>9</w:t>
+            </w:r>
+          </w:p>
+        </w:tc>
+        <w:tc>
+          <w:tcPr>
+            <w:tcW w:type="dxa" w:w="2280"/>
+          </w:tcPr>
+          <w:p>
+            <w:r>
+              <w:t>9 ✓</w:t>
+            </w:r>
+          </w:p>
+        </w:tc>
+      </w:tr>
+      <w:tr>
+        <w:tc>
+          <w:tcPr>
+            <w:tcW w:type="dxa" w:w="2280"/>
+          </w:tcPr>
+          <w:p>
+            <w:r>
+              <w:t>Group 1</w:t>
+            </w:r>
+          </w:p>
+        </w:tc>
+        <w:tc>
+          <w:tcPr>
+            <w:tcW w:type="dxa" w:w="2280"/>
+          </w:tcPr>
+          <w:p>
+            <w:r>
+              <w:t>10</w:t>
+            </w:r>
+          </w:p>
+        </w:tc>
+        <w:tc>
+          <w:tcPr>
+            <w:tcW w:type="dxa" w:w="2280"/>
+          </w:tcPr>
+          <w:p>
+            <w:r>
+              <w:t>10</w:t>
+            </w:r>
+          </w:p>
+        </w:tc>
+        <w:tc>
+          <w:tcPr>
+            <w:tcW w:type="dxa" w:w="2280"/>
+          </w:tcPr>
+          <w:p>
+            <w:r>
+              <w:t>10 ✓</w:t>
+            </w:r>
+          </w:p>
+        </w:tc>
+      </w:tr>
+      <w:tr>
+        <w:tc>
+          <w:tcPr>
+            <w:tcW w:type="dxa" w:w="2280"/>
+          </w:tcPr>
+          <w:p>
+            <w:r>
+              <w:t>Group 2</w:t>
+            </w:r>
+          </w:p>
+        </w:tc>
+        <w:tc>
+          <w:tcPr>
+            <w:tcW w:type="dxa" w:w="2280"/>
+          </w:tcPr>
+          <w:p>
+            <w:r>
+              <w:t>14</w:t>
+            </w:r>
+          </w:p>
+        </w:tc>
+        <w:tc>
+          <w:tcPr>
+            <w:tcW w:type="dxa" w:w="2280"/>
+          </w:tcPr>
+          <w:p>
+            <w:r>
+              <w:t>14</w:t>
+            </w:r>
+          </w:p>
+        </w:tc>
+        <w:tc>
+          <w:tcPr>
+            <w:tcW w:type="dxa" w:w="2280"/>
+          </w:tcPr>
+          <w:p>
+            <w:r>
+              <w:t>14 ✓</w:t>
+            </w:r>
+          </w:p>
+        </w:tc>
+      </w:tr>
+      <w:tr>
+        <w:tc>
+          <w:tcPr>
+            <w:tcW w:type="dxa" w:w="2280"/>
+          </w:tcPr>
+          <w:p>
+            <w:r>
+              <w:t>Group 3</w:t>
+            </w:r>
+          </w:p>
+        </w:tc>
+        <w:tc>
+          <w:tcPr>
+            <w:tcW w:type="dxa" w:w="2280"/>
+          </w:tcPr>
+          <w:p>
+            <w:r>
+              <w:t>11</w:t>
+            </w:r>
+          </w:p>
+        </w:tc>
+        <w:tc>
+          <w:tcPr>
+            <w:tcW w:type="dxa" w:w="2280"/>
+          </w:tcPr>
+          <w:p>
+            <w:r>
+              <w:t>11</w:t>
+            </w:r>
+          </w:p>
+        </w:tc>
+        <w:tc>
+          <w:tcPr>
+            <w:tcW w:type="dxa" w:w="2280"/>
+          </w:tcPr>
+          <w:p>
+            <w:r>
+              <w:t>11 ✓</w:t>
+            </w:r>
+          </w:p>
+        </w:tc>
+      </w:tr>
+      <w:tr>
+        <w:tc>
+          <w:tcPr>
+            <w:tcW w:type="dxa" w:w="2280"/>
+          </w:tcPr>
+          <w:p>
+            <w:r>
+              <w:t>Memories + AXI</w:t>
+            </w:r>
+          </w:p>
+        </w:tc>
+        <w:tc>
+          <w:tcPr>
+            <w:tcW w:type="dxa" w:w="2280"/>
+          </w:tcPr>
+          <w:p>
+            <w:r>
+              <w:t>2</w:t>
+            </w:r>
+          </w:p>
+        </w:tc>
+        <w:tc>
+          <w:tcPr>
+            <w:tcW w:type="dxa" w:w="2280"/>
+          </w:tcPr>
+          <w:p>
+            <w:r>
+              <w:t>2</w:t>
+            </w:r>
+          </w:p>
+        </w:tc>
+        <w:tc>
+          <w:tcPr>
+            <w:tcW w:type="dxa" w:w="2280"/>
+          </w:tcPr>
+          <w:p>
+            <w:r>
+              <w:t>2 ✓</w:t>
+            </w:r>
+          </w:p>
+        </w:tc>
+      </w:tr>
+      <w:tr>
+        <w:tc>
+          <w:tcPr>
+            <w:tcW w:type="dxa" w:w="2280"/>
+          </w:tcPr>
+          <w:p>
+            <w:r>
+              <w:t>Top level</w:t>
+            </w:r>
+          </w:p>
+        </w:tc>
+        <w:tc>
+          <w:tcPr>
+            <w:tcW w:type="dxa" w:w="2280"/>
+          </w:tcPr>
+          <w:p>
+            <w:r>
+              <w:t>2</w:t>
+            </w:r>
+          </w:p>
+        </w:tc>
+        <w:tc>
+          <w:tcPr>
+            <w:tcW w:type="dxa" w:w="2280"/>
+          </w:tcPr>
+          <w:p>
+            <w:r>
+              <w:t>2</w:t>
+            </w:r>
+          </w:p>
+        </w:tc>
+        <w:tc>
+          <w:tcPr>
+            <w:tcW w:type="dxa" w:w="2280"/>
+          </w:tcPr>
+          <w:p>
+            <w:r>
+              <w:t>2 ✓</w:t>
+            </w:r>
+          </w:p>
+        </w:tc>
+      </w:tr>
+      <w:tr>
+        <w:tc>
+          <w:tcPr>
+            <w:tcW w:type="dxa" w:w="2280"/>
+          </w:tcPr>
+          <w:p>
+            <w:r>
+              <w:t>**Total**</w:t>
+            </w:r>
+          </w:p>
+        </w:tc>
+        <w:tc>
+          <w:tcPr>
+            <w:tcW w:type="dxa" w:w="2280"/>
+          </w:tcPr>
+          <w:p>
+            <w:r>
+              <w:t>**48**</w:t>
+            </w:r>
+          </w:p>
+        </w:tc>
+        <w:tc>
+          <w:tcPr>
+            <w:tcW w:type="dxa" w:w="2280"/>
+          </w:tcPr>
+          <w:p>
+            <w:r>
+              <w:t>**48**</w:t>
+            </w:r>
+          </w:p>
+        </w:tc>
+        <w:tc>
+          <w:tcPr>
+            <w:tcW w:type="dxa" w:w="2280"/>
+          </w:tcPr>
+          <w:p>
+            <w:r>
+              <w:t>**48 ✓ (100%)**</w:t>
+            </w:r>
+          </w:p>
+        </w:tc>
+      </w:tr>
+    </w:tbl>
+    <w:p/>
+    <w:p>
+      <w:pPr>
+        <w:pStyle w:val="Heading2"/>
+      </w:pPr>
+      <w:r>
+        <w:rPr>
+          <w:color w:val="2E86C1"/>
+        </w:rPr>
+        <w:t>5.2 Software Model Verification</w:t>
+      </w:r>
+    </w:p>
+    <w:p>
+      <w:pPr>
+        <w:spacing w:after="120"/>
+      </w:pPr>
+      <w:r>
+        <w:t>The bit-accurate Q6.8 Python model (scripts/shufflenet_q68.py) implements the complete ShuffleNet V2 forward pass using Python integer arithmetic that mirrors every RTL operation: signed fixed-point multiplication with LSB truncation (using Python's integer right-shift), carry-save addition emulated through integer summation, saturating clipping, and BN-folded weight application. The model is loaded with pretrained weights from torchvision and quantized to Q6.8 using the folding script.</w:t>
+      </w:r>
+    </w:p>
+    <w:p>
+      <w:pPr>
+        <w:spacing w:after="120"/>
+      </w:pPr>
+      <w:r>
+        <w:t>Verification results:</w:t>
+      </w:r>
+    </w:p>
+    <w:p>
+      <w:pPr>
+        <w:pStyle w:val="ListBullet"/>
+        <w:spacing w:after="60"/>
+      </w:pPr>
+      <w:r>
+        <w:t>BN folding maximum coefficient error: 7.63×10⁻⁶ (well below 1 LSB = 1/256 ≈ 3.9×10⁻³ in Q6.8)</w:t>
+      </w:r>
+    </w:p>
+    <w:p>
+      <w:pPr>
+        <w:pStyle w:val="ListBullet"/>
+        <w:spacing w:after="60"/>
+      </w:pPr>
+      <w:r>
+        <w:t>Top-1 accuracy on 100 ImageNet validation images: ~71%</w:t>
+      </w:r>
+    </w:p>
+    <w:p>
+      <w:pPr>
+        <w:pStyle w:val="ListBullet"/>
+        <w:spacing w:after="60"/>
+      </w:pPr>
+      <w:r>
+        <w:t>Comparison with the floating-point torchvision baseline (~69.4% Top-1) shows the Q6.8 quantization introduces negligible accuracy loss for this network</w:t>
+      </w:r>
+    </w:p>
+    <w:p>
+      <w:pPr>
+        <w:spacing w:before="120" w:after="120"/>
+        <w:ind w:left="576" w:right="576"/>
+      </w:pPr>
+      <w:r>
+        <w:rPr>
+          <w:i/>
+          <w:color w:val="7D6108"/>
+        </w:rPr>
+        <w:t>📌  A dummy 224×224×3 input image was used to verify end-to-end signal flow through the Python model, producing class index 499 consistently — confirming correct weight loading and forward pass execution.</w:t>
+      </w:r>
+    </w:p>
+    <w:p>
+      <w:r>
+        <w:br w:type="page"/>
+      </w:r>
+    </w:p>
+    <w:p>
+      <w:pPr>
+        <w:pStyle w:val="Heading1"/>
+      </w:pPr>
+      <w:r>
+        <w:rPr>
+          <w:color w:val="1A5276"/>
+        </w:rPr>
+        <w:t>6. HLS Reference Models</w:t>
+      </w:r>
+    </w:p>
+    <w:p>
+      <w:pPr>
+        <w:spacing w:after="120"/>
+      </w:pPr>
+      <w:r>
+        <w:t>Four Vitis HLS C++ models implement the identical ShuffleNet V2 × 1.0 network targeting xczu19eg-ffvc1760-1-i. Each model builds on the previous, adding optimization directives that progressively trade implementation complexity for improved performance. The models share the same C++ testbench (hls/tb/tb_shufflenet.cpp) that exercises C-simulation and verifies functional correctness before synthesis.</w:t>
+      </w:r>
+    </w:p>
+    <w:p>
+      <w:pPr>
+        <w:pStyle w:val="Heading2"/>
+      </w:pPr>
+      <w:r>
+        <w:rPr>
+          <w:color w:val="2E86C1"/>
+        </w:rPr>
+        <w:t>6.1 Model 1 — Baseline (Sequential)</w:t>
+      </w:r>
+    </w:p>
+    <w:p>
+      <w:pPr>
+        <w:spacing w:after="120"/>
+      </w:pPr>
+      <w:r>
+        <w:t>The baseline model (shufflenet_hls.cpp, solution "solution_baseline") implements a direct C++ translation of the ShuffleNet V2 forward pass with no HLS optimization pragmas. Loops execute one iteration per clock cycle with no pipelining or parallelism. This model establishes the reference latency — expected to be in the hundreds of millions of clock cycles for a full 224×224×3 image — and the minimum resource utilization baseline. Resource usage is expected to be dominated by BRAM for weight storage, with minimal DSP usage.</w:t>
+      </w:r>
+    </w:p>
+    <w:p>
+      <w:pPr>
+        <w:pStyle w:val="Heading2"/>
+      </w:pPr>
+      <w:r>
+        <w:rPr>
+          <w:color w:val="2E86C1"/>
+        </w:rPr>
+        <w:t>6.2 Model 2 — Pipelined</w:t>
+      </w:r>
+    </w:p>
+    <w:p>
+      <w:pPr>
+        <w:spacing w:after="120"/>
+      </w:pPr>
+      <w:r>
+        <w:t>Model 2 adds #pragma HLS PIPELINE directives to the inner loops of each layer function, instructing Vitis HLS to schedule multiple loop iterations in a pipelined fashion. The target initiation interval (II) is 1 cycle per spatial position within each pipelined loop. Vitis HLS inserts pipeline registers between successive stages, increasing DSP and register usage but dramatically reducing per-frame latency.</w:t>
+      </w:r>
+    </w:p>
+    <w:p>
+      <w:pPr>
+        <w:spacing w:after="120"/>
+      </w:pPr>
+      <w:r>
+        <w:t>Running Model 2: vitis_hls -f hls/scripts/create_hls_project.tcl</w:t>
+      </w:r>
+    </w:p>
+    <w:p>
+      <w:pPr>
+        <w:pStyle w:val="Heading2"/>
+      </w:pPr>
+      <w:r>
+        <w:rPr>
+          <w:color w:val="2E86C1"/>
+        </w:rPr>
+        <w:t>6.3 Model 3 — Parallelism</w:t>
+      </w:r>
+    </w:p>
+    <w:p>
+      <w:pPr>
+        <w:spacing w:after="120"/>
+      </w:pPr>
+      <w:r>
+        <w:t>Model 3 adds full loop unrolling (#pragma HLS UNROLL) within the pipelined outer loops to expose maximum data-level parallelism. The 1×1 convolution functions are specialized per channel count (conv1x1_f58, conv1x1_f116, conv1x1_f232). Array partitioning (#pragma HLS ARRAY_PARTITION cyclic) enables parallel access to weight arrays matching the unroll factor.</w:t>
+      </w:r>
+    </w:p>
+    <w:p>
+      <w:pPr>
+        <w:spacing w:after="120"/>
+      </w:pPr>
+      <w:r>
+        <w:t>Challenge encountered: The inner accumulation loops of conv1x1_f116 (116 input channels, fully unrolled) require the Vitis HLS scheduler to handle 116 × 116 = 13,456 simultaneous operations. On a 16 GB workstation, the HLS scheduler consumed all available memory (8000+ CPU-seconds) before completing. The same issue occurs for conv1x1_f232 (53,824 parallel paths).</w:t>
+      </w:r>
+    </w:p>
+    <w:p>
+      <w:pPr>
+        <w:spacing w:after="120"/>
+      </w:pPr>
+      <w:r>
+        <w:t>Resolution: The UNROLL factor was reduced from full to factor=16 (116-ch) and factor=32 (232-ch). This reduces the scheduler's parallel path count to 116/16 × 116 = 8 × 116 = 928 and 232/32 × 232 ≈ 1,682 respectively — well within scheduler capacity while still demonstrating significant loop-level parallelism.</w:t>
+      </w:r>
+    </w:p>
+    <w:p>
+      <w:pPr>
+        <w:spacing w:after="120"/>
+      </w:pPr>
+      <w:r>
+        <w:t>Running Model 3: vitis_hls -f hls/scripts/create_parallelism_project.tcl</w:t>
+      </w:r>
+    </w:p>
+    <w:p>
+      <w:pPr>
+        <w:pStyle w:val="Heading2"/>
+      </w:pPr>
+      <w:r>
+        <w:rPr>
+          <w:color w:val="2E86C1"/>
+        </w:rPr>
+        <w:t>6.4 Model 4 — Final (Combined Optimizations)</w:t>
+      </w:r>
+    </w:p>
+    <w:p>
+      <w:pPr>
+        <w:spacing w:after="120"/>
+      </w:pPr>
+      <w:r>
+        <w:t>Model 4 combines all prior optimizations with three additional improvements:</w:t>
+      </w:r>
+    </w:p>
+    <w:p>
+      <w:pPr>
+        <w:pStyle w:val="ListBullet"/>
+        <w:spacing w:after="60"/>
+      </w:pPr>
+      <w:r>
+        <w:t>Tighter clock target: 7 ns period (143 MHz) to guide Vivado's place-and-route toward a higher-frequency solution (the thesis target after export was 80 MHz after Vivado relaxation).</w:t>
+      </w:r>
+    </w:p>
+    <w:p>
+      <w:pPr>
+        <w:pStyle w:val="ListBullet"/>
+        <w:spacing w:after="60"/>
+      </w:pPr>
+      <w:r>
+        <w:t>Dual-window DW convolution: two adjacent output columns are computed per iteration by sharing the 9-tap weight load, achieving approximately 1.67× throughput improvement over the single-window approach (6 cycles for 2 outputs versus 5 cycles each).</w:t>
+      </w:r>
+    </w:p>
+    <w:p>
+      <w:pPr>
+        <w:pStyle w:val="ListBullet"/>
+        <w:spacing w:after="60"/>
+      </w:pPr>
+      <w:r>
+        <w:t>Dynamic quantization: per-layer bit widths are narrowed (10-bit for conv1 and maxpool, 12-bit for PW layers, 9-bit for DW and FC) to reduce resource usage at the cost of minor accuracy impact.</w:t>
+      </w:r>
+    </w:p>
+    <w:p>
+      <w:pPr>
+        <w:spacing w:after="120"/>
+      </w:pPr>
+      <w:r>
+        <w:t>Running Model 4: vitis_hls -f hls/scripts/create_final_project.tcl</w:t>
+      </w:r>
+    </w:p>
+    <w:p>
+      <w:r>
+        <w:br w:type="page"/>
+      </w:r>
+    </w:p>
+    <w:p>
+      <w:pPr>
+        <w:pStyle w:val="Heading1"/>
+      </w:pPr>
+      <w:r>
+        <w:rPr>
+          <w:color w:val="1A5276"/>
+        </w:rPr>
+        <w:t>7. Design Optimizations</w:t>
+      </w:r>
+    </w:p>
+    <w:p>
+      <w:pPr>
+        <w:spacing w:after="120"/>
+      </w:pPr>
+      <w:r>
+        <w:t>Eight optimizations were applied over the baseline 15-bit uniform datapath. Each optimization is described with its motivation and measured or expected benefit.</w:t>
+      </w:r>
+    </w:p>
+    <w:tbl>
+      <w:tblPr>
+        <w:tblStyle w:val="TableGrid"/>
+        <w:tblW w:type="auto" w:w="0"/>
+        <w:tblLook w:firstColumn="1" w:firstRow="1" w:lastColumn="0" w:lastRow="0" w:noHBand="0" w:noVBand="1" w:val="04A0"/>
+      </w:tblPr>
+      <w:tblGrid>
+        <w:gridCol w:w="2280"/>
+        <w:gridCol w:w="2280"/>
+        <w:gridCol w:w="2280"/>
+        <w:gridCol w:w="2280"/>
+      </w:tblGrid>
+      <w:tr>
+        <w:tc>
+          <w:tcPr>
+            <w:tcW w:type="dxa" w:w="2280"/>
+          </w:tcPr>
+          <w:p>
+            <w:pPr>
+              <w:jc w:val="center"/>
+            </w:pPr>
+            <w:r>
+              <w:rPr>
+                <w:b/>
+              </w:rPr>
+              <w:t>#</w:t>
+            </w:r>
+          </w:p>
+        </w:tc>
+        <w:tc>
+          <w:tcPr>
+            <w:tcW w:type="dxa" w:w="2280"/>
+          </w:tcPr>
+          <w:p>
+            <w:pPr>
+              <w:jc w:val="center"/>
+            </w:pPr>
+            <w:r>
+              <w:rPr>
+                <w:b/>
+              </w:rPr>
+              <w:t>Optimization</w:t>
+            </w:r>
+          </w:p>
+        </w:tc>
+        <w:tc>
+          <w:tcPr>
+            <w:tcW w:type="dxa" w:w="2280"/>
+          </w:tcPr>
+          <w:p>
+            <w:pPr>
+              <w:jc w:val="center"/>
+            </w:pPr>
+            <w:r>
+              <w:rPr>
+                <w:b/>
+              </w:rPr>
+              <w:t>Description</w:t>
+            </w:r>
+          </w:p>
+        </w:tc>
+        <w:tc>
+          <w:tcPr>
+            <w:tcW w:type="dxa" w:w="2280"/>
+          </w:tcPr>
+          <w:p>
+            <w:pPr>
+              <w:jc w:val="center"/>
+            </w:pPr>
+            <w:r>
+              <w:rPr>
+                <w:b/>
+              </w:rPr>
+              <w:t>Benefit</w:t>
+            </w:r>
+          </w:p>
+        </w:tc>
+      </w:tr>
+      <w:tr>
+        <w:tc>
+          <w:tcPr>
+            <w:tcW w:type="dxa" w:w="2280"/>
+          </w:tcPr>
+          <w:p>
+            <w:r>
+              <w:t>1</w:t>
+            </w:r>
+          </w:p>
+        </w:tc>
+        <w:tc>
+          <w:tcPr>
+            <w:tcW w:type="dxa" w:w="2280"/>
+          </w:tcPr>
+          <w:p>
+            <w:r>
+              <w:t>Per-layer FM widths</w:t>
+            </w:r>
+          </w:p>
+        </w:tc>
+        <w:tc>
+          <w:tcPr>
+            <w:tcW w:type="dxa" w:w="2280"/>
+          </w:tcPr>
+          <w:p>
+            <w:r>
+              <w:t>Feature maps reduced from 15-bit to 8/10/12/9-bit based on dynamic range analysis per layer</w:t>
+            </w:r>
+          </w:p>
+        </w:tc>
+        <w:tc>
+          <w:tcPr>
+            <w:tcW w:type="dxa" w:w="2280"/>
+          </w:tcPr>
+          <w:p>
+            <w:r>
+              <w:t>Reduced BRAM read width, LUT count, and routing congestion</w:t>
+            </w:r>
+          </w:p>
+        </w:tc>
+      </w:tr>
+      <w:tr>
+        <w:tc>
+          <w:tcPr>
+            <w:tcW w:type="dxa" w:w="2280"/>
+          </w:tcPr>
+          <w:p>
+            <w:r>
+              <w:t>2</w:t>
+            </w:r>
+          </w:p>
+        </w:tc>
+        <w:tc>
+          <w:tcPr>
+            <w:tcW w:type="dxa" w:w="2280"/>
+          </w:tcPr>
+          <w:p>
+            <w:r>
+              <w:t>Per-layer weight widths</w:t>
+            </w:r>
+          </w:p>
+        </w:tc>
+        <w:tc>
+          <w:tcPr>
+            <w:tcW w:type="dxa" w:w="2280"/>
+          </w:tcPr>
+          <w:p>
+            <w:r>
+              <w:t>Weights reduced from 15-bit to 9–15 bits. G1=12-bit, G2-DW=15-bit, G2-PW=11-bit, G3=9-bit</w:t>
+            </w:r>
+          </w:p>
+        </w:tc>
+        <w:tc>
+          <w:tcPr>
+            <w:tcW w:type="dxa" w:w="2280"/>
+          </w:tcPr>
+          <w:p>
+            <w:r>
+              <w:t>Reduced ROM size and DSP input width (DSP48E2 supports 18×27 signed)</w:t>
+            </w:r>
+          </w:p>
+        </w:tc>
+      </w:tr>
+      <w:tr>
+        <w:tc>
+          <w:tcPr>
+            <w:tcW w:type="dxa" w:w="2280"/>
+          </w:tcPr>
+          <w:p>
+            <w:r>
+              <w:t>3</w:t>
+            </w:r>
+          </w:p>
+        </w:tc>
+        <w:tc>
+          <w:tcPr>
+            <w:tcW w:type="dxa" w:w="2280"/>
+          </w:tcPr>
+          <w:p>
+            <w:r>
+              <w:t>8-bit photo memory</w:t>
+            </w:r>
+          </w:p>
+        </w:tc>
+        <w:tc>
+          <w:tcPr>
+            <w:tcW w:type="dxa" w:w="2280"/>
+          </w:tcPr>
+          <w:p>
+            <w:r>
+              <w:t>photo_mem reduced from 15-bit Q6.8 storage to 8-bit pixel storage (PHOTO_W=8)</w:t>
+            </w:r>
+          </w:p>
+        </w:tc>
+        <w:tc>
+          <w:tcPr>
+            <w:tcW w:type="dxa" w:w="2280"/>
+          </w:tcPr>
+          <w:p>
+            <w:r>
+              <w:t>Halved image BRAM requirement; 8-bit pixels sufficient for visual accuracy</w:t>
+            </w:r>
+          </w:p>
+        </w:tc>
+      </w:tr>
+      <w:tr>
+        <w:tc>
+          <w:tcPr>
+            <w:tcW w:type="dxa" w:w="2280"/>
+          </w:tcPr>
+          <w:p>
+            <w:r>
+              <w:t>4</w:t>
+            </w:r>
+          </w:p>
+        </w:tc>
+        <w:tc>
+          <w:tcPr>
+            <w:tcW w:type="dxa" w:w="2280"/>
+          </w:tcPr>
+          <w:p>
+            <w:r>
+              <w:t>G3 quantizer removal</w:t>
+            </w:r>
+          </w:p>
+        </w:tc>
+        <w:tc>
+          <w:tcPr>
+            <w:tcW w:type="dxa" w:w="2280"/>
+          </w:tcPr>
+          <w:p>
+            <w:r>
+              <w:t>Group 3 PW conv1×1 output is kept as full 27-bit precision — no intermediate quantization</w:t>
+            </w:r>
+          </w:p>
+        </w:tc>
+        <w:tc>
+          <w:tcPr>
+            <w:tcW w:type="dxa" w:w="2280"/>
+          </w:tcPr>
+          <w:p>
+            <w:r>
+              <w:t>Preserves dynamic range for average pooling; avoids accuracy loss from premature clipping</w:t>
+            </w:r>
+          </w:p>
+        </w:tc>
+      </w:tr>
+      <w:tr>
+        <w:tc>
+          <w:tcPr>
+            <w:tcW w:type="dxa" w:w="2280"/>
+          </w:tcPr>
+          <w:p>
+            <w:r>
+              <w:t>5</w:t>
+            </w:r>
+          </w:p>
+        </w:tc>
+        <w:tc>
+          <w:tcPr>
+            <w:tcW w:type="dxa" w:w="2280"/>
+          </w:tcPr>
+          <w:p>
+            <w:r>
+              <w:t>Average pool approximation</w:t>
+            </w:r>
+          </w:p>
+        </w:tc>
+        <w:tc>
+          <w:tcPr>
+            <w:tcW w:type="dxa" w:w="2280"/>
+          </w:tcPr>
+          <w:p>
+            <w:r>
+              <w:t>1/49 ≈ 5/256 applied through the Q6.8 format (no explicit multiply/divide needed)</w:t>
+            </w:r>
+          </w:p>
+        </w:tc>
+        <w:tc>
+          <w:tcPr>
+            <w:tcW w:type="dxa" w:w="2280"/>
+          </w:tcPr>
+          <w:p>
+            <w:r>
+              <w:t>Eliminates divider logic; averaging emerges naturally from the fixed-point format</w:t>
+            </w:r>
+          </w:p>
+        </w:tc>
+      </w:tr>
+      <w:tr>
+        <w:tc>
+          <w:tcPr>
+            <w:tcW w:type="dxa" w:w="2280"/>
+          </w:tcPr>
+          <w:p>
+            <w:r>
+              <w:t>6</w:t>
+            </w:r>
+          </w:p>
+        </w:tc>
+        <w:tc>
+          <w:tcPr>
+            <w:tcW w:type="dxa" w:w="2280"/>
+          </w:tcPr>
+          <w:p>
+            <w:r>
+              <w:t>FC pre-quantizer shift</w:t>
+            </w:r>
+          </w:p>
+        </w:tc>
+        <w:tc>
+          <w:tcPr>
+            <w:tcW w:type="dxa" w:w="2280"/>
+          </w:tcPr>
+          <w:p>
+            <w:r>
+              <w:t>Arithmetic right-shift by 2 inside fc_filter_unit before the saturating quantizer</w:t>
+            </w:r>
+          </w:p>
+        </w:tc>
+        <w:tc>
+          <w:tcPr>
+            <w:tcW w:type="dxa" w:w="2280"/>
+          </w:tcPr>
+          <w:p>
+            <w:r>
+              <w:t>Prevents 26-bit accumulator overflow during 32-step FC accumulation</w:t>
+            </w:r>
+          </w:p>
+        </w:tc>
+      </w:tr>
+      <w:tr>
+        <w:tc>
+          <w:tcPr>
+            <w:tcW w:type="dxa" w:w="2280"/>
+          </w:tcPr>
+          <w:p>
+            <w:r>
+              <w:t>7</w:t>
+            </w:r>
+          </w:p>
+        </w:tc>
+        <w:tc>
+          <w:tcPr>
+            <w:tcW w:type="dxa" w:w="2280"/>
+          </w:tcPr>
+          <w:p>
+            <w:r>
+              <w:t>Synchronous reset tree</w:t>
+            </w:r>
+          </w:p>
+        </w:tc>
+        <w:tc>
+          <w:tcPr>
+            <w:tcW w:type="dxa" w:w="2280"/>
+          </w:tcPr>
+          <w:p>
+            <w:r>
+              <w:t>High-fanout asynchronous resets replaced with a synchronous 4-stage reset tree from the MMCM output</w:t>
+            </w:r>
+          </w:p>
+        </w:tc>
+        <w:tc>
+          <w:tcPr>
+            <w:tcW w:type="dxa" w:w="2280"/>
+          </w:tcPr>
+          <w:p>
+            <w:r>
+              <w:t>Eliminated async reset timing violations; improved WNS by ~0.5 ns</w:t>
+            </w:r>
+          </w:p>
+        </w:tc>
+      </w:tr>
+      <w:tr>
+        <w:tc>
+          <w:tcPr>
+            <w:tcW w:type="dxa" w:w="2280"/>
+          </w:tcPr>
+          <w:p>
+            <w:r>
+              <w:t>8</w:t>
+            </w:r>
+          </w:p>
+        </w:tc>
+        <w:tc>
+          <w:tcPr>
+            <w:tcW w:type="dxa" w:w="2280"/>
+          </w:tcPr>
+          <w:p>
+            <w:r>
+              <w:t>Vivado directives</w:t>
+            </w:r>
+          </w:p>
+        </w:tc>
+        <w:tc>
+          <w:tcPr>
+            <w:tcW w:type="dxa" w:w="2280"/>
+          </w:tcPr>
+          <w:p>
+            <w:r>
+              <w:t>Synthesis: PerformanceOptimized strategy. Implementation: ExplorePostRoutePhysOpt (post-route physical opt)</w:t>
+            </w:r>
+          </w:p>
+        </w:tc>
+        <w:tc>
+          <w:tcPr>
+            <w:tcW w:type="dxa" w:w="2280"/>
+          </w:tcPr>
+          <w:p>
+            <w:r>
+              <w:t>Timing closure at 100 MHz; WNS improved from ~−0.3 ns to +0.125 ns</w:t>
+            </w:r>
+          </w:p>
+        </w:tc>
+      </w:tr>
+    </w:tbl>
+    <w:p/>
+    <w:p>
+      <w:pPr>
+        <w:spacing w:after="120"/>
+      </w:pPr>
+      <w:r>
+        <w:t>The most impactful single optimization was the reduction of G2_PW_PAR_CHAN from 29 to 12, which reduced total DSP count from 2,916 (exceeding the ZU19EG's 1,968 available) to 1,930 (fitting with 38 DSPs of headroom). This required redesigning the conv1x1_filter_unit (12 MACs + adder_tree_12 instead of 29 MACs + adder_tree_29), updating conv1x1_ctrl to a 5-bit step counter (to support N_ACC up to 31), and reworking the DW buffer addressing scheme.</w:t>
+      </w:r>
+    </w:p>
+    <w:p>
+      <w:r>
+        <w:br w:type="page"/>
+      </w:r>
+    </w:p>
+    <w:p>
+      <w:pPr>
+        <w:pStyle w:val="Heading1"/>
+      </w:pPr>
+      <w:r>
+        <w:rPr>
+          <w:color w:val="1A5276"/>
+        </w:rPr>
+        <w:t>8. Implementation Results</w:t>
+      </w:r>
+    </w:p>
+    <w:p>
+      <w:pPr>
+        <w:pStyle w:val="Heading2"/>
+      </w:pPr>
+      <w:r>
+        <w:rPr>
+          <w:color w:val="2E86C1"/>
+        </w:rPr>
+        <w:t>8.1 Post-Implementation Resource Utilization</w:t>
+      </w:r>
+    </w:p>
+    <w:p>
+      <w:pPr>
+        <w:spacing w:after="120"/>
+      </w:pPr>
+      <w:r>
+        <w:t>The following table shows the complete resource utilization report after place-and-route on xczu19eg-ffvc1760-1-i:</w:t>
+      </w:r>
+    </w:p>
+    <w:tbl>
+      <w:tblPr>
+        <w:tblStyle w:val="TableGrid"/>
+        <w:tblW w:type="auto" w:w="0"/>
+        <w:tblLook w:firstColumn="1" w:firstRow="1" w:lastColumn="0" w:lastRow="0" w:noHBand="0" w:noVBand="1" w:val="04A0"/>
+      </w:tblPr>
+      <w:tblGrid>
+        <w:gridCol w:w="1824"/>
+        <w:gridCol w:w="1824"/>
+        <w:gridCol w:w="1824"/>
+        <w:gridCol w:w="1824"/>
+        <w:gridCol w:w="1824"/>
+      </w:tblGrid>
+      <w:tr>
+        <w:tc>
+          <w:tcPr>
+            <w:tcW w:type="dxa" w:w="1824"/>
+          </w:tcPr>
+          <w:p>
+            <w:pPr>
+              <w:jc w:val="center"/>
+            </w:pPr>
+            <w:r>
+              <w:rPr>
+                <w:b/>
+              </w:rPr>
               <w:t>Resource</w:t>
             </w:r>
           </w:p>
         </w:tc>
         <w:tc>
           <w:tcPr>
-            <w:tcW w:type="dxa" w:w="2280"/>
+            <w:tcW w:type="dxa" w:w="1824"/>
           </w:tcPr>
           <w:p>
             <w:pPr>
@@ -4606,7 +6623,7 @@
         </w:tc>
         <w:tc>
           <w:tcPr>
-            <w:tcW w:type="dxa" w:w="2280"/>
+            <w:tcW w:type="dxa" w:w="1824"/>
           </w:tcPr>
           <w:p>
             <w:pPr>
@@ -4622,7 +6639,7 @@
         </w:tc>
         <w:tc>
           <w:tcPr>
-            <w:tcW w:type="dxa" w:w="2280"/>
+            <w:tcW w:type="dxa" w:w="1824"/>
           </w:tcPr>
           <w:p>
             <w:pPr>
@@ -4636,11 +6653,27 @@
             </w:r>
           </w:p>
         </w:tc>
+        <w:tc>
+          <w:tcPr>
+            <w:tcW w:type="dxa" w:w="1824"/>
+          </w:tcPr>
+          <w:p>
+            <w:pPr>
+              <w:jc w:val="center"/>
+            </w:pPr>
+            <w:r>
+              <w:rPr>
+                <w:b/>
+              </w:rPr>
+              <w:t>Notes</w:t>
+            </w:r>
+          </w:p>
+        </w:tc>
       </w:tr>
       <w:tr>
         <w:tc>
           <w:tcPr>
-            <w:tcW w:type="dxa" w:w="2280"/>
+            <w:tcW w:type="dxa" w:w="1824"/>
           </w:tcPr>
           <w:p>
             <w:r>
@@ -4650,7 +6683,7 @@
         </w:tc>
         <w:tc>
           <w:tcPr>
-            <w:tcW w:type="dxa" w:w="2280"/>
+            <w:tcW w:type="dxa" w:w="1824"/>
           </w:tcPr>
           <w:p>
             <w:r>
@@ -4660,7 +6693,7 @@
         </w:tc>
         <w:tc>
           <w:tcPr>
-            <w:tcW w:type="dxa" w:w="2280"/>
+            <w:tcW w:type="dxa" w:w="1824"/>
           </w:tcPr>
           <w:p>
             <w:r>
@@ -4670,11 +6703,21 @@
         </w:tc>
         <w:tc>
           <w:tcPr>
-            <w:tcW w:type="dxa" w:w="2280"/>
+            <w:tcW w:type="dxa" w:w="1824"/>
           </w:tcPr>
           <w:p>
             <w:r>
               <w:t>78.76</w:t>
+            </w:r>
+          </w:p>
+        </w:tc>
+        <w:tc>
+          <w:tcPr>
+            <w:tcW w:type="dxa" w:w="1824"/>
+          </w:tcPr>
+          <w:p>
+            <w:r>
+              <w:t>Reduced by P&amp;R physical optimization</w:t>
             </w:r>
           </w:p>
         </w:tc>
@@ -4682,7 +6725,7 @@
       <w:tr>
         <w:tc>
           <w:tcPr>
-            <w:tcW w:type="dxa" w:w="2280"/>
+            <w:tcW w:type="dxa" w:w="1824"/>
           </w:tcPr>
           <w:p>
             <w:r>
@@ -4692,7 +6735,7 @@
         </w:tc>
         <w:tc>
           <w:tcPr>
-            <w:tcW w:type="dxa" w:w="2280"/>
+            <w:tcW w:type="dxa" w:w="1824"/>
           </w:tcPr>
           <w:p>
             <w:r>
@@ -4702,7 +6745,7 @@
         </w:tc>
         <w:tc>
           <w:tcPr>
-            <w:tcW w:type="dxa" w:w="2280"/>
+            <w:tcW w:type="dxa" w:w="1824"/>
           </w:tcPr>
           <w:p>
             <w:r>
@@ -4712,11 +6755,21 @@
         </w:tc>
         <w:tc>
           <w:tcPr>
-            <w:tcW w:type="dxa" w:w="2280"/>
+            <w:tcW w:type="dxa" w:w="1824"/>
           </w:tcPr>
           <w:p>
             <w:r>
               <w:t>55.95</w:t>
+            </w:r>
+          </w:p>
+        </w:tc>
+        <w:tc>
+          <w:tcPr>
+            <w:tcW w:type="dxa" w:w="1824"/>
+          </w:tcPr>
+          <w:p>
+            <w:r>
+              <w:t>FC weight ROM dominates (~256 tiles)</w:t>
             </w:r>
           </w:p>
         </w:tc>
@@ -4724,7 +6777,7 @@
       <w:tr>
         <w:tc>
           <w:tcPr>
-            <w:tcW w:type="dxa" w:w="2280"/>
+            <w:tcW w:type="dxa" w:w="1824"/>
           </w:tcPr>
           <w:p>
             <w:r>
@@ -4734,7 +6787,7 @@
         </w:tc>
         <w:tc>
           <w:tcPr>
-            <w:tcW w:type="dxa" w:w="2280"/>
+            <w:tcW w:type="dxa" w:w="1824"/>
           </w:tcPr>
           <w:p>
             <w:r>
@@ -4744,7 +6797,7 @@
         </w:tc>
         <w:tc>
           <w:tcPr>
-            <w:tcW w:type="dxa" w:w="2280"/>
+            <w:tcW w:type="dxa" w:w="1824"/>
           </w:tcPr>
           <w:p>
             <w:r>
@@ -4754,11 +6807,21 @@
         </w:tc>
         <w:tc>
           <w:tcPr>
-            <w:tcW w:type="dxa" w:w="2280"/>
+            <w:tcW w:type="dxa" w:w="1824"/>
           </w:tcPr>
           <w:p>
             <w:r>
               <w:t>13.07</w:t>
+            </w:r>
+          </w:p>
+        </w:tc>
+        <w:tc>
+          <w:tcPr>
+            <w:tcW w:type="dxa" w:w="1824"/>
+          </w:tcPr>
+          <w:p>
+            <w:r>
+              <w:t>Including LUT-RAM for DW buffer</w:t>
             </w:r>
           </w:p>
         </w:tc>
@@ -4766,7 +6829,7 @@
       <w:tr>
         <w:tc>
           <w:tcPr>
-            <w:tcW w:type="dxa" w:w="2280"/>
+            <w:tcW w:type="dxa" w:w="1824"/>
           </w:tcPr>
           <w:p>
             <w:r>
@@ -4776,7 +6839,7 @@
         </w:tc>
         <w:tc>
           <w:tcPr>
-            <w:tcW w:type="dxa" w:w="2280"/>
+            <w:tcW w:type="dxa" w:w="1824"/>
           </w:tcPr>
           <w:p>
             <w:r>
@@ -4786,7 +6849,7 @@
         </w:tc>
         <w:tc>
           <w:tcPr>
-            <w:tcW w:type="dxa" w:w="2280"/>
+            <w:tcW w:type="dxa" w:w="1824"/>
           </w:tcPr>
           <w:p>
             <w:r>
@@ -4796,11 +6859,21 @@
         </w:tc>
         <w:tc>
           <w:tcPr>
-            <w:tcW w:type="dxa" w:w="2280"/>
+            <w:tcW w:type="dxa" w:w="1824"/>
           </w:tcPr>
           <w:p>
             <w:r>
               <w:t>1.46</w:t>
+            </w:r>
+          </w:p>
+        </w:tc>
+        <w:tc>
+          <w:tcPr>
+            <w:tcW w:type="dxa" w:w="1824"/>
+          </w:tcPr>
+          <w:p>
+            <w:r>
+              <w:t>Pipeline registers and FSM state</w:t>
             </w:r>
           </w:p>
         </w:tc>
@@ -4808,7 +6881,7 @@
       <w:tr>
         <w:tc>
           <w:tcPr>
-            <w:tcW w:type="dxa" w:w="2280"/>
+            <w:tcW w:type="dxa" w:w="1824"/>
           </w:tcPr>
           <w:p>
             <w:r>
@@ -4818,7 +6891,7 @@
         </w:tc>
         <w:tc>
           <w:tcPr>
-            <w:tcW w:type="dxa" w:w="2280"/>
+            <w:tcW w:type="dxa" w:w="1824"/>
           </w:tcPr>
           <w:p>
             <w:r>
@@ -4828,7 +6901,7 @@
         </w:tc>
         <w:tc>
           <w:tcPr>
-            <w:tcW w:type="dxa" w:w="2280"/>
+            <w:tcW w:type="dxa" w:w="1824"/>
           </w:tcPr>
           <w:p>
             <w:r>
@@ -4838,11 +6911,73 @@
         </w:tc>
         <w:tc>
           <w:tcPr>
-            <w:tcW w:type="dxa" w:w="2280"/>
+            <w:tcW w:type="dxa" w:w="1824"/>
           </w:tcPr>
           <w:p>
             <w:r>
               <w:t>5.27</w:t>
+            </w:r>
+          </w:p>
+        </w:tc>
+        <w:tc>
+          <w:tcPr>
+            <w:tcW w:type="dxa" w:w="1824"/>
+          </w:tcPr>
+          <w:p>
+            <w:r>
+              <w:t>Adder tree carry chains</w:t>
+            </w:r>
+          </w:p>
+        </w:tc>
+      </w:tr>
+      <w:tr>
+        <w:tc>
+          <w:tcPr>
+            <w:tcW w:type="dxa" w:w="1824"/>
+          </w:tcPr>
+          <w:p>
+            <w:r>
+              <w:t>URAM</w:t>
+            </w:r>
+          </w:p>
+        </w:tc>
+        <w:tc>
+          <w:tcPr>
+            <w:tcW w:type="dxa" w:w="1824"/>
+          </w:tcPr>
+          <w:p>
+            <w:r>
+              <w:t>0</w:t>
+            </w:r>
+          </w:p>
+        </w:tc>
+        <w:tc>
+          <w:tcPr>
+            <w:tcW w:type="dxa" w:w="1824"/>
+          </w:tcPr>
+          <w:p>
+            <w:r>
+              <w:t>128</w:t>
+            </w:r>
+          </w:p>
+        </w:tc>
+        <w:tc>
+          <w:tcPr>
+            <w:tcW w:type="dxa" w:w="1824"/>
+          </w:tcPr>
+          <w:p>
+            <w:r>
+              <w:t>0.00</w:t>
+            </w:r>
+          </w:p>
+        </w:tc>
+        <w:tc>
+          <w:tcPr>
+            <w:tcW w:type="dxa" w:w="1824"/>
+          </w:tcPr>
+          <w:p>
+            <w:r>
+              <w:t>Not used</w:t>
             </w:r>
           </w:p>
         </w:tc>
@@ -4854,7 +6989,7 @@
         <w:spacing w:after="120"/>
       </w:pPr>
       <w:r>
-        <w:t>The post-implementation DSP count (1,550) is lower than the design-time calculation (1,898) due to physical optimization merging some DSP cascades during place-and-route. The BRAM utilization (550.5 tiles, 55.95%) is dominated by the FC weight ROM (32K × 288-bit ≈ 1.1 MB, requiring ~256 BRAM36 tiles) and the G3 PW weight ROM (1024 × 4176-bit, ~116 BRAM36 tiles).</w:t>
+        <w:t>Note: The post-implementation DSP count (1,550) is lower than the design-time estimate (1,930) because Vivado's physical optimization merged some DSP multiplication chains during place-and-route. This is expected behavior and represents an additional resource saving.</w:t>
       </w:r>
     </w:p>
     <w:p>
@@ -4865,7 +7000,15 @@
         <w:rPr>
           <w:color w:val="2E86C1"/>
         </w:rPr>
-        <w:t>8.2 Timing</w:t>
+        <w:t>8.2 Timing Closure</w:t>
+      </w:r>
+    </w:p>
+    <w:p>
+      <w:pPr>
+        <w:spacing w:after="120"/>
+      </w:pPr>
+      <w:r>
+        <w:t>Full timing closure was achieved at the 100 MHz target after applying the PerformanceOptimized synthesis strategy and ExplorePostRoutePhysOpt implementation strategy:</w:t>
       </w:r>
     </w:p>
     <w:tbl>
@@ -4936,7 +7079,7 @@
           </w:tcPr>
           <w:p>
             <w:r>
-              <w:t>Target clock</w:t>
+              <w:t>Target period</w:t>
             </w:r>
           </w:p>
         </w:tc>
@@ -4946,7 +7089,7 @@
           </w:tcPr>
           <w:p>
             <w:r>
-              <w:t>100 MHz (10.000 ns period)</w:t>
+              <w:t>10.000 ns (100 MHz)</w:t>
             </w:r>
           </w:p>
         </w:tc>
@@ -4988,7 +7131,7 @@
           </w:tcPr>
           <w:p>
             <w:r>
-              <w:t>CLOSED ✓</w:t>
+              <w:t>✓ CLOSED</w:t>
             </w:r>
           </w:p>
         </w:tc>
@@ -5000,7 +7143,7 @@
           </w:tcPr>
           <w:p>
             <w:r>
-              <w:t>Worst Hold Slack (WHS)</w:t>
+              <w:t>Total Negative Slack (TNS)</w:t>
             </w:r>
           </w:p>
         </w:tc>
@@ -5010,7 +7153,7 @@
           </w:tcPr>
           <w:p>
             <w:r>
-              <w:t>+0.011 ns</w:t>
+              <w:t>0.000 ns</w:t>
             </w:r>
           </w:p>
         </w:tc>
@@ -5020,7 +7163,7 @@
           </w:tcPr>
           <w:p>
             <w:r>
-              <w:t>CLOSED ✓</w:t>
+              <w:t>✓ No violations</w:t>
             </w:r>
           </w:p>
         </w:tc>
@@ -5032,7 +7175,7 @@
           </w:tcPr>
           <w:p>
             <w:r>
-              <w:t>Worst Pulse Width Slack (WPWS)</w:t>
+              <w:t>Worst Hold Slack (WHS)</w:t>
             </w:r>
           </w:p>
         </w:tc>
@@ -5042,7 +7185,7 @@
           </w:tcPr>
           <w:p>
             <w:r>
-              <w:t>+2.000 ns</w:t>
+              <w:t>+0.011 ns</w:t>
             </w:r>
           </w:p>
         </w:tc>
@@ -5052,7 +7195,7 @@
           </w:tcPr>
           <w:p>
             <w:r>
-              <w:t>CLOSED ✓</w:t>
+              <w:t>✓ CLOSED</w:t>
             </w:r>
           </w:p>
         </w:tc>
@@ -5064,7 +7207,7 @@
           </w:tcPr>
           <w:p>
             <w:r>
-              <w:t>Total Timing Endpoints</w:t>
+              <w:t>Worst Pulse Width Slack (WPWS)</w:t>
             </w:r>
           </w:p>
         </w:tc>
@@ -5074,7 +7217,7 @@
           </w:tcPr>
           <w:p>
             <w:r>
-              <w:t>218,535</w:t>
+              <w:t>+2.000 ns</w:t>
             </w:r>
           </w:p>
         </w:tc>
@@ -5084,7 +7227,7 @@
           </w:tcPr>
           <w:p>
             <w:r>
-              <w:t>—</w:t>
+              <w:t>✓ CLOSED</w:t>
             </w:r>
           </w:p>
         </w:tc>
@@ -5096,7 +7239,7 @@
           </w:tcPr>
           <w:p>
             <w:r>
-              <w:t>Failing Endpoints</w:t>
+              <w:t>Failing setup endpoints</w:t>
             </w:r>
           </w:p>
         </w:tc>
@@ -5106,7 +7249,7 @@
           </w:tcPr>
           <w:p>
             <w:r>
-              <w:t>0</w:t>
+              <w:t>0 / 218,535</w:t>
             </w:r>
           </w:p>
         </w:tc>
@@ -5116,7 +7259,7 @@
           </w:tcPr>
           <w:p>
             <w:r>
-              <w:t>PASS ✓</w:t>
+              <w:t>✓ PASS</w:t>
             </w:r>
           </w:p>
         </w:tc>
@@ -5128,7 +7271,7 @@
           </w:tcPr>
           <w:p>
             <w:r>
-              <w:t>Clock 1: clk_pl_0</w:t>
+              <w:t>Failing hold endpoints</w:t>
             </w:r>
           </w:p>
         </w:tc>
@@ -5138,7 +7281,7 @@
           </w:tcPr>
           <w:p>
             <w:r>
-              <w:t>100 MHz (auto-constrained by PS XDC)</w:t>
+              <w:t>0 / 218,535</w:t>
             </w:r>
           </w:p>
         </w:tc>
@@ -5148,7 +7291,7 @@
           </w:tcPr>
           <w:p>
             <w:r>
-              <w:t>—</w:t>
+              <w:t>✓ PASS</w:t>
             </w:r>
           </w:p>
         </w:tc>
@@ -5160,7 +7303,7 @@
           </w:tcPr>
           <w:p>
             <w:r>
-              <w:t>Clock 2: clk_100m (MMCM out)</w:t>
+              <w:t>Clock 1: clk_pl_0 (PS)</w:t>
             </w:r>
           </w:p>
         </w:tc>
@@ -5170,7 +7313,39 @@
           </w:tcPr>
           <w:p>
             <w:r>
-              <w:t>100 MHz (auto-derived)</w:t>
+              <w:t>100 MHz, auto-constrained</w:t>
+            </w:r>
+          </w:p>
+        </w:tc>
+        <w:tc>
+          <w:tcPr>
+            <w:tcW w:type="dxa" w:w="3041"/>
+          </w:tcPr>
+          <w:p>
+            <w:r>
+              <w:t>—</w:t>
+            </w:r>
+          </w:p>
+        </w:tc>
+      </w:tr>
+      <w:tr>
+        <w:tc>
+          <w:tcPr>
+            <w:tcW w:type="dxa" w:w="3041"/>
+          </w:tcPr>
+          <w:p>
+            <w:r>
+              <w:t>Clock 2: clk_100m (MMCM)</w:t>
+            </w:r>
+          </w:p>
+        </w:tc>
+        <w:tc>
+          <w:tcPr>
+            <w:tcW w:type="dxa" w:w="3041"/>
+          </w:tcPr>
+          <w:p>
+            <w:r>
+              <w:t>100 MHz, auto-derived generated clock</w:t>
             </w:r>
           </w:p>
         </w:tc>
@@ -5189,21 +7364,13 @@
     <w:p/>
     <w:p>
       <w:pPr>
-        <w:spacing w:after="120"/>
-      </w:pPr>
-      <w:r>
-        <w:t>Timing closure was achieved after applying the PerformanceOptimized synthesis strategy and the ExplorePostRoutePhysOpt implementation strategy, which invokes physical optimization after routing to improve critical path timing.</w:t>
-      </w:r>
-    </w:p>
-    <w:p>
-      <w:pPr>
         <w:pStyle w:val="Heading2"/>
       </w:pPr>
       <w:r>
         <w:rPr>
           <w:color w:val="2E86C1"/>
         </w:rPr>
-        <w:t>8.3 Accuracy</w:t>
+        <w:t>8.3 Verification Results</w:t>
       </w:r>
     </w:p>
     <w:tbl>
@@ -5257,7 +7424,7 @@
           </w:tcPr>
           <w:p>
             <w:r>
-              <w:t>Q6.8 model Top-1 accuracy</w:t>
+              <w:t>Total RTL modules</w:t>
             </w:r>
           </w:p>
         </w:tc>
@@ -5267,7 +7434,7 @@
           </w:tcPr>
           <w:p>
             <w:r>
-              <w:t>~71% (100 ImageNet validation images)</w:t>
+              <w:t>50 (48 synthesizable + 2 stubs)</w:t>
             </w:r>
           </w:p>
         </w:tc>
@@ -5279,7 +7446,7 @@
           </w:tcPr>
           <w:p>
             <w:r>
-              <w:t>BN-fold max coefficient error</w:t>
+              <w:t>Testbenches written</w:t>
             </w:r>
           </w:p>
         </w:tc>
@@ -5289,7 +7456,7 @@
           </w:tcPr>
           <w:p>
             <w:r>
-              <w:t>7.63×10⁻⁶ (&lt; 1 LSB in Q6.8)</w:t>
+              <w:t>48 (one per synthesizable module)</w:t>
             </w:r>
           </w:p>
         </w:tc>
@@ -5301,7 +7468,7 @@
           </w:tcPr>
           <w:p>
             <w:r>
-              <w:t>RTL testbench result</w:t>
+              <w:t>Testbenches passing</w:t>
             </w:r>
           </w:p>
         </w:tc>
@@ -5311,7 +7478,7 @@
           </w:tcPr>
           <w:p>
             <w:r>
-              <w:t>48/48 testbenches pass, 0 failures</w:t>
+              <w:t>48 (100%)</w:t>
             </w:r>
           </w:p>
         </w:tc>
@@ -5323,7 +7490,7 @@
           </w:tcPr>
           <w:p>
             <w:r>
-              <w:t>Board inference latency</w:t>
+              <w:t>Total test checks executed</w:t>
             </w:r>
           </w:p>
         </w:tc>
@@ -5333,7 +7500,7 @@
           </w:tcPr>
           <w:p>
             <w:r>
-              <w:t>Pending hardware deployment</w:t>
+              <w:t>&gt;500 individual PASS/FAIL comparisons</w:t>
             </w:r>
           </w:p>
         </w:tc>
@@ -5345,7 +7512,95 @@
           </w:tcPr>
           <w:p>
             <w:r>
-              <w:t>Board throughput</w:t>
+              <w:t>RTL bug found by TBs</w:t>
+            </w:r>
+          </w:p>
+        </w:tc>
+        <w:tc>
+          <w:tcPr>
+            <w:tcW w:type="dxa" w:w="4561"/>
+          </w:tcPr>
+          <w:p>
+            <w:r>
+              <w:t>adder_tree_32 missing IN_W parameter in fc_filter_unit</w:t>
+            </w:r>
+          </w:p>
+        </w:tc>
+      </w:tr>
+      <w:tr>
+        <w:tc>
+          <w:tcPr>
+            <w:tcW w:type="dxa" w:w="4561"/>
+          </w:tcPr>
+          <w:p>
+            <w:r>
+              <w:t>Q6.8 model Top-1 accuracy</w:t>
+            </w:r>
+          </w:p>
+        </w:tc>
+        <w:tc>
+          <w:tcPr>
+            <w:tcW w:type="dxa" w:w="4561"/>
+          </w:tcPr>
+          <w:p>
+            <w:r>
+              <w:t>~71% on 100 ImageNet validation images</w:t>
+            </w:r>
+          </w:p>
+        </w:tc>
+      </w:tr>
+      <w:tr>
+        <w:tc>
+          <w:tcPr>
+            <w:tcW w:type="dxa" w:w="4561"/>
+          </w:tcPr>
+          <w:p>
+            <w:r>
+              <w:t>BN-fold max coefficient error</w:t>
+            </w:r>
+          </w:p>
+        </w:tc>
+        <w:tc>
+          <w:tcPr>
+            <w:tcW w:type="dxa" w:w="4561"/>
+          </w:tcPr>
+          <w:p>
+            <w:r>
+              <w:t>7.63×10⁻⁶ (&lt; 1 LSB in Q6.8)</w:t>
+            </w:r>
+          </w:p>
+        </w:tc>
+      </w:tr>
+      <w:tr>
+        <w:tc>
+          <w:tcPr>
+            <w:tcW w:type="dxa" w:w="4561"/>
+          </w:tcPr>
+          <w:p>
+            <w:r>
+              <w:t>Board inference latency</w:t>
+            </w:r>
+          </w:p>
+        </w:tc>
+        <w:tc>
+          <w:tcPr>
+            <w:tcW w:type="dxa" w:w="4561"/>
+          </w:tcPr>
+          <w:p>
+            <w:r>
+              <w:t>Pending hardware deployment</w:t>
+            </w:r>
+          </w:p>
+        </w:tc>
+      </w:tr>
+      <w:tr>
+        <w:tc>
+          <w:tcPr>
+            <w:tcW w:type="dxa" w:w="4561"/>
+          </w:tcPr>
+          <w:p>
+            <w:r>
+              <w:t>Board throughput (fps)</w:t>
             </w:r>
           </w:p>
         </w:tc>
@@ -5386,21 +7641,15 @@
     <w:p/>
     <w:p>
       <w:pPr>
-        <w:pStyle w:val="Heading2"/>
+        <w:spacing w:before="120" w:after="120"/>
+        <w:ind w:left="576" w:right="576"/>
       </w:pPr>
       <w:r>
         <w:rPr>
-          <w:color w:val="2E86C1"/>
+          <w:i/>
+          <w:color w:val="7D6108"/>
         </w:rPr>
-        <w:t>8.4 Comparison Context</w:t>
-      </w:r>
-    </w:p>
-    <w:p>
-      <w:pPr>
-        <w:spacing w:after="120"/>
-      </w:pPr>
-      <w:r>
-        <w:t>For reference, the ZynqNet accelerator (Gschwend, 2016), a comparable FPGA-based CNN accelerator on Zynq-7000, achieved approximately 0.5 fps for AlexNet-class networks. More recent work targeting similar mobile networks on UltraScale+ devices achieves 10–100 fps depending on the network and parallelism factor. Our design targets real-time performance (&gt;25 fps) pending board-level measurement to confirm that Group 2 completes within 40 ms.</w:t>
+        <w:t>📌  The adder_tree_32 IN_W parameter bug was discovered when fc_core testbench outputs were X (unknown) despite correct inputs. The root cause was that adder_tree_32 defaulted to IN_W=23 rather than the required MUL_W=14, causing a port width mismatch that propagated X through the adder tree. The fix was adding #(.IN_W(MUL_W)) to the instantiation.</w:t>
       </w:r>
     </w:p>
     <w:p>
@@ -5424,7 +7673,7 @@
         <w:spacing w:after="120"/>
       </w:pPr>
       <w:r>
-        <w:t>This project successfully delivered a complete, timing-closed RTL implementation of ShuffleNet V2 × 1.0 on the iWave ZU19EG Development Kit, alongside four Vitis HLS reference models for direct same-silicon comparison. The RTL design achieves 100 MHz operation with a worst-case timing slack of +0.125 ns, using 78.76% of the DSP resources and 55.95% of the BRAM tiles on the ZU19EG.</w:t>
+        <w:t>This project delivered a complete, verified, and timing-closed RTL implementation of ShuffleNet V2 × 1.0 on the iWave ZU19EG Development Kit, alongside four Vitis HLS reference models for the same silicon. The RTL accelerator achieves 100 MHz operation with a worst-case timing slack of +0.125 ns, consuming 78.76% of DSPs, 55.95% of BRAM tiles, and 13.07% of LUTs on the ZU19EG.</w:t>
       </w:r>
     </w:p>
     <w:p>
@@ -5432,7 +7681,7 @@
         <w:spacing w:after="120"/>
       </w:pPr>
       <w:r>
-        <w:t>Key technical achievements include:</w:t>
+        <w:t>The most technically challenging aspects of the project were:</w:t>
       </w:r>
     </w:p>
     <w:p>
@@ -5441,7 +7690,7 @@
         <w:spacing w:after="60"/>
       </w:pPr>
       <w:r>
-        <w:t>A complete, verified 48-module RTL hierarchy with 48 self-checking testbenches that all pass without failures.</w:t>
+        <w:t>Developing the split OOC synthesis methodology to overcome the 34 GB RAM requirement of monolithic synthesis on a 16 GB workstation.</w:t>
       </w:r>
     </w:p>
     <w:p>
@@ -5450,7 +7699,7 @@
         <w:spacing w:after="60"/>
       </w:pPr>
       <w:r>
-        <w:t>A Q6.8 fixed-point quantization scheme with per-layer datapath width optimization that achieves ~71% Top-1 accuracy on ImageNet.</w:t>
+        <w:t>Designing the pipelined accumulation controllers (conv1x1_ctrl, group3_ctrl) with correct timing for the MAC pipeline settling period and the registered BRAM read latency.</w:t>
       </w:r>
     </w:p>
     <w:p>
@@ -5459,7 +7708,7 @@
         <w:spacing w:after="60"/>
       </w:pPr>
       <w:r>
-        <w:t>A split out-of-context synthesis methodology that reduces peak memory from 34 GB to under 16 GB, enabling synthesis on commodity workstations.</w:t>
+        <w:t>Reducing the Group 2 parallel channel count (G2_PW_PAR_CHAN: 29 → 12) to fit within the ZU19EG DSP budget while maintaining correct functionality.</w:t>
       </w:r>
     </w:p>
     <w:p>
@@ -5468,16 +7717,7 @@
         <w:spacing w:after="60"/>
       </w:pPr>
       <w:r>
-        <w:t>A novel internal DW result buffer design that eliminates external port dependencies in Group 2 and simplifies the accelerator integration interface.</w:t>
-      </w:r>
-    </w:p>
-    <w:p>
-      <w:pPr>
-        <w:pStyle w:val="ListBullet"/>
-        <w:spacing w:after="60"/>
-      </w:pPr>
-      <w:r>
-        <w:t>Four HLS C++ reference models targeting the same ZU19EG silicon, providing a framework for quantitative RTL vs. HLS efficiency comparison.</w:t>
+        <w:t>Implementing the complete verification infrastructure (48 testbenches with inline golden models) and discovering the adder_tree_32 IN_W bug through testing.</w:t>
       </w:r>
     </w:p>
     <w:p>
@@ -5488,7 +7728,196 @@
         <w:rPr>
           <w:color w:val="2E86C1"/>
         </w:rPr>
-        <w:t>9.1 Future Work</w:t>
+        <w:t>9.1 Summary of Contributions</w:t>
+      </w:r>
+    </w:p>
+    <w:tbl>
+      <w:tblPr>
+        <w:tblStyle w:val="TableGrid"/>
+        <w:tblW w:type="auto" w:w="0"/>
+        <w:tblLook w:firstColumn="1" w:firstRow="1" w:lastColumn="0" w:lastRow="0" w:noHBand="0" w:noVBand="1" w:val="04A0"/>
+      </w:tblPr>
+      <w:tblGrid>
+        <w:gridCol w:w="4561"/>
+        <w:gridCol w:w="4561"/>
+      </w:tblGrid>
+      <w:tr>
+        <w:tc>
+          <w:tcPr>
+            <w:tcW w:type="dxa" w:w="4561"/>
+          </w:tcPr>
+          <w:p>
+            <w:pPr>
+              <w:jc w:val="center"/>
+            </w:pPr>
+            <w:r>
+              <w:rPr>
+                <w:b/>
+              </w:rPr>
+              <w:t>Contribution</w:t>
+            </w:r>
+          </w:p>
+        </w:tc>
+        <w:tc>
+          <w:tcPr>
+            <w:tcW w:type="dxa" w:w="4561"/>
+          </w:tcPr>
+          <w:p>
+            <w:pPr>
+              <w:jc w:val="center"/>
+            </w:pPr>
+            <w:r>
+              <w:rPr>
+                <w:b/>
+              </w:rPr>
+              <w:t>Detail</w:t>
+            </w:r>
+          </w:p>
+        </w:tc>
+      </w:tr>
+      <w:tr>
+        <w:tc>
+          <w:tcPr>
+            <w:tcW w:type="dxa" w:w="4561"/>
+          </w:tcPr>
+          <w:p>
+            <w:r>
+              <w:t>RTL design</w:t>
+            </w:r>
+          </w:p>
+        </w:tc>
+        <w:tc>
+          <w:tcPr>
+            <w:tcW w:type="dxa" w:w="4561"/>
+          </w:tcPr>
+          <w:p>
+            <w:r>
+              <w:t>Complete 50-module Verilog hierarchy, timing-closed at 100 MHz</w:t>
+            </w:r>
+          </w:p>
+        </w:tc>
+      </w:tr>
+      <w:tr>
+        <w:tc>
+          <w:tcPr>
+            <w:tcW w:type="dxa" w:w="4561"/>
+          </w:tcPr>
+          <w:p>
+            <w:r>
+              <w:t>Testbenches</w:t>
+            </w:r>
+          </w:p>
+        </w:tc>
+        <w:tc>
+          <w:tcPr>
+            <w:tcW w:type="dxa" w:w="4561"/>
+          </w:tcPr>
+          <w:p>
+            <w:r>
+              <w:t>48 self-contained testbenches, all passing, 100% module coverage</w:t>
+            </w:r>
+          </w:p>
+        </w:tc>
+      </w:tr>
+      <w:tr>
+        <w:tc>
+          <w:tcPr>
+            <w:tcW w:type="dxa" w:w="4561"/>
+          </w:tcPr>
+          <w:p>
+            <w:r>
+              <w:t>Split synthesis</w:t>
+            </w:r>
+          </w:p>
+        </w:tc>
+        <w:tc>
+          <w:tcPr>
+            <w:tcW w:type="dxa" w:w="4561"/>
+          </w:tcPr>
+          <w:p>
+            <w:r>
+              <w:t>OOC flow reducing peak RAM from 34 GB to &lt; 16 GB</w:t>
+            </w:r>
+          </w:p>
+        </w:tc>
+      </w:tr>
+      <w:tr>
+        <w:tc>
+          <w:tcPr>
+            <w:tcW w:type="dxa" w:w="4561"/>
+          </w:tcPr>
+          <w:p>
+            <w:r>
+              <w:t>Q6.8 model</w:t>
+            </w:r>
+          </w:p>
+        </w:tc>
+        <w:tc>
+          <w:tcPr>
+            <w:tcW w:type="dxa" w:w="4561"/>
+          </w:tcPr>
+          <w:p>
+            <w:r>
+              <w:t>Bit-accurate Python model, ~71% Top-1, BN-fold error &lt; 8×10⁻⁶</w:t>
+            </w:r>
+          </w:p>
+        </w:tc>
+      </w:tr>
+      <w:tr>
+        <w:tc>
+          <w:tcPr>
+            <w:tcW w:type="dxa" w:w="4561"/>
+          </w:tcPr>
+          <w:p>
+            <w:r>
+              <w:t>HLS models</w:t>
+            </w:r>
+          </w:p>
+        </w:tc>
+        <w:tc>
+          <w:tcPr>
+            <w:tcW w:type="dxa" w:w="4561"/>
+          </w:tcPr>
+          <w:p>
+            <w:r>
+              <w:t>4 models with progressive optimization, same ZU19EG target</w:t>
+            </w:r>
+          </w:p>
+        </w:tc>
+      </w:tr>
+      <w:tr>
+        <w:tc>
+          <w:tcPr>
+            <w:tcW w:type="dxa" w:w="4561"/>
+          </w:tcPr>
+          <w:p>
+            <w:r>
+              <w:t>Bug discovery</w:t>
+            </w:r>
+          </w:p>
+        </w:tc>
+        <w:tc>
+          <w:tcPr>
+            <w:tcW w:type="dxa" w:w="4561"/>
+          </w:tcPr>
+          <w:p>
+            <w:r>
+              <w:t>adder_tree_32 IN_W mismatch in fc_filter_unit — caught by TB</w:t>
+            </w:r>
+          </w:p>
+        </w:tc>
+      </w:tr>
+    </w:tbl>
+    <w:p/>
+    <w:p>
+      <w:pPr>
+        <w:pStyle w:val="Heading2"/>
+      </w:pPr>
+      <w:r>
+        <w:rPr>
+          <w:color w:val="2E86C1"/>
+        </w:rPr>
+        <w:t>9.2 Future Work</w:t>
       </w:r>
     </w:p>
     <w:p>
@@ -5497,7 +7926,7 @@
         <w:spacing w:after="60"/>
       </w:pPr>
       <w:r>
-        <w:t>Complete board-level inference testing: measure throughput, latency, and power using the PS test application (sw/shufflenet_test.c).</w:t>
+        <w:t>Complete board-level inference: program ZU19EG with the generated bitstream, compile sw/shufflenet_test.c on the PS Linux image, and measure throughput, latency, and power.</w:t>
       </w:r>
     </w:p>
     <w:p>
@@ -5506,7 +7935,7 @@
         <w:spacing w:after="60"/>
       </w:pPr>
       <w:r>
-        <w:t>Compile the RTL vs. HLS comparison table with measured fps, power, and energy per frame from both implementation tracks.</w:t>
+        <w:t>Finalize the RTL vs. HLS comparison table with measured fps, energy-per-frame, and resource usage from all four HLS models after board-level execution.</w:t>
       </w:r>
     </w:p>
     <w:p>
@@ -5515,7 +7944,7 @@
         <w:spacing w:after="60"/>
       </w:pPr>
       <w:r>
-        <w:t>Investigate quantization-aware training (QAT) to recover accuracy lost from the simplified DW→PW architecture and the 8-bit pixel representation.</w:t>
+        <w:t>Investigate quantization-aware training (QAT) using PyTorch to recover accuracy from the simplified DW→PW architecture and 8-bit pixel representation.</w:t>
       </w:r>
     </w:p>
     <w:p>
@@ -5524,7 +7953,7 @@
         <w:spacing w:after="60"/>
       </w:pPr>
       <w:r>
-        <w:t>Explore dynamic reconfiguration for multi-model support using the Zynq partial reconfiguration capability.</w:t>
+        <w:t>Scale the design to ShuffleNet V2 × 1.5 or × 2.0 by adjusting channel widths and verifying DSP budget compliance for larger configurations.</w:t>
       </w:r>
     </w:p>
     <w:p>
@@ -5533,7 +7962,95 @@
         <w:spacing w:after="60"/>
       </w:pPr>
       <w:r>
-        <w:t>Extend the design to ShuffleNet V2 × 1.5 or × 2.0 by scaling the parallel channel counts and weight ROM sizes.</w:t>
+        <w:t>Explore partial reconfiguration to enable runtime switching between multiple network configurations using the Zynq UltraScale+ PR capability.</w:t>
+      </w:r>
+    </w:p>
+    <w:p>
+      <w:r>
+        <w:br w:type="page"/>
+      </w:r>
+    </w:p>
+    <w:p>
+      <w:pPr>
+        <w:pStyle w:val="Heading1"/>
+      </w:pPr>
+      <w:r>
+        <w:rPr>
+          <w:color w:val="1A5276"/>
+        </w:rPr>
+        <w:t>References</w:t>
+      </w:r>
+    </w:p>
+    <w:p>
+      <w:pPr>
+        <w:pStyle w:val="ListBullet"/>
+        <w:spacing w:after="60"/>
+      </w:pPr>
+      <w:r>
+        <w:t>[1] N. Ma, X. Zhang, H.-T. Zheng, and J. Sun, "ShuffleNet V2: Practical Guidelines for Efficient CNN Architecture Design," in Proc. ECCV, 2018.</w:t>
+      </w:r>
+    </w:p>
+    <w:p>
+      <w:pPr>
+        <w:pStyle w:val="ListBullet"/>
+        <w:spacing w:after="60"/>
+      </w:pPr>
+      <w:r>
+        <w:t>[2] Xilinx Inc., "Zynq UltraScale+ MPSoC Data Sheet: Overview (DS891)," 2023.</w:t>
+      </w:r>
+    </w:p>
+    <w:p>
+      <w:pPr>
+        <w:pStyle w:val="ListBullet"/>
+        <w:spacing w:after="60"/>
+      </w:pPr>
+      <w:r>
+        <w:t>[3] Xilinx Inc., "Vivado Design Suite User Guide: Synthesis (UG901)," 2024.</w:t>
+      </w:r>
+    </w:p>
+    <w:p>
+      <w:pPr>
+        <w:pStyle w:val="ListBullet"/>
+        <w:spacing w:after="60"/>
+      </w:pPr>
+      <w:r>
+        <w:t>[4] Xilinx Inc., "Vitis High-Level Synthesis User Guide (UG1399)," 2024.</w:t>
+      </w:r>
+    </w:p>
+    <w:p>
+      <w:pPr>
+        <w:pStyle w:val="ListBullet"/>
+        <w:spacing w:after="60"/>
+      </w:pPr>
+      <w:r>
+        <w:t>[5] iWave Systems, "iW-RainboW-G35M-19EG ZU19EG SOM Hardware User Manual," 2022.</w:t>
+      </w:r>
+    </w:p>
+    <w:p>
+      <w:pPr>
+        <w:pStyle w:val="ListBullet"/>
+        <w:spacing w:after="60"/>
+      </w:pPr>
+      <w:r>
+        <w:t>[6] B. Jacob et al., "Quantization and Training of Neural Networks for Efficient Integer-Arithmetic-Only Inference," in Proc. CVPR, 2018.</w:t>
+      </w:r>
+    </w:p>
+    <w:p>
+      <w:pPr>
+        <w:pStyle w:val="ListBullet"/>
+        <w:spacing w:after="60"/>
+      </w:pPr>
+      <w:r>
+        <w:t>[7] E. Gschwend, "ZynqNet: An FPGA-Accelerated Embedded Convolutional Neural Network," ETH Zurich, Master Thesis, 2016.</w:t>
+      </w:r>
+    </w:p>
+    <w:p>
+      <w:pPr>
+        <w:pStyle w:val="ListBullet"/>
+        <w:spacing w:after="60"/>
+      </w:pPr>
+      <w:r>
+        <w:t>[8] C. Guo et al., "Angel-Eye: A Complete Design Flow for Mapping CNN onto Embedded FPGA," in IEEE Trans. CAD, 2018.</w:t>
       </w:r>
     </w:p>
     <w:sectPr>
